--- a/Five/R/Lab2/МихайличТРИПО_Лаб2.docx
+++ b/Five/R/Lab2/МихайличТРИПО_Лаб2.docx
@@ -841,13 +841,7 @@
         <w:t>Изучение методов защиты, применяемых во вредоносном программном обеспечении и способов их обхода. Изучение методов анализа бинарного кода.</w:t>
       </w:r>
     </w:p>
-    <w:p>
-      <w:pPr>
-        <w:rPr>
-          <w:lang w:val="en-US"/>
-        </w:rPr>
-      </w:pPr>
-    </w:p>
+    <w:p/>
     <w:p>
       <w:pPr>
         <w:pStyle w:val="a9"/>
@@ -872,12 +866,14 @@
       <w:r>
         <w:t xml:space="preserve">и </w:t>
       </w:r>
+      <w:proofErr w:type="spellStart"/>
       <w:r>
         <w:rPr>
           <w:lang w:val="en-US"/>
         </w:rPr>
         <w:t>Ghidra</w:t>
       </w:r>
+      <w:proofErr w:type="spellEnd"/>
       <w:r>
         <w:t xml:space="preserve"> </w:t>
       </w:r>
@@ -891,6 +887,9 @@
         <w:pStyle w:val="a8"/>
       </w:pPr>
       <w:r>
+        <w:rPr>
+          <w:noProof/>
+        </w:rPr>
         <w:drawing>
           <wp:inline distT="0" distB="0" distL="0" distR="0" wp14:anchorId="36AF9E23" wp14:editId="49250099">
             <wp:extent cx="6300470" cy="996315"/>
@@ -942,13 +941,7 @@
         <w:t xml:space="preserve">При запуске отладки программа определяет наличие отладчика и завершает работу. </w:t>
       </w:r>
     </w:p>
-    <w:p>
-      <w:pPr>
-        <w:rPr>
-          <w:lang w:val="en-US"/>
-        </w:rPr>
-      </w:pPr>
-    </w:p>
+    <w:p/>
     <w:p>
       <w:pPr>
         <w:pStyle w:val="a8"/>
@@ -958,6 +951,7 @@
       </w:pPr>
       <w:r>
         <w:rPr>
+          <w:noProof/>
           <w:lang w:val="en-US"/>
         </w:rPr>
         <w:drawing>
@@ -1007,45 +1001,104 @@
     </w:p>
     <w:p/>
     <w:p>
-      <w:pPr>
-        <w:rPr>
-          <w:lang w:val="en-US"/>
-        </w:rPr>
-      </w:pPr>
-      <w:r>
-        <w:t xml:space="preserve">После этого было принято решение изучить декомпилированный код, полученный с помощью </w:t>
-      </w:r>
-      <w:r>
-        <w:rPr>
-          <w:lang w:val="en-US"/>
-        </w:rPr>
-        <w:t>Ghidra.</w:t>
-      </w:r>
-    </w:p>
-    <w:p>
-      <w:pPr>
-        <w:rPr>
-          <w:lang w:val="en-US"/>
-        </w:rPr>
-      </w:pPr>
-    </w:p>
+      <w:r>
+        <w:t xml:space="preserve">Для начала надо найти все использования инструкции </w:t>
+      </w:r>
+      <w:proofErr w:type="spellStart"/>
+      <w:r>
+        <w:rPr>
+          <w:lang w:val="en-US"/>
+        </w:rPr>
+        <w:t>xor</w:t>
+      </w:r>
+      <w:proofErr w:type="spellEnd"/>
+      <w:r>
+        <w:t xml:space="preserve">, которые потенциально могут использоваться в шифровании строк. Для этого был написан скрипт </w:t>
+      </w:r>
+      <w:proofErr w:type="spellStart"/>
+      <w:r>
+        <w:rPr>
+          <w:lang w:val="en-US"/>
+        </w:rPr>
+        <w:t>XORdetect</w:t>
+      </w:r>
+      <w:proofErr w:type="spellEnd"/>
+      <w:r>
+        <w:t>.</w:t>
+      </w:r>
+      <w:proofErr w:type="spellStart"/>
+      <w:r>
+        <w:rPr>
+          <w:lang w:val="en-US"/>
+        </w:rPr>
+        <w:t>py</w:t>
+      </w:r>
+      <w:proofErr w:type="spellEnd"/>
+      <w:r>
+        <w:t xml:space="preserve">, </w:t>
+      </w:r>
+      <w:r>
+        <w:t xml:space="preserve">который в сегменте </w:t>
+      </w:r>
+      <w:r>
+        <w:rPr>
+          <w:lang w:val="en-US"/>
+        </w:rPr>
+        <w:t>text</w:t>
+      </w:r>
+      <w:r>
+        <w:t xml:space="preserve"> </w:t>
+      </w:r>
+      <w:r>
+        <w:t xml:space="preserve">находит все использования </w:t>
+      </w:r>
+      <w:proofErr w:type="spellStart"/>
+      <w:r>
+        <w:rPr>
+          <w:lang w:val="en-US"/>
+        </w:rPr>
+        <w:t>xor</w:t>
+      </w:r>
+      <w:proofErr w:type="spellEnd"/>
+      <w:r>
+        <w:t>, исключая обнуления</w:t>
+      </w:r>
+      <w:r>
+        <w:t>.</w:t>
+      </w:r>
+    </w:p>
+    <w:p>
+      <w:r>
+        <w:t xml:space="preserve">Данный скрипт был применен в </w:t>
+      </w:r>
+      <w:r>
+        <w:rPr>
+          <w:lang w:val="en-US"/>
+        </w:rPr>
+        <w:t>IDA</w:t>
+      </w:r>
+      <w:r>
+        <w:t xml:space="preserve"> </w:t>
+      </w:r>
+      <w:r>
+        <w:t>и выдал нужную информацию.</w:t>
+      </w:r>
+    </w:p>
+    <w:p/>
     <w:p>
       <w:pPr>
         <w:pStyle w:val="a8"/>
-        <w:rPr>
-          <w:lang w:val="en-US"/>
-        </w:rPr>
-      </w:pPr>
-      <w:r>
-        <w:rPr>
-          <w:lang w:val="en-US"/>
+      </w:pPr>
+      <w:r>
+        <w:rPr>
+          <w:noProof/>
         </w:rPr>
         <w:lastRenderedPageBreak/>
         <w:drawing>
-          <wp:inline distT="0" distB="0" distL="0" distR="0" wp14:anchorId="01B14A96" wp14:editId="098717EA">
-            <wp:extent cx="5982535" cy="5572903"/>
-            <wp:effectExtent l="0" t="0" r="0" b="8890"/>
-            <wp:docPr id="1116693084" name="Picture 1"/>
+          <wp:inline distT="0" distB="0" distL="0" distR="0" wp14:anchorId="3DF7AC1F" wp14:editId="286B551B">
+            <wp:extent cx="6300470" cy="3990975"/>
+            <wp:effectExtent l="0" t="0" r="0" b="0"/>
+            <wp:docPr id="1382228557" name="Picture 1"/>
             <wp:cNvGraphicFramePr>
               <a:graphicFrameLocks xmlns:a="http://schemas.openxmlformats.org/drawingml/2006/main" noChangeAspect="1"/>
             </wp:cNvGraphicFramePr>
@@ -1053,7 +1106,7 @@
               <a:graphicData uri="http://schemas.openxmlformats.org/drawingml/2006/picture">
                 <pic:pic xmlns:pic="http://schemas.openxmlformats.org/drawingml/2006/picture">
                   <pic:nvPicPr>
-                    <pic:cNvPr id="1116693084" name=""/>
+                    <pic:cNvPr id="1382228557" name=""/>
                     <pic:cNvPicPr/>
                   </pic:nvPicPr>
                   <pic:blipFill>
@@ -1065,7 +1118,7 @@
                   <pic:spPr>
                     <a:xfrm>
                       <a:off x="0" y="0"/>
-                      <a:ext cx="5982535" cy="5572903"/>
+                      <a:ext cx="6300470" cy="3990975"/>
                     </a:xfrm>
                     <a:prstGeom prst="rect">
                       <a:avLst/>
@@ -1083,119 +1136,62 @@
         <w:pStyle w:val="a"/>
       </w:pPr>
       <w:r>
-        <w:t>Декомпилированное начало программы</w:t>
+        <w:t xml:space="preserve">Найденные использования </w:t>
+      </w:r>
+      <w:proofErr w:type="spellStart"/>
+      <w:r>
+        <w:rPr>
+          <w:lang w:val="en-US"/>
+        </w:rPr>
+        <w:t>xor</w:t>
+      </w:r>
+      <w:proofErr w:type="spellEnd"/>
+    </w:p>
+    <w:p>
+      <w:r>
+        <w:t xml:space="preserve">Далее был разработан скрипт </w:t>
+      </w:r>
+      <w:proofErr w:type="spellStart"/>
+      <w:r>
+        <w:rPr>
+          <w:lang w:val="en-US"/>
+        </w:rPr>
+        <w:t>XORdecrypt</w:t>
+      </w:r>
+      <w:proofErr w:type="spellEnd"/>
+      <w:r>
+        <w:t>.</w:t>
+      </w:r>
+      <w:proofErr w:type="spellStart"/>
+      <w:r>
+        <w:rPr>
+          <w:lang w:val="en-US"/>
+        </w:rPr>
+        <w:t>py</w:t>
+      </w:r>
+      <w:proofErr w:type="spellEnd"/>
+      <w:r>
+        <w:t xml:space="preserve">, </w:t>
+      </w:r>
+      <w:r>
+        <w:t>который перебирает возможные ключи для дешифрования строк и пишет результаты дешифровки.</w:t>
       </w:r>
     </w:p>
     <w:p/>
     <w:p>
-      <w:r>
-        <w:t xml:space="preserve">При анализе данного кода можно понять, что </w:t>
-      </w:r>
-      <w:r>
-        <w:rPr>
-          <w:lang w:val="en-US"/>
-        </w:rPr>
-        <w:t>do</w:t>
-      </w:r>
-      <w:r>
-        <w:t>-</w:t>
-      </w:r>
-      <w:r>
-        <w:rPr>
-          <w:lang w:val="en-US"/>
-        </w:rPr>
-        <w:t>while</w:t>
-      </w:r>
-      <w:r>
-        <w:t xml:space="preserve"> </w:t>
-      </w:r>
-      <w:r>
-        <w:t>цикл</w:t>
-      </w:r>
-      <w:r>
-        <w:t xml:space="preserve">ы определяют длину строки на разных этапах шифрования. Сам процесс шифрования вероятно описан в функции </w:t>
-      </w:r>
-      <w:r>
-        <w:rPr>
-          <w:lang w:val="en-US"/>
-        </w:rPr>
-        <w:t>FUN</w:t>
-      </w:r>
-      <w:r>
-        <w:t>_004014</w:t>
-      </w:r>
-      <w:r>
-        <w:rPr>
-          <w:lang w:val="en-US"/>
-        </w:rPr>
-        <w:t>a</w:t>
-      </w:r>
-      <w:r>
-        <w:t>0()</w:t>
-      </w:r>
-      <w:r>
-        <w:t xml:space="preserve">. Сама функция принимает саму строку и ее длину, так как </w:t>
-      </w:r>
-      <w:r>
-        <w:rPr>
-          <w:lang w:val="en-US"/>
-        </w:rPr>
-        <w:t>do</w:t>
-      </w:r>
-      <w:r>
-        <w:t>-</w:t>
-      </w:r>
-      <w:r>
-        <w:rPr>
-          <w:lang w:val="en-US"/>
-        </w:rPr>
-        <w:t>while</w:t>
-      </w:r>
-      <w:r>
-        <w:t xml:space="preserve"> </w:t>
-      </w:r>
-      <w:r>
-        <w:t xml:space="preserve">цикл искал длину строки через разницу адресов начала и конца строки. При просмотре этой функции можно убедиться что это шифрование через </w:t>
-      </w:r>
-      <w:r>
-        <w:rPr>
-          <w:lang w:val="en-US"/>
-        </w:rPr>
-        <w:t>xor</w:t>
-      </w:r>
-      <w:r>
-        <w:t xml:space="preserve"> </w:t>
-      </w:r>
-      <w:r>
-        <w:t xml:space="preserve">с </w:t>
-      </w:r>
-      <w:r>
-        <w:t>0</w:t>
-      </w:r>
-      <w:r>
-        <w:rPr>
-          <w:lang w:val="en-US"/>
-        </w:rPr>
-        <w:t>x</w:t>
-      </w:r>
-      <w:r>
-        <w:t xml:space="preserve">22 </w:t>
-      </w:r>
-      <w:r>
-        <w:t>всех символов строки.</w:t>
-      </w:r>
-    </w:p>
-    <w:p>
       <w:pPr>
         <w:pStyle w:val="a8"/>
       </w:pPr>
       <w:r>
+        <w:rPr>
+          <w:noProof/>
+        </w:rPr>
         <w:lastRenderedPageBreak/>
         <w:drawing>
-          <wp:inline distT="0" distB="0" distL="0" distR="0" wp14:anchorId="6E32487B" wp14:editId="1A137E03">
-            <wp:extent cx="5449060" cy="2067213"/>
-            <wp:effectExtent l="0" t="0" r="0" b="9525"/>
-            <wp:docPr id="384389483" name="Picture 1"/>
+          <wp:inline distT="0" distB="0" distL="0" distR="0" wp14:anchorId="13D9A28C" wp14:editId="18F8BC5C">
+            <wp:extent cx="6300470" cy="3910965"/>
+            <wp:effectExtent l="0" t="0" r="0" b="0"/>
+            <wp:docPr id="1735289413" name="Picture 1"/>
             <wp:cNvGraphicFramePr>
               <a:graphicFrameLocks xmlns:a="http://schemas.openxmlformats.org/drawingml/2006/main" noChangeAspect="1"/>
             </wp:cNvGraphicFramePr>
@@ -1203,7 +1199,7 @@
               <a:graphicData uri="http://schemas.openxmlformats.org/drawingml/2006/picture">
                 <pic:pic xmlns:pic="http://schemas.openxmlformats.org/drawingml/2006/picture">
                   <pic:nvPicPr>
-                    <pic:cNvPr id="384389483" name=""/>
+                    <pic:cNvPr id="1735289413" name=""/>
                     <pic:cNvPicPr/>
                   </pic:nvPicPr>
                   <pic:blipFill>
@@ -1215,7 +1211,7 @@
                   <pic:spPr>
                     <a:xfrm>
                       <a:off x="0" y="0"/>
-                      <a:ext cx="5449060" cy="2067213"/>
+                      <a:ext cx="6300470" cy="3910965"/>
                     </a:xfrm>
                     <a:prstGeom prst="rect">
                       <a:avLst/>
@@ -1231,49 +1227,154 @@
     <w:p>
       <w:pPr>
         <w:pStyle w:val="a"/>
-      </w:pPr>
-      <w:r>
-        <w:t>Декомпилированная функция шифрования.</w:t>
+        <w:rPr>
+          <w:lang w:val="en-US"/>
+        </w:rPr>
+      </w:pPr>
+      <w:r>
+        <w:t xml:space="preserve">Результат работы </w:t>
+      </w:r>
+      <w:r>
+        <w:rPr>
+          <w:lang w:val="en-US"/>
+        </w:rPr>
+        <w:t>XORdecrypt.py</w:t>
+      </w:r>
+    </w:p>
+    <w:p>
+      <w:pPr>
+        <w:rPr>
+          <w:lang w:val="en-US"/>
+        </w:rPr>
+      </w:pPr>
+    </w:p>
+    <w:p>
+      <w:r>
+        <w:t xml:space="preserve">Также был реализован скрипт </w:t>
+      </w:r>
+      <w:proofErr w:type="spellStart"/>
+      <w:r>
+        <w:rPr>
+          <w:lang w:val="en-US"/>
+        </w:rPr>
+        <w:t>PEBdetect</w:t>
+      </w:r>
+      <w:proofErr w:type="spellEnd"/>
+      <w:r>
+        <w:t>.</w:t>
+      </w:r>
+      <w:proofErr w:type="spellStart"/>
+      <w:r>
+        <w:rPr>
+          <w:lang w:val="en-US"/>
+        </w:rPr>
+        <w:t>py</w:t>
+      </w:r>
+      <w:proofErr w:type="spellEnd"/>
+      <w:r>
+        <w:t xml:space="preserve">, находящий все обращения к </w:t>
+      </w:r>
+      <w:r>
+        <w:rPr>
+          <w:lang w:val="en-US"/>
+        </w:rPr>
+        <w:t>Process</w:t>
+      </w:r>
+      <w:r>
+        <w:t xml:space="preserve"> </w:t>
+      </w:r>
+      <w:proofErr w:type="spellStart"/>
+      <w:r>
+        <w:rPr>
+          <w:lang w:val="en-US"/>
+        </w:rPr>
+        <w:t>Enviroment</w:t>
+      </w:r>
+      <w:proofErr w:type="spellEnd"/>
+      <w:r>
+        <w:t xml:space="preserve"> </w:t>
+      </w:r>
+      <w:r>
+        <w:rPr>
+          <w:lang w:val="en-US"/>
+        </w:rPr>
+        <w:t>Block</w:t>
+      </w:r>
+      <w:r>
+        <w:t xml:space="preserve">, </w:t>
+      </w:r>
+      <w:r>
+        <w:t xml:space="preserve">а конкретно к регистрам </w:t>
+      </w:r>
+      <w:r>
+        <w:rPr>
+          <w:lang w:val="en-US"/>
+        </w:rPr>
+        <w:t>fs</w:t>
+      </w:r>
+      <w:r>
+        <w:t xml:space="preserve"> </w:t>
+      </w:r>
+      <w:r>
+        <w:t xml:space="preserve">и </w:t>
+      </w:r>
+      <w:r>
+        <w:rPr>
+          <w:lang w:val="en-US"/>
+        </w:rPr>
+        <w:t>gs</w:t>
+      </w:r>
+      <w:r>
+        <w:t xml:space="preserve"> </w:t>
+      </w:r>
+      <w:r>
+        <w:t xml:space="preserve">со стандартными смещениями </w:t>
+      </w:r>
+      <w:r>
+        <w:t>30</w:t>
+      </w:r>
+      <w:r>
+        <w:rPr>
+          <w:lang w:val="en-US"/>
+        </w:rPr>
+        <w:t>h</w:t>
+      </w:r>
+      <w:r>
+        <w:t xml:space="preserve"> </w:t>
+      </w:r>
+      <w:r>
+        <w:t xml:space="preserve">и </w:t>
+      </w:r>
+      <w:r>
+        <w:t>60</w:t>
+      </w:r>
+      <w:r>
+        <w:rPr>
+          <w:lang w:val="en-US"/>
+        </w:rPr>
+        <w:t>h</w:t>
+      </w:r>
+      <w:r>
+        <w:t xml:space="preserve"> </w:t>
+      </w:r>
+      <w:r>
+        <w:t>соответственно.</w:t>
       </w:r>
     </w:p>
     <w:p/>
     <w:p>
-      <w:r>
-        <w:t xml:space="preserve">Далее была проанализированна функция </w:t>
-      </w:r>
-      <w:r>
-        <w:rPr>
-          <w:lang w:val="en-US"/>
-        </w:rPr>
-        <w:t>FUN</w:t>
-      </w:r>
-      <w:r>
-        <w:t>_00401300()</w:t>
-      </w:r>
-      <w:r>
-        <w:t xml:space="preserve">, которая оказалось проверкой на действительность адреса </w:t>
-      </w:r>
-      <w:r>
-        <w:rPr>
-          <w:lang w:val="en-US"/>
-        </w:rPr>
-        <w:t>heap</w:t>
-      </w:r>
-      <w:r>
-        <w:t>.</w:t>
-      </w:r>
-    </w:p>
-    <w:p/>
-    <w:p>
       <w:pPr>
         <w:pStyle w:val="a8"/>
       </w:pPr>
       <w:r>
+        <w:rPr>
+          <w:noProof/>
+        </w:rPr>
         <w:drawing>
-          <wp:inline distT="0" distB="0" distL="0" distR="0" wp14:anchorId="658E5A55" wp14:editId="212C60D9">
-            <wp:extent cx="4220164" cy="1667108"/>
-            <wp:effectExtent l="0" t="0" r="0" b="9525"/>
-            <wp:docPr id="295703995" name="Picture 1"/>
+          <wp:inline distT="0" distB="0" distL="0" distR="0" wp14:anchorId="24CD032C" wp14:editId="67FF7963">
+            <wp:extent cx="4086795" cy="1105054"/>
+            <wp:effectExtent l="0" t="0" r="9525" b="0"/>
+            <wp:docPr id="1421212246" name="Picture 1"/>
             <wp:cNvGraphicFramePr>
               <a:graphicFrameLocks xmlns:a="http://schemas.openxmlformats.org/drawingml/2006/main" noChangeAspect="1"/>
             </wp:cNvGraphicFramePr>
@@ -1281,7 +1382,7 @@
               <a:graphicData uri="http://schemas.openxmlformats.org/drawingml/2006/picture">
                 <pic:pic xmlns:pic="http://schemas.openxmlformats.org/drawingml/2006/picture">
                   <pic:nvPicPr>
-                    <pic:cNvPr id="295703995" name=""/>
+                    <pic:cNvPr id="1421212246" name=""/>
                     <pic:cNvPicPr/>
                   </pic:nvPicPr>
                   <pic:blipFill>
@@ -1293,7 +1394,7 @@
                   <pic:spPr>
                     <a:xfrm>
                       <a:off x="0" y="0"/>
-                      <a:ext cx="4220164" cy="1667108"/>
+                      <a:ext cx="4086795" cy="1105054"/>
                     </a:xfrm>
                     <a:prstGeom prst="rect">
                       <a:avLst/>
@@ -1309,52 +1410,91 @@
     <w:p>
       <w:pPr>
         <w:pStyle w:val="a"/>
-      </w:pPr>
-      <w:r>
-        <w:t>Проверка действительности адреса кучи.</w:t>
+        <w:rPr>
+          <w:lang w:val="en-US"/>
+        </w:rPr>
+      </w:pPr>
+      <w:r>
+        <w:t xml:space="preserve">Результат работы </w:t>
+      </w:r>
+      <w:r>
+        <w:rPr>
+          <w:lang w:val="en-US"/>
+        </w:rPr>
+        <w:t>PEBdetect.py</w:t>
+      </w:r>
+    </w:p>
+    <w:p>
+      <w:pPr>
+        <w:rPr>
+          <w:lang w:val="en-US"/>
+        </w:rPr>
+      </w:pPr>
+    </w:p>
+    <w:p>
+      <w:r>
+        <w:t xml:space="preserve">Для поиска участков кода, где замеряется время используется скрипт </w:t>
+      </w:r>
+      <w:r>
+        <w:rPr>
+          <w:lang w:val="en-US"/>
+        </w:rPr>
+        <w:t>TIMEAPIdetect</w:t>
+      </w:r>
+      <w:r>
+        <w:t>.</w:t>
+      </w:r>
+      <w:proofErr w:type="spellStart"/>
+      <w:r>
+        <w:rPr>
+          <w:lang w:val="en-US"/>
+        </w:rPr>
+        <w:t>py</w:t>
+      </w:r>
+      <w:proofErr w:type="spellEnd"/>
+      <w:r>
+        <w:t xml:space="preserve">, </w:t>
+      </w:r>
+      <w:r>
+        <w:t xml:space="preserve">который ищет в мнемониках инструкций </w:t>
+      </w:r>
+      <w:r>
+        <w:t>rdtsc</w:t>
+      </w:r>
+      <w:r>
+        <w:t xml:space="preserve">. Также скрипт ищет вызовы функций для замера времени, такие как </w:t>
+      </w:r>
+      <w:proofErr w:type="spellStart"/>
+      <w:r>
+        <w:rPr>
+          <w:lang w:val="en-US"/>
+        </w:rPr>
+        <w:t>GetTickCount</w:t>
+      </w:r>
+      <w:proofErr w:type="spellEnd"/>
+      <w:r>
+        <w:t>.</w:t>
       </w:r>
     </w:p>
     <w:p/>
     <w:p>
-      <w:r>
-        <w:t xml:space="preserve">Функция </w:t>
-      </w:r>
-      <w:r>
-        <w:rPr>
-          <w:lang w:val="en-US"/>
-        </w:rPr>
-        <w:t>FUN</w:t>
-      </w:r>
-      <w:r>
-        <w:t>_004012</w:t>
-      </w:r>
-      <w:r>
-        <w:rPr>
-          <w:lang w:val="en-US"/>
-        </w:rPr>
-        <w:t>d</w:t>
-      </w:r>
-      <w:r>
-        <w:t xml:space="preserve">0() </w:t>
-      </w:r>
-      <w:r>
-        <w:t xml:space="preserve">просто возвращает адрес </w:t>
-      </w:r>
-      <w:r>
-        <w:t>кучи.</w:t>
-      </w:r>
-    </w:p>
-    <w:p/>
-    <w:p>
       <w:pPr>
         <w:pStyle w:val="a8"/>
-      </w:pPr>
-      <w:r>
+        <w:rPr>
+          <w:lang w:val="en-US"/>
+        </w:rPr>
+      </w:pPr>
+      <w:r>
+        <w:rPr>
+          <w:noProof/>
+          <w:lang w:val="en-US"/>
+        </w:rPr>
+        <w:lastRenderedPageBreak/>
         <w:drawing>
-          <wp:inline distT="0" distB="0" distL="0" distR="0" wp14:anchorId="6DCE1CAE" wp14:editId="172F3C6B">
-            <wp:extent cx="4810796" cy="1505160"/>
-            <wp:effectExtent l="0" t="0" r="8890" b="0"/>
-            <wp:docPr id="1728235414" name="Picture 1"/>
+          <wp:inline distT="0" distB="0" distL="0" distR="0" wp14:anchorId="7751F49E" wp14:editId="1E2258CC">
+            <wp:extent cx="4220164" cy="657317"/>
+            <wp:effectExtent l="0" t="0" r="0" b="9525"/>
+            <wp:docPr id="635426889" name="Picture 1"/>
             <wp:cNvGraphicFramePr>
               <a:graphicFrameLocks xmlns:a="http://schemas.openxmlformats.org/drawingml/2006/main" noChangeAspect="1"/>
             </wp:cNvGraphicFramePr>
@@ -1362,7 +1502,7 @@
               <a:graphicData uri="http://schemas.openxmlformats.org/drawingml/2006/picture">
                 <pic:pic xmlns:pic="http://schemas.openxmlformats.org/drawingml/2006/picture">
                   <pic:nvPicPr>
-                    <pic:cNvPr id="1728235414" name=""/>
+                    <pic:cNvPr id="635426889" name=""/>
                     <pic:cNvPicPr/>
                   </pic:nvPicPr>
                   <pic:blipFill>
@@ -1374,7 +1514,7 @@
                   <pic:spPr>
                     <a:xfrm>
                       <a:off x="0" y="0"/>
-                      <a:ext cx="4810796" cy="1505160"/>
+                      <a:ext cx="4220164" cy="657317"/>
                     </a:xfrm>
                     <a:prstGeom prst="rect">
                       <a:avLst/>
@@ -1392,22 +1532,2184 @@
         <w:pStyle w:val="a"/>
       </w:pPr>
       <w:r>
-        <w:t>Получение адреса кучи.</w:t>
+        <w:t xml:space="preserve">Результат работы </w:t>
+      </w:r>
+      <w:r>
+        <w:rPr>
+          <w:lang w:val="en-US"/>
+        </w:rPr>
+        <w:t>TIMEAPIdetect.py</w:t>
       </w:r>
     </w:p>
     <w:p/>
     <w:p>
       <w:r>
-        <w:t>д</w:t>
-      </w:r>
-    </w:p>
+        <w:t xml:space="preserve">Для поиска редких инструкций скрипт </w:t>
+      </w:r>
+      <w:proofErr w:type="spellStart"/>
+      <w:r>
+        <w:rPr>
+          <w:lang w:val="en-US"/>
+        </w:rPr>
+        <w:t>EXOTICdetect</w:t>
+      </w:r>
+      <w:proofErr w:type="spellEnd"/>
+      <w:r>
+        <w:t>.</w:t>
+      </w:r>
+      <w:proofErr w:type="spellStart"/>
+      <w:r>
+        <w:rPr>
+          <w:lang w:val="en-US"/>
+        </w:rPr>
+        <w:t>py</w:t>
+      </w:r>
+      <w:proofErr w:type="spellEnd"/>
+      <w:r>
+        <w:t xml:space="preserve"> </w:t>
+      </w:r>
+      <w:r>
+        <w:t xml:space="preserve">сканирует сегмент кода на наличие инструкций в сигнатурном списке, также учтена более строкая проверка </w:t>
+      </w:r>
+      <w:r>
+        <w:rPr>
+          <w:lang w:val="en-US"/>
+        </w:rPr>
+        <w:t>int</w:t>
+      </w:r>
+      <w:r>
+        <w:t xml:space="preserve"> </w:t>
+      </w:r>
+      <w:r>
+        <w:t xml:space="preserve">на наличие именно операнда </w:t>
+      </w:r>
+      <w:r>
+        <w:t>2</w:t>
+      </w:r>
+      <w:r>
+        <w:rPr>
+          <w:lang w:val="en-US"/>
+        </w:rPr>
+        <w:t>d</w:t>
+      </w:r>
+      <w:r>
+        <w:t>.</w:t>
+      </w:r>
+    </w:p>
+    <w:p/>
+    <w:p>
+      <w:pPr>
+        <w:pStyle w:val="a8"/>
+      </w:pPr>
+      <w:r>
+        <w:rPr>
+          <w:noProof/>
+        </w:rPr>
+        <w:drawing>
+          <wp:inline distT="0" distB="0" distL="0" distR="0" wp14:anchorId="0634343A" wp14:editId="1BC45B95">
+            <wp:extent cx="2600688" cy="1038370"/>
+            <wp:effectExtent l="0" t="0" r="9525" b="9525"/>
+            <wp:docPr id="727426442" name="Picture 1"/>
+            <wp:cNvGraphicFramePr>
+              <a:graphicFrameLocks xmlns:a="http://schemas.openxmlformats.org/drawingml/2006/main" noChangeAspect="1"/>
+            </wp:cNvGraphicFramePr>
+            <a:graphic xmlns:a="http://schemas.openxmlformats.org/drawingml/2006/main">
+              <a:graphicData uri="http://schemas.openxmlformats.org/drawingml/2006/picture">
+                <pic:pic xmlns:pic="http://schemas.openxmlformats.org/drawingml/2006/picture">
+                  <pic:nvPicPr>
+                    <pic:cNvPr id="727426442" name=""/>
+                    <pic:cNvPicPr/>
+                  </pic:nvPicPr>
+                  <pic:blipFill>
+                    <a:blip r:embed="rId14"/>
+                    <a:stretch>
+                      <a:fillRect/>
+                    </a:stretch>
+                  </pic:blipFill>
+                  <pic:spPr>
+                    <a:xfrm>
+                      <a:off x="0" y="0"/>
+                      <a:ext cx="2600688" cy="1038370"/>
+                    </a:xfrm>
+                    <a:prstGeom prst="rect">
+                      <a:avLst/>
+                    </a:prstGeom>
+                  </pic:spPr>
+                </pic:pic>
+              </a:graphicData>
+            </a:graphic>
+          </wp:inline>
+        </w:drawing>
+      </w:r>
+    </w:p>
+    <w:p>
+      <w:pPr>
+        <w:pStyle w:val="a"/>
+        <w:rPr>
+          <w:lang w:val="en-US"/>
+        </w:rPr>
+      </w:pPr>
+      <w:r>
+        <w:t xml:space="preserve">Резульат работы </w:t>
+      </w:r>
+      <w:r>
+        <w:rPr>
+          <w:lang w:val="en-US"/>
+        </w:rPr>
+        <w:t>EXOTICdetect.py</w:t>
+      </w:r>
+    </w:p>
+    <w:p>
+      <w:pPr>
+        <w:rPr>
+          <w:lang w:val="en-US"/>
+        </w:rPr>
+      </w:pPr>
+    </w:p>
+    <w:p>
+      <w:r>
+        <w:t xml:space="preserve">Также были разработанны скрипты, обнаруживающие сигнатуры антиотладочных проверок, например </w:t>
+      </w:r>
+      <w:proofErr w:type="spellStart"/>
+      <w:r>
+        <w:rPr>
+          <w:lang w:val="en-US"/>
+        </w:rPr>
+        <w:t>IsDebuggerPresent</w:t>
+      </w:r>
+      <w:proofErr w:type="spellEnd"/>
+      <w:r>
+        <w:t>; методы защиты стека (</w:t>
+      </w:r>
+      <w:r>
+        <w:t>_</w:t>
+      </w:r>
+      <w:r>
+        <w:rPr>
+          <w:lang w:val="en-US"/>
+        </w:rPr>
+        <w:t>security</w:t>
+      </w:r>
+      <w:r>
+        <w:t>_</w:t>
+      </w:r>
+      <w:r>
+        <w:rPr>
+          <w:lang w:val="en-US"/>
+        </w:rPr>
+        <w:t>cookie</w:t>
+      </w:r>
+      <w:r>
+        <w:t>)</w:t>
+      </w:r>
+      <w:r>
+        <w:t xml:space="preserve"> и </w:t>
+      </w:r>
+      <w:r>
+        <w:rPr>
+          <w:lang w:val="en-US"/>
+        </w:rPr>
+        <w:t>TLS</w:t>
+      </w:r>
+      <w:r>
+        <w:t xml:space="preserve">-секции, которые используются для инициализации антиотладочных проверок перед переходом в </w:t>
+      </w:r>
+      <w:r>
+        <w:rPr>
+          <w:lang w:val="en-US"/>
+        </w:rPr>
+        <w:t>main</w:t>
+      </w:r>
+      <w:r>
+        <w:t>()</w:t>
+      </w:r>
+      <w:r>
+        <w:t>.</w:t>
+      </w:r>
+    </w:p>
+    <w:p/>
+    <w:p>
+      <w:pPr>
+        <w:pStyle w:val="a8"/>
+      </w:pPr>
+      <w:r>
+        <w:rPr>
+          <w:noProof/>
+        </w:rPr>
+        <w:drawing>
+          <wp:inline distT="0" distB="0" distL="0" distR="0" wp14:anchorId="5C3CF986" wp14:editId="640FBC58">
+            <wp:extent cx="6300470" cy="975995"/>
+            <wp:effectExtent l="0" t="0" r="0" b="0"/>
+            <wp:docPr id="1559457448" name="Picture 1"/>
+            <wp:cNvGraphicFramePr>
+              <a:graphicFrameLocks xmlns:a="http://schemas.openxmlformats.org/drawingml/2006/main" noChangeAspect="1"/>
+            </wp:cNvGraphicFramePr>
+            <a:graphic xmlns:a="http://schemas.openxmlformats.org/drawingml/2006/main">
+              <a:graphicData uri="http://schemas.openxmlformats.org/drawingml/2006/picture">
+                <pic:pic xmlns:pic="http://schemas.openxmlformats.org/drawingml/2006/picture">
+                  <pic:nvPicPr>
+                    <pic:cNvPr id="1559457448" name=""/>
+                    <pic:cNvPicPr/>
+                  </pic:nvPicPr>
+                  <pic:blipFill>
+                    <a:blip r:embed="rId15"/>
+                    <a:stretch>
+                      <a:fillRect/>
+                    </a:stretch>
+                  </pic:blipFill>
+                  <pic:spPr>
+                    <a:xfrm>
+                      <a:off x="0" y="0"/>
+                      <a:ext cx="6300470" cy="975995"/>
+                    </a:xfrm>
+                    <a:prstGeom prst="rect">
+                      <a:avLst/>
+                    </a:prstGeom>
+                  </pic:spPr>
+                </pic:pic>
+              </a:graphicData>
+            </a:graphic>
+          </wp:inline>
+        </w:drawing>
+      </w:r>
+    </w:p>
+    <w:p>
+      <w:pPr>
+        <w:pStyle w:val="a"/>
+      </w:pPr>
+      <w:r>
+        <w:t>Обнаружение других методов защиты</w:t>
+      </w:r>
+    </w:p>
+    <w:p/>
+    <w:p>
+      <w:r>
+        <w:t xml:space="preserve">Для удобства полного сканирования был создан основной скрипт, который вызывает все ранее созданные функции и последовательно исполняет их за 1 запрос. Данный централизованный скрипт был запущен на втором файле </w:t>
+      </w:r>
+      <w:r>
+        <w:t>.</w:t>
+      </w:r>
+      <w:r>
+        <w:rPr>
+          <w:lang w:val="en-US"/>
+        </w:rPr>
+        <w:t>e</w:t>
+      </w:r>
+      <w:r>
+        <w:t>_</w:t>
+      </w:r>
+      <w:proofErr w:type="spellStart"/>
+      <w:r>
+        <w:rPr>
+          <w:lang w:val="en-US"/>
+        </w:rPr>
+        <w:t>xe</w:t>
+      </w:r>
+      <w:proofErr w:type="spellEnd"/>
+      <w:r>
+        <w:t>.</w:t>
+      </w:r>
+    </w:p>
+    <w:p/>
+    <w:p>
+      <w:pPr>
+        <w:pStyle w:val="a8"/>
+        <w:rPr>
+          <w:lang w:val="en-US"/>
+        </w:rPr>
+      </w:pPr>
+      <w:r>
+        <w:rPr>
+          <w:noProof/>
+        </w:rPr>
+        <w:lastRenderedPageBreak/>
+        <w:drawing>
+          <wp:inline distT="0" distB="0" distL="0" distR="0" wp14:anchorId="027886D6" wp14:editId="2A26C4D3">
+            <wp:extent cx="6300470" cy="4310380"/>
+            <wp:effectExtent l="0" t="0" r="0" b="0"/>
+            <wp:docPr id="1010105038" name="Picture 1"/>
+            <wp:cNvGraphicFramePr>
+              <a:graphicFrameLocks xmlns:a="http://schemas.openxmlformats.org/drawingml/2006/main" noChangeAspect="1"/>
+            </wp:cNvGraphicFramePr>
+            <a:graphic xmlns:a="http://schemas.openxmlformats.org/drawingml/2006/main">
+              <a:graphicData uri="http://schemas.openxmlformats.org/drawingml/2006/picture">
+                <pic:pic xmlns:pic="http://schemas.openxmlformats.org/drawingml/2006/picture">
+                  <pic:nvPicPr>
+                    <pic:cNvPr id="1010105038" name=""/>
+                    <pic:cNvPicPr/>
+                  </pic:nvPicPr>
+                  <pic:blipFill>
+                    <a:blip r:embed="rId16"/>
+                    <a:stretch>
+                      <a:fillRect/>
+                    </a:stretch>
+                  </pic:blipFill>
+                  <pic:spPr>
+                    <a:xfrm>
+                      <a:off x="0" y="0"/>
+                      <a:ext cx="6300470" cy="4310380"/>
+                    </a:xfrm>
+                    <a:prstGeom prst="rect">
+                      <a:avLst/>
+                    </a:prstGeom>
+                  </pic:spPr>
+                </pic:pic>
+              </a:graphicData>
+            </a:graphic>
+          </wp:inline>
+        </w:drawing>
+      </w:r>
+    </w:p>
+    <w:p>
+      <w:pPr>
+        <w:pStyle w:val="a"/>
+      </w:pPr>
+      <w:r>
+        <w:t>Обнаруженные средства защиты во 2-м файле</w:t>
+      </w:r>
+    </w:p>
+    <w:p/>
+    <w:p>
+      <w:r>
+        <w:rPr>
+          <w:b/>
+          <w:bCs/>
+        </w:rPr>
+        <w:t>Пошаговый анализ механизмов антиотладки</w:t>
+      </w:r>
+    </w:p>
+    <w:p>
+      <w:r>
+        <w:t xml:space="preserve">После сбора информации с помощью </w:t>
+      </w:r>
+      <w:proofErr w:type="spellStart"/>
+      <w:r>
+        <w:rPr>
+          <w:lang w:val="en-US"/>
+        </w:rPr>
+        <w:t>IDAPython</w:t>
+      </w:r>
+      <w:proofErr w:type="spellEnd"/>
+      <w:r>
+        <w:t xml:space="preserve"> </w:t>
+      </w:r>
+      <w:r>
+        <w:t xml:space="preserve">скриптов, были изучены логи </w:t>
+      </w:r>
+      <w:r>
+        <w:rPr>
+          <w:lang w:val="en-US"/>
+        </w:rPr>
+        <w:t>IDA</w:t>
+      </w:r>
+      <w:r>
+        <w:t xml:space="preserve"> </w:t>
+      </w:r>
+      <w:r>
+        <w:t xml:space="preserve">при отладке программы. В начале отладки можно заметить вызов исключение переполнения </w:t>
+      </w:r>
+      <w:r>
+        <w:rPr>
+          <w:lang w:val="en-US"/>
+        </w:rPr>
+        <w:t>int</w:t>
+      </w:r>
+      <w:r>
+        <w:t>.</w:t>
+      </w:r>
+    </w:p>
+    <w:p>
+      <w:pPr>
+        <w:pStyle w:val="a8"/>
+      </w:pPr>
+      <w:r>
+        <w:lastRenderedPageBreak/>
+        <w:drawing>
+          <wp:inline distT="0" distB="0" distL="0" distR="0" wp14:anchorId="0820EF40" wp14:editId="23F15E88">
+            <wp:extent cx="6300470" cy="4448175"/>
+            <wp:effectExtent l="0" t="0" r="0" b="0"/>
+            <wp:docPr id="1700761691" name="Picture 1"/>
+            <wp:cNvGraphicFramePr>
+              <a:graphicFrameLocks xmlns:a="http://schemas.openxmlformats.org/drawingml/2006/main" noChangeAspect="1"/>
+            </wp:cNvGraphicFramePr>
+            <a:graphic xmlns:a="http://schemas.openxmlformats.org/drawingml/2006/main">
+              <a:graphicData uri="http://schemas.openxmlformats.org/drawingml/2006/picture">
+                <pic:pic xmlns:pic="http://schemas.openxmlformats.org/drawingml/2006/picture">
+                  <pic:nvPicPr>
+                    <pic:cNvPr id="1700761691" name=""/>
+                    <pic:cNvPicPr/>
+                  </pic:nvPicPr>
+                  <pic:blipFill>
+                    <a:blip r:embed="rId17"/>
+                    <a:stretch>
+                      <a:fillRect/>
+                    </a:stretch>
+                  </pic:blipFill>
+                  <pic:spPr>
+                    <a:xfrm>
+                      <a:off x="0" y="0"/>
+                      <a:ext cx="6300470" cy="4448175"/>
+                    </a:xfrm>
+                    <a:prstGeom prst="rect">
+                      <a:avLst/>
+                    </a:prstGeom>
+                  </pic:spPr>
+                </pic:pic>
+              </a:graphicData>
+            </a:graphic>
+          </wp:inline>
+        </w:drawing>
+      </w:r>
+    </w:p>
+    <w:p>
+      <w:pPr>
+        <w:pStyle w:val="a"/>
+      </w:pPr>
+      <w:r>
+        <w:t xml:space="preserve">Вывод </w:t>
+      </w:r>
+      <w:r>
+        <w:rPr>
+          <w:lang w:val="en-US"/>
+        </w:rPr>
+        <w:t>IDA</w:t>
+      </w:r>
+      <w:r>
+        <w:t xml:space="preserve"> </w:t>
+      </w:r>
+      <w:r>
+        <w:t>при отладке программы.</w:t>
+      </w:r>
+    </w:p>
+    <w:p/>
+    <w:p/>
+    <w:p/>
+    <w:p>
+      <w:r>
+        <w:t xml:space="preserve"> </w:t>
+      </w:r>
+      <w:r>
+        <w:t xml:space="preserve">При анализе было опеределено, что это вызвано исключение вида </w:t>
+      </w:r>
+      <w:proofErr w:type="spellStart"/>
+      <w:r>
+        <w:rPr>
+          <w:lang w:val="en-US"/>
+        </w:rPr>
+        <w:t>ZeroDevisionError</w:t>
+      </w:r>
+      <w:proofErr w:type="spellEnd"/>
+      <w:r>
+        <w:t xml:space="preserve">, </w:t>
+      </w:r>
+      <w:r>
+        <w:t xml:space="preserve">которое используется с инструкцией </w:t>
+      </w:r>
+      <w:proofErr w:type="spellStart"/>
+      <w:r>
+        <w:rPr>
+          <w:lang w:val="en-US"/>
+        </w:rPr>
+        <w:t>rdtsc</w:t>
+      </w:r>
+      <w:proofErr w:type="spellEnd"/>
+      <w:r>
+        <w:t xml:space="preserve">, измеряющей количество тактов процессора до и после вызова исключения. Если разница больше </w:t>
+      </w:r>
+      <w:r>
+        <w:t>150000h</w:t>
+      </w:r>
+      <w:r>
+        <w:t>, то вызывается деление на ноль.</w:t>
+      </w:r>
+    </w:p>
+    <w:p/>
+    <w:p>
+      <w:pPr>
+        <w:pStyle w:val="a8"/>
+      </w:pPr>
+      <w:r>
+        <w:lastRenderedPageBreak/>
+        <w:drawing>
+          <wp:inline distT="0" distB="0" distL="0" distR="0" wp14:anchorId="085032A0" wp14:editId="07B2CBEA">
+            <wp:extent cx="4648849" cy="3296110"/>
+            <wp:effectExtent l="0" t="0" r="0" b="0"/>
+            <wp:docPr id="903310017" name="Picture 1"/>
+            <wp:cNvGraphicFramePr>
+              <a:graphicFrameLocks xmlns:a="http://schemas.openxmlformats.org/drawingml/2006/main" noChangeAspect="1"/>
+            </wp:cNvGraphicFramePr>
+            <a:graphic xmlns:a="http://schemas.openxmlformats.org/drawingml/2006/main">
+              <a:graphicData uri="http://schemas.openxmlformats.org/drawingml/2006/picture">
+                <pic:pic xmlns:pic="http://schemas.openxmlformats.org/drawingml/2006/picture">
+                  <pic:nvPicPr>
+                    <pic:cNvPr id="903310017" name=""/>
+                    <pic:cNvPicPr/>
+                  </pic:nvPicPr>
+                  <pic:blipFill>
+                    <a:blip r:embed="rId18"/>
+                    <a:stretch>
+                      <a:fillRect/>
+                    </a:stretch>
+                  </pic:blipFill>
+                  <pic:spPr>
+                    <a:xfrm>
+                      <a:off x="0" y="0"/>
+                      <a:ext cx="4648849" cy="3296110"/>
+                    </a:xfrm>
+                    <a:prstGeom prst="rect">
+                      <a:avLst/>
+                    </a:prstGeom>
+                  </pic:spPr>
+                </pic:pic>
+              </a:graphicData>
+            </a:graphic>
+          </wp:inline>
+        </w:drawing>
+      </w:r>
+    </w:p>
+    <w:p>
+      <w:pPr>
+        <w:pStyle w:val="a"/>
+      </w:pPr>
+      <w:r>
+        <w:t>Обнаружение антиотладочного метода, измеряющий время.</w:t>
+      </w:r>
+    </w:p>
+    <w:p/>
+    <w:p>
+      <w:pPr>
+        <w:rPr>
+          <w:lang w:val="en-US"/>
+        </w:rPr>
+      </w:pPr>
+      <w:r>
+        <w:t xml:space="preserve">Для обхода данного метода можно удалить деление на 0, заменив его на </w:t>
+      </w:r>
+      <w:proofErr w:type="spellStart"/>
+      <w:r>
+        <w:rPr>
+          <w:lang w:val="en-US"/>
+        </w:rPr>
+        <w:t>nop</w:t>
+      </w:r>
+      <w:proofErr w:type="spellEnd"/>
+      <w:r>
+        <w:t>.</w:t>
+      </w:r>
+    </w:p>
+    <w:p>
+      <w:pPr>
+        <w:pStyle w:val="a8"/>
+        <w:rPr>
+          <w:lang w:val="en-US"/>
+        </w:rPr>
+      </w:pPr>
+      <w:r>
+        <w:rPr>
+          <w:lang w:val="en-US"/>
+        </w:rPr>
+        <w:drawing>
+          <wp:inline distT="0" distB="0" distL="0" distR="0" wp14:anchorId="54C7C9F3" wp14:editId="0F9B44A0">
+            <wp:extent cx="3258005" cy="2362530"/>
+            <wp:effectExtent l="0" t="0" r="0" b="0"/>
+            <wp:docPr id="1806029479" name="Picture 1"/>
+            <wp:cNvGraphicFramePr>
+              <a:graphicFrameLocks xmlns:a="http://schemas.openxmlformats.org/drawingml/2006/main" noChangeAspect="1"/>
+            </wp:cNvGraphicFramePr>
+            <a:graphic xmlns:a="http://schemas.openxmlformats.org/drawingml/2006/main">
+              <a:graphicData uri="http://schemas.openxmlformats.org/drawingml/2006/picture">
+                <pic:pic xmlns:pic="http://schemas.openxmlformats.org/drawingml/2006/picture">
+                  <pic:nvPicPr>
+                    <pic:cNvPr id="1806029479" name=""/>
+                    <pic:cNvPicPr/>
+                  </pic:nvPicPr>
+                  <pic:blipFill>
+                    <a:blip r:embed="rId19"/>
+                    <a:stretch>
+                      <a:fillRect/>
+                    </a:stretch>
+                  </pic:blipFill>
+                  <pic:spPr>
+                    <a:xfrm>
+                      <a:off x="0" y="0"/>
+                      <a:ext cx="3258005" cy="2362530"/>
+                    </a:xfrm>
+                    <a:prstGeom prst="rect">
+                      <a:avLst/>
+                    </a:prstGeom>
+                  </pic:spPr>
+                </pic:pic>
+              </a:graphicData>
+            </a:graphic>
+          </wp:inline>
+        </w:drawing>
+      </w:r>
+    </w:p>
+    <w:p>
+      <w:pPr>
+        <w:pStyle w:val="a"/>
+      </w:pPr>
+      <w:r>
+        <w:t>Модификация данного метода защиты</w:t>
+      </w:r>
+    </w:p>
+    <w:p/>
+    <w:p>
+      <w:r>
+        <w:t>Также было убрано деление на 0 сразу после считывания пароля при обнаружении отладчика.</w:t>
+      </w:r>
+    </w:p>
+    <w:p/>
+    <w:p>
+      <w:pPr>
+        <w:pStyle w:val="a8"/>
+      </w:pPr>
+      <w:r>
+        <w:lastRenderedPageBreak/>
+        <w:drawing>
+          <wp:inline distT="0" distB="0" distL="0" distR="0" wp14:anchorId="071F8533" wp14:editId="5F45A52E">
+            <wp:extent cx="3801005" cy="2095792"/>
+            <wp:effectExtent l="0" t="0" r="9525" b="0"/>
+            <wp:docPr id="727508324" name="Picture 1"/>
+            <wp:cNvGraphicFramePr>
+              <a:graphicFrameLocks xmlns:a="http://schemas.openxmlformats.org/drawingml/2006/main" noChangeAspect="1"/>
+            </wp:cNvGraphicFramePr>
+            <a:graphic xmlns:a="http://schemas.openxmlformats.org/drawingml/2006/main">
+              <a:graphicData uri="http://schemas.openxmlformats.org/drawingml/2006/picture">
+                <pic:pic xmlns:pic="http://schemas.openxmlformats.org/drawingml/2006/picture">
+                  <pic:nvPicPr>
+                    <pic:cNvPr id="727508324" name=""/>
+                    <pic:cNvPicPr/>
+                  </pic:nvPicPr>
+                  <pic:blipFill>
+                    <a:blip r:embed="rId20"/>
+                    <a:stretch>
+                      <a:fillRect/>
+                    </a:stretch>
+                  </pic:blipFill>
+                  <pic:spPr>
+                    <a:xfrm>
+                      <a:off x="0" y="0"/>
+                      <a:ext cx="3801005" cy="2095792"/>
+                    </a:xfrm>
+                    <a:prstGeom prst="rect">
+                      <a:avLst/>
+                    </a:prstGeom>
+                  </pic:spPr>
+                </pic:pic>
+              </a:graphicData>
+            </a:graphic>
+          </wp:inline>
+        </w:drawing>
+      </w:r>
+    </w:p>
+    <w:p>
+      <w:pPr>
+        <w:pStyle w:val="a"/>
+      </w:pPr>
+      <w:r>
+        <w:t xml:space="preserve">Замена </w:t>
+      </w:r>
+      <w:r>
+        <w:rPr>
+          <w:lang w:val="en-US"/>
+        </w:rPr>
+        <w:t>div</w:t>
+      </w:r>
+      <w:r>
+        <w:t xml:space="preserve"> </w:t>
+      </w:r>
+      <w:r>
+        <w:rPr>
+          <w:lang w:val="en-US"/>
+        </w:rPr>
+        <w:t>ch</w:t>
+      </w:r>
+      <w:r>
+        <w:t xml:space="preserve"> </w:t>
+      </w:r>
+      <w:r>
+        <w:t xml:space="preserve">на </w:t>
+      </w:r>
+      <w:proofErr w:type="spellStart"/>
+      <w:r>
+        <w:rPr>
+          <w:lang w:val="en-US"/>
+        </w:rPr>
+        <w:t>nop</w:t>
+      </w:r>
+      <w:proofErr w:type="spellEnd"/>
+    </w:p>
+    <w:p>
+      <w:r>
+        <w:t>После применения патчей, во время отладки удалось достигнуть точки ввода пароля.</w:t>
+      </w:r>
+    </w:p>
+    <w:p/>
+    <w:p>
+      <w:pPr>
+        <w:pStyle w:val="a8"/>
+      </w:pPr>
+      <w:r>
+        <w:drawing>
+          <wp:inline distT="0" distB="0" distL="0" distR="0" wp14:anchorId="4173B5A3" wp14:editId="0F0BF5A0">
+            <wp:extent cx="6300470" cy="2723515"/>
+            <wp:effectExtent l="0" t="0" r="0" b="0"/>
+            <wp:docPr id="485233184" name="Picture 1"/>
+            <wp:cNvGraphicFramePr>
+              <a:graphicFrameLocks xmlns:a="http://schemas.openxmlformats.org/drawingml/2006/main" noChangeAspect="1"/>
+            </wp:cNvGraphicFramePr>
+            <a:graphic xmlns:a="http://schemas.openxmlformats.org/drawingml/2006/main">
+              <a:graphicData uri="http://schemas.openxmlformats.org/drawingml/2006/picture">
+                <pic:pic xmlns:pic="http://schemas.openxmlformats.org/drawingml/2006/picture">
+                  <pic:nvPicPr>
+                    <pic:cNvPr id="485233184" name=""/>
+                    <pic:cNvPicPr/>
+                  </pic:nvPicPr>
+                  <pic:blipFill>
+                    <a:blip r:embed="rId21"/>
+                    <a:stretch>
+                      <a:fillRect/>
+                    </a:stretch>
+                  </pic:blipFill>
+                  <pic:spPr>
+                    <a:xfrm>
+                      <a:off x="0" y="0"/>
+                      <a:ext cx="6300470" cy="2723515"/>
+                    </a:xfrm>
+                    <a:prstGeom prst="rect">
+                      <a:avLst/>
+                    </a:prstGeom>
+                  </pic:spPr>
+                </pic:pic>
+              </a:graphicData>
+            </a:graphic>
+          </wp:inline>
+        </w:drawing>
+      </w:r>
+    </w:p>
+    <w:p>
+      <w:pPr>
+        <w:pStyle w:val="a"/>
+      </w:pPr>
+      <w:r>
+        <w:t>Изменение поведения отладки</w:t>
+      </w:r>
+    </w:p>
+    <w:p>
+      <w:pPr>
+        <w:ind w:firstLine="0"/>
+      </w:pPr>
+    </w:p>
+    <w:p>
+      <w:r>
+        <w:t>Также был обнаружен участок, который не до конца был переведен в код дизасемблером, после второй проверки на отладку. В данном участке можно заметить переход по адрессу, до которого не может добраться дизасемблер.</w:t>
+      </w:r>
+    </w:p>
+    <w:p>
+      <w:pPr>
+        <w:ind w:firstLine="0"/>
+      </w:pPr>
+    </w:p>
+    <w:p>
+      <w:pPr>
+        <w:pStyle w:val="a8"/>
+      </w:pPr>
+      <w:r>
+        <w:lastRenderedPageBreak/>
+        <w:drawing>
+          <wp:inline distT="0" distB="0" distL="0" distR="0" wp14:anchorId="32611BA1" wp14:editId="5DEC2D7F">
+            <wp:extent cx="6300470" cy="3735705"/>
+            <wp:effectExtent l="0" t="0" r="0" b="0"/>
+            <wp:docPr id="104530973" name="Picture 1"/>
+            <wp:cNvGraphicFramePr>
+              <a:graphicFrameLocks xmlns:a="http://schemas.openxmlformats.org/drawingml/2006/main" noChangeAspect="1"/>
+            </wp:cNvGraphicFramePr>
+            <a:graphic xmlns:a="http://schemas.openxmlformats.org/drawingml/2006/main">
+              <a:graphicData uri="http://schemas.openxmlformats.org/drawingml/2006/picture">
+                <pic:pic xmlns:pic="http://schemas.openxmlformats.org/drawingml/2006/picture">
+                  <pic:nvPicPr>
+                    <pic:cNvPr id="104530973" name=""/>
+                    <pic:cNvPicPr/>
+                  </pic:nvPicPr>
+                  <pic:blipFill>
+                    <a:blip r:embed="rId22"/>
+                    <a:stretch>
+                      <a:fillRect/>
+                    </a:stretch>
+                  </pic:blipFill>
+                  <pic:spPr>
+                    <a:xfrm>
+                      <a:off x="0" y="0"/>
+                      <a:ext cx="6300470" cy="3735705"/>
+                    </a:xfrm>
+                    <a:prstGeom prst="rect">
+                      <a:avLst/>
+                    </a:prstGeom>
+                  </pic:spPr>
+                </pic:pic>
+              </a:graphicData>
+            </a:graphic>
+          </wp:inline>
+        </w:drawing>
+      </w:r>
+    </w:p>
+    <w:p>
+      <w:pPr>
+        <w:pStyle w:val="a"/>
+      </w:pPr>
+      <w:r>
+        <w:t>Не дизасемблированный участок.</w:t>
+      </w:r>
+    </w:p>
+    <w:p/>
+    <w:p>
+      <w:r>
+        <w:t xml:space="preserve">При анализе можно увидеть что </w:t>
+      </w:r>
+      <w:r>
+        <w:t xml:space="preserve">в метке </w:t>
+      </w:r>
+      <w:r>
+        <w:rPr>
+          <w:lang w:val="en-US"/>
+        </w:rPr>
+        <w:t>loc</w:t>
+      </w:r>
+      <w:r>
+        <w:t>_</w:t>
+      </w:r>
+      <w:r>
+        <w:rPr>
+          <w:lang w:val="en-US"/>
+        </w:rPr>
+        <w:t>F</w:t>
+      </w:r>
+      <w:r>
+        <w:t>31</w:t>
+      </w:r>
+      <w:r>
+        <w:rPr>
+          <w:lang w:val="en-US"/>
+        </w:rPr>
+        <w:t>A</w:t>
+      </w:r>
+      <w:r>
+        <w:t>8</w:t>
+      </w:r>
+      <w:r>
+        <w:rPr>
+          <w:lang w:val="en-US"/>
+        </w:rPr>
+        <w:t>E</w:t>
+      </w:r>
+      <w:r>
+        <w:t xml:space="preserve"> </w:t>
+      </w:r>
+      <w:r>
+        <w:t xml:space="preserve">происходит гарантированный переход на </w:t>
+      </w:r>
+      <w:r>
+        <w:rPr>
+          <w:lang w:val="en-US"/>
+        </w:rPr>
+        <w:t>loc</w:t>
+      </w:r>
+      <w:r>
+        <w:t>_</w:t>
+      </w:r>
+      <w:r>
+        <w:rPr>
+          <w:lang w:val="en-US"/>
+        </w:rPr>
+        <w:t>F</w:t>
+      </w:r>
+      <w:r>
+        <w:t>31</w:t>
+      </w:r>
+      <w:r>
+        <w:rPr>
+          <w:lang w:val="en-US"/>
+        </w:rPr>
+        <w:t>A</w:t>
+      </w:r>
+      <w:r>
+        <w:t xml:space="preserve">92 </w:t>
+      </w:r>
+      <w:r>
+        <w:t>со смещением на 2 байта, но в пространстве не отображается адрес 00</w:t>
+      </w:r>
+      <w:r>
+        <w:rPr>
+          <w:lang w:val="en-US"/>
+        </w:rPr>
+        <w:t>F</w:t>
+      </w:r>
+      <w:r>
+        <w:t>31</w:t>
+      </w:r>
+      <w:r>
+        <w:rPr>
+          <w:lang w:val="en-US"/>
+        </w:rPr>
+        <w:t>A</w:t>
+      </w:r>
+      <w:r>
+        <w:t>92</w:t>
+      </w:r>
+      <w:r>
+        <w:t xml:space="preserve"> + 2 (00</w:t>
+      </w:r>
+      <w:r>
+        <w:rPr>
+          <w:lang w:val="en-US"/>
+        </w:rPr>
+        <w:t>F</w:t>
+      </w:r>
+      <w:r>
+        <w:t>31</w:t>
+      </w:r>
+      <w:r>
+        <w:rPr>
+          <w:lang w:val="en-US"/>
+        </w:rPr>
+        <w:t>A</w:t>
+      </w:r>
+      <w:r>
+        <w:t>9</w:t>
+      </w:r>
+      <w:r>
+        <w:t xml:space="preserve">4). Для этого необходимо снять опередение данных с данного адреса можно заметить, что адрес </w:t>
+      </w:r>
+      <w:r>
+        <w:t>00</w:t>
+      </w:r>
+      <w:r>
+        <w:rPr>
+          <w:lang w:val="en-US"/>
+        </w:rPr>
+        <w:t>F</w:t>
+      </w:r>
+      <w:r>
+        <w:t>31</w:t>
+      </w:r>
+      <w:r>
+        <w:rPr>
+          <w:lang w:val="en-US"/>
+        </w:rPr>
+        <w:t>A</w:t>
+      </w:r>
+      <w:r>
+        <w:t>9</w:t>
+      </w:r>
+      <w:r>
+        <w:t>4</w:t>
+      </w:r>
+      <w:r>
+        <w:t xml:space="preserve"> появился в пространстве и при идентификации данных в код (С) можно увидеть, что по этому адресу находилась метка </w:t>
+      </w:r>
+      <w:r>
+        <w:t>00</w:t>
+      </w:r>
+      <w:r>
+        <w:rPr>
+          <w:lang w:val="en-US"/>
+        </w:rPr>
+        <w:t>F</w:t>
+      </w:r>
+      <w:r>
+        <w:t>31</w:t>
+      </w:r>
+      <w:r>
+        <w:rPr>
+          <w:lang w:val="en-US"/>
+        </w:rPr>
+        <w:t>A</w:t>
+      </w:r>
+      <w:r>
+        <w:t>9</w:t>
+      </w:r>
+      <w:r>
+        <w:t>4</w:t>
+      </w:r>
+      <w:r>
+        <w:t>.</w:t>
+      </w:r>
+    </w:p>
+    <w:p>
+      <w:pPr>
+        <w:pStyle w:val="a8"/>
+      </w:pPr>
+      <w:r>
+        <w:lastRenderedPageBreak/>
+        <w:drawing>
+          <wp:inline distT="0" distB="0" distL="0" distR="0" wp14:anchorId="5067B244" wp14:editId="377A7092">
+            <wp:extent cx="6300470" cy="3940810"/>
+            <wp:effectExtent l="0" t="0" r="0" b="0"/>
+            <wp:docPr id="347668606" name="Picture 1"/>
+            <wp:cNvGraphicFramePr>
+              <a:graphicFrameLocks xmlns:a="http://schemas.openxmlformats.org/drawingml/2006/main" noChangeAspect="1"/>
+            </wp:cNvGraphicFramePr>
+            <a:graphic xmlns:a="http://schemas.openxmlformats.org/drawingml/2006/main">
+              <a:graphicData uri="http://schemas.openxmlformats.org/drawingml/2006/picture">
+                <pic:pic xmlns:pic="http://schemas.openxmlformats.org/drawingml/2006/picture">
+                  <pic:nvPicPr>
+                    <pic:cNvPr id="347668606" name=""/>
+                    <pic:cNvPicPr/>
+                  </pic:nvPicPr>
+                  <pic:blipFill>
+                    <a:blip r:embed="rId23"/>
+                    <a:stretch>
+                      <a:fillRect/>
+                    </a:stretch>
+                  </pic:blipFill>
+                  <pic:spPr>
+                    <a:xfrm>
+                      <a:off x="0" y="0"/>
+                      <a:ext cx="6300470" cy="3940810"/>
+                    </a:xfrm>
+                    <a:prstGeom prst="rect">
+                      <a:avLst/>
+                    </a:prstGeom>
+                  </pic:spPr>
+                </pic:pic>
+              </a:graphicData>
+            </a:graphic>
+          </wp:inline>
+        </w:drawing>
+      </w:r>
+    </w:p>
+    <w:p>
+      <w:pPr>
+        <w:pStyle w:val="a"/>
+        <w:rPr>
+          <w:lang w:val="en-US"/>
+        </w:rPr>
+      </w:pPr>
+      <w:r>
+        <w:t>Раскрытие метки по адресу 00</w:t>
+      </w:r>
+      <w:r>
+        <w:rPr>
+          <w:lang w:val="en-US"/>
+        </w:rPr>
+        <w:t>F</w:t>
+      </w:r>
+      <w:r>
+        <w:t>31</w:t>
+      </w:r>
+      <w:r>
+        <w:rPr>
+          <w:lang w:val="en-US"/>
+        </w:rPr>
+        <w:t>A</w:t>
+      </w:r>
+      <w:r>
+        <w:t>94</w:t>
+      </w:r>
+    </w:p>
+    <w:p>
+      <w:pPr>
+        <w:rPr>
+          <w:lang w:val="en-US"/>
+        </w:rPr>
+      </w:pPr>
+    </w:p>
+    <w:p>
+      <w:r>
+        <w:t xml:space="preserve">Далее можно увидеть вызов исключения с проверкой символа на </w:t>
+      </w:r>
+      <w:r>
+        <w:rPr>
+          <w:i/>
+          <w:iCs/>
+          <w:lang w:val="en-US"/>
+        </w:rPr>
+        <w:t>j</w:t>
+      </w:r>
+      <w:r>
+        <w:t xml:space="preserve">, что обходится изменением </w:t>
+      </w:r>
+      <w:proofErr w:type="spellStart"/>
+      <w:r>
+        <w:rPr>
+          <w:lang w:val="en-US"/>
+        </w:rPr>
+        <w:t>jnz</w:t>
+      </w:r>
+      <w:proofErr w:type="spellEnd"/>
+      <w:r>
+        <w:t xml:space="preserve"> -&gt; </w:t>
+      </w:r>
+      <w:proofErr w:type="spellStart"/>
+      <w:r>
+        <w:rPr>
+          <w:lang w:val="en-US"/>
+        </w:rPr>
+        <w:t>jz</w:t>
+      </w:r>
+      <w:proofErr w:type="spellEnd"/>
+      <w:r>
+        <w:t xml:space="preserve">, </w:t>
+      </w:r>
+      <w:r>
+        <w:t>как показано на рисунке выше.</w:t>
+      </w:r>
+    </w:p>
+    <w:p>
+      <w:r>
+        <w:t>Предварительно была определена функция проверки пароля, внутри которой были поставлены тестовые точки остановки, чтобы проверить досягаемоть до нее во время отладки. После изменения еще нескольких механизмов антиотладки функция проверки была достигнута в отладке.</w:t>
+      </w:r>
+    </w:p>
+    <w:p>
+      <w:pPr>
+        <w:pStyle w:val="a8"/>
+      </w:pPr>
+      <w:r>
+        <w:lastRenderedPageBreak/>
+        <w:drawing>
+          <wp:inline distT="0" distB="0" distL="0" distR="0" wp14:anchorId="0EE56ED8" wp14:editId="12DA0673">
+            <wp:extent cx="4153480" cy="4991797"/>
+            <wp:effectExtent l="0" t="0" r="0" b="0"/>
+            <wp:docPr id="1460138404" name="Picture 1"/>
+            <wp:cNvGraphicFramePr>
+              <a:graphicFrameLocks xmlns:a="http://schemas.openxmlformats.org/drawingml/2006/main" noChangeAspect="1"/>
+            </wp:cNvGraphicFramePr>
+            <a:graphic xmlns:a="http://schemas.openxmlformats.org/drawingml/2006/main">
+              <a:graphicData uri="http://schemas.openxmlformats.org/drawingml/2006/picture">
+                <pic:pic xmlns:pic="http://schemas.openxmlformats.org/drawingml/2006/picture">
+                  <pic:nvPicPr>
+                    <pic:cNvPr id="1460138404" name=""/>
+                    <pic:cNvPicPr/>
+                  </pic:nvPicPr>
+                  <pic:blipFill>
+                    <a:blip r:embed="rId24"/>
+                    <a:stretch>
+                      <a:fillRect/>
+                    </a:stretch>
+                  </pic:blipFill>
+                  <pic:spPr>
+                    <a:xfrm>
+                      <a:off x="0" y="0"/>
+                      <a:ext cx="4153480" cy="4991797"/>
+                    </a:xfrm>
+                    <a:prstGeom prst="rect">
+                      <a:avLst/>
+                    </a:prstGeom>
+                  </pic:spPr>
+                </pic:pic>
+              </a:graphicData>
+            </a:graphic>
+          </wp:inline>
+        </w:drawing>
+      </w:r>
+    </w:p>
+    <w:p>
+      <w:pPr>
+        <w:pStyle w:val="a"/>
+      </w:pPr>
+      <w:r>
+        <w:t>Функция првоерки пароля в отладке.</w:t>
+      </w:r>
+    </w:p>
+    <w:p>
+      <w:pPr>
+        <w:rPr>
+          <w:lang w:val="en-US"/>
+        </w:rPr>
+      </w:pPr>
+    </w:p>
+    <w:p>
+      <w:r>
+        <w:t>В данной фун</w:t>
+      </w:r>
+      <w:r>
+        <w:t>кции введеный пароль шифруется по алгоритму с ключом и шаблоном перобраозваний. В начале шифротекст пароля берется из памяти, который можно прочитать.</w:t>
+      </w:r>
+    </w:p>
+    <w:p/>
+    <w:p>
+      <w:pPr>
+        <w:pStyle w:val="a8"/>
+      </w:pPr>
+      <w:r>
+        <w:lastRenderedPageBreak/>
+        <w:drawing>
+          <wp:inline distT="0" distB="0" distL="0" distR="0" wp14:anchorId="3F55B85D" wp14:editId="59FE01A4">
+            <wp:extent cx="6300470" cy="5466715"/>
+            <wp:effectExtent l="0" t="0" r="0" b="0"/>
+            <wp:docPr id="1719684864" name="Picture 1"/>
+            <wp:cNvGraphicFramePr>
+              <a:graphicFrameLocks xmlns:a="http://schemas.openxmlformats.org/drawingml/2006/main" noChangeAspect="1"/>
+            </wp:cNvGraphicFramePr>
+            <a:graphic xmlns:a="http://schemas.openxmlformats.org/drawingml/2006/main">
+              <a:graphicData uri="http://schemas.openxmlformats.org/drawingml/2006/picture">
+                <pic:pic xmlns:pic="http://schemas.openxmlformats.org/drawingml/2006/picture">
+                  <pic:nvPicPr>
+                    <pic:cNvPr id="1719684864" name=""/>
+                    <pic:cNvPicPr/>
+                  </pic:nvPicPr>
+                  <pic:blipFill>
+                    <a:blip r:embed="rId25"/>
+                    <a:stretch>
+                      <a:fillRect/>
+                    </a:stretch>
+                  </pic:blipFill>
+                  <pic:spPr>
+                    <a:xfrm>
+                      <a:off x="0" y="0"/>
+                      <a:ext cx="6300470" cy="5466715"/>
+                    </a:xfrm>
+                    <a:prstGeom prst="rect">
+                      <a:avLst/>
+                    </a:prstGeom>
+                  </pic:spPr>
+                </pic:pic>
+              </a:graphicData>
+            </a:graphic>
+          </wp:inline>
+        </w:drawing>
+      </w:r>
+    </w:p>
+    <w:p>
+      <w:pPr>
+        <w:pStyle w:val="a"/>
+      </w:pPr>
+      <w:r>
+        <w:t>Шифротекст исходного пароля в памяти.</w:t>
+      </w:r>
+    </w:p>
+    <w:p/>
+    <w:p>
+      <w:pPr>
+        <w:rPr>
+          <w:lang w:val="en-US"/>
+        </w:rPr>
+      </w:pPr>
+      <w:r>
+        <w:t>Для получения исходного пароля была восоздана функция обратных шифрованию действий и был получен вероятный верный пароль.</w:t>
+      </w:r>
+    </w:p>
+    <w:p>
+      <w:pPr>
+        <w:pStyle w:val="a8"/>
+        <w:rPr>
+          <w:lang w:val="en-US"/>
+        </w:rPr>
+      </w:pPr>
+      <w:r>
+        <w:rPr>
+          <w:lang w:val="en-US"/>
+        </w:rPr>
+        <w:lastRenderedPageBreak/>
+        <w:drawing>
+          <wp:inline distT="0" distB="0" distL="0" distR="0" wp14:anchorId="544B6875" wp14:editId="567DB2E4">
+            <wp:extent cx="6300470" cy="5280660"/>
+            <wp:effectExtent l="0" t="0" r="0" b="0"/>
+            <wp:docPr id="161050604" name="Picture 1"/>
+            <wp:cNvGraphicFramePr>
+              <a:graphicFrameLocks xmlns:a="http://schemas.openxmlformats.org/drawingml/2006/main" noChangeAspect="1"/>
+            </wp:cNvGraphicFramePr>
+            <a:graphic xmlns:a="http://schemas.openxmlformats.org/drawingml/2006/main">
+              <a:graphicData uri="http://schemas.openxmlformats.org/drawingml/2006/picture">
+                <pic:pic xmlns:pic="http://schemas.openxmlformats.org/drawingml/2006/picture">
+                  <pic:nvPicPr>
+                    <pic:cNvPr id="161050604" name=""/>
+                    <pic:cNvPicPr/>
+                  </pic:nvPicPr>
+                  <pic:blipFill>
+                    <a:blip r:embed="rId26"/>
+                    <a:stretch>
+                      <a:fillRect/>
+                    </a:stretch>
+                  </pic:blipFill>
+                  <pic:spPr>
+                    <a:xfrm>
+                      <a:off x="0" y="0"/>
+                      <a:ext cx="6300470" cy="5280660"/>
+                    </a:xfrm>
+                    <a:prstGeom prst="rect">
+                      <a:avLst/>
+                    </a:prstGeom>
+                  </pic:spPr>
+                </pic:pic>
+              </a:graphicData>
+            </a:graphic>
+          </wp:inline>
+        </w:drawing>
+      </w:r>
+    </w:p>
+    <w:p>
+      <w:pPr>
+        <w:pStyle w:val="a"/>
+      </w:pPr>
+      <w:r>
+        <w:t>Воссозданная дешифрующая функция с вероятным паролем.</w:t>
+      </w:r>
+    </w:p>
+    <w:p/>
+    <w:p>
+      <w:r>
+        <w:t xml:space="preserve">Из реставрации функции шифрования ввода была получена строка </w:t>
+      </w:r>
+      <w:r>
+        <w:t>SuoerSe`retBackdnnrPassvnrd0132446789</w:t>
+      </w:r>
+      <w:r>
+        <w:t xml:space="preserve">, которая при вводе не дала никакого результата. Вспоминая прошлые модификации программы можно вспомнить, что в них была проверка последнего символа на равенство с </w:t>
+      </w:r>
+      <w:r>
+        <w:rPr>
+          <w:i/>
+          <w:iCs/>
+          <w:lang w:val="en-US"/>
+        </w:rPr>
+        <w:t>j</w:t>
+      </w:r>
+      <w:r>
+        <w:t xml:space="preserve">, </w:t>
+      </w:r>
+      <w:r>
+        <w:t xml:space="preserve">которая была изменена. С данным предположением была запущена повторная отладка с полученым паролем, а также еще одним символом кроме </w:t>
+      </w:r>
+      <w:r>
+        <w:rPr>
+          <w:lang w:val="en-US"/>
+        </w:rPr>
+        <w:t>j</w:t>
+      </w:r>
+      <w:r>
+        <w:t xml:space="preserve"> </w:t>
+      </w:r>
+      <w:r>
+        <w:t>и в результате секретный ключ был получен.</w:t>
+      </w:r>
+    </w:p>
+    <w:p>
+      <w:pPr>
+        <w:rPr>
+          <w:lang w:val="en-US"/>
+        </w:rPr>
+      </w:pPr>
+    </w:p>
+    <w:p>
+      <w:pPr>
+        <w:pStyle w:val="a8"/>
+        <w:rPr>
+          <w:lang w:val="en-US"/>
+        </w:rPr>
+      </w:pPr>
+      <w:r>
+        <w:rPr>
+          <w:lang w:val="en-US"/>
+        </w:rPr>
+        <w:lastRenderedPageBreak/>
+        <w:drawing>
+          <wp:inline distT="0" distB="0" distL="0" distR="0" wp14:anchorId="3523D710" wp14:editId="593F4640">
+            <wp:extent cx="6300470" cy="1587500"/>
+            <wp:effectExtent l="0" t="0" r="0" b="0"/>
+            <wp:docPr id="1960259856" name="Picture 1"/>
+            <wp:cNvGraphicFramePr>
+              <a:graphicFrameLocks xmlns:a="http://schemas.openxmlformats.org/drawingml/2006/main" noChangeAspect="1"/>
+            </wp:cNvGraphicFramePr>
+            <a:graphic xmlns:a="http://schemas.openxmlformats.org/drawingml/2006/main">
+              <a:graphicData uri="http://schemas.openxmlformats.org/drawingml/2006/picture">
+                <pic:pic xmlns:pic="http://schemas.openxmlformats.org/drawingml/2006/picture">
+                  <pic:nvPicPr>
+                    <pic:cNvPr id="1960259856" name=""/>
+                    <pic:cNvPicPr/>
+                  </pic:nvPicPr>
+                  <pic:blipFill>
+                    <a:blip r:embed="rId27"/>
+                    <a:stretch>
+                      <a:fillRect/>
+                    </a:stretch>
+                  </pic:blipFill>
+                  <pic:spPr>
+                    <a:xfrm>
+                      <a:off x="0" y="0"/>
+                      <a:ext cx="6300470" cy="1587500"/>
+                    </a:xfrm>
+                    <a:prstGeom prst="rect">
+                      <a:avLst/>
+                    </a:prstGeom>
+                  </pic:spPr>
+                </pic:pic>
+              </a:graphicData>
+            </a:graphic>
+          </wp:inline>
+        </w:drawing>
+      </w:r>
+    </w:p>
+    <w:p>
+      <w:pPr>
+        <w:pStyle w:val="a"/>
+      </w:pPr>
+      <w:r>
+        <w:t>Получение секретного ключа.</w:t>
+      </w:r>
+    </w:p>
+    <w:p/>
+    <w:p>
+      <w:r>
+        <w:rPr>
+          <w:b/>
+          <w:bCs/>
+        </w:rPr>
+        <w:t>Р</w:t>
+      </w:r>
+      <w:r>
+        <w:rPr>
+          <w:b/>
+          <w:bCs/>
+          <w:lang w:val="en-US"/>
+        </w:rPr>
+        <w:t>once</w:t>
+      </w:r>
+      <w:r>
+        <w:rPr>
+          <w:b/>
+          <w:bCs/>
+        </w:rPr>
+        <w:t xml:space="preserve"> – </w:t>
+      </w:r>
+      <w:r>
+        <w:t xml:space="preserve">плагин для </w:t>
+      </w:r>
+      <w:r>
+        <w:rPr>
+          <w:lang w:val="en-US"/>
+        </w:rPr>
+        <w:t>IDA</w:t>
+      </w:r>
+      <w:r>
+        <w:t xml:space="preserve">, </w:t>
+      </w:r>
+      <w:r>
+        <w:t>позволяющий выполнять трассировку динамически и символически исполняет программу во время отладки. Данный плагин динамически отслеживает изменение регистров и позволяет извлекать значения байтов принудительно.</w:t>
+      </w:r>
+    </w:p>
+    <w:p>
+      <w:pPr>
+        <w:rPr>
+          <w:lang w:val="en-US"/>
+        </w:rPr>
+      </w:pPr>
+      <w:r>
+        <w:t xml:space="preserve">Для получения пароля с помощью </w:t>
+      </w:r>
+      <w:r>
+        <w:rPr>
+          <w:lang w:val="en-US"/>
+        </w:rPr>
+        <w:t>ponce</w:t>
+      </w:r>
+      <w:r>
+        <w:t xml:space="preserve"> </w:t>
+      </w:r>
+      <w:r>
+        <w:t xml:space="preserve">была запущена отладка и точка остановы была поставлена сразу после считывания введеного пароля. </w:t>
+      </w:r>
+      <w:r>
+        <w:t xml:space="preserve">Для этого введено 1234567890123456789012345678 как заглушку, но с длинной 38, затем в стеке (в регистре </w:t>
+      </w:r>
+      <w:r>
+        <w:rPr>
+          <w:lang w:val="en-US"/>
+        </w:rPr>
+        <w:t>EBP</w:t>
+      </w:r>
+      <w:r>
+        <w:t xml:space="preserve"> </w:t>
+      </w:r>
+      <w:r>
+        <w:t xml:space="preserve">с отступом) находится место, куда записался ввод. Из стека необходимо достать адрес ввода добавляется в окно памяти через </w:t>
+      </w:r>
+      <w:r>
+        <w:rPr>
+          <w:lang w:val="en-US"/>
+        </w:rPr>
+        <w:t>ponce</w:t>
+      </w:r>
+      <w:r>
+        <w:t>.</w:t>
+      </w:r>
+    </w:p>
+    <w:p>
+      <w:pPr>
+        <w:rPr>
+          <w:lang w:val="en-US"/>
+        </w:rPr>
+      </w:pPr>
+    </w:p>
+    <w:p>
+      <w:pPr>
+        <w:pStyle w:val="a8"/>
+        <w:rPr>
+          <w:lang w:val="en-US"/>
+        </w:rPr>
+      </w:pPr>
+      <w:r>
+        <w:rPr>
+          <w:lang w:val="en-US"/>
+        </w:rPr>
+        <w:drawing>
+          <wp:inline distT="0" distB="0" distL="0" distR="0" wp14:anchorId="00F7161C" wp14:editId="187F3024">
+            <wp:extent cx="6300470" cy="2454910"/>
+            <wp:effectExtent l="0" t="0" r="0" b="0"/>
+            <wp:docPr id="613120428" name="Picture 1"/>
+            <wp:cNvGraphicFramePr>
+              <a:graphicFrameLocks xmlns:a="http://schemas.openxmlformats.org/drawingml/2006/main" noChangeAspect="1"/>
+            </wp:cNvGraphicFramePr>
+            <a:graphic xmlns:a="http://schemas.openxmlformats.org/drawingml/2006/main">
+              <a:graphicData uri="http://schemas.openxmlformats.org/drawingml/2006/picture">
+                <pic:pic xmlns:pic="http://schemas.openxmlformats.org/drawingml/2006/picture">
+                  <pic:nvPicPr>
+                    <pic:cNvPr id="613120428" name=""/>
+                    <pic:cNvPicPr/>
+                  </pic:nvPicPr>
+                  <pic:blipFill>
+                    <a:blip r:embed="rId28"/>
+                    <a:stretch>
+                      <a:fillRect/>
+                    </a:stretch>
+                  </pic:blipFill>
+                  <pic:spPr>
+                    <a:xfrm>
+                      <a:off x="0" y="0"/>
+                      <a:ext cx="6300470" cy="2454910"/>
+                    </a:xfrm>
+                    <a:prstGeom prst="rect">
+                      <a:avLst/>
+                    </a:prstGeom>
+                  </pic:spPr>
+                </pic:pic>
+              </a:graphicData>
+            </a:graphic>
+          </wp:inline>
+        </w:drawing>
+      </w:r>
+    </w:p>
+    <w:p>
+      <w:pPr>
+        <w:pStyle w:val="a"/>
+        <w:rPr>
+          <w:lang w:val="en-US"/>
+        </w:rPr>
+      </w:pPr>
+      <w:r>
+        <w:t xml:space="preserve">Определение ввода в </w:t>
+      </w:r>
+      <w:r>
+        <w:rPr>
+          <w:lang w:val="en-US"/>
+        </w:rPr>
+        <w:t>EBP</w:t>
+      </w:r>
+    </w:p>
+    <w:p>
+      <w:pPr>
+        <w:rPr>
+          <w:lang w:val="en-US"/>
+        </w:rPr>
+      </w:pPr>
+    </w:p>
+    <w:p>
+      <w:r>
+        <w:t>Далее точка остановы была поставлена перед сравнением последнего символа для применения инжектора для получения нужного последнего байта.</w:t>
+      </w:r>
+    </w:p>
+    <w:p>
+      <w:pPr>
+        <w:pStyle w:val="a8"/>
+      </w:pPr>
+      <w:r>
+        <w:lastRenderedPageBreak/>
+        <w:drawing>
+          <wp:inline distT="0" distB="0" distL="0" distR="0" wp14:anchorId="1287E2BA" wp14:editId="0211B571">
+            <wp:extent cx="5687219" cy="3391373"/>
+            <wp:effectExtent l="0" t="0" r="8890" b="0"/>
+            <wp:docPr id="1847478999" name="Picture 1"/>
+            <wp:cNvGraphicFramePr>
+              <a:graphicFrameLocks xmlns:a="http://schemas.openxmlformats.org/drawingml/2006/main" noChangeAspect="1"/>
+            </wp:cNvGraphicFramePr>
+            <a:graphic xmlns:a="http://schemas.openxmlformats.org/drawingml/2006/main">
+              <a:graphicData uri="http://schemas.openxmlformats.org/drawingml/2006/picture">
+                <pic:pic xmlns:pic="http://schemas.openxmlformats.org/drawingml/2006/picture">
+                  <pic:nvPicPr>
+                    <pic:cNvPr id="1847478999" name=""/>
+                    <pic:cNvPicPr/>
+                  </pic:nvPicPr>
+                  <pic:blipFill>
+                    <a:blip r:embed="rId29"/>
+                    <a:stretch>
+                      <a:fillRect/>
+                    </a:stretch>
+                  </pic:blipFill>
+                  <pic:spPr>
+                    <a:xfrm>
+                      <a:off x="0" y="0"/>
+                      <a:ext cx="5687219" cy="3391373"/>
+                    </a:xfrm>
+                    <a:prstGeom prst="rect">
+                      <a:avLst/>
+                    </a:prstGeom>
+                  </pic:spPr>
+                </pic:pic>
+              </a:graphicData>
+            </a:graphic>
+          </wp:inline>
+        </w:drawing>
+      </w:r>
+    </w:p>
+    <w:p>
+      <w:pPr>
+        <w:pStyle w:val="a"/>
+      </w:pPr>
+      <w:r>
+        <w:t>Вторая точка остановы</w:t>
+      </w:r>
+    </w:p>
+    <w:p/>
+    <w:p>
+      <w:r>
+        <w:t xml:space="preserve">Далее точки остановы были установлены в месте шифрования ввода, чтобы получить адрес в </w:t>
+      </w:r>
+      <w:r>
+        <w:rPr>
+          <w:lang w:val="en-US"/>
+        </w:rPr>
+        <w:t>EBP</w:t>
+      </w:r>
+      <w:r>
+        <w:t xml:space="preserve"> </w:t>
+      </w:r>
+      <w:r>
+        <w:t xml:space="preserve">со входными данными перед шифрованием, а также для применения инжектора с целью внедрения введеных данных в адрес исходного пароля и последующего выдавливания </w:t>
+      </w:r>
+      <w:r>
+        <w:t>символов пароля в консоль.</w:t>
+      </w:r>
+    </w:p>
+    <w:p/>
+    <w:p>
+      <w:pPr>
+        <w:pStyle w:val="a8"/>
+      </w:pPr>
+      <w:r>
+        <w:lastRenderedPageBreak/>
+        <w:drawing>
+          <wp:inline distT="0" distB="0" distL="0" distR="0" wp14:anchorId="53DBA0CF" wp14:editId="6A3D4E3A">
+            <wp:extent cx="6300470" cy="5293360"/>
+            <wp:effectExtent l="0" t="0" r="0" b="0"/>
+            <wp:docPr id="1529781421" name="Picture 1"/>
+            <wp:cNvGraphicFramePr>
+              <a:graphicFrameLocks xmlns:a="http://schemas.openxmlformats.org/drawingml/2006/main" noChangeAspect="1"/>
+            </wp:cNvGraphicFramePr>
+            <a:graphic xmlns:a="http://schemas.openxmlformats.org/drawingml/2006/main">
+              <a:graphicData uri="http://schemas.openxmlformats.org/drawingml/2006/picture">
+                <pic:pic xmlns:pic="http://schemas.openxmlformats.org/drawingml/2006/picture">
+                  <pic:nvPicPr>
+                    <pic:cNvPr id="1529781421" name=""/>
+                    <pic:cNvPicPr/>
+                  </pic:nvPicPr>
+                  <pic:blipFill>
+                    <a:blip r:embed="rId30"/>
+                    <a:stretch>
+                      <a:fillRect/>
+                    </a:stretch>
+                  </pic:blipFill>
+                  <pic:spPr>
+                    <a:xfrm>
+                      <a:off x="0" y="0"/>
+                      <a:ext cx="6300470" cy="5293360"/>
+                    </a:xfrm>
+                    <a:prstGeom prst="rect">
+                      <a:avLst/>
+                    </a:prstGeom>
+                  </pic:spPr>
+                </pic:pic>
+              </a:graphicData>
+            </a:graphic>
+          </wp:inline>
+        </w:drawing>
+      </w:r>
+    </w:p>
+    <w:p>
+      <w:pPr>
+        <w:pStyle w:val="a"/>
+      </w:pPr>
+      <w:r>
+        <w:t>Точки остановы в месте записи входных данных.</w:t>
+      </w:r>
+    </w:p>
+    <w:p/>
+    <w:p>
+      <w:r>
+        <w:t xml:space="preserve">Во время самой отладки, после символизирования введеных данных и применения инжектора в место после сравнения на </w:t>
+      </w:r>
+      <w:r>
+        <w:rPr>
+          <w:lang w:val="en-US"/>
+        </w:rPr>
+        <w:t>j</w:t>
+      </w:r>
+      <w:r>
+        <w:t xml:space="preserve"> было определено место записи введеных данных перед их шифрованием. После полного переноса данных в адресс </w:t>
+      </w:r>
+      <w:proofErr w:type="spellStart"/>
+      <w:r>
+        <w:rPr>
+          <w:lang w:val="en-US"/>
+        </w:rPr>
+        <w:t>ebp</w:t>
+      </w:r>
+      <w:proofErr w:type="spellEnd"/>
+      <w:r>
+        <w:t>+</w:t>
+      </w:r>
+      <w:proofErr w:type="spellStart"/>
+      <w:r>
+        <w:rPr>
+          <w:lang w:val="en-US"/>
+        </w:rPr>
+        <w:t>ecx</w:t>
+      </w:r>
+      <w:proofErr w:type="spellEnd"/>
+      <w:r>
+        <w:t>+</w:t>
+      </w:r>
+      <w:r>
+        <w:rPr>
+          <w:lang w:val="en-US"/>
+        </w:rPr>
+        <w:t>var</w:t>
+      </w:r>
+      <w:r>
+        <w:t>_2</w:t>
+      </w:r>
+      <w:r>
+        <w:rPr>
+          <w:lang w:val="en-US"/>
+        </w:rPr>
+        <w:t>C</w:t>
+      </w:r>
+      <w:r>
+        <w:t xml:space="preserve"> важно выполнить символизацию данных на следующей пересылке в </w:t>
+      </w:r>
+      <w:proofErr w:type="spellStart"/>
+      <w:r>
+        <w:rPr>
+          <w:lang w:val="en-US"/>
+        </w:rPr>
+        <w:t>ebp</w:t>
+      </w:r>
+      <w:proofErr w:type="spellEnd"/>
+      <w:r>
+        <w:t xml:space="preserve"> </w:t>
+      </w:r>
+      <w:r>
+        <w:t xml:space="preserve">по адресу введеных данных. </w:t>
+      </w:r>
+    </w:p>
+    <w:p/>
+    <w:p/>
+    <w:p>
+      <w:pPr>
+        <w:pStyle w:val="a8"/>
+      </w:pPr>
+      <w:r>
+        <w:lastRenderedPageBreak/>
+        <w:drawing>
+          <wp:inline distT="0" distB="0" distL="0" distR="0" wp14:anchorId="144AE052" wp14:editId="18ABBFF3">
+            <wp:extent cx="6300470" cy="3025775"/>
+            <wp:effectExtent l="0" t="0" r="0" b="0"/>
+            <wp:docPr id="1909097380" name="Picture 1"/>
+            <wp:cNvGraphicFramePr>
+              <a:graphicFrameLocks xmlns:a="http://schemas.openxmlformats.org/drawingml/2006/main" noChangeAspect="1"/>
+            </wp:cNvGraphicFramePr>
+            <a:graphic xmlns:a="http://schemas.openxmlformats.org/drawingml/2006/main">
+              <a:graphicData uri="http://schemas.openxmlformats.org/drawingml/2006/picture">
+                <pic:pic xmlns:pic="http://schemas.openxmlformats.org/drawingml/2006/picture">
+                  <pic:nvPicPr>
+                    <pic:cNvPr id="1909097380" name=""/>
+                    <pic:cNvPicPr/>
+                  </pic:nvPicPr>
+                  <pic:blipFill>
+                    <a:blip r:embed="rId31"/>
+                    <a:stretch>
+                      <a:fillRect/>
+                    </a:stretch>
+                  </pic:blipFill>
+                  <pic:spPr>
+                    <a:xfrm>
+                      <a:off x="0" y="0"/>
+                      <a:ext cx="6300470" cy="3025775"/>
+                    </a:xfrm>
+                    <a:prstGeom prst="rect">
+                      <a:avLst/>
+                    </a:prstGeom>
+                  </pic:spPr>
+                </pic:pic>
+              </a:graphicData>
+            </a:graphic>
+          </wp:inline>
+        </w:drawing>
+      </w:r>
+    </w:p>
+    <w:p>
+      <w:pPr>
+        <w:pStyle w:val="a"/>
+      </w:pPr>
+      <w:r>
+        <w:t>Символизирование входных данных перед шифрованием.</w:t>
+      </w:r>
+    </w:p>
+    <w:p>
+      <w:r>
+        <w:t>В дальнейшем, на точке останова, где происходит сравнение зашифрованн</w:t>
+      </w:r>
+      <w:r>
+        <w:t>ых входных данных и шифробайтов исходного пароля применяется инжектор, который выдавливает следующий символ исходного пароля. В ходе инжектирования всех 38 байтов, исходный пароль был получен в консоли.</w:t>
+      </w:r>
+    </w:p>
+    <w:p>
+      <w:pPr>
+        <w:ind w:firstLine="0"/>
+      </w:pPr>
+    </w:p>
+    <w:p>
+      <w:pPr>
+        <w:pStyle w:val="a8"/>
+      </w:pPr>
+      <w:r>
+        <w:drawing>
+          <wp:inline distT="0" distB="0" distL="0" distR="0" wp14:anchorId="1F3F123C" wp14:editId="08CF4E5E">
+            <wp:extent cx="6300470" cy="2487295"/>
+            <wp:effectExtent l="0" t="0" r="0" b="0"/>
+            <wp:docPr id="83088337" name="Picture 1"/>
+            <wp:cNvGraphicFramePr>
+              <a:graphicFrameLocks xmlns:a="http://schemas.openxmlformats.org/drawingml/2006/main" noChangeAspect="1"/>
+            </wp:cNvGraphicFramePr>
+            <a:graphic xmlns:a="http://schemas.openxmlformats.org/drawingml/2006/main">
+              <a:graphicData uri="http://schemas.openxmlformats.org/drawingml/2006/picture">
+                <pic:pic xmlns:pic="http://schemas.openxmlformats.org/drawingml/2006/picture">
+                  <pic:nvPicPr>
+                    <pic:cNvPr id="83088337" name=""/>
+                    <pic:cNvPicPr/>
+                  </pic:nvPicPr>
+                  <pic:blipFill>
+                    <a:blip r:embed="rId32"/>
+                    <a:stretch>
+                      <a:fillRect/>
+                    </a:stretch>
+                  </pic:blipFill>
+                  <pic:spPr>
+                    <a:xfrm>
+                      <a:off x="0" y="0"/>
+                      <a:ext cx="6300470" cy="2487295"/>
+                    </a:xfrm>
+                    <a:prstGeom prst="rect">
+                      <a:avLst/>
+                    </a:prstGeom>
+                  </pic:spPr>
+                </pic:pic>
+              </a:graphicData>
+            </a:graphic>
+          </wp:inline>
+        </w:drawing>
+      </w:r>
+    </w:p>
+    <w:p>
+      <w:pPr>
+        <w:pStyle w:val="a"/>
+      </w:pPr>
+      <w:r>
+        <w:t>Получение исходного пароля после инжектирования</w:t>
+      </w:r>
+    </w:p>
+    <w:p/>
+    <w:p>
+      <w:r>
+        <w:t>При дальнейшей отладке программа завершилась с успешным выводом ключа.</w:t>
+      </w:r>
+    </w:p>
+    <w:p>
+      <w:pPr>
+        <w:pStyle w:val="a8"/>
+      </w:pPr>
+      <w:r>
+        <w:lastRenderedPageBreak/>
+        <w:drawing>
+          <wp:inline distT="0" distB="0" distL="0" distR="0" wp14:anchorId="7CF3C5EC" wp14:editId="6C51C071">
+            <wp:extent cx="6300470" cy="3620135"/>
+            <wp:effectExtent l="0" t="0" r="0" b="0"/>
+            <wp:docPr id="1004030656" name="Picture 1"/>
+            <wp:cNvGraphicFramePr>
+              <a:graphicFrameLocks xmlns:a="http://schemas.openxmlformats.org/drawingml/2006/main" noChangeAspect="1"/>
+            </wp:cNvGraphicFramePr>
+            <a:graphic xmlns:a="http://schemas.openxmlformats.org/drawingml/2006/main">
+              <a:graphicData uri="http://schemas.openxmlformats.org/drawingml/2006/picture">
+                <pic:pic xmlns:pic="http://schemas.openxmlformats.org/drawingml/2006/picture">
+                  <pic:nvPicPr>
+                    <pic:cNvPr id="1004030656" name=""/>
+                    <pic:cNvPicPr/>
+                  </pic:nvPicPr>
+                  <pic:blipFill>
+                    <a:blip r:embed="rId33"/>
+                    <a:stretch>
+                      <a:fillRect/>
+                    </a:stretch>
+                  </pic:blipFill>
+                  <pic:spPr>
+                    <a:xfrm>
+                      <a:off x="0" y="0"/>
+                      <a:ext cx="6300470" cy="3620135"/>
+                    </a:xfrm>
+                    <a:prstGeom prst="rect">
+                      <a:avLst/>
+                    </a:prstGeom>
+                  </pic:spPr>
+                </pic:pic>
+              </a:graphicData>
+            </a:graphic>
+          </wp:inline>
+        </w:drawing>
+      </w:r>
+    </w:p>
+    <w:p>
+      <w:pPr>
+        <w:pStyle w:val="a"/>
+        <w:rPr>
+          <w:lang w:val="en-US"/>
+        </w:rPr>
+      </w:pPr>
+      <w:r>
+        <w:t xml:space="preserve">Успешный дебаг программы с </w:t>
+      </w:r>
+      <w:r>
+        <w:rPr>
+          <w:lang w:val="en-US"/>
+        </w:rPr>
+        <w:t>ponce</w:t>
+      </w:r>
+      <w:r>
+        <w:t>.</w:t>
+      </w:r>
+    </w:p>
+    <w:p>
+      <w:pPr>
+        <w:rPr>
+          <w:lang w:val="en-US"/>
+        </w:rPr>
+      </w:pPr>
+    </w:p>
+    <w:p>
+      <w:r>
+        <w:t>Для анализа 2-й программы были запущены ранее написанные скрипты, которые выдали данный результат:</w:t>
+      </w:r>
+    </w:p>
+    <w:p>
+      <w:pPr>
+        <w:pStyle w:val="a8"/>
+        <w:rPr>
+          <w:lang w:val="en-US"/>
+        </w:rPr>
+      </w:pPr>
+      <w:r>
+        <w:rPr>
+          <w:lang w:val="en-US"/>
+        </w:rPr>
+        <w:lastRenderedPageBreak/>
+        <w:drawing>
+          <wp:inline distT="0" distB="0" distL="0" distR="0" wp14:anchorId="3150D17F" wp14:editId="0481D101">
+            <wp:extent cx="5572903" cy="7649643"/>
+            <wp:effectExtent l="0" t="0" r="8890" b="8890"/>
+            <wp:docPr id="875402623" name="Picture 1"/>
+            <wp:cNvGraphicFramePr>
+              <a:graphicFrameLocks xmlns:a="http://schemas.openxmlformats.org/drawingml/2006/main" noChangeAspect="1"/>
+            </wp:cNvGraphicFramePr>
+            <a:graphic xmlns:a="http://schemas.openxmlformats.org/drawingml/2006/main">
+              <a:graphicData uri="http://schemas.openxmlformats.org/drawingml/2006/picture">
+                <pic:pic xmlns:pic="http://schemas.openxmlformats.org/drawingml/2006/picture">
+                  <pic:nvPicPr>
+                    <pic:cNvPr id="875402623" name=""/>
+                    <pic:cNvPicPr/>
+                  </pic:nvPicPr>
+                  <pic:blipFill>
+                    <a:blip r:embed="rId34"/>
+                    <a:stretch>
+                      <a:fillRect/>
+                    </a:stretch>
+                  </pic:blipFill>
+                  <pic:spPr>
+                    <a:xfrm>
+                      <a:off x="0" y="0"/>
+                      <a:ext cx="5572903" cy="7649643"/>
+                    </a:xfrm>
+                    <a:prstGeom prst="rect">
+                      <a:avLst/>
+                    </a:prstGeom>
+                  </pic:spPr>
+                </pic:pic>
+              </a:graphicData>
+            </a:graphic>
+          </wp:inline>
+        </w:drawing>
+      </w:r>
+    </w:p>
+    <w:p>
+      <w:pPr>
+        <w:pStyle w:val="a"/>
+        <w:rPr>
+          <w:lang w:val="en-US"/>
+        </w:rPr>
+      </w:pPr>
+      <w:r>
+        <w:t xml:space="preserve">Результат анализа </w:t>
+      </w:r>
+      <w:r>
+        <w:rPr>
+          <w:lang w:val="en-US"/>
+        </w:rPr>
+        <w:t>crackme9.e_xe</w:t>
+      </w:r>
+    </w:p>
+    <w:p/>
+    <w:p>
+      <w:pPr>
+        <w:rPr>
+          <w:lang w:val="en-US"/>
+        </w:rPr>
+      </w:pPr>
+      <w:r>
+        <w:t xml:space="preserve">Также можно заметить, что для запуска программа требует права администратора, что усложняет ее отладку, для решения необходимо изменить в </w:t>
+      </w:r>
+      <w:r>
+        <w:lastRenderedPageBreak/>
+        <w:t xml:space="preserve">манифесте поле с требуемым уровнем прав с </w:t>
+      </w:r>
+      <w:proofErr w:type="spellStart"/>
+      <w:r>
+        <w:rPr>
+          <w:lang w:val="en-US"/>
+        </w:rPr>
+        <w:t>requireAdministrator</w:t>
+      </w:r>
+      <w:proofErr w:type="spellEnd"/>
+      <w:r>
+        <w:t xml:space="preserve"> </w:t>
+      </w:r>
+      <w:r>
+        <w:t xml:space="preserve">на </w:t>
+      </w:r>
+      <w:proofErr w:type="spellStart"/>
+      <w:r>
+        <w:rPr>
+          <w:lang w:val="en-US"/>
+        </w:rPr>
+        <w:t>asInvoker</w:t>
+      </w:r>
+      <w:proofErr w:type="spellEnd"/>
+      <w:r>
+        <w:t xml:space="preserve">, что было сделано в </w:t>
+      </w:r>
+      <w:r>
+        <w:rPr>
+          <w:lang w:val="en-US"/>
+        </w:rPr>
+        <w:t>Resource</w:t>
+      </w:r>
+      <w:r>
+        <w:t xml:space="preserve"> </w:t>
+      </w:r>
+      <w:r>
+        <w:rPr>
+          <w:lang w:val="en-US"/>
+        </w:rPr>
+        <w:t>Hacker</w:t>
+      </w:r>
+      <w:r>
+        <w:t>.</w:t>
+      </w:r>
+    </w:p>
+    <w:p>
+      <w:pPr>
+        <w:rPr>
+          <w:lang w:val="en-US"/>
+        </w:rPr>
+      </w:pPr>
+    </w:p>
+    <w:p>
+      <w:pPr>
+        <w:pStyle w:val="a8"/>
+        <w:rPr>
+          <w:lang w:val="en-US"/>
+        </w:rPr>
+      </w:pPr>
+      <w:r>
+        <w:rPr>
+          <w:lang w:val="en-US"/>
+        </w:rPr>
+        <w:drawing>
+          <wp:inline distT="0" distB="0" distL="0" distR="0" wp14:anchorId="347631AB" wp14:editId="460F09B1">
+            <wp:extent cx="6300470" cy="3410585"/>
+            <wp:effectExtent l="0" t="0" r="0" b="0"/>
+            <wp:docPr id="1840862544" name="Picture 1"/>
+            <wp:cNvGraphicFramePr>
+              <a:graphicFrameLocks xmlns:a="http://schemas.openxmlformats.org/drawingml/2006/main" noChangeAspect="1"/>
+            </wp:cNvGraphicFramePr>
+            <a:graphic xmlns:a="http://schemas.openxmlformats.org/drawingml/2006/main">
+              <a:graphicData uri="http://schemas.openxmlformats.org/drawingml/2006/picture">
+                <pic:pic xmlns:pic="http://schemas.openxmlformats.org/drawingml/2006/picture">
+                  <pic:nvPicPr>
+                    <pic:cNvPr id="1840862544" name=""/>
+                    <pic:cNvPicPr/>
+                  </pic:nvPicPr>
+                  <pic:blipFill>
+                    <a:blip r:embed="rId35"/>
+                    <a:stretch>
+                      <a:fillRect/>
+                    </a:stretch>
+                  </pic:blipFill>
+                  <pic:spPr>
+                    <a:xfrm>
+                      <a:off x="0" y="0"/>
+                      <a:ext cx="6300470" cy="3410585"/>
+                    </a:xfrm>
+                    <a:prstGeom prst="rect">
+                      <a:avLst/>
+                    </a:prstGeom>
+                  </pic:spPr>
+                </pic:pic>
+              </a:graphicData>
+            </a:graphic>
+          </wp:inline>
+        </w:drawing>
+      </w:r>
+    </w:p>
+    <w:p>
+      <w:pPr>
+        <w:pStyle w:val="a"/>
+      </w:pPr>
+      <w:r>
+        <w:t>Изменение требуемых прав</w:t>
+      </w:r>
+      <w:r>
+        <w:t xml:space="preserve"> </w:t>
+      </w:r>
+      <w:r>
+        <w:t>для запуска файла.</w:t>
+      </w:r>
+    </w:p>
+    <w:p/>
     <w:sectPr>
-      <w:headerReference w:type="even" r:id="rId14"/>
-      <w:headerReference w:type="default" r:id="rId15"/>
-      <w:footerReference w:type="even" r:id="rId16"/>
-      <w:footerReference w:type="default" r:id="rId17"/>
-      <w:headerReference w:type="first" r:id="rId18"/>
-      <w:footerReference w:type="first" r:id="rId19"/>
+      <w:headerReference w:type="even" r:id="rId36"/>
+      <w:headerReference w:type="default" r:id="rId37"/>
+      <w:footerReference w:type="even" r:id="rId38"/>
+      <w:footerReference w:type="default" r:id="rId39"/>
+      <w:headerReference w:type="first" r:id="rId40"/>
+      <w:footerReference w:type="first" r:id="rId41"/>
       <w:pgSz w:w="11906" w:h="16838"/>
       <w:pgMar w:top="1134" w:right="850" w:bottom="1134" w:left="1134" w:header="708" w:footer="708" w:gutter="0"/>
       <w:cols w:space="708"/>
@@ -2401,8 +4703,8 @@
   <w:abstractNum w:abstractNumId="8" w15:restartNumberingAfterBreak="0">
     <w:nsid w:val="0AD25075"/>
     <w:multiLevelType w:val="hybridMultilevel"/>
-    <w:tmpl w:val="AF02768E"/>
-    <w:lvl w:ilvl="0" w:tplc="08A280EC">
+    <w:tmpl w:val="96384718"/>
+    <w:lvl w:ilvl="0" w:tplc="DD28F4EC">
       <w:start w:val="1"/>
       <w:numFmt w:val="decimal"/>
       <w:pStyle w:val="a"/>
@@ -2411,9 +4713,6 @@
       <w:pPr>
         <w:ind w:left="720" w:hanging="360"/>
       </w:pPr>
-      <w:rPr>
-        <w:rFonts w:hint="default"/>
-      </w:rPr>
     </w:lvl>
     <w:lvl w:ilvl="1" w:tplc="04190019" w:tentative="1">
       <w:start w:val="1"/>
@@ -4292,6 +6591,12 @@
   </w:num>
   <w:num w:numId="26" w16cid:durableId="1095394114">
     <w:abstractNumId w:val="15"/>
+  </w:num>
+  <w:num w:numId="27" w16cid:durableId="145905414">
+    <w:abstractNumId w:val="8"/>
+    <w:lvlOverride w:ilvl="0">
+      <w:startOverride w:val="1"/>
+    </w:lvlOverride>
   </w:num>
   <w:numIdMacAtCleanup w:val="12"/>
 </w:numbering>
@@ -4939,6 +7244,7 @@
   <w:style w:type="character" w:default="1" w:styleId="DefaultParagraphFont">
     <w:name w:val="Default Paragraph Font"/>
     <w:uiPriority w:val="1"/>
+    <w:semiHidden/>
     <w:unhideWhenUsed/>
   </w:style>
   <w:style w:type="table" w:default="1" w:styleId="TableNormal">

--- a/Five/R/Lab2/МихайличТРИПО_Лаб2.docx
+++ b/Five/R/Lab2/МихайличТРИПО_Лаб2.docx
@@ -1923,6 +1923,9 @@
         <w:pStyle w:val="a8"/>
       </w:pPr>
       <w:r>
+        <w:rPr>
+          <w:noProof/>
+        </w:rPr>
         <w:lastRenderedPageBreak/>
         <w:drawing>
           <wp:inline distT="0" distB="0" distL="0" distR="0" wp14:anchorId="0820EF40" wp14:editId="23F15E88">
@@ -2029,6 +2032,9 @@
         <w:pStyle w:val="a8"/>
       </w:pPr>
       <w:r>
+        <w:rPr>
+          <w:noProof/>
+        </w:rPr>
         <w:lastRenderedPageBreak/>
         <w:drawing>
           <wp:inline distT="0" distB="0" distL="0" distR="0" wp14:anchorId="085032A0" wp14:editId="07B2CBEA">
@@ -2077,11 +2083,6 @@
     </w:p>
     <w:p/>
     <w:p>
-      <w:pPr>
-        <w:rPr>
-          <w:lang w:val="en-US"/>
-        </w:rPr>
-      </w:pPr>
       <w:r>
         <w:t xml:space="preserve">Для обхода данного метода можно удалить деление на 0, заменив его на </w:t>
       </w:r>
@@ -2106,6 +2107,7 @@
       </w:pPr>
       <w:r>
         <w:rPr>
+          <w:noProof/>
           <w:lang w:val="en-US"/>
         </w:rPr>
         <w:drawing>
@@ -2165,6 +2167,9 @@
         <w:pStyle w:val="a8"/>
       </w:pPr>
       <w:r>
+        <w:rPr>
+          <w:noProof/>
+        </w:rPr>
         <w:lastRenderedPageBreak/>
         <w:drawing>
           <wp:inline distT="0" distB="0" distL="0" distR="0" wp14:anchorId="071F8533" wp14:editId="5F45A52E">
@@ -2251,6 +2256,9 @@
         <w:pStyle w:val="a8"/>
       </w:pPr>
       <w:r>
+        <w:rPr>
+          <w:noProof/>
+        </w:rPr>
         <w:drawing>
           <wp:inline distT="0" distB="0" distL="0" distR="0" wp14:anchorId="4173B5A3" wp14:editId="0F0BF5A0">
             <wp:extent cx="6300470" cy="2723515"/>
@@ -2316,6 +2324,9 @@
         <w:pStyle w:val="a8"/>
       </w:pPr>
       <w:r>
+        <w:rPr>
+          <w:noProof/>
+        </w:rPr>
         <w:lastRenderedPageBreak/>
         <w:drawing>
           <wp:inline distT="0" distB="0" distL="0" distR="0" wp14:anchorId="32611BA1" wp14:editId="5DEC2D7F">
@@ -2479,10 +2490,7 @@
         <w:t>9</w:t>
       </w:r>
       <w:r>
-        <w:t xml:space="preserve">4). Для этого необходимо снять опередение данных с данного адреса можно заметить, что адрес </w:t>
-      </w:r>
-      <w:r>
-        <w:t>00</w:t>
+        <w:t>4). Для этого необходимо снять опередение данных с данного адреса можно заметить, что адрес 00</w:t>
       </w:r>
       <w:r>
         <w:rPr>
@@ -2503,13 +2511,7 @@
         <w:t>9</w:t>
       </w:r>
       <w:r>
-        <w:t>4</w:t>
-      </w:r>
-      <w:r>
-        <w:t xml:space="preserve"> появился в пространстве и при идентификации данных в код (С) можно увидеть, что по этому адресу находилась метка </w:t>
-      </w:r>
-      <w:r>
-        <w:t>00</w:t>
+        <w:t>4 появился в пространстве и при идентификации данных в код (С) можно увидеть, что по этому адресу находилась метка 00</w:t>
       </w:r>
       <w:r>
         <w:rPr>
@@ -2530,10 +2532,7 @@
         <w:t>9</w:t>
       </w:r>
       <w:r>
-        <w:t>4</w:t>
-      </w:r>
-      <w:r>
-        <w:t>.</w:t>
+        <w:t>4.</w:t>
       </w:r>
     </w:p>
     <w:p>
@@ -2541,6 +2540,9 @@
         <w:pStyle w:val="a8"/>
       </w:pPr>
       <w:r>
+        <w:rPr>
+          <w:noProof/>
+        </w:rPr>
         <w:lastRenderedPageBreak/>
         <w:drawing>
           <wp:inline distT="0" distB="0" distL="0" distR="0" wp14:anchorId="5067B244" wp14:editId="377A7092">
@@ -2666,6 +2668,9 @@
         <w:pStyle w:val="a8"/>
       </w:pPr>
       <w:r>
+        <w:rPr>
+          <w:noProof/>
+        </w:rPr>
         <w:lastRenderedPageBreak/>
         <w:drawing>
           <wp:inline distT="0" distB="0" distL="0" distR="0" wp14:anchorId="0EE56ED8" wp14:editId="12DA0673">
@@ -2712,13 +2717,7 @@
         <w:t>Функция првоерки пароля в отладке.</w:t>
       </w:r>
     </w:p>
-    <w:p>
-      <w:pPr>
-        <w:rPr>
-          <w:lang w:val="en-US"/>
-        </w:rPr>
-      </w:pPr>
-    </w:p>
+    <w:p/>
     <w:p>
       <w:r>
         <w:t>В данной фун</w:t>
@@ -2733,6 +2732,9 @@
         <w:pStyle w:val="a8"/>
       </w:pPr>
       <w:r>
+        <w:rPr>
+          <w:noProof/>
+        </w:rPr>
         <w:lastRenderedPageBreak/>
         <w:drawing>
           <wp:inline distT="0" distB="0" distL="0" distR="0" wp14:anchorId="3F55B85D" wp14:editId="59FE01A4">
@@ -2781,11 +2783,6 @@
     </w:p>
     <w:p/>
     <w:p>
-      <w:pPr>
-        <w:rPr>
-          <w:lang w:val="en-US"/>
-        </w:rPr>
-      </w:pPr>
       <w:r>
         <w:t>Для получения исходного пароля была восоздана функция обратных шифрованию действий и был получен вероятный верный пароль.</w:t>
       </w:r>
@@ -2799,6 +2796,7 @@
       </w:pPr>
       <w:r>
         <w:rPr>
+          <w:noProof/>
           <w:lang w:val="en-US"/>
         </w:rPr>
         <w:lastRenderedPageBreak/>
@@ -2885,13 +2883,7 @@
         <w:t>и в результате секретный ключ был получен.</w:t>
       </w:r>
     </w:p>
-    <w:p>
-      <w:pPr>
-        <w:rPr>
-          <w:lang w:val="en-US"/>
-        </w:rPr>
-      </w:pPr>
-    </w:p>
+    <w:p/>
     <w:p>
       <w:pPr>
         <w:pStyle w:val="a8"/>
@@ -2901,6 +2893,7 @@
       </w:pPr>
       <w:r>
         <w:rPr>
+          <w:noProof/>
           <w:lang w:val="en-US"/>
         </w:rPr>
         <w:lastRenderedPageBreak/>
@@ -2990,11 +2983,6 @@
       </w:r>
     </w:p>
     <w:p>
-      <w:pPr>
-        <w:rPr>
-          <w:lang w:val="en-US"/>
-        </w:rPr>
-      </w:pPr>
       <w:r>
         <w:t xml:space="preserve">Для получения пароля с помощью </w:t>
       </w:r>
@@ -3035,13 +3023,7 @@
         <w:t>.</w:t>
       </w:r>
     </w:p>
-    <w:p>
-      <w:pPr>
-        <w:rPr>
-          <w:lang w:val="en-US"/>
-        </w:rPr>
-      </w:pPr>
-    </w:p>
+    <w:p/>
     <w:p>
       <w:pPr>
         <w:pStyle w:val="a8"/>
@@ -3051,6 +3033,7 @@
       </w:pPr>
       <w:r>
         <w:rPr>
+          <w:noProof/>
           <w:lang w:val="en-US"/>
         </w:rPr>
         <w:drawing>
@@ -3124,6 +3107,9 @@
         <w:pStyle w:val="a8"/>
       </w:pPr>
       <w:r>
+        <w:rPr>
+          <w:noProof/>
+        </w:rPr>
         <w:lastRenderedPageBreak/>
         <w:drawing>
           <wp:inline distT="0" distB="0" distL="0" distR="0" wp14:anchorId="1287E2BA" wp14:editId="0211B571">
@@ -3197,6 +3183,9 @@
         <w:pStyle w:val="a8"/>
       </w:pPr>
       <w:r>
+        <w:rPr>
+          <w:noProof/>
+        </w:rPr>
         <w:lastRenderedPageBreak/>
         <w:drawing>
           <wp:inline distT="0" distB="0" distL="0" distR="0" wp14:anchorId="53DBA0CF" wp14:editId="6A3D4E3A">
@@ -3319,6 +3308,9 @@
         <w:pStyle w:val="a8"/>
       </w:pPr>
       <w:r>
+        <w:rPr>
+          <w:noProof/>
+        </w:rPr>
         <w:lastRenderedPageBreak/>
         <w:drawing>
           <wp:inline distT="0" distB="0" distL="0" distR="0" wp14:anchorId="144AE052" wp14:editId="18ABBFF3">
@@ -3383,6 +3375,9 @@
         <w:pStyle w:val="a8"/>
       </w:pPr>
       <w:r>
+        <w:rPr>
+          <w:noProof/>
+        </w:rPr>
         <w:drawing>
           <wp:inline distT="0" distB="0" distL="0" distR="0" wp14:anchorId="1F3F123C" wp14:editId="08CF4E5E">
             <wp:extent cx="6300470" cy="2487295"/>
@@ -3439,6 +3434,9 @@
         <w:pStyle w:val="a8"/>
       </w:pPr>
       <w:r>
+        <w:rPr>
+          <w:noProof/>
+        </w:rPr>
         <w:lastRenderedPageBreak/>
         <w:drawing>
           <wp:inline distT="0" distB="0" distL="0" distR="0" wp14:anchorId="7CF3C5EC" wp14:editId="6C51C071">
@@ -3480,9 +3478,6 @@
     <w:p>
       <w:pPr>
         <w:pStyle w:val="a"/>
-        <w:rPr>
-          <w:lang w:val="en-US"/>
-        </w:rPr>
       </w:pPr>
       <w:r>
         <w:t xml:space="preserve">Успешный дебаг программы с </w:t>
@@ -3506,6 +3501,1855 @@
     </w:p>
     <w:p>
       <w:r>
+        <w:rPr>
+          <w:i/>
+          <w:iCs/>
+        </w:rPr>
+        <w:t xml:space="preserve">Анализ </w:t>
+      </w:r>
+      <w:proofErr w:type="spellStart"/>
+      <w:r>
+        <w:rPr>
+          <w:i/>
+          <w:iCs/>
+          <w:lang w:val="en-US"/>
+        </w:rPr>
+        <w:t>crackme</w:t>
+      </w:r>
+      <w:proofErr w:type="spellEnd"/>
+      <w:r>
+        <w:rPr>
+          <w:i/>
+          <w:iCs/>
+          <w:lang w:val="en-US"/>
+        </w:rPr>
+        <w:t xml:space="preserve"> </w:t>
+      </w:r>
+      <w:r>
+        <w:rPr>
+          <w:i/>
+          <w:iCs/>
+        </w:rPr>
+        <w:t>одногруппника</w:t>
+      </w:r>
+    </w:p>
+    <w:p>
+      <w:r>
+        <w:t xml:space="preserve">Для решения </w:t>
+      </w:r>
+      <w:proofErr w:type="spellStart"/>
+      <w:r>
+        <w:rPr>
+          <w:lang w:val="en-US"/>
+        </w:rPr>
+        <w:t>crackme</w:t>
+      </w:r>
+      <w:proofErr w:type="spellEnd"/>
+      <w:r>
+        <w:t xml:space="preserve"> </w:t>
+      </w:r>
+      <w:r>
+        <w:t xml:space="preserve">одногруппника сначала файл был запущен напрямую. Как и ожидалось, прогамма проверяет пароль из </w:t>
+      </w:r>
+      <w:r>
+        <w:rPr>
+          <w:lang w:val="en-US"/>
+        </w:rPr>
+        <w:t>password</w:t>
+      </w:r>
+      <w:r>
+        <w:t>.</w:t>
+      </w:r>
+      <w:r>
+        <w:rPr>
+          <w:lang w:val="en-US"/>
+        </w:rPr>
+        <w:t>txt</w:t>
+      </w:r>
+      <w:r>
+        <w:t>, и сравнивает его с исходным.</w:t>
+      </w:r>
+    </w:p>
+    <w:p/>
+    <w:p>
+      <w:pPr>
+        <w:pStyle w:val="a8"/>
+      </w:pPr>
+      <w:r>
+        <w:drawing>
+          <wp:inline distT="0" distB="0" distL="0" distR="0" wp14:anchorId="41B0D7D4" wp14:editId="3854CA0A">
+            <wp:extent cx="5887272" cy="800212"/>
+            <wp:effectExtent l="0" t="0" r="0" b="0"/>
+            <wp:docPr id="1386015122" name="Picture 1"/>
+            <wp:cNvGraphicFramePr>
+              <a:graphicFrameLocks xmlns:a="http://schemas.openxmlformats.org/drawingml/2006/main" noChangeAspect="1"/>
+            </wp:cNvGraphicFramePr>
+            <a:graphic xmlns:a="http://schemas.openxmlformats.org/drawingml/2006/main">
+              <a:graphicData uri="http://schemas.openxmlformats.org/drawingml/2006/picture">
+                <pic:pic xmlns:pic="http://schemas.openxmlformats.org/drawingml/2006/picture">
+                  <pic:nvPicPr>
+                    <pic:cNvPr id="1386015122" name=""/>
+                    <pic:cNvPicPr/>
+                  </pic:nvPicPr>
+                  <pic:blipFill>
+                    <a:blip r:embed="rId34"/>
+                    <a:stretch>
+                      <a:fillRect/>
+                    </a:stretch>
+                  </pic:blipFill>
+                  <pic:spPr>
+                    <a:xfrm>
+                      <a:off x="0" y="0"/>
+                      <a:ext cx="5887272" cy="800212"/>
+                    </a:xfrm>
+                    <a:prstGeom prst="rect">
+                      <a:avLst/>
+                    </a:prstGeom>
+                  </pic:spPr>
+                </pic:pic>
+              </a:graphicData>
+            </a:graphic>
+          </wp:inline>
+        </w:drawing>
+      </w:r>
+    </w:p>
+    <w:p>
+      <w:pPr>
+        <w:pStyle w:val="a"/>
+      </w:pPr>
+      <w:r>
+        <w:t xml:space="preserve">Запуск </w:t>
+      </w:r>
+      <w:proofErr w:type="spellStart"/>
+      <w:r>
+        <w:rPr>
+          <w:lang w:val="en-US"/>
+        </w:rPr>
+        <w:t>crackme</w:t>
+      </w:r>
+      <w:proofErr w:type="spellEnd"/>
+      <w:r>
+        <w:rPr>
+          <w:lang w:val="en-US"/>
+        </w:rPr>
+        <w:t xml:space="preserve"> </w:t>
+      </w:r>
+      <w:r>
+        <w:t>одногруппника.</w:t>
+      </w:r>
+    </w:p>
+    <w:p/>
+    <w:p>
+      <w:r>
+        <w:t>При отладке было вызвано исключение с неизвестным кодом, а затем отладчик принудительно завершился.</w:t>
+      </w:r>
+    </w:p>
+    <w:p/>
+    <w:p>
+      <w:pPr>
+        <w:pStyle w:val="a8"/>
+      </w:pPr>
+      <w:r>
+        <w:lastRenderedPageBreak/>
+        <w:drawing>
+          <wp:inline distT="0" distB="0" distL="0" distR="0" wp14:anchorId="26F0548A" wp14:editId="252617DE">
+            <wp:extent cx="6300470" cy="2682875"/>
+            <wp:effectExtent l="0" t="0" r="0" b="0"/>
+            <wp:docPr id="534452328" name="Picture 1"/>
+            <wp:cNvGraphicFramePr>
+              <a:graphicFrameLocks xmlns:a="http://schemas.openxmlformats.org/drawingml/2006/main" noChangeAspect="1"/>
+            </wp:cNvGraphicFramePr>
+            <a:graphic xmlns:a="http://schemas.openxmlformats.org/drawingml/2006/main">
+              <a:graphicData uri="http://schemas.openxmlformats.org/drawingml/2006/picture">
+                <pic:pic xmlns:pic="http://schemas.openxmlformats.org/drawingml/2006/picture">
+                  <pic:nvPicPr>
+                    <pic:cNvPr id="534452328" name=""/>
+                    <pic:cNvPicPr/>
+                  </pic:nvPicPr>
+                  <pic:blipFill>
+                    <a:blip r:embed="rId35"/>
+                    <a:stretch>
+                      <a:fillRect/>
+                    </a:stretch>
+                  </pic:blipFill>
+                  <pic:spPr>
+                    <a:xfrm>
+                      <a:off x="0" y="0"/>
+                      <a:ext cx="6300470" cy="2682875"/>
+                    </a:xfrm>
+                    <a:prstGeom prst="rect">
+                      <a:avLst/>
+                    </a:prstGeom>
+                  </pic:spPr>
+                </pic:pic>
+              </a:graphicData>
+            </a:graphic>
+          </wp:inline>
+        </w:drawing>
+      </w:r>
+    </w:p>
+    <w:p>
+      <w:pPr>
+        <w:pStyle w:val="a"/>
+      </w:pPr>
+      <w:r>
+        <w:t>Неизвестное исключение.</w:t>
+      </w:r>
+    </w:p>
+    <w:p/>
+    <w:p>
+      <w:r>
+        <w:t xml:space="preserve">Также были замечены функции антиотладки, которые проверяют наличие отладчика разными методами. Если хоть один метод определит отладчик, то вызвается </w:t>
+      </w:r>
+      <w:r>
+        <w:rPr>
+          <w:lang w:val="en-US"/>
+        </w:rPr>
+        <w:t>junk</w:t>
+      </w:r>
+      <w:r>
+        <w:t>_</w:t>
+      </w:r>
+      <w:r>
+        <w:rPr>
+          <w:lang w:val="en-US"/>
+        </w:rPr>
+        <w:t>block</w:t>
+      </w:r>
+      <w:r>
+        <w:t xml:space="preserve">(), </w:t>
+      </w:r>
+      <w:r>
+        <w:t xml:space="preserve">которая ничего не делает, но было замечено, что другие функции проверяют счет антиотладчика. </w:t>
+      </w:r>
+    </w:p>
+    <w:p/>
+    <w:p>
+      <w:pPr>
+        <w:pStyle w:val="a8"/>
+      </w:pPr>
+      <w:r>
+        <w:lastRenderedPageBreak/>
+        <w:drawing>
+          <wp:inline distT="0" distB="0" distL="0" distR="0" wp14:anchorId="2BFBB7F6" wp14:editId="41F7CEAC">
+            <wp:extent cx="6300470" cy="6109970"/>
+            <wp:effectExtent l="0" t="0" r="0" b="0"/>
+            <wp:docPr id="2037296149" name="Picture 1"/>
+            <wp:cNvGraphicFramePr>
+              <a:graphicFrameLocks xmlns:a="http://schemas.openxmlformats.org/drawingml/2006/main" noChangeAspect="1"/>
+            </wp:cNvGraphicFramePr>
+            <a:graphic xmlns:a="http://schemas.openxmlformats.org/drawingml/2006/main">
+              <a:graphicData uri="http://schemas.openxmlformats.org/drawingml/2006/picture">
+                <pic:pic xmlns:pic="http://schemas.openxmlformats.org/drawingml/2006/picture">
+                  <pic:nvPicPr>
+                    <pic:cNvPr id="2037296149" name=""/>
+                    <pic:cNvPicPr/>
+                  </pic:nvPicPr>
+                  <pic:blipFill>
+                    <a:blip r:embed="rId36"/>
+                    <a:stretch>
+                      <a:fillRect/>
+                    </a:stretch>
+                  </pic:blipFill>
+                  <pic:spPr>
+                    <a:xfrm>
+                      <a:off x="0" y="0"/>
+                      <a:ext cx="6300470" cy="6109970"/>
+                    </a:xfrm>
+                    <a:prstGeom prst="rect">
+                      <a:avLst/>
+                    </a:prstGeom>
+                  </pic:spPr>
+                </pic:pic>
+              </a:graphicData>
+            </a:graphic>
+          </wp:inline>
+        </w:drawing>
+      </w:r>
+    </w:p>
+    <w:p>
+      <w:pPr>
+        <w:pStyle w:val="a"/>
+      </w:pPr>
+      <w:r>
+        <w:t>Посчет очков отладки.</w:t>
+      </w:r>
+    </w:p>
+    <w:p>
+      <w:r>
+        <w:t xml:space="preserve">Для обхода данной защиты сначала было вяснено, сколько методов антиотладки определяются. Перед выходом из функции в </w:t>
+      </w:r>
+      <w:proofErr w:type="spellStart"/>
+      <w:r>
+        <w:rPr>
+          <w:lang w:val="en-US"/>
+        </w:rPr>
+        <w:t>eax</w:t>
+      </w:r>
+      <w:proofErr w:type="spellEnd"/>
+      <w:r>
+        <w:t xml:space="preserve"> </w:t>
+      </w:r>
+      <w:r>
+        <w:t xml:space="preserve">находилось число 4, а значит все методы засекли отладку. Зная это, можно изменить переходы к методам с </w:t>
+      </w:r>
+      <w:proofErr w:type="spellStart"/>
+      <w:r>
+        <w:rPr>
+          <w:lang w:val="en-US"/>
+        </w:rPr>
+        <w:t>jz</w:t>
+      </w:r>
+      <w:proofErr w:type="spellEnd"/>
+      <w:r>
+        <w:t xml:space="preserve"> </w:t>
+      </w:r>
+      <w:r>
+        <w:t xml:space="preserve">на </w:t>
+      </w:r>
+      <w:proofErr w:type="spellStart"/>
+      <w:r>
+        <w:rPr>
+          <w:lang w:val="en-US"/>
+        </w:rPr>
+        <w:t>jnz</w:t>
+      </w:r>
+      <w:proofErr w:type="spellEnd"/>
+      <w:r>
+        <w:t>.</w:t>
+      </w:r>
+    </w:p>
+    <w:p/>
+    <w:p>
+      <w:pPr>
+        <w:pStyle w:val="a8"/>
+        <w:rPr>
+          <w:lang w:val="en-US"/>
+        </w:rPr>
+      </w:pPr>
+      <w:r>
+        <w:rPr>
+          <w:lang w:val="en-US"/>
+        </w:rPr>
+        <w:lastRenderedPageBreak/>
+        <w:drawing>
+          <wp:inline distT="0" distB="0" distL="0" distR="0" wp14:anchorId="76C2BAF6" wp14:editId="278B5BCA">
+            <wp:extent cx="6211167" cy="3686689"/>
+            <wp:effectExtent l="0" t="0" r="0" b="9525"/>
+            <wp:docPr id="1415746598" name="Picture 1"/>
+            <wp:cNvGraphicFramePr>
+              <a:graphicFrameLocks xmlns:a="http://schemas.openxmlformats.org/drawingml/2006/main" noChangeAspect="1"/>
+            </wp:cNvGraphicFramePr>
+            <a:graphic xmlns:a="http://schemas.openxmlformats.org/drawingml/2006/main">
+              <a:graphicData uri="http://schemas.openxmlformats.org/drawingml/2006/picture">
+                <pic:pic xmlns:pic="http://schemas.openxmlformats.org/drawingml/2006/picture">
+                  <pic:nvPicPr>
+                    <pic:cNvPr id="1415746598" name=""/>
+                    <pic:cNvPicPr/>
+                  </pic:nvPicPr>
+                  <pic:blipFill>
+                    <a:blip r:embed="rId37"/>
+                    <a:stretch>
+                      <a:fillRect/>
+                    </a:stretch>
+                  </pic:blipFill>
+                  <pic:spPr>
+                    <a:xfrm>
+                      <a:off x="0" y="0"/>
+                      <a:ext cx="6211167" cy="3686689"/>
+                    </a:xfrm>
+                    <a:prstGeom prst="rect">
+                      <a:avLst/>
+                    </a:prstGeom>
+                  </pic:spPr>
+                </pic:pic>
+              </a:graphicData>
+            </a:graphic>
+          </wp:inline>
+        </w:drawing>
+      </w:r>
+    </w:p>
+    <w:p>
+      <w:pPr>
+        <w:pStyle w:val="a"/>
+      </w:pPr>
+      <w:r>
+        <w:t>Обход анти-отладки</w:t>
+      </w:r>
+    </w:p>
+    <w:p/>
+    <w:p>
+      <w:r>
+        <w:t xml:space="preserve">В результате даже с активной отладкой </w:t>
+      </w:r>
+      <w:proofErr w:type="spellStart"/>
+      <w:r>
+        <w:rPr>
+          <w:lang w:val="en-US"/>
+        </w:rPr>
+        <w:t>eax</w:t>
+      </w:r>
+      <w:proofErr w:type="spellEnd"/>
+      <w:r>
+        <w:t xml:space="preserve"> </w:t>
+      </w:r>
+      <w:r>
+        <w:t>равен 0</w:t>
+      </w:r>
+      <w:r>
+        <w:t xml:space="preserve"> </w:t>
+      </w:r>
+      <w:r>
+        <w:t>и программа доходит до точки входа.</w:t>
+      </w:r>
+    </w:p>
+    <w:p>
+      <w:pPr>
+        <w:rPr>
+          <w:lang w:val="en-US"/>
+        </w:rPr>
+      </w:pPr>
+      <w:r>
+        <w:t xml:space="preserve">Далее была изучена функция </w:t>
+      </w:r>
+      <w:proofErr w:type="spellStart"/>
+      <w:r>
+        <w:rPr>
+          <w:lang w:val="en-US"/>
+        </w:rPr>
+        <w:t>xor</w:t>
+      </w:r>
+      <w:proofErr w:type="spellEnd"/>
+      <w:r>
+        <w:t>_</w:t>
+      </w:r>
+      <w:r>
+        <w:rPr>
+          <w:lang w:val="en-US"/>
+        </w:rPr>
+        <w:t>decode</w:t>
+      </w:r>
+      <w:r>
+        <w:t xml:space="preserve">, </w:t>
+      </w:r>
+      <w:r>
+        <w:t xml:space="preserve">которую надо рассматривать, когда ее вызывает </w:t>
+      </w:r>
+      <w:r>
+        <w:rPr>
+          <w:lang w:val="en-US"/>
+        </w:rPr>
+        <w:t>check</w:t>
+      </w:r>
+      <w:r>
+        <w:t>_</w:t>
+      </w:r>
+      <w:r>
+        <w:rPr>
+          <w:lang w:val="en-US"/>
+        </w:rPr>
+        <w:t>pass</w:t>
+      </w:r>
+      <w:r>
+        <w:t>()</w:t>
+      </w:r>
+      <w:r>
+        <w:t xml:space="preserve">. Точка остановы была поставлена на </w:t>
+      </w:r>
+      <w:proofErr w:type="spellStart"/>
+      <w:r>
+        <w:rPr>
+          <w:lang w:val="en-US"/>
+        </w:rPr>
+        <w:t>xor</w:t>
+      </w:r>
+      <w:proofErr w:type="spellEnd"/>
+      <w:r>
+        <w:t xml:space="preserve"> </w:t>
+      </w:r>
+      <w:r>
+        <w:t xml:space="preserve">инструкции и на следующей от нее инструкции. Так как </w:t>
+      </w:r>
+      <w:proofErr w:type="spellStart"/>
+      <w:r>
+        <w:rPr>
+          <w:lang w:val="en-US"/>
+        </w:rPr>
+        <w:t>xor</w:t>
+      </w:r>
+      <w:proofErr w:type="spellEnd"/>
+      <w:r>
+        <w:t xml:space="preserve"> </w:t>
+      </w:r>
+      <w:r>
+        <w:t xml:space="preserve">шифрует </w:t>
+      </w:r>
+      <w:r>
+        <w:rPr>
+          <w:lang w:val="en-US"/>
+        </w:rPr>
+        <w:t>al</w:t>
+      </w:r>
+      <w:r>
+        <w:t xml:space="preserve"> </w:t>
+      </w:r>
+      <w:r>
+        <w:t xml:space="preserve">с байтом по адресу </w:t>
+      </w:r>
+      <w:proofErr w:type="spellStart"/>
+      <w:r>
+        <w:rPr>
+          <w:lang w:val="en-US"/>
+        </w:rPr>
+        <w:t>rbp</w:t>
+      </w:r>
+      <w:proofErr w:type="spellEnd"/>
+      <w:r>
+        <w:t xml:space="preserve">+ </w:t>
+      </w:r>
+      <w:r>
+        <w:rPr>
+          <w:lang w:val="en-US"/>
+        </w:rPr>
+        <w:t>key</w:t>
+      </w:r>
+      <w:r>
+        <w:t>+10</w:t>
+      </w:r>
+      <w:r>
+        <w:rPr>
+          <w:lang w:val="en-US"/>
+        </w:rPr>
+        <w:t>h</w:t>
+      </w:r>
+      <w:r>
+        <w:t xml:space="preserve">. В </w:t>
+      </w:r>
+      <w:r>
+        <w:t xml:space="preserve">стеке по данному адресу можно увидеть </w:t>
+      </w:r>
+      <w:r>
+        <w:rPr>
+          <w:lang w:val="en-US"/>
+        </w:rPr>
+        <w:t>#.</w:t>
+      </w:r>
+    </w:p>
+    <w:p>
+      <w:pPr>
+        <w:rPr>
+          <w:lang w:val="en-US"/>
+        </w:rPr>
+      </w:pPr>
+    </w:p>
+    <w:p>
+      <w:pPr>
+        <w:pStyle w:val="a8"/>
+        <w:rPr>
+          <w:lang w:val="en-US"/>
+        </w:rPr>
+      </w:pPr>
+      <w:r>
+        <w:rPr>
+          <w:lang w:val="en-US"/>
+        </w:rPr>
+        <w:drawing>
+          <wp:inline distT="0" distB="0" distL="0" distR="0" wp14:anchorId="36D53F7A" wp14:editId="2DF0F37A">
+            <wp:extent cx="4229690" cy="1543265"/>
+            <wp:effectExtent l="0" t="0" r="0" b="0"/>
+            <wp:docPr id="1197755252" name="Picture 1"/>
+            <wp:cNvGraphicFramePr>
+              <a:graphicFrameLocks xmlns:a="http://schemas.openxmlformats.org/drawingml/2006/main" noChangeAspect="1"/>
+            </wp:cNvGraphicFramePr>
+            <a:graphic xmlns:a="http://schemas.openxmlformats.org/drawingml/2006/main">
+              <a:graphicData uri="http://schemas.openxmlformats.org/drawingml/2006/picture">
+                <pic:pic xmlns:pic="http://schemas.openxmlformats.org/drawingml/2006/picture">
+                  <pic:nvPicPr>
+                    <pic:cNvPr id="1197755252" name=""/>
+                    <pic:cNvPicPr/>
+                  </pic:nvPicPr>
+                  <pic:blipFill>
+                    <a:blip r:embed="rId38"/>
+                    <a:stretch>
+                      <a:fillRect/>
+                    </a:stretch>
+                  </pic:blipFill>
+                  <pic:spPr>
+                    <a:xfrm>
+                      <a:off x="0" y="0"/>
+                      <a:ext cx="4229690" cy="1543265"/>
+                    </a:xfrm>
+                    <a:prstGeom prst="rect">
+                      <a:avLst/>
+                    </a:prstGeom>
+                  </pic:spPr>
+                </pic:pic>
+              </a:graphicData>
+            </a:graphic>
+          </wp:inline>
+        </w:drawing>
+      </w:r>
+    </w:p>
+    <w:p>
+      <w:pPr>
+        <w:pStyle w:val="a"/>
+        <w:rPr>
+          <w:lang w:val="en-US"/>
+        </w:rPr>
+      </w:pPr>
+      <w:r>
+        <w:t>Вероятный ключ в стеке.</w:t>
+      </w:r>
+    </w:p>
+    <w:p>
+      <w:r>
+        <w:lastRenderedPageBreak/>
+        <w:t xml:space="preserve">Это также можно проверить по символу в </w:t>
+      </w:r>
+      <w:proofErr w:type="spellStart"/>
+      <w:r>
+        <w:rPr>
+          <w:lang w:val="en-US"/>
+        </w:rPr>
+        <w:t>rax</w:t>
+      </w:r>
+      <w:proofErr w:type="spellEnd"/>
+      <w:r>
+        <w:t xml:space="preserve">. </w:t>
+      </w:r>
+      <w:r>
+        <w:t xml:space="preserve">До </w:t>
+      </w:r>
+      <w:proofErr w:type="spellStart"/>
+      <w:r>
+        <w:rPr>
+          <w:lang w:val="en-US"/>
+        </w:rPr>
+        <w:t>xor</w:t>
+      </w:r>
+      <w:proofErr w:type="spellEnd"/>
+      <w:r>
+        <w:t xml:space="preserve"> </w:t>
+      </w:r>
+      <w:r>
+        <w:t xml:space="preserve">в нем было </w:t>
+      </w:r>
+      <w:r>
+        <w:t>‘</w:t>
+      </w:r>
+      <w:r>
+        <w:rPr>
+          <w:lang w:val="en-US"/>
+        </w:rPr>
+        <w:t>P</w:t>
+      </w:r>
+      <w:r>
+        <w:t>’</w:t>
+      </w:r>
+      <w:r>
+        <w:t xml:space="preserve">, после </w:t>
+      </w:r>
+      <w:r>
+        <w:t>‘</w:t>
+      </w:r>
+      <w:r>
+        <w:rPr>
+          <w:lang w:val="en-US"/>
+        </w:rPr>
+        <w:t>s</w:t>
+      </w:r>
+      <w:r>
+        <w:t xml:space="preserve">’. </w:t>
+      </w:r>
+      <w:r>
+        <w:t xml:space="preserve">Если выполнить </w:t>
+      </w:r>
+      <w:proofErr w:type="spellStart"/>
+      <w:r>
+        <w:rPr>
+          <w:lang w:val="en-US"/>
+        </w:rPr>
+        <w:t>xor</w:t>
+      </w:r>
+      <w:proofErr w:type="spellEnd"/>
+      <w:r>
+        <w:t xml:space="preserve"> ‘</w:t>
+      </w:r>
+      <w:r>
+        <w:rPr>
+          <w:lang w:val="en-US"/>
+        </w:rPr>
+        <w:t>P</w:t>
+      </w:r>
+      <w:r>
+        <w:t xml:space="preserve">’ </w:t>
+      </w:r>
+      <w:r>
+        <w:t xml:space="preserve">и </w:t>
+      </w:r>
+      <w:r>
+        <w:t>‘</w:t>
+      </w:r>
+      <w:r>
+        <w:rPr>
+          <w:lang w:val="en-US"/>
+        </w:rPr>
+        <w:t>s</w:t>
+      </w:r>
+      <w:r>
+        <w:t xml:space="preserve">’ </w:t>
+      </w:r>
+      <w:r>
+        <w:t xml:space="preserve">то получится </w:t>
+      </w:r>
+      <w:r>
+        <w:t>0b100011</w:t>
+      </w:r>
+      <w:r>
+        <w:t xml:space="preserve">, что при переводе в </w:t>
+      </w:r>
+      <w:r>
+        <w:rPr>
+          <w:lang w:val="en-US"/>
+        </w:rPr>
+        <w:t>ascii</w:t>
+      </w:r>
+      <w:r>
+        <w:t xml:space="preserve"> </w:t>
+      </w:r>
+      <w:r>
+        <w:t xml:space="preserve">даст ту же </w:t>
+      </w:r>
+      <w:r>
+        <w:t>#.</w:t>
+      </w:r>
+    </w:p>
+    <w:p>
+      <w:pPr>
+        <w:rPr>
+          <w:lang w:val="en-US"/>
+        </w:rPr>
+      </w:pPr>
+      <w:r>
+        <w:t xml:space="preserve">Далее в </w:t>
+      </w:r>
+      <w:r>
+        <w:rPr>
+          <w:lang w:val="en-US"/>
+        </w:rPr>
+        <w:t>check</w:t>
+      </w:r>
+      <w:r>
+        <w:t>_</w:t>
+      </w:r>
+      <w:r>
+        <w:rPr>
+          <w:lang w:val="en-US"/>
+        </w:rPr>
+        <w:t>password</w:t>
+      </w:r>
+      <w:r>
+        <w:t xml:space="preserve"> </w:t>
+      </w:r>
+      <w:r>
+        <w:t xml:space="preserve">была замечена функция </w:t>
+      </w:r>
+      <w:r>
+        <w:t>_</w:t>
+      </w:r>
+      <w:r>
+        <w:t>Z19exception_flow_gatei</w:t>
+      </w:r>
+      <w:r>
+        <w:t xml:space="preserve">, </w:t>
+      </w:r>
+      <w:r>
+        <w:t>вызывающее исключение.</w:t>
+      </w:r>
+    </w:p>
+    <w:p>
+      <w:pPr>
+        <w:pStyle w:val="a8"/>
+        <w:rPr>
+          <w:lang w:val="en-US"/>
+        </w:rPr>
+      </w:pPr>
+      <w:r>
+        <w:rPr>
+          <w:lang w:val="en-US"/>
+        </w:rPr>
+        <w:drawing>
+          <wp:inline distT="0" distB="0" distL="0" distR="0" wp14:anchorId="5BC76B1F" wp14:editId="2035100B">
+            <wp:extent cx="6300470" cy="3522980"/>
+            <wp:effectExtent l="0" t="0" r="0" b="0"/>
+            <wp:docPr id="2029488793" name="Picture 1"/>
+            <wp:cNvGraphicFramePr>
+              <a:graphicFrameLocks xmlns:a="http://schemas.openxmlformats.org/drawingml/2006/main" noChangeAspect="1"/>
+            </wp:cNvGraphicFramePr>
+            <a:graphic xmlns:a="http://schemas.openxmlformats.org/drawingml/2006/main">
+              <a:graphicData uri="http://schemas.openxmlformats.org/drawingml/2006/picture">
+                <pic:pic xmlns:pic="http://schemas.openxmlformats.org/drawingml/2006/picture">
+                  <pic:nvPicPr>
+                    <pic:cNvPr id="2029488793" name=""/>
+                    <pic:cNvPicPr/>
+                  </pic:nvPicPr>
+                  <pic:blipFill>
+                    <a:blip r:embed="rId39"/>
+                    <a:stretch>
+                      <a:fillRect/>
+                    </a:stretch>
+                  </pic:blipFill>
+                  <pic:spPr>
+                    <a:xfrm>
+                      <a:off x="0" y="0"/>
+                      <a:ext cx="6300470" cy="3522980"/>
+                    </a:xfrm>
+                    <a:prstGeom prst="rect">
+                      <a:avLst/>
+                    </a:prstGeom>
+                  </pic:spPr>
+                </pic:pic>
+              </a:graphicData>
+            </a:graphic>
+          </wp:inline>
+        </w:drawing>
+      </w:r>
+    </w:p>
+    <w:p>
+      <w:pPr>
+        <w:pStyle w:val="a"/>
+      </w:pPr>
+      <w:r>
+        <w:t>Псевдокод функции с исключением.</w:t>
+      </w:r>
+    </w:p>
+    <w:p/>
+    <w:p>
+      <w:r>
+        <w:t xml:space="preserve">В нем можно увидеть, что если </w:t>
+      </w:r>
+      <w:proofErr w:type="spellStart"/>
+      <w:r>
+        <w:rPr>
+          <w:lang w:val="en-US"/>
+        </w:rPr>
+        <w:t>eax</w:t>
+      </w:r>
+      <w:proofErr w:type="spellEnd"/>
+      <w:r>
+        <w:t xml:space="preserve"> </w:t>
+      </w:r>
+      <w:r>
+        <w:t xml:space="preserve">не равен нулю после </w:t>
+      </w:r>
+      <w:r>
+        <w:rPr>
+          <w:lang w:val="en-US"/>
+        </w:rPr>
+        <w:t>call</w:t>
+      </w:r>
+      <w:r>
+        <w:t xml:space="preserve"> _</w:t>
+      </w:r>
+      <w:r>
+        <w:rPr>
+          <w:lang w:val="en-US"/>
+        </w:rPr>
+        <w:t>Z</w:t>
+      </w:r>
+      <w:r>
+        <w:t>11</w:t>
+      </w:r>
+      <w:r>
+        <w:rPr>
+          <w:lang w:val="en-US"/>
+        </w:rPr>
+        <w:t>opaque</w:t>
+      </w:r>
+      <w:r>
+        <w:t>_</w:t>
+      </w:r>
+      <w:proofErr w:type="spellStart"/>
+      <w:r>
+        <w:rPr>
+          <w:lang w:val="en-US"/>
+        </w:rPr>
+        <w:t>truei</w:t>
+      </w:r>
+      <w:proofErr w:type="spellEnd"/>
+      <w:r>
+        <w:t xml:space="preserve">, </w:t>
+      </w:r>
+      <w:r>
+        <w:t xml:space="preserve">то поисходит выход без вызова исключения. Во время отладки видно, что на точке останова в </w:t>
+      </w:r>
+      <w:proofErr w:type="spellStart"/>
+      <w:r>
+        <w:rPr>
+          <w:lang w:val="en-US"/>
+        </w:rPr>
+        <w:t>eax</w:t>
+      </w:r>
+      <w:proofErr w:type="spellEnd"/>
+      <w:r>
+        <w:t xml:space="preserve"> </w:t>
+      </w:r>
+      <w:r>
+        <w:t>помещается ноль.</w:t>
+      </w:r>
+    </w:p>
+    <w:p>
+      <w:pPr>
+        <w:rPr>
+          <w:lang w:val="en-US"/>
+        </w:rPr>
+      </w:pPr>
+    </w:p>
+    <w:p>
+      <w:pPr>
+        <w:pStyle w:val="a8"/>
+      </w:pPr>
+      <w:r>
+        <w:drawing>
+          <wp:inline distT="0" distB="0" distL="0" distR="0" wp14:anchorId="768CA770" wp14:editId="31BE6C87">
+            <wp:extent cx="6300470" cy="1299210"/>
+            <wp:effectExtent l="0" t="0" r="0" b="0"/>
+            <wp:docPr id="993328320" name="Picture 1"/>
+            <wp:cNvGraphicFramePr>
+              <a:graphicFrameLocks xmlns:a="http://schemas.openxmlformats.org/drawingml/2006/main" noChangeAspect="1"/>
+            </wp:cNvGraphicFramePr>
+            <a:graphic xmlns:a="http://schemas.openxmlformats.org/drawingml/2006/main">
+              <a:graphicData uri="http://schemas.openxmlformats.org/drawingml/2006/picture">
+                <pic:pic xmlns:pic="http://schemas.openxmlformats.org/drawingml/2006/picture">
+                  <pic:nvPicPr>
+                    <pic:cNvPr id="993328320" name=""/>
+                    <pic:cNvPicPr/>
+                  </pic:nvPicPr>
+                  <pic:blipFill>
+                    <a:blip r:embed="rId40"/>
+                    <a:stretch>
+                      <a:fillRect/>
+                    </a:stretch>
+                  </pic:blipFill>
+                  <pic:spPr>
+                    <a:xfrm>
+                      <a:off x="0" y="0"/>
+                      <a:ext cx="6300470" cy="1299210"/>
+                    </a:xfrm>
+                    <a:prstGeom prst="rect">
+                      <a:avLst/>
+                    </a:prstGeom>
+                  </pic:spPr>
+                </pic:pic>
+              </a:graphicData>
+            </a:graphic>
+          </wp:inline>
+        </w:drawing>
+      </w:r>
+    </w:p>
+    <w:p>
+      <w:pPr>
+        <w:pStyle w:val="a"/>
+      </w:pPr>
+      <w:r>
+        <w:t>Гарантия вызова исключения.</w:t>
+      </w:r>
+    </w:p>
+    <w:p>
+      <w:pPr>
+        <w:rPr>
+          <w:lang w:val="en-US"/>
+        </w:rPr>
+      </w:pPr>
+    </w:p>
+    <w:p>
+      <w:pPr>
+        <w:rPr>
+          <w:lang w:val="en-US"/>
+        </w:rPr>
+      </w:pPr>
+      <w:r>
+        <w:lastRenderedPageBreak/>
+        <w:t xml:space="preserve">Выяснилось, что после патча </w:t>
+      </w:r>
+      <w:proofErr w:type="spellStart"/>
+      <w:r>
+        <w:rPr>
+          <w:lang w:val="en-US"/>
+        </w:rPr>
+        <w:t>jz</w:t>
+      </w:r>
+      <w:proofErr w:type="spellEnd"/>
+      <w:r>
+        <w:t xml:space="preserve"> </w:t>
+      </w:r>
+      <w:r>
+        <w:t xml:space="preserve">на </w:t>
+      </w:r>
+      <w:proofErr w:type="spellStart"/>
+      <w:r>
+        <w:rPr>
+          <w:lang w:val="en-US"/>
+        </w:rPr>
+        <w:t>jnz</w:t>
+      </w:r>
+      <w:proofErr w:type="spellEnd"/>
+      <w:r>
+        <w:t xml:space="preserve"> </w:t>
+      </w:r>
+      <w:r>
+        <w:t>исключе</w:t>
+      </w:r>
+      <w:r>
+        <w:t xml:space="preserve">ние не вызовется, но проверка на вызов исключения не проходит. Для решения данной проблемы был измена проверка вызова исключения с </w:t>
+      </w:r>
+      <w:proofErr w:type="spellStart"/>
+      <w:r>
+        <w:rPr>
+          <w:lang w:val="en-US"/>
+        </w:rPr>
+        <w:t>jz</w:t>
+      </w:r>
+      <w:proofErr w:type="spellEnd"/>
+      <w:r>
+        <w:t xml:space="preserve"> </w:t>
+      </w:r>
+      <w:r>
+        <w:t xml:space="preserve">на </w:t>
+      </w:r>
+      <w:proofErr w:type="spellStart"/>
+      <w:r>
+        <w:rPr>
+          <w:lang w:val="en-US"/>
+        </w:rPr>
+        <w:t>jnz</w:t>
+      </w:r>
+      <w:proofErr w:type="spellEnd"/>
+      <w:r>
+        <w:t>.</w:t>
+      </w:r>
+    </w:p>
+    <w:p>
+      <w:pPr>
+        <w:pStyle w:val="a8"/>
+        <w:rPr>
+          <w:lang w:val="en-US"/>
+        </w:rPr>
+      </w:pPr>
+      <w:r>
+        <w:rPr>
+          <w:lang w:val="en-US"/>
+        </w:rPr>
+        <w:drawing>
+          <wp:inline distT="0" distB="0" distL="0" distR="0" wp14:anchorId="0B2484E3" wp14:editId="108184E8">
+            <wp:extent cx="6300470" cy="2021840"/>
+            <wp:effectExtent l="0" t="0" r="0" b="0"/>
+            <wp:docPr id="1697835475" name="Picture 1"/>
+            <wp:cNvGraphicFramePr>
+              <a:graphicFrameLocks xmlns:a="http://schemas.openxmlformats.org/drawingml/2006/main" noChangeAspect="1"/>
+            </wp:cNvGraphicFramePr>
+            <a:graphic xmlns:a="http://schemas.openxmlformats.org/drawingml/2006/main">
+              <a:graphicData uri="http://schemas.openxmlformats.org/drawingml/2006/picture">
+                <pic:pic xmlns:pic="http://schemas.openxmlformats.org/drawingml/2006/picture">
+                  <pic:nvPicPr>
+                    <pic:cNvPr id="1697835475" name=""/>
+                    <pic:cNvPicPr/>
+                  </pic:nvPicPr>
+                  <pic:blipFill>
+                    <a:blip r:embed="rId41"/>
+                    <a:stretch>
+                      <a:fillRect/>
+                    </a:stretch>
+                  </pic:blipFill>
+                  <pic:spPr>
+                    <a:xfrm>
+                      <a:off x="0" y="0"/>
+                      <a:ext cx="6300470" cy="2021840"/>
+                    </a:xfrm>
+                    <a:prstGeom prst="rect">
+                      <a:avLst/>
+                    </a:prstGeom>
+                  </pic:spPr>
+                </pic:pic>
+              </a:graphicData>
+            </a:graphic>
+          </wp:inline>
+        </w:drawing>
+      </w:r>
+    </w:p>
+    <w:p>
+      <w:pPr>
+        <w:pStyle w:val="a"/>
+      </w:pPr>
+      <w:r>
+        <w:t>Патч проверки пароля.</w:t>
+      </w:r>
+    </w:p>
+    <w:p/>
+    <w:p>
+      <w:pPr>
+        <w:rPr>
+          <w:lang w:val="en-US"/>
+        </w:rPr>
+      </w:pPr>
+      <w:r>
+        <w:t xml:space="preserve">Далее в функции </w:t>
+      </w:r>
+      <w:r>
+        <w:rPr>
+          <w:lang w:val="en-US"/>
+        </w:rPr>
+        <w:t>password</w:t>
+      </w:r>
+      <w:r>
+        <w:t>_</w:t>
+      </w:r>
+      <w:r>
+        <w:rPr>
+          <w:lang w:val="en-US"/>
+        </w:rPr>
+        <w:t>text</w:t>
+      </w:r>
+      <w:r>
+        <w:t>_</w:t>
+      </w:r>
+      <w:r>
+        <w:rPr>
+          <w:lang w:val="en-US"/>
+        </w:rPr>
+        <w:t>ok</w:t>
+      </w:r>
+      <w:r>
+        <w:t xml:space="preserve"> </w:t>
+      </w:r>
+      <w:r>
+        <w:t xml:space="preserve">в регистры </w:t>
+      </w:r>
+      <w:proofErr w:type="spellStart"/>
+      <w:r>
+        <w:rPr>
+          <w:lang w:val="en-US"/>
+        </w:rPr>
+        <w:t>rdx</w:t>
+      </w:r>
+      <w:proofErr w:type="spellEnd"/>
+      <w:r>
+        <w:t xml:space="preserve"> </w:t>
+      </w:r>
+      <w:r>
+        <w:t xml:space="preserve">и </w:t>
+      </w:r>
+      <w:proofErr w:type="spellStart"/>
+      <w:r>
+        <w:rPr>
+          <w:lang w:val="en-US"/>
+        </w:rPr>
+        <w:t>rcx</w:t>
+      </w:r>
+      <w:proofErr w:type="spellEnd"/>
+      <w:r>
+        <w:t xml:space="preserve"> </w:t>
+      </w:r>
+      <w:r>
+        <w:t xml:space="preserve">были перемещены зашифрованный пароль, а также соль. Саму соль можно увидеть в открытом виде в регистре </w:t>
+      </w:r>
+      <w:proofErr w:type="spellStart"/>
+      <w:r>
+        <w:rPr>
+          <w:lang w:val="en-US"/>
+        </w:rPr>
+        <w:t>rdx</w:t>
+      </w:r>
+      <w:proofErr w:type="spellEnd"/>
+      <w:r>
+        <w:t>.</w:t>
+      </w:r>
+    </w:p>
+    <w:p>
+      <w:pPr>
+        <w:rPr>
+          <w:lang w:val="en-US"/>
+        </w:rPr>
+      </w:pPr>
+    </w:p>
+    <w:p>
+      <w:pPr>
+        <w:pStyle w:val="a8"/>
+        <w:rPr>
+          <w:lang w:val="en-US"/>
+        </w:rPr>
+      </w:pPr>
+      <w:r>
+        <w:rPr>
+          <w:lang w:val="en-US"/>
+        </w:rPr>
+        <w:drawing>
+          <wp:inline distT="0" distB="0" distL="0" distR="0" wp14:anchorId="3934CDDD" wp14:editId="1F0AD88E">
+            <wp:extent cx="6300470" cy="1336675"/>
+            <wp:effectExtent l="0" t="0" r="0" b="0"/>
+            <wp:docPr id="639691416" name="Picture 1"/>
+            <wp:cNvGraphicFramePr>
+              <a:graphicFrameLocks xmlns:a="http://schemas.openxmlformats.org/drawingml/2006/main" noChangeAspect="1"/>
+            </wp:cNvGraphicFramePr>
+            <a:graphic xmlns:a="http://schemas.openxmlformats.org/drawingml/2006/main">
+              <a:graphicData uri="http://schemas.openxmlformats.org/drawingml/2006/picture">
+                <pic:pic xmlns:pic="http://schemas.openxmlformats.org/drawingml/2006/picture">
+                  <pic:nvPicPr>
+                    <pic:cNvPr id="639691416" name=""/>
+                    <pic:cNvPicPr/>
+                  </pic:nvPicPr>
+                  <pic:blipFill>
+                    <a:blip r:embed="rId42"/>
+                    <a:stretch>
+                      <a:fillRect/>
+                    </a:stretch>
+                  </pic:blipFill>
+                  <pic:spPr>
+                    <a:xfrm>
+                      <a:off x="0" y="0"/>
+                      <a:ext cx="6300470" cy="1336675"/>
+                    </a:xfrm>
+                    <a:prstGeom prst="rect">
+                      <a:avLst/>
+                    </a:prstGeom>
+                  </pic:spPr>
+                </pic:pic>
+              </a:graphicData>
+            </a:graphic>
+          </wp:inline>
+        </w:drawing>
+      </w:r>
+    </w:p>
+    <w:p>
+      <w:pPr>
+        <w:pStyle w:val="a"/>
+        <w:rPr>
+          <w:lang w:val="en-US"/>
+        </w:rPr>
+      </w:pPr>
+      <w:r>
+        <w:t xml:space="preserve">Фиксация соли в </w:t>
+      </w:r>
+      <w:proofErr w:type="spellStart"/>
+      <w:r>
+        <w:rPr>
+          <w:lang w:val="en-US"/>
+        </w:rPr>
+        <w:t>rdx</w:t>
+      </w:r>
+      <w:proofErr w:type="spellEnd"/>
+      <w:r>
+        <w:rPr>
+          <w:lang w:val="en-US"/>
+        </w:rPr>
+        <w:t>.</w:t>
+      </w:r>
+    </w:p>
+    <w:p/>
+    <w:p>
+      <w:r>
+        <w:t xml:space="preserve">Далее следует вызов функции </w:t>
+      </w:r>
+      <w:r>
+        <w:rPr>
+          <w:lang w:val="en-US"/>
+        </w:rPr>
+        <w:t>salted</w:t>
+      </w:r>
+      <w:r>
+        <w:t>_</w:t>
+      </w:r>
+      <w:r>
+        <w:rPr>
+          <w:lang w:val="en-US"/>
+        </w:rPr>
+        <w:t>password</w:t>
+      </w:r>
+      <w:r>
+        <w:t>_</w:t>
+      </w:r>
+      <w:r>
+        <w:rPr>
+          <w:lang w:val="en-US"/>
+        </w:rPr>
+        <w:t>hash</w:t>
+      </w:r>
+      <w:r>
+        <w:t xml:space="preserve">, в конце которой можно увидеть </w:t>
+      </w:r>
+      <w:r>
+        <w:t xml:space="preserve">алгоритм хеширования. </w:t>
+      </w:r>
+      <w:r>
+        <w:t xml:space="preserve"> </w:t>
+      </w:r>
+      <w:r>
+        <w:t xml:space="preserve">После данный хеш сравнивается с </w:t>
+      </w:r>
+      <w:r>
+        <w:t>8BDEFF88</w:t>
+      </w:r>
+      <w:r>
+        <w:t>.</w:t>
+      </w:r>
+    </w:p>
+    <w:p/>
+    <w:p/>
+    <w:p/>
+    <w:p>
+      <w:pPr>
+        <w:pStyle w:val="a8"/>
+      </w:pPr>
+      <w:r>
+        <w:lastRenderedPageBreak/>
+        <w:drawing>
+          <wp:inline distT="0" distB="0" distL="0" distR="0" wp14:anchorId="132679C3" wp14:editId="25BEFDB2">
+            <wp:extent cx="6300470" cy="1899285"/>
+            <wp:effectExtent l="0" t="0" r="0" b="0"/>
+            <wp:docPr id="508573017" name="Picture 1"/>
+            <wp:cNvGraphicFramePr>
+              <a:graphicFrameLocks xmlns:a="http://schemas.openxmlformats.org/drawingml/2006/main" noChangeAspect="1"/>
+            </wp:cNvGraphicFramePr>
+            <a:graphic xmlns:a="http://schemas.openxmlformats.org/drawingml/2006/main">
+              <a:graphicData uri="http://schemas.openxmlformats.org/drawingml/2006/picture">
+                <pic:pic xmlns:pic="http://schemas.openxmlformats.org/drawingml/2006/picture">
+                  <pic:nvPicPr>
+                    <pic:cNvPr id="508573017" name=""/>
+                    <pic:cNvPicPr/>
+                  </pic:nvPicPr>
+                  <pic:blipFill>
+                    <a:blip r:embed="rId43"/>
+                    <a:stretch>
+                      <a:fillRect/>
+                    </a:stretch>
+                  </pic:blipFill>
+                  <pic:spPr>
+                    <a:xfrm>
+                      <a:off x="0" y="0"/>
+                      <a:ext cx="6300470" cy="1899285"/>
+                    </a:xfrm>
+                    <a:prstGeom prst="rect">
+                      <a:avLst/>
+                    </a:prstGeom>
+                  </pic:spPr>
+                </pic:pic>
+              </a:graphicData>
+            </a:graphic>
+          </wp:inline>
+        </w:drawing>
+      </w:r>
+    </w:p>
+    <w:p>
+      <w:pPr>
+        <w:pStyle w:val="a"/>
+      </w:pPr>
+      <w:r>
+        <w:t>Функция хеширования</w:t>
+      </w:r>
+    </w:p>
+    <w:p/>
+    <w:p>
+      <w:r>
+        <w:t xml:space="preserve">Так как ожидаемое значение хеша лежит в открытом виде, то можно изменить значение регистра </w:t>
+      </w:r>
+      <w:proofErr w:type="spellStart"/>
+      <w:r>
+        <w:rPr>
+          <w:lang w:val="en-US"/>
+        </w:rPr>
+        <w:t>eax</w:t>
+      </w:r>
+      <w:proofErr w:type="spellEnd"/>
+      <w:r>
+        <w:t xml:space="preserve"> </w:t>
+      </w:r>
+      <w:r>
+        <w:t>на ожидаемое.</w:t>
+      </w:r>
+    </w:p>
+    <w:p/>
+    <w:p>
+      <w:pPr>
+        <w:pStyle w:val="a8"/>
+      </w:pPr>
+      <w:r>
+        <w:drawing>
+          <wp:inline distT="0" distB="0" distL="0" distR="0" wp14:anchorId="23F7FCD9" wp14:editId="00B90932">
+            <wp:extent cx="6300470" cy="2001520"/>
+            <wp:effectExtent l="0" t="0" r="0" b="0"/>
+            <wp:docPr id="1890223742" name="Picture 1"/>
+            <wp:cNvGraphicFramePr>
+              <a:graphicFrameLocks xmlns:a="http://schemas.openxmlformats.org/drawingml/2006/main" noChangeAspect="1"/>
+            </wp:cNvGraphicFramePr>
+            <a:graphic xmlns:a="http://schemas.openxmlformats.org/drawingml/2006/main">
+              <a:graphicData uri="http://schemas.openxmlformats.org/drawingml/2006/picture">
+                <pic:pic xmlns:pic="http://schemas.openxmlformats.org/drawingml/2006/picture">
+                  <pic:nvPicPr>
+                    <pic:cNvPr id="1890223742" name=""/>
+                    <pic:cNvPicPr/>
+                  </pic:nvPicPr>
+                  <pic:blipFill>
+                    <a:blip r:embed="rId44"/>
+                    <a:stretch>
+                      <a:fillRect/>
+                    </a:stretch>
+                  </pic:blipFill>
+                  <pic:spPr>
+                    <a:xfrm>
+                      <a:off x="0" y="0"/>
+                      <a:ext cx="6300470" cy="2001520"/>
+                    </a:xfrm>
+                    <a:prstGeom prst="rect">
+                      <a:avLst/>
+                    </a:prstGeom>
+                  </pic:spPr>
+                </pic:pic>
+              </a:graphicData>
+            </a:graphic>
+          </wp:inline>
+        </w:drawing>
+      </w:r>
+    </w:p>
+    <w:p>
+      <w:pPr>
+        <w:pStyle w:val="a"/>
+      </w:pPr>
+      <w:r>
+        <w:t>Подстановка нужного значения в регистр.</w:t>
+      </w:r>
+    </w:p>
+    <w:p/>
+    <w:p>
+      <w:r>
+        <w:t>Дальше шли проверки, вызывающие функцию проверки через указатель, поэтому было принято решение еще раз пересмотреть функции проверки метрик пароля. Были</w:t>
+      </w:r>
+      <w:r>
+        <w:t xml:space="preserve"> </w:t>
+      </w:r>
+      <w:r>
+        <w:t>изучены</w:t>
+      </w:r>
+      <w:r>
+        <w:t xml:space="preserve"> </w:t>
+      </w:r>
+      <w:r>
+        <w:t>функции</w:t>
+      </w:r>
+      <w:r>
+        <w:t xml:space="preserve"> </w:t>
+      </w:r>
+      <w:r>
+        <w:rPr>
+          <w:lang w:val="en-US"/>
+        </w:rPr>
+        <w:t>password</w:t>
+      </w:r>
+      <w:r>
+        <w:t>_</w:t>
+      </w:r>
+      <w:r>
+        <w:rPr>
+          <w:lang w:val="en-US"/>
+        </w:rPr>
+        <w:t>sum</w:t>
+      </w:r>
+      <w:r>
+        <w:t>_</w:t>
+      </w:r>
+      <w:r>
+        <w:rPr>
+          <w:lang w:val="en-US"/>
+        </w:rPr>
+        <w:t>ok</w:t>
+      </w:r>
+      <w:r>
+        <w:t xml:space="preserve"> </w:t>
+      </w:r>
+      <w:r>
+        <w:t>и</w:t>
+      </w:r>
+      <w:r>
+        <w:t xml:space="preserve"> </w:t>
+      </w:r>
+      <w:r>
+        <w:rPr>
+          <w:lang w:val="en-US"/>
+        </w:rPr>
+        <w:t>password</w:t>
+      </w:r>
+      <w:r>
+        <w:t>_</w:t>
+      </w:r>
+      <w:r>
+        <w:rPr>
+          <w:lang w:val="en-US"/>
+        </w:rPr>
+        <w:t>length</w:t>
+      </w:r>
+      <w:r>
+        <w:t>_</w:t>
+      </w:r>
+      <w:r>
+        <w:rPr>
+          <w:lang w:val="en-US"/>
+        </w:rPr>
+        <w:t>ok</w:t>
+      </w:r>
+      <w:r>
+        <w:t xml:space="preserve">, </w:t>
+      </w:r>
+      <w:r>
+        <w:t>из которых стало понятно, что сумма пароля равна 1612, а длина – 5.</w:t>
+      </w:r>
+    </w:p>
+    <w:p/>
+    <w:p>
+      <w:pPr>
+        <w:pStyle w:val="a8"/>
+      </w:pPr>
+      <w:r>
+        <w:lastRenderedPageBreak/>
+        <w:drawing>
+          <wp:inline distT="0" distB="0" distL="0" distR="0" wp14:anchorId="53B4B398" wp14:editId="7B99A677">
+            <wp:extent cx="6300470" cy="2016760"/>
+            <wp:effectExtent l="0" t="0" r="0" b="0"/>
+            <wp:docPr id="793771268" name="Picture 1"/>
+            <wp:cNvGraphicFramePr>
+              <a:graphicFrameLocks xmlns:a="http://schemas.openxmlformats.org/drawingml/2006/main" noChangeAspect="1"/>
+            </wp:cNvGraphicFramePr>
+            <a:graphic xmlns:a="http://schemas.openxmlformats.org/drawingml/2006/main">
+              <a:graphicData uri="http://schemas.openxmlformats.org/drawingml/2006/picture">
+                <pic:pic xmlns:pic="http://schemas.openxmlformats.org/drawingml/2006/picture">
+                  <pic:nvPicPr>
+                    <pic:cNvPr id="793771268" name=""/>
+                    <pic:cNvPicPr/>
+                  </pic:nvPicPr>
+                  <pic:blipFill>
+                    <a:blip r:embed="rId45"/>
+                    <a:stretch>
+                      <a:fillRect/>
+                    </a:stretch>
+                  </pic:blipFill>
+                  <pic:spPr>
+                    <a:xfrm>
+                      <a:off x="0" y="0"/>
+                      <a:ext cx="6300470" cy="2016760"/>
+                    </a:xfrm>
+                    <a:prstGeom prst="rect">
+                      <a:avLst/>
+                    </a:prstGeom>
+                  </pic:spPr>
+                </pic:pic>
+              </a:graphicData>
+            </a:graphic>
+          </wp:inline>
+        </w:drawing>
+      </w:r>
+    </w:p>
+    <w:p>
+      <w:pPr>
+        <w:pStyle w:val="a"/>
+      </w:pPr>
+      <w:r>
+        <w:t>Определение основных метрик пароля.</w:t>
+      </w:r>
+    </w:p>
+    <w:p>
+      <w:r>
+        <w:t>В</w:t>
+      </w:r>
+      <w:r>
+        <w:t xml:space="preserve"> </w:t>
+      </w:r>
+      <w:r>
+        <w:t>функции</w:t>
+      </w:r>
+      <w:r>
+        <w:t xml:space="preserve"> </w:t>
+      </w:r>
+      <w:r>
+        <w:rPr>
+          <w:lang w:val="en-US"/>
+        </w:rPr>
+        <w:t>salted</w:t>
+      </w:r>
+      <w:r>
+        <w:t>_</w:t>
+      </w:r>
+      <w:r>
+        <w:rPr>
+          <w:lang w:val="en-US"/>
+        </w:rPr>
+        <w:t>password</w:t>
+      </w:r>
+      <w:r>
+        <w:t>_</w:t>
+      </w:r>
+      <w:r>
+        <w:rPr>
+          <w:lang w:val="en-US"/>
+        </w:rPr>
+        <w:t>sum</w:t>
+      </w:r>
+      <w:r>
+        <w:t xml:space="preserve"> </w:t>
+      </w:r>
+      <w:r>
+        <w:t>выполняется посимвольное сложение символов пароля и соли. Зная соль можно вычислить сумму исходного пароля.</w:t>
+      </w:r>
+      <w:r>
+        <w:t xml:space="preserve"> </w:t>
+      </w:r>
+      <w:r>
+        <w:t>По итогу было получено значение 547.</w:t>
+      </w:r>
+    </w:p>
+    <w:p>
+      <w:pPr>
+        <w:rPr>
+          <w:lang w:val="en-US"/>
+        </w:rPr>
+      </w:pPr>
+    </w:p>
+    <w:p>
+      <w:pPr>
+        <w:pStyle w:val="a8"/>
+        <w:rPr>
+          <w:lang w:val="en-US"/>
+        </w:rPr>
+      </w:pPr>
+      <w:r>
+        <w:rPr>
+          <w:lang w:val="en-US"/>
+        </w:rPr>
+        <w:drawing>
+          <wp:inline distT="0" distB="0" distL="0" distR="0" wp14:anchorId="00F9A694" wp14:editId="28591B47">
+            <wp:extent cx="6300470" cy="2630170"/>
+            <wp:effectExtent l="0" t="0" r="0" b="0"/>
+            <wp:docPr id="425339369" name="Picture 1"/>
+            <wp:cNvGraphicFramePr>
+              <a:graphicFrameLocks xmlns:a="http://schemas.openxmlformats.org/drawingml/2006/main" noChangeAspect="1"/>
+            </wp:cNvGraphicFramePr>
+            <a:graphic xmlns:a="http://schemas.openxmlformats.org/drawingml/2006/main">
+              <a:graphicData uri="http://schemas.openxmlformats.org/drawingml/2006/picture">
+                <pic:pic xmlns:pic="http://schemas.openxmlformats.org/drawingml/2006/picture">
+                  <pic:nvPicPr>
+                    <pic:cNvPr id="425339369" name=""/>
+                    <pic:cNvPicPr/>
+                  </pic:nvPicPr>
+                  <pic:blipFill>
+                    <a:blip r:embed="rId46"/>
+                    <a:stretch>
+                      <a:fillRect/>
+                    </a:stretch>
+                  </pic:blipFill>
+                  <pic:spPr>
+                    <a:xfrm>
+                      <a:off x="0" y="0"/>
+                      <a:ext cx="6300470" cy="2630170"/>
+                    </a:xfrm>
+                    <a:prstGeom prst="rect">
+                      <a:avLst/>
+                    </a:prstGeom>
+                  </pic:spPr>
+                </pic:pic>
+              </a:graphicData>
+            </a:graphic>
+          </wp:inline>
+        </w:drawing>
+      </w:r>
+    </w:p>
+    <w:p>
+      <w:pPr>
+        <w:pStyle w:val="a"/>
+      </w:pPr>
+      <w:r>
+        <w:t>Функция вычисления суммы пароля.</w:t>
+      </w:r>
+    </w:p>
+    <w:p>
+      <w:r>
+        <w:t xml:space="preserve">Так как длина пароля равна 5, то можно предположить, что </w:t>
+      </w:r>
+      <w:r>
+        <w:t>числовой код его символов находится в окресностях 110. Так как</w:t>
+      </w:r>
+      <w:r>
+        <w:t xml:space="preserve"> </w:t>
+      </w:r>
+      <w:r>
+        <w:t>числовые коды строчных английских букв находятся в отрезке от 91 до 122, то можно предположить, что он состоит из них.</w:t>
+      </w:r>
+      <w:r>
+        <w:t xml:space="preserve"> Так как до этого была найдено число, с которым сравнивался хеш введеного пароля, можно предположить, что </w:t>
+      </w:r>
+      <w:r>
+        <w:rPr>
+          <w:i/>
+          <w:iCs/>
+        </w:rPr>
+        <w:t>0x</w:t>
+      </w:r>
+      <w:r>
+        <w:t>8BDEFF88</w:t>
+      </w:r>
+      <w:r>
+        <w:t xml:space="preserve"> – исходный хеш пароля. Поэтому можно воссоздать функцию хеширования из псевдокода и выполнить полный перебор всех комбинаций</w:t>
+      </w:r>
+      <w:r>
+        <w:t xml:space="preserve"> через </w:t>
+      </w:r>
+      <w:proofErr w:type="spellStart"/>
+      <w:r>
+        <w:rPr>
+          <w:lang w:val="en-US"/>
+        </w:rPr>
+        <w:t>itertools</w:t>
+      </w:r>
+      <w:proofErr w:type="spellEnd"/>
+      <w:r>
+        <w:t>.</w:t>
+      </w:r>
+      <w:r>
+        <w:rPr>
+          <w:lang w:val="en-US"/>
+        </w:rPr>
+        <w:t>product</w:t>
+      </w:r>
+      <w:r>
+        <w:t xml:space="preserve"> с размером сочетания = 5 и проверять сумму сочетания и хеш.</w:t>
+      </w:r>
+    </w:p>
+    <w:p>
+      <w:pPr>
+        <w:pStyle w:val="a8"/>
+      </w:pPr>
+      <w:r>
+        <w:lastRenderedPageBreak/>
+        <w:drawing>
+          <wp:inline distT="0" distB="0" distL="0" distR="0" wp14:anchorId="5EF7A63F" wp14:editId="3C5FF90C">
+            <wp:extent cx="6300470" cy="3382645"/>
+            <wp:effectExtent l="0" t="0" r="0" b="0"/>
+            <wp:docPr id="361154553" name="Picture 1"/>
+            <wp:cNvGraphicFramePr>
+              <a:graphicFrameLocks xmlns:a="http://schemas.openxmlformats.org/drawingml/2006/main" noChangeAspect="1"/>
+            </wp:cNvGraphicFramePr>
+            <a:graphic xmlns:a="http://schemas.openxmlformats.org/drawingml/2006/main">
+              <a:graphicData uri="http://schemas.openxmlformats.org/drawingml/2006/picture">
+                <pic:pic xmlns:pic="http://schemas.openxmlformats.org/drawingml/2006/picture">
+                  <pic:nvPicPr>
+                    <pic:cNvPr id="361154553" name=""/>
+                    <pic:cNvPicPr/>
+                  </pic:nvPicPr>
+                  <pic:blipFill>
+                    <a:blip r:embed="rId47"/>
+                    <a:stretch>
+                      <a:fillRect/>
+                    </a:stretch>
+                  </pic:blipFill>
+                  <pic:spPr>
+                    <a:xfrm>
+                      <a:off x="0" y="0"/>
+                      <a:ext cx="6300470" cy="3382645"/>
+                    </a:xfrm>
+                    <a:prstGeom prst="rect">
+                      <a:avLst/>
+                    </a:prstGeom>
+                  </pic:spPr>
+                </pic:pic>
+              </a:graphicData>
+            </a:graphic>
+          </wp:inline>
+        </w:drawing>
+      </w:r>
+    </w:p>
+    <w:p>
+      <w:pPr>
+        <w:pStyle w:val="a"/>
+      </w:pPr>
+      <w:r>
+        <w:t>Создание необходимых функций и полный перебор.</w:t>
+      </w:r>
+    </w:p>
+    <w:p/>
+    <w:p>
+      <w:r>
+        <w:t>Так как вариация символов была ограничена строчными английскими буквами и фиксированной длиной, перебор занял несколько секунд и выдал один результат – вероятный пароль.</w:t>
+      </w:r>
+    </w:p>
+    <w:p/>
+    <w:p>
+      <w:pPr>
+        <w:pStyle w:val="a8"/>
+      </w:pPr>
+      <w:r>
+        <w:drawing>
+          <wp:inline distT="0" distB="0" distL="0" distR="0" wp14:anchorId="6EF139A4" wp14:editId="34AF343F">
+            <wp:extent cx="6300470" cy="627380"/>
+            <wp:effectExtent l="0" t="0" r="0" b="0"/>
+            <wp:docPr id="987810649" name="Picture 1"/>
+            <wp:cNvGraphicFramePr>
+              <a:graphicFrameLocks xmlns:a="http://schemas.openxmlformats.org/drawingml/2006/main" noChangeAspect="1"/>
+            </wp:cNvGraphicFramePr>
+            <a:graphic xmlns:a="http://schemas.openxmlformats.org/drawingml/2006/main">
+              <a:graphicData uri="http://schemas.openxmlformats.org/drawingml/2006/picture">
+                <pic:pic xmlns:pic="http://schemas.openxmlformats.org/drawingml/2006/picture">
+                  <pic:nvPicPr>
+                    <pic:cNvPr id="987810649" name=""/>
+                    <pic:cNvPicPr/>
+                  </pic:nvPicPr>
+                  <pic:blipFill>
+                    <a:blip r:embed="rId48"/>
+                    <a:stretch>
+                      <a:fillRect/>
+                    </a:stretch>
+                  </pic:blipFill>
+                  <pic:spPr>
+                    <a:xfrm>
+                      <a:off x="0" y="0"/>
+                      <a:ext cx="6300470" cy="627380"/>
+                    </a:xfrm>
+                    <a:prstGeom prst="rect">
+                      <a:avLst/>
+                    </a:prstGeom>
+                  </pic:spPr>
+                </pic:pic>
+              </a:graphicData>
+            </a:graphic>
+          </wp:inline>
+        </w:drawing>
+      </w:r>
+    </w:p>
+    <w:p>
+      <w:pPr>
+        <w:pStyle w:val="a"/>
+      </w:pPr>
+      <w:r>
+        <w:t>Получение вероятного пароля.</w:t>
+      </w:r>
+    </w:p>
+    <w:p>
+      <w:pPr>
+        <w:rPr>
+          <w:lang w:val="en-US"/>
+        </w:rPr>
+      </w:pPr>
+    </w:p>
+    <w:p/>
+    <w:p/>
+    <w:p/>
+    <w:p/>
+    <w:p/>
+    <w:p/>
+    <w:p/>
+    <w:p/>
+    <w:p/>
+    <w:p/>
+    <w:p/>
+    <w:p/>
+    <w:p/>
+    <w:p>
+      <w:r>
         <w:t>Для анализа 2-й программы были запущены ранее написанные скрипты, которые выдали данный результат:</w:t>
       </w:r>
     </w:p>
@@ -3518,6 +5362,7 @@
       </w:pPr>
       <w:r>
         <w:rPr>
+          <w:noProof/>
           <w:lang w:val="en-US"/>
         </w:rPr>
         <w:lastRenderedPageBreak/>
@@ -3537,7 +5382,7 @@
                     <pic:cNvPicPr/>
                   </pic:nvPicPr>
                   <pic:blipFill>
-                    <a:blip r:embed="rId34"/>
+                    <a:blip r:embed="rId49"/>
                     <a:stretch>
                       <a:fillRect/>
                     </a:stretch>
@@ -3577,85 +5422,22 @@
     </w:p>
     <w:p/>
     <w:p>
-      <w:pPr>
-        <w:rPr>
-          <w:lang w:val="en-US"/>
-        </w:rPr>
-      </w:pPr>
-      <w:r>
-        <w:t xml:space="preserve">Также можно заметить, что для запуска программа требует права администратора, что усложняет ее отладку, для решения необходимо изменить в </w:t>
-      </w:r>
-      <w:r>
-        <w:lastRenderedPageBreak/>
-        <w:t xml:space="preserve">манифесте поле с требуемым уровнем прав с </w:t>
-      </w:r>
-      <w:proofErr w:type="spellStart"/>
-      <w:r>
-        <w:rPr>
-          <w:lang w:val="en-US"/>
-        </w:rPr>
-        <w:t>requireAdministrator</w:t>
-      </w:r>
-      <w:proofErr w:type="spellEnd"/>
-      <w:r>
-        <w:t xml:space="preserve"> </w:t>
-      </w:r>
-      <w:r>
-        <w:t xml:space="preserve">на </w:t>
-      </w:r>
-      <w:proofErr w:type="spellStart"/>
-      <w:r>
-        <w:rPr>
-          <w:lang w:val="en-US"/>
-        </w:rPr>
-        <w:t>asInvoker</w:t>
-      </w:r>
-      <w:proofErr w:type="spellEnd"/>
-      <w:r>
-        <w:t xml:space="preserve">, что было сделано в </w:t>
-      </w:r>
-      <w:r>
-        <w:rPr>
-          <w:lang w:val="en-US"/>
-        </w:rPr>
-        <w:t>Resource</w:t>
-      </w:r>
-      <w:r>
-        <w:t xml:space="preserve"> </w:t>
-      </w:r>
-      <w:r>
-        <w:rPr>
-          <w:lang w:val="en-US"/>
-        </w:rPr>
-        <w:t>Hacker</w:t>
-      </w:r>
-      <w:r>
-        <w:t>.</w:t>
-      </w:r>
-    </w:p>
-    <w:p>
-      <w:pPr>
-        <w:rPr>
-          <w:lang w:val="en-US"/>
-        </w:rPr>
-      </w:pPr>
-    </w:p>
+      <w:r>
+        <w:t>При отладке была обнаружена ловушка для отладчика, в которой прописан вызов прерывания, используемый отладчиком в точках остановы.</w:t>
+      </w:r>
+    </w:p>
+    <w:p/>
+    <w:p/>
     <w:p>
       <w:pPr>
         <w:pStyle w:val="a8"/>
-        <w:rPr>
-          <w:lang w:val="en-US"/>
-        </w:rPr>
-      </w:pPr>
-      <w:r>
-        <w:rPr>
-          <w:lang w:val="en-US"/>
-        </w:rPr>
+      </w:pPr>
+      <w:r>
         <w:drawing>
-          <wp:inline distT="0" distB="0" distL="0" distR="0" wp14:anchorId="347631AB" wp14:editId="460F09B1">
-            <wp:extent cx="6300470" cy="3410585"/>
+          <wp:inline distT="0" distB="0" distL="0" distR="0" wp14:anchorId="2F423EA1" wp14:editId="31E924F0">
+            <wp:extent cx="6300470" cy="3309620"/>
             <wp:effectExtent l="0" t="0" r="0" b="0"/>
-            <wp:docPr id="1840862544" name="Picture 1"/>
+            <wp:docPr id="1382833668" name="Picture 1"/>
             <wp:cNvGraphicFramePr>
               <a:graphicFrameLocks xmlns:a="http://schemas.openxmlformats.org/drawingml/2006/main" noChangeAspect="1"/>
             </wp:cNvGraphicFramePr>
@@ -3663,11 +5445,11 @@
               <a:graphicData uri="http://schemas.openxmlformats.org/drawingml/2006/picture">
                 <pic:pic xmlns:pic="http://schemas.openxmlformats.org/drawingml/2006/picture">
                   <pic:nvPicPr>
-                    <pic:cNvPr id="1840862544" name=""/>
+                    <pic:cNvPr id="1382833668" name=""/>
                     <pic:cNvPicPr/>
                   </pic:nvPicPr>
                   <pic:blipFill>
-                    <a:blip r:embed="rId35"/>
+                    <a:blip r:embed="rId50"/>
                     <a:stretch>
                       <a:fillRect/>
                     </a:stretch>
@@ -3675,7 +5457,7 @@
                   <pic:spPr>
                     <a:xfrm>
                       <a:off x="0" y="0"/>
-                      <a:ext cx="6300470" cy="3410585"/>
+                      <a:ext cx="6300470" cy="3309620"/>
                     </a:xfrm>
                     <a:prstGeom prst="rect">
                       <a:avLst/>
@@ -3693,23 +5475,4023 @@
         <w:pStyle w:val="a"/>
       </w:pPr>
       <w:r>
-        <w:t>Изменение требуемых прав</w:t>
+        <w:t>Ловушка для отладчика</w:t>
+      </w:r>
+    </w:p>
+    <w:p/>
+    <w:p>
+      <w:r>
+        <w:t>После</w:t>
       </w:r>
       <w:r>
         <w:t xml:space="preserve"> </w:t>
       </w:r>
       <w:r>
-        <w:t>для запуска файла.</w:t>
+        <w:t>патчинга данного прерывания, отладчик остановился из за исключения, которое вызвано инструкцией, которая ссылается на нечитаемый участок памяти. Из-за этого было решено, что менять данное прерывание нельзя.</w:t>
+      </w:r>
+    </w:p>
+    <w:p>
+      <w:pPr>
+        <w:rPr>
+          <w:lang w:val="en-US"/>
+        </w:rPr>
+      </w:pPr>
+    </w:p>
+    <w:p>
+      <w:pPr>
+        <w:spacing w:line="240" w:lineRule="auto"/>
+        <w:ind w:firstLine="0"/>
+      </w:pPr>
+      <w:r>
+        <w:br w:type="page"/>
+      </w:r>
+    </w:p>
+    <w:p>
+      <w:pPr>
+        <w:pStyle w:val="a9"/>
+      </w:pPr>
+      <w:r>
+        <w:lastRenderedPageBreak/>
+        <w:t>приложение А</w:t>
+      </w:r>
+    </w:p>
+    <w:p>
+      <w:r>
+        <w:rPr>
+          <w:i/>
+          <w:iCs/>
+        </w:rPr>
+        <w:t>XORdetect.py</w:t>
       </w:r>
     </w:p>
     <w:p/>
+    <w:p>
+      <w:pPr>
+        <w:pStyle w:val="a6"/>
+      </w:pPr>
+      <w:r>
+        <w:t xml:space="preserve">import </w:t>
+      </w:r>
+      <w:proofErr w:type="spellStart"/>
+      <w:r>
+        <w:rPr>
+          <w:u w:val="single"/>
+        </w:rPr>
+        <w:t>idautils</w:t>
+      </w:r>
+      <w:proofErr w:type="spellEnd"/>
+    </w:p>
+    <w:p>
+      <w:pPr>
+        <w:pStyle w:val="a6"/>
+      </w:pPr>
+      <w:r>
+        <w:t xml:space="preserve">import </w:t>
+      </w:r>
+      <w:proofErr w:type="spellStart"/>
+      <w:r>
+        <w:rPr>
+          <w:u w:val="single"/>
+        </w:rPr>
+        <w:t>idc</w:t>
+      </w:r>
+      <w:proofErr w:type="spellEnd"/>
+    </w:p>
+    <w:p>
+      <w:pPr>
+        <w:pStyle w:val="a6"/>
+      </w:pPr>
+      <w:r>
+        <w:rPr>
+          <w:i/>
+          <w:iCs/>
+        </w:rPr>
+        <w:t>def</w:t>
+      </w:r>
+      <w:r>
+        <w:t xml:space="preserve"> </w:t>
+      </w:r>
+      <w:proofErr w:type="spellStart"/>
+      <w:r>
+        <w:t>find_</w:t>
+      </w:r>
+      <w:proofErr w:type="gramStart"/>
+      <w:r>
+        <w:t>XOR</w:t>
+      </w:r>
+      <w:proofErr w:type="spellEnd"/>
+      <w:r>
+        <w:t>(</w:t>
+      </w:r>
+      <w:proofErr w:type="gramEnd"/>
+      <w:r>
+        <w:t>):</w:t>
+      </w:r>
+    </w:p>
+    <w:p>
+      <w:pPr>
+        <w:pStyle w:val="a6"/>
+      </w:pPr>
+      <w:r>
+        <w:t xml:space="preserve">    </w:t>
+      </w:r>
+      <w:proofErr w:type="gramStart"/>
+      <w:r>
+        <w:t>print(</w:t>
+      </w:r>
+      <w:proofErr w:type="gramEnd"/>
+      <w:r>
+        <w:t>"XOR DETECTION REPORT: ")</w:t>
+      </w:r>
+    </w:p>
+    <w:p>
+      <w:pPr>
+        <w:pStyle w:val="a6"/>
+      </w:pPr>
+    </w:p>
+    <w:p>
+      <w:pPr>
+        <w:pStyle w:val="a6"/>
+      </w:pPr>
+      <w:r>
+        <w:t xml:space="preserve">    for segment in </w:t>
+      </w:r>
+      <w:proofErr w:type="spellStart"/>
+      <w:proofErr w:type="gramStart"/>
+      <w:r>
+        <w:rPr>
+          <w:u w:val="single"/>
+        </w:rPr>
+        <w:t>idautils</w:t>
+      </w:r>
+      <w:r>
+        <w:t>.Segments</w:t>
+      </w:r>
+      <w:proofErr w:type="spellEnd"/>
+      <w:proofErr w:type="gramEnd"/>
+      <w:r>
+        <w:t>():</w:t>
+      </w:r>
+    </w:p>
+    <w:p>
+      <w:pPr>
+        <w:pStyle w:val="a6"/>
+      </w:pPr>
+      <w:r>
+        <w:t xml:space="preserve">        if </w:t>
+      </w:r>
+      <w:proofErr w:type="spellStart"/>
+      <w:r>
+        <w:rPr>
+          <w:u w:val="single"/>
+        </w:rPr>
+        <w:t>idc</w:t>
+      </w:r>
+      <w:r>
+        <w:t>.get_segm_name</w:t>
+      </w:r>
+      <w:proofErr w:type="spellEnd"/>
+      <w:r>
+        <w:t>(segment</w:t>
+      </w:r>
+      <w:proofErr w:type="gramStart"/>
+      <w:r>
+        <w:t>) !</w:t>
+      </w:r>
+      <w:proofErr w:type="gramEnd"/>
+      <w:r>
+        <w:t>= ".text":</w:t>
+      </w:r>
+    </w:p>
+    <w:p>
+      <w:pPr>
+        <w:pStyle w:val="a6"/>
+      </w:pPr>
+      <w:r>
+        <w:t>            continue</w:t>
+      </w:r>
+    </w:p>
+    <w:p>
+      <w:pPr>
+        <w:pStyle w:val="a6"/>
+      </w:pPr>
+    </w:p>
+    <w:p>
+      <w:pPr>
+        <w:pStyle w:val="a6"/>
+      </w:pPr>
+      <w:r>
+        <w:t xml:space="preserve">        address = </w:t>
+      </w:r>
+      <w:proofErr w:type="spellStart"/>
+      <w:r>
+        <w:rPr>
+          <w:u w:val="single"/>
+        </w:rPr>
+        <w:t>idc</w:t>
+      </w:r>
+      <w:r>
+        <w:t>.get_segm_start</w:t>
+      </w:r>
+      <w:proofErr w:type="spellEnd"/>
+      <w:r>
+        <w:t>(segment)</w:t>
+      </w:r>
+    </w:p>
+    <w:p>
+      <w:pPr>
+        <w:pStyle w:val="a6"/>
+      </w:pPr>
+      <w:r>
+        <w:t xml:space="preserve">        end = </w:t>
+      </w:r>
+      <w:proofErr w:type="spellStart"/>
+      <w:r>
+        <w:rPr>
+          <w:u w:val="single"/>
+        </w:rPr>
+        <w:t>idc</w:t>
+      </w:r>
+      <w:r>
+        <w:t>.get_segm_end</w:t>
+      </w:r>
+      <w:proofErr w:type="spellEnd"/>
+      <w:r>
+        <w:t>(segment)</w:t>
+      </w:r>
+    </w:p>
+    <w:p>
+      <w:pPr>
+        <w:pStyle w:val="a6"/>
+      </w:pPr>
+    </w:p>
+    <w:p>
+      <w:pPr>
+        <w:pStyle w:val="a6"/>
+      </w:pPr>
+      <w:r>
+        <w:t>        while address &lt; end:</w:t>
+      </w:r>
+    </w:p>
+    <w:p>
+      <w:pPr>
+        <w:pStyle w:val="a6"/>
+      </w:pPr>
+      <w:r>
+        <w:t xml:space="preserve">            if </w:t>
+      </w:r>
+      <w:proofErr w:type="spellStart"/>
+      <w:r>
+        <w:rPr>
+          <w:u w:val="single"/>
+        </w:rPr>
+        <w:t>idc</w:t>
+      </w:r>
+      <w:r>
+        <w:t>.print_insn_mnem</w:t>
+      </w:r>
+      <w:proofErr w:type="spellEnd"/>
+      <w:r>
+        <w:t>(address</w:t>
+      </w:r>
+      <w:proofErr w:type="gramStart"/>
+      <w:r>
+        <w:t>).lower</w:t>
+      </w:r>
+      <w:proofErr w:type="gramEnd"/>
+      <w:r>
+        <w:t>() == "</w:t>
+      </w:r>
+      <w:proofErr w:type="spellStart"/>
+      <w:r>
+        <w:t>xor</w:t>
+      </w:r>
+      <w:proofErr w:type="spellEnd"/>
+      <w:r>
+        <w:t>":</w:t>
+      </w:r>
+    </w:p>
+    <w:p>
+      <w:pPr>
+        <w:pStyle w:val="a6"/>
+      </w:pPr>
+      <w:r>
+        <w:t xml:space="preserve">                op1 = </w:t>
+      </w:r>
+      <w:proofErr w:type="spellStart"/>
+      <w:r>
+        <w:rPr>
+          <w:u w:val="single"/>
+        </w:rPr>
+        <w:t>idc</w:t>
+      </w:r>
+      <w:r>
+        <w:t>.print_</w:t>
+      </w:r>
+      <w:proofErr w:type="gramStart"/>
+      <w:r>
+        <w:t>operand</w:t>
+      </w:r>
+      <w:proofErr w:type="spellEnd"/>
+      <w:r>
+        <w:t>(</w:t>
+      </w:r>
+      <w:proofErr w:type="gramEnd"/>
+      <w:r>
+        <w:t>address, 0)</w:t>
+      </w:r>
+    </w:p>
+    <w:p>
+      <w:pPr>
+        <w:pStyle w:val="a6"/>
+      </w:pPr>
+      <w:r>
+        <w:t xml:space="preserve">                op2 = </w:t>
+      </w:r>
+      <w:proofErr w:type="spellStart"/>
+      <w:r>
+        <w:rPr>
+          <w:u w:val="single"/>
+        </w:rPr>
+        <w:t>idc</w:t>
+      </w:r>
+      <w:r>
+        <w:t>.print_</w:t>
+      </w:r>
+      <w:proofErr w:type="gramStart"/>
+      <w:r>
+        <w:t>operand</w:t>
+      </w:r>
+      <w:proofErr w:type="spellEnd"/>
+      <w:r>
+        <w:t>(</w:t>
+      </w:r>
+      <w:proofErr w:type="gramEnd"/>
+      <w:r>
+        <w:t>address, 1)</w:t>
+      </w:r>
+    </w:p>
+    <w:p>
+      <w:pPr>
+        <w:pStyle w:val="a6"/>
+      </w:pPr>
+      <w:r>
+        <w:t>                if op</w:t>
+      </w:r>
+      <w:proofErr w:type="gramStart"/>
+      <w:r>
+        <w:t>1 !</w:t>
+      </w:r>
+      <w:proofErr w:type="gramEnd"/>
+      <w:r>
+        <w:t>= op2:</w:t>
+      </w:r>
+    </w:p>
+    <w:p>
+      <w:pPr>
+        <w:pStyle w:val="a6"/>
+      </w:pPr>
+      <w:r>
+        <w:t>                    if "0x" in op2 or "[" in op2 or "[" in op1:</w:t>
+      </w:r>
+    </w:p>
+    <w:p>
+      <w:pPr>
+        <w:pStyle w:val="a6"/>
+      </w:pPr>
+      <w:r>
+        <w:t>                        if "[" in op1 and "[" not in op2:</w:t>
+      </w:r>
+    </w:p>
+    <w:p>
+      <w:pPr>
+        <w:pStyle w:val="a6"/>
+      </w:pPr>
+      <w:r>
+        <w:t>                            left, right = op2, op1</w:t>
+      </w:r>
+    </w:p>
+    <w:p>
+      <w:pPr>
+        <w:pStyle w:val="a6"/>
+      </w:pPr>
+      <w:r>
+        <w:t>                        else:</w:t>
+      </w:r>
+    </w:p>
+    <w:p>
+      <w:pPr>
+        <w:pStyle w:val="a6"/>
+      </w:pPr>
+      <w:r>
+        <w:t>                            right, left = op2, op1</w:t>
+      </w:r>
+    </w:p>
+    <w:p>
+      <w:pPr>
+        <w:pStyle w:val="a6"/>
+      </w:pPr>
+      <w:r>
+        <w:t xml:space="preserve">                        </w:t>
+      </w:r>
+      <w:proofErr w:type="gramStart"/>
+      <w:r>
+        <w:t>print(</w:t>
+      </w:r>
+      <w:proofErr w:type="spellStart"/>
+      <w:proofErr w:type="gramEnd"/>
+      <w:r>
+        <w:rPr>
+          <w:i/>
+          <w:iCs/>
+        </w:rPr>
+        <w:t>f</w:t>
+      </w:r>
+      <w:r>
+        <w:t>"XOR</w:t>
+      </w:r>
+      <w:proofErr w:type="spellEnd"/>
+      <w:r>
+        <w:t xml:space="preserve"> at {hex(</w:t>
+      </w:r>
+      <w:proofErr w:type="gramStart"/>
+      <w:r>
+        <w:t>address)}</w:t>
+      </w:r>
+      <w:proofErr w:type="gramEnd"/>
+      <w:r>
+        <w:t>: {left} - {right};")</w:t>
+      </w:r>
+    </w:p>
+    <w:p>
+      <w:pPr>
+        <w:pStyle w:val="a6"/>
+      </w:pPr>
+      <w:r>
+        <w:t xml:space="preserve">            address = </w:t>
+      </w:r>
+      <w:proofErr w:type="spellStart"/>
+      <w:proofErr w:type="gramStart"/>
+      <w:r>
+        <w:rPr>
+          <w:u w:val="single"/>
+        </w:rPr>
+        <w:t>idc</w:t>
+      </w:r>
+      <w:r>
+        <w:t>.next</w:t>
+      </w:r>
+      <w:proofErr w:type="gramEnd"/>
+      <w:r>
+        <w:t>_head</w:t>
+      </w:r>
+      <w:proofErr w:type="spellEnd"/>
+      <w:r>
+        <w:t>(address)</w:t>
+      </w:r>
+    </w:p>
+    <w:p>
+      <w:pPr>
+        <w:pStyle w:val="a6"/>
+      </w:pPr>
+      <w:r>
+        <w:br/>
+      </w:r>
+    </w:p>
+    <w:p>
+      <w:pPr>
+        <w:spacing w:line="240" w:lineRule="auto"/>
+        <w:ind w:firstLine="0"/>
+        <w:rPr>
+          <w:rFonts w:ascii="Courier New" w:eastAsia="Times New Roman" w:hAnsi="Courier New" w:cs="Times New Roman"/>
+          <w:sz w:val="24"/>
+          <w:lang w:val="en-US"/>
+        </w:rPr>
+      </w:pPr>
+      <w:r>
+        <w:br w:type="page"/>
+      </w:r>
+    </w:p>
+    <w:p>
+      <w:pPr>
+        <w:pStyle w:val="a9"/>
+      </w:pPr>
+      <w:r>
+        <w:lastRenderedPageBreak/>
+        <w:t>приложение Б</w:t>
+      </w:r>
+    </w:p>
+    <w:p>
+      <w:pPr>
+        <w:rPr>
+          <w:i/>
+          <w:iCs/>
+          <w:lang w:val="en-US"/>
+        </w:rPr>
+      </w:pPr>
+      <w:r>
+        <w:rPr>
+          <w:i/>
+          <w:iCs/>
+          <w:lang w:val="en-US"/>
+        </w:rPr>
+        <w:t>XORdecrypt.py</w:t>
+      </w:r>
+    </w:p>
+    <w:p>
+      <w:pPr>
+        <w:pStyle w:val="a6"/>
+      </w:pPr>
+      <w:r>
+        <w:t xml:space="preserve">import </w:t>
+      </w:r>
+      <w:proofErr w:type="spellStart"/>
+      <w:r>
+        <w:rPr>
+          <w:u w:val="single"/>
+        </w:rPr>
+        <w:t>idautils</w:t>
+      </w:r>
+      <w:proofErr w:type="spellEnd"/>
+    </w:p>
+    <w:p>
+      <w:pPr>
+        <w:pStyle w:val="a6"/>
+      </w:pPr>
+      <w:r>
+        <w:t xml:space="preserve">import </w:t>
+      </w:r>
+      <w:proofErr w:type="spellStart"/>
+      <w:r>
+        <w:rPr>
+          <w:u w:val="single"/>
+        </w:rPr>
+        <w:t>idc</w:t>
+      </w:r>
+      <w:proofErr w:type="spellEnd"/>
+    </w:p>
+    <w:p>
+      <w:pPr>
+        <w:pStyle w:val="a6"/>
+      </w:pPr>
+      <w:r>
+        <w:t xml:space="preserve">import </w:t>
+      </w:r>
+      <w:proofErr w:type="spellStart"/>
+      <w:r>
+        <w:rPr>
+          <w:u w:val="single"/>
+        </w:rPr>
+        <w:t>ida_bytes</w:t>
+      </w:r>
+      <w:proofErr w:type="spellEnd"/>
+    </w:p>
+    <w:p>
+      <w:pPr>
+        <w:pStyle w:val="a6"/>
+      </w:pPr>
+      <w:r>
+        <w:br/>
+      </w:r>
+      <w:r>
+        <w:br/>
+      </w:r>
+    </w:p>
+    <w:p>
+      <w:pPr>
+        <w:pStyle w:val="a6"/>
+      </w:pPr>
+      <w:r>
+        <w:rPr>
+          <w:i/>
+          <w:iCs/>
+        </w:rPr>
+        <w:t>def</w:t>
+      </w:r>
+      <w:r>
+        <w:t xml:space="preserve"> </w:t>
+      </w:r>
+      <w:proofErr w:type="spellStart"/>
+      <w:proofErr w:type="gramStart"/>
+      <w:r>
+        <w:t>decryptXOR</w:t>
+      </w:r>
+      <w:proofErr w:type="spellEnd"/>
+      <w:r>
+        <w:t>(</w:t>
+      </w:r>
+      <w:proofErr w:type="gramEnd"/>
+      <w:r>
+        <w:t>):</w:t>
+      </w:r>
+    </w:p>
+    <w:p>
+      <w:pPr>
+        <w:pStyle w:val="a6"/>
+      </w:pPr>
+      <w:r>
+        <w:t>    MIN_LEN = 4</w:t>
+      </w:r>
+    </w:p>
+    <w:p>
+      <w:pPr>
+        <w:pStyle w:val="a6"/>
+      </w:pPr>
+      <w:r>
+        <w:t>    MAX_LEN = 64</w:t>
+      </w:r>
+    </w:p>
+    <w:p>
+      <w:pPr>
+        <w:pStyle w:val="a6"/>
+      </w:pPr>
+      <w:r>
+        <w:t xml:space="preserve">    MAX_KEY = </w:t>
+      </w:r>
+      <w:r>
+        <w:rPr>
+          <w:i/>
+          <w:iCs/>
+        </w:rPr>
+        <w:t>0x</w:t>
+      </w:r>
+      <w:r>
+        <w:t>FF</w:t>
+      </w:r>
+    </w:p>
+    <w:p>
+      <w:pPr>
+        <w:pStyle w:val="a6"/>
+      </w:pPr>
+      <w:r>
+        <w:t xml:space="preserve">    </w:t>
+      </w:r>
+      <w:proofErr w:type="spellStart"/>
+      <w:r>
+        <w:t>is_ascii</w:t>
+      </w:r>
+      <w:proofErr w:type="spellEnd"/>
+      <w:r>
+        <w:t xml:space="preserve"> = </w:t>
+      </w:r>
+      <w:r>
+        <w:rPr>
+          <w:i/>
+          <w:iCs/>
+        </w:rPr>
+        <w:t>lambda</w:t>
+      </w:r>
+      <w:r>
+        <w:t xml:space="preserve"> </w:t>
+      </w:r>
+      <w:proofErr w:type="gramStart"/>
+      <w:r>
+        <w:rPr>
+          <w:i/>
+          <w:iCs/>
+        </w:rPr>
+        <w:t>byte</w:t>
+      </w:r>
+      <w:r>
+        <w:t xml:space="preserve"> :</w:t>
+      </w:r>
+      <w:proofErr w:type="gramEnd"/>
+      <w:r>
+        <w:t xml:space="preserve"> 32 &lt;= </w:t>
+      </w:r>
+      <w:r>
+        <w:rPr>
+          <w:i/>
+          <w:iCs/>
+        </w:rPr>
+        <w:t>byte</w:t>
+      </w:r>
+      <w:r>
+        <w:t xml:space="preserve"> &lt;= 126</w:t>
+      </w:r>
+    </w:p>
+    <w:p>
+      <w:pPr>
+        <w:pStyle w:val="a6"/>
+      </w:pPr>
+      <w:r>
+        <w:t xml:space="preserve">    </w:t>
+      </w:r>
+      <w:proofErr w:type="gramStart"/>
+      <w:r>
+        <w:t>print(</w:t>
+      </w:r>
+      <w:proofErr w:type="gramEnd"/>
+      <w:r>
+        <w:t>"XOR DECRYPTION REPORT: ")</w:t>
+      </w:r>
+    </w:p>
+    <w:p>
+      <w:pPr>
+        <w:pStyle w:val="a6"/>
+      </w:pPr>
+      <w:r>
+        <w:t xml:space="preserve">    for segment in </w:t>
+      </w:r>
+      <w:proofErr w:type="spellStart"/>
+      <w:proofErr w:type="gramStart"/>
+      <w:r>
+        <w:rPr>
+          <w:u w:val="single"/>
+        </w:rPr>
+        <w:t>idautils</w:t>
+      </w:r>
+      <w:r>
+        <w:t>.Segments</w:t>
+      </w:r>
+      <w:proofErr w:type="spellEnd"/>
+      <w:proofErr w:type="gramEnd"/>
+      <w:r>
+        <w:t>():</w:t>
+      </w:r>
+    </w:p>
+    <w:p>
+      <w:pPr>
+        <w:pStyle w:val="a6"/>
+      </w:pPr>
+      <w:r>
+        <w:t xml:space="preserve">        </w:t>
+      </w:r>
+      <w:proofErr w:type="spellStart"/>
+      <w:r>
+        <w:t>segment_name</w:t>
+      </w:r>
+      <w:proofErr w:type="spellEnd"/>
+      <w:r>
+        <w:t xml:space="preserve"> = </w:t>
+      </w:r>
+      <w:proofErr w:type="spellStart"/>
+      <w:r>
+        <w:rPr>
+          <w:u w:val="single"/>
+        </w:rPr>
+        <w:t>idc</w:t>
+      </w:r>
+      <w:r>
+        <w:t>.get_segm_name</w:t>
+      </w:r>
+      <w:proofErr w:type="spellEnd"/>
+      <w:r>
+        <w:t>(segment)</w:t>
+      </w:r>
+    </w:p>
+    <w:p>
+      <w:pPr>
+        <w:pStyle w:val="a6"/>
+      </w:pPr>
+    </w:p>
+    <w:p>
+      <w:pPr>
+        <w:pStyle w:val="a6"/>
+      </w:pPr>
+      <w:r>
+        <w:t xml:space="preserve">        if </w:t>
+      </w:r>
+      <w:proofErr w:type="spellStart"/>
+      <w:r>
+        <w:t>segment_name</w:t>
+      </w:r>
+      <w:proofErr w:type="spellEnd"/>
+      <w:r>
+        <w:t xml:space="preserve"> not in [</w:t>
+      </w:r>
+      <w:proofErr w:type="gramStart"/>
+      <w:r>
+        <w:t>".</w:t>
+      </w:r>
+      <w:proofErr w:type="gramEnd"/>
+      <w:r>
+        <w:t xml:space="preserve">data", </w:t>
+      </w:r>
+      <w:proofErr w:type="gramStart"/>
+      <w:r>
+        <w:t>".</w:t>
+      </w:r>
+      <w:proofErr w:type="spellStart"/>
+      <w:r>
+        <w:t>rdata</w:t>
+      </w:r>
+      <w:proofErr w:type="spellEnd"/>
+      <w:proofErr w:type="gramEnd"/>
+      <w:r>
+        <w:t xml:space="preserve">", </w:t>
+      </w:r>
+      <w:proofErr w:type="gramStart"/>
+      <w:r>
+        <w:t>".</w:t>
+      </w:r>
+      <w:proofErr w:type="spellStart"/>
+      <w:r>
+        <w:t>idata</w:t>
+      </w:r>
+      <w:proofErr w:type="spellEnd"/>
+      <w:proofErr w:type="gramEnd"/>
+      <w:r>
+        <w:t>"]: continue</w:t>
+      </w:r>
+    </w:p>
+    <w:p>
+      <w:pPr>
+        <w:pStyle w:val="a6"/>
+      </w:pPr>
+    </w:p>
+    <w:p>
+      <w:pPr>
+        <w:pStyle w:val="a6"/>
+      </w:pPr>
+      <w:r>
+        <w:t xml:space="preserve">        start, end = </w:t>
+      </w:r>
+      <w:proofErr w:type="spellStart"/>
+      <w:r>
+        <w:rPr>
+          <w:u w:val="single"/>
+        </w:rPr>
+        <w:t>idc</w:t>
+      </w:r>
+      <w:r>
+        <w:t>.get_segm_start</w:t>
+      </w:r>
+      <w:proofErr w:type="spellEnd"/>
+      <w:r>
+        <w:t xml:space="preserve">(segment), </w:t>
+      </w:r>
+      <w:proofErr w:type="spellStart"/>
+      <w:r>
+        <w:rPr>
+          <w:u w:val="single"/>
+        </w:rPr>
+        <w:t>idc</w:t>
+      </w:r>
+      <w:r>
+        <w:t>.get_segm_end</w:t>
+      </w:r>
+      <w:proofErr w:type="spellEnd"/>
+      <w:r>
+        <w:t>(segment)</w:t>
+      </w:r>
+    </w:p>
+    <w:p>
+      <w:pPr>
+        <w:pStyle w:val="a6"/>
+      </w:pPr>
+    </w:p>
+    <w:p>
+      <w:pPr>
+        <w:pStyle w:val="a6"/>
+      </w:pPr>
+      <w:r>
+        <w:t xml:space="preserve">        </w:t>
+      </w:r>
+      <w:proofErr w:type="spellStart"/>
+      <w:r>
+        <w:t>addr</w:t>
+      </w:r>
+      <w:proofErr w:type="spellEnd"/>
+      <w:r>
+        <w:t xml:space="preserve"> = start</w:t>
+      </w:r>
+    </w:p>
+    <w:p>
+      <w:pPr>
+        <w:pStyle w:val="a6"/>
+      </w:pPr>
+    </w:p>
+    <w:p>
+      <w:pPr>
+        <w:pStyle w:val="a6"/>
+      </w:pPr>
+      <w:r>
+        <w:t xml:space="preserve">        while </w:t>
+      </w:r>
+      <w:proofErr w:type="spellStart"/>
+      <w:r>
+        <w:t>addr</w:t>
+      </w:r>
+      <w:proofErr w:type="spellEnd"/>
+      <w:r>
+        <w:t xml:space="preserve"> &lt; end - MIN_LEN:</w:t>
+      </w:r>
+    </w:p>
+    <w:p>
+      <w:pPr>
+        <w:pStyle w:val="a6"/>
+      </w:pPr>
+      <w:r>
+        <w:t>            detected = False</w:t>
+      </w:r>
+    </w:p>
+    <w:p>
+      <w:pPr>
+        <w:pStyle w:val="a6"/>
+      </w:pPr>
+      <w:r>
+        <w:t xml:space="preserve">            for key in </w:t>
+      </w:r>
+      <w:proofErr w:type="gramStart"/>
+      <w:r>
+        <w:rPr>
+          <w:u w:val="single"/>
+        </w:rPr>
+        <w:t>range</w:t>
+      </w:r>
+      <w:r>
+        <w:t>(</w:t>
+      </w:r>
+      <w:proofErr w:type="gramEnd"/>
+      <w:r>
+        <w:t>1, MAX_KEY+1):</w:t>
+      </w:r>
+    </w:p>
+    <w:p>
+      <w:pPr>
+        <w:pStyle w:val="a6"/>
+      </w:pPr>
+    </w:p>
+    <w:p>
+      <w:pPr>
+        <w:pStyle w:val="a6"/>
+      </w:pPr>
+      <w:r>
+        <w:t xml:space="preserve">                decoded = </w:t>
+      </w:r>
+      <w:proofErr w:type="spellStart"/>
+      <w:proofErr w:type="gramStart"/>
+      <w:r>
+        <w:rPr>
+          <w:u w:val="single"/>
+        </w:rPr>
+        <w:t>bytearray</w:t>
+      </w:r>
+      <w:proofErr w:type="spellEnd"/>
+      <w:r>
+        <w:t>(</w:t>
+      </w:r>
+      <w:proofErr w:type="gramEnd"/>
+      <w:r>
+        <w:t>)</w:t>
+      </w:r>
+    </w:p>
+    <w:p>
+      <w:pPr>
+        <w:pStyle w:val="a6"/>
+      </w:pPr>
+    </w:p>
+    <w:p>
+      <w:pPr>
+        <w:pStyle w:val="a6"/>
+      </w:pPr>
+      <w:r>
+        <w:t xml:space="preserve">                for </w:t>
+      </w:r>
+      <w:proofErr w:type="spellStart"/>
+      <w:r>
+        <w:t>i</w:t>
+      </w:r>
+      <w:proofErr w:type="spellEnd"/>
+      <w:r>
+        <w:t xml:space="preserve"> in </w:t>
+      </w:r>
+      <w:proofErr w:type="gramStart"/>
+      <w:r>
+        <w:rPr>
+          <w:u w:val="single"/>
+        </w:rPr>
+        <w:t>range</w:t>
+      </w:r>
+      <w:r>
+        <w:t>(</w:t>
+      </w:r>
+      <w:proofErr w:type="gramEnd"/>
+      <w:r>
+        <w:t>MAX_LEN):</w:t>
+      </w:r>
+    </w:p>
+    <w:p>
+      <w:pPr>
+        <w:pStyle w:val="a6"/>
+      </w:pPr>
+      <w:r>
+        <w:t xml:space="preserve">                    b = </w:t>
+      </w:r>
+      <w:proofErr w:type="spellStart"/>
+      <w:r>
+        <w:rPr>
+          <w:u w:val="single"/>
+        </w:rPr>
+        <w:t>ida_bytes</w:t>
+      </w:r>
+      <w:r>
+        <w:t>.get_</w:t>
+      </w:r>
+      <w:proofErr w:type="gramStart"/>
+      <w:r>
+        <w:t>byte</w:t>
+      </w:r>
+      <w:proofErr w:type="spellEnd"/>
+      <w:r>
+        <w:t>(</w:t>
+      </w:r>
+      <w:proofErr w:type="spellStart"/>
+      <w:proofErr w:type="gramEnd"/>
+      <w:r>
+        <w:t>addr</w:t>
+      </w:r>
+      <w:proofErr w:type="spellEnd"/>
+      <w:r>
+        <w:t xml:space="preserve"> + </w:t>
+      </w:r>
+      <w:proofErr w:type="spellStart"/>
+      <w:r>
+        <w:t>i</w:t>
+      </w:r>
+      <w:proofErr w:type="spellEnd"/>
+      <w:r>
+        <w:t>)</w:t>
+      </w:r>
+    </w:p>
+    <w:p>
+      <w:pPr>
+        <w:pStyle w:val="a6"/>
+      </w:pPr>
+    </w:p>
+    <w:p>
+      <w:pPr>
+        <w:pStyle w:val="a6"/>
+      </w:pPr>
+      <w:r>
+        <w:t>                    if b is None: break</w:t>
+      </w:r>
+    </w:p>
+    <w:p>
+      <w:pPr>
+        <w:pStyle w:val="a6"/>
+      </w:pPr>
+    </w:p>
+    <w:p>
+      <w:pPr>
+        <w:pStyle w:val="a6"/>
+      </w:pPr>
+      <w:r>
+        <w:t xml:space="preserve">                    </w:t>
+      </w:r>
+      <w:proofErr w:type="spellStart"/>
+      <w:r>
+        <w:t>decoded_byte</w:t>
+      </w:r>
+      <w:proofErr w:type="spellEnd"/>
+      <w:r>
+        <w:t xml:space="preserve"> = b ^ key</w:t>
+      </w:r>
+    </w:p>
+    <w:p>
+      <w:pPr>
+        <w:pStyle w:val="a6"/>
+      </w:pPr>
+      <w:r>
+        <w:t xml:space="preserve">                    if not </w:t>
+      </w:r>
+      <w:proofErr w:type="spellStart"/>
+      <w:r>
+        <w:t>is_ascii</w:t>
+      </w:r>
+      <w:proofErr w:type="spellEnd"/>
+      <w:r>
+        <w:t>(</w:t>
+      </w:r>
+      <w:proofErr w:type="spellStart"/>
+      <w:r>
+        <w:t>decoded_byte</w:t>
+      </w:r>
+      <w:proofErr w:type="spellEnd"/>
+      <w:r>
+        <w:t>):</w:t>
+      </w:r>
+    </w:p>
+    <w:p>
+      <w:pPr>
+        <w:pStyle w:val="a6"/>
+      </w:pPr>
+      <w:r>
+        <w:t xml:space="preserve">                        </w:t>
+      </w:r>
+      <w:proofErr w:type="gramStart"/>
+      <w:r>
+        <w:t>break</w:t>
+      </w:r>
+      <w:proofErr w:type="gramEnd"/>
+    </w:p>
+    <w:p>
+      <w:pPr>
+        <w:pStyle w:val="a6"/>
+      </w:pPr>
+    </w:p>
+    <w:p>
+      <w:pPr>
+        <w:pStyle w:val="a6"/>
+      </w:pPr>
+      <w:r>
+        <w:t xml:space="preserve">                    </w:t>
+      </w:r>
+      <w:proofErr w:type="spellStart"/>
+      <w:proofErr w:type="gramStart"/>
+      <w:r>
+        <w:t>decoded.append</w:t>
+      </w:r>
+      <w:proofErr w:type="spellEnd"/>
+      <w:proofErr w:type="gramEnd"/>
+      <w:r>
+        <w:t>(</w:t>
+      </w:r>
+      <w:proofErr w:type="spellStart"/>
+      <w:r>
+        <w:t>decoded_byte</w:t>
+      </w:r>
+      <w:proofErr w:type="spellEnd"/>
+      <w:r>
+        <w:t>)</w:t>
+      </w:r>
+    </w:p>
+    <w:p>
+      <w:pPr>
+        <w:pStyle w:val="a6"/>
+      </w:pPr>
+    </w:p>
+    <w:p>
+      <w:pPr>
+        <w:pStyle w:val="a6"/>
+      </w:pPr>
+      <w:r>
+        <w:t xml:space="preserve">                if </w:t>
+      </w:r>
+      <w:proofErr w:type="spellStart"/>
+      <w:r>
+        <w:t>len</w:t>
+      </w:r>
+      <w:proofErr w:type="spellEnd"/>
+      <w:r>
+        <w:t>(decoded) &gt;= MIN_LEN:</w:t>
+      </w:r>
+    </w:p>
+    <w:p>
+      <w:pPr>
+        <w:pStyle w:val="a6"/>
+      </w:pPr>
+      <w:r>
+        <w:t>                    try:</w:t>
+      </w:r>
+    </w:p>
+    <w:p>
+      <w:pPr>
+        <w:pStyle w:val="a6"/>
+      </w:pPr>
+      <w:r>
+        <w:t xml:space="preserve">                        string = </w:t>
+      </w:r>
+      <w:proofErr w:type="spellStart"/>
+      <w:proofErr w:type="gramStart"/>
+      <w:r>
+        <w:t>decoded.decode</w:t>
+      </w:r>
+      <w:proofErr w:type="spellEnd"/>
+      <w:proofErr w:type="gramEnd"/>
+      <w:r>
+        <w:t>("ascii")</w:t>
+      </w:r>
+    </w:p>
+    <w:p>
+      <w:pPr>
+        <w:pStyle w:val="a6"/>
+      </w:pPr>
+      <w:r>
+        <w:t>                    except:</w:t>
+      </w:r>
+    </w:p>
+    <w:p>
+      <w:pPr>
+        <w:pStyle w:val="a6"/>
+      </w:pPr>
+      <w:r>
+        <w:t>                        continue</w:t>
+      </w:r>
+    </w:p>
+    <w:p>
+      <w:pPr>
+        <w:pStyle w:val="a6"/>
+      </w:pPr>
+      <w:r>
+        <w:t xml:space="preserve">                    </w:t>
+      </w:r>
+      <w:proofErr w:type="gramStart"/>
+      <w:r>
+        <w:t>print(</w:t>
+      </w:r>
+      <w:proofErr w:type="spellStart"/>
+      <w:proofErr w:type="gramEnd"/>
+      <w:r>
+        <w:rPr>
+          <w:i/>
+          <w:iCs/>
+        </w:rPr>
+        <w:t>f</w:t>
+      </w:r>
+      <w:r>
+        <w:t>"XOR</w:t>
+      </w:r>
+      <w:proofErr w:type="spellEnd"/>
+      <w:r>
+        <w:t xml:space="preserve"> str {hex(</w:t>
+      </w:r>
+      <w:proofErr w:type="spellStart"/>
+      <w:proofErr w:type="gramStart"/>
+      <w:r>
+        <w:t>addr</w:t>
+      </w:r>
+      <w:proofErr w:type="spellEnd"/>
+      <w:r>
+        <w:t>)}</w:t>
+      </w:r>
+      <w:proofErr w:type="gramEnd"/>
+      <w:r>
+        <w:t>: key={hex(</w:t>
+      </w:r>
+      <w:proofErr w:type="gramStart"/>
+      <w:r>
+        <w:t>key)}</w:t>
+      </w:r>
+      <w:proofErr w:type="gramEnd"/>
+      <w:r>
+        <w:t xml:space="preserve"> --&gt; {string}")</w:t>
+      </w:r>
+    </w:p>
+    <w:p>
+      <w:pPr>
+        <w:pStyle w:val="a6"/>
+      </w:pPr>
+      <w:r>
+        <w:t xml:space="preserve">                    </w:t>
+      </w:r>
+      <w:proofErr w:type="spellStart"/>
+      <w:r>
+        <w:t>addr</w:t>
+      </w:r>
+      <w:proofErr w:type="spellEnd"/>
+      <w:r>
+        <w:t xml:space="preserve"> += </w:t>
+      </w:r>
+      <w:proofErr w:type="spellStart"/>
+      <w:r>
+        <w:t>len</w:t>
+      </w:r>
+      <w:proofErr w:type="spellEnd"/>
+      <w:r>
+        <w:t>(decoded)</w:t>
+      </w:r>
+    </w:p>
+    <w:p>
+      <w:pPr>
+        <w:pStyle w:val="a6"/>
+      </w:pPr>
+      <w:r>
+        <w:t>                    detected = True</w:t>
+      </w:r>
+    </w:p>
+    <w:p>
+      <w:pPr>
+        <w:pStyle w:val="a6"/>
+      </w:pPr>
+      <w:r>
+        <w:t xml:space="preserve">                    </w:t>
+      </w:r>
+      <w:proofErr w:type="gramStart"/>
+      <w:r>
+        <w:t>break</w:t>
+      </w:r>
+      <w:proofErr w:type="gramEnd"/>
+    </w:p>
+    <w:p>
+      <w:pPr>
+        <w:pStyle w:val="a6"/>
+      </w:pPr>
+    </w:p>
+    <w:p>
+      <w:pPr>
+        <w:pStyle w:val="a6"/>
+        <w:rPr>
+          <w:lang w:val="ru-RU"/>
+        </w:rPr>
+      </w:pPr>
+      <w:r>
+        <w:t xml:space="preserve">                </w:t>
+      </w:r>
+      <w:r>
+        <w:rPr>
+          <w:lang w:val="ru-RU"/>
+        </w:rPr>
+        <w:t>if not detected:</w:t>
+      </w:r>
+    </w:p>
+    <w:p>
+      <w:pPr>
+        <w:pStyle w:val="a6"/>
+        <w:rPr>
+          <w:lang w:val="ru-RU"/>
+        </w:rPr>
+      </w:pPr>
+      <w:r>
+        <w:rPr>
+          <w:lang w:val="ru-RU"/>
+        </w:rPr>
+        <w:t>                    addr += 1</w:t>
+      </w:r>
+    </w:p>
+    <w:p>
+      <w:pPr>
+        <w:pStyle w:val="a6"/>
+        <w:rPr>
+          <w:lang w:val="ru-RU"/>
+        </w:rPr>
+      </w:pPr>
+      <w:r>
+        <w:rPr>
+          <w:lang w:val="ru-RU"/>
+        </w:rPr>
+        <w:t xml:space="preserve">            </w:t>
+      </w:r>
+    </w:p>
+    <w:p>
+      <w:pPr>
+        <w:pStyle w:val="a6"/>
+        <w:rPr>
+          <w:lang w:val="ru-RU"/>
+        </w:rPr>
+      </w:pPr>
+      <w:r>
+        <w:rPr>
+          <w:lang w:val="ru-RU"/>
+        </w:rPr>
+        <w:br/>
+      </w:r>
+    </w:p>
+    <w:p>
+      <w:pPr>
+        <w:spacing w:line="240" w:lineRule="auto"/>
+        <w:ind w:firstLine="0"/>
+        <w:rPr>
+          <w:rFonts w:ascii="Courier New" w:eastAsia="Times New Roman" w:hAnsi="Courier New" w:cs="Times New Roman"/>
+          <w:sz w:val="24"/>
+          <w:lang w:val="en-US"/>
+        </w:rPr>
+      </w:pPr>
+      <w:r>
+        <w:br w:type="page"/>
+      </w:r>
+    </w:p>
+    <w:p>
+      <w:pPr>
+        <w:pStyle w:val="a9"/>
+      </w:pPr>
+      <w:r>
+        <w:lastRenderedPageBreak/>
+        <w:t>приложение В</w:t>
+      </w:r>
+    </w:p>
+    <w:p>
+      <w:pPr>
+        <w:rPr>
+          <w:i/>
+          <w:iCs/>
+        </w:rPr>
+      </w:pPr>
+      <w:r>
+        <w:rPr>
+          <w:i/>
+          <w:iCs/>
+        </w:rPr>
+        <w:t>TIMEAPIdetect.py</w:t>
+      </w:r>
+    </w:p>
+    <w:p/>
+    <w:p>
+      <w:pPr>
+        <w:pStyle w:val="a6"/>
+      </w:pPr>
+      <w:r>
+        <w:t xml:space="preserve">import </w:t>
+      </w:r>
+      <w:proofErr w:type="spellStart"/>
+      <w:r>
+        <w:rPr>
+          <w:u w:val="single"/>
+        </w:rPr>
+        <w:t>idautils</w:t>
+      </w:r>
+      <w:proofErr w:type="spellEnd"/>
+    </w:p>
+    <w:p>
+      <w:pPr>
+        <w:pStyle w:val="a6"/>
+      </w:pPr>
+      <w:r>
+        <w:t xml:space="preserve">import </w:t>
+      </w:r>
+      <w:proofErr w:type="spellStart"/>
+      <w:r>
+        <w:rPr>
+          <w:u w:val="single"/>
+        </w:rPr>
+        <w:t>idc</w:t>
+      </w:r>
+      <w:proofErr w:type="spellEnd"/>
+    </w:p>
+    <w:p>
+      <w:pPr>
+        <w:pStyle w:val="a6"/>
+      </w:pPr>
+    </w:p>
+    <w:p>
+      <w:pPr>
+        <w:pStyle w:val="a6"/>
+      </w:pPr>
+      <w:r>
+        <w:rPr>
+          <w:i/>
+          <w:iCs/>
+        </w:rPr>
+        <w:t>def</w:t>
+      </w:r>
+      <w:r>
+        <w:t xml:space="preserve"> </w:t>
+      </w:r>
+      <w:proofErr w:type="spellStart"/>
+      <w:r>
+        <w:t>find_</w:t>
+      </w:r>
+      <w:proofErr w:type="gramStart"/>
+      <w:r>
+        <w:t>timeAPI</w:t>
+      </w:r>
+      <w:proofErr w:type="spellEnd"/>
+      <w:r>
+        <w:t>(</w:t>
+      </w:r>
+      <w:proofErr w:type="gramEnd"/>
+      <w:r>
+        <w:t>):</w:t>
+      </w:r>
+    </w:p>
+    <w:p>
+      <w:pPr>
+        <w:pStyle w:val="a6"/>
+      </w:pPr>
+      <w:r>
+        <w:t xml:space="preserve">    </w:t>
+      </w:r>
+      <w:proofErr w:type="gramStart"/>
+      <w:r>
+        <w:t>print(</w:t>
+      </w:r>
+      <w:proofErr w:type="gramEnd"/>
+      <w:r>
+        <w:t>"TIME API REPORT: ")</w:t>
+      </w:r>
+    </w:p>
+    <w:p>
+      <w:pPr>
+        <w:pStyle w:val="a6"/>
+      </w:pPr>
+    </w:p>
+    <w:p>
+      <w:pPr>
+        <w:pStyle w:val="a6"/>
+      </w:pPr>
+      <w:r>
+        <w:t>    TIME_APIS = [</w:t>
+      </w:r>
+    </w:p>
+    <w:p>
+      <w:pPr>
+        <w:pStyle w:val="a6"/>
+      </w:pPr>
+      <w:r>
+        <w:t>        "</w:t>
+      </w:r>
+      <w:proofErr w:type="spellStart"/>
+      <w:r>
+        <w:t>GetTickCount</w:t>
+      </w:r>
+      <w:proofErr w:type="spellEnd"/>
+      <w:r>
+        <w:t>",</w:t>
+      </w:r>
+    </w:p>
+    <w:p>
+      <w:pPr>
+        <w:pStyle w:val="a6"/>
+      </w:pPr>
+      <w:r>
+        <w:t>        "GetTickCount64",</w:t>
+      </w:r>
+    </w:p>
+    <w:p>
+      <w:pPr>
+        <w:pStyle w:val="a6"/>
+      </w:pPr>
+      <w:r>
+        <w:t>        "</w:t>
+      </w:r>
+      <w:proofErr w:type="spellStart"/>
+      <w:r>
+        <w:t>QueryPerformanceCounter</w:t>
+      </w:r>
+      <w:proofErr w:type="spellEnd"/>
+      <w:r>
+        <w:t>",</w:t>
+      </w:r>
+    </w:p>
+    <w:p>
+      <w:pPr>
+        <w:pStyle w:val="a6"/>
+      </w:pPr>
+      <w:r>
+        <w:t>        "</w:t>
+      </w:r>
+      <w:proofErr w:type="spellStart"/>
+      <w:r>
+        <w:t>timeGetTime</w:t>
+      </w:r>
+      <w:proofErr w:type="spellEnd"/>
+      <w:r>
+        <w:t>",</w:t>
+      </w:r>
+    </w:p>
+    <w:p>
+      <w:pPr>
+        <w:pStyle w:val="a6"/>
+      </w:pPr>
+      <w:r>
+        <w:t>    ]</w:t>
+      </w:r>
+    </w:p>
+    <w:p>
+      <w:pPr>
+        <w:pStyle w:val="a6"/>
+      </w:pPr>
+    </w:p>
+    <w:p>
+      <w:pPr>
+        <w:pStyle w:val="a6"/>
+      </w:pPr>
+      <w:r>
+        <w:t xml:space="preserve">    for segment in </w:t>
+      </w:r>
+      <w:proofErr w:type="spellStart"/>
+      <w:proofErr w:type="gramStart"/>
+      <w:r>
+        <w:rPr>
+          <w:u w:val="single"/>
+        </w:rPr>
+        <w:t>idautils</w:t>
+      </w:r>
+      <w:r>
+        <w:t>.Segments</w:t>
+      </w:r>
+      <w:proofErr w:type="spellEnd"/>
+      <w:proofErr w:type="gramEnd"/>
+      <w:r>
+        <w:t>():</w:t>
+      </w:r>
+    </w:p>
+    <w:p>
+      <w:pPr>
+        <w:pStyle w:val="a6"/>
+      </w:pPr>
+    </w:p>
+    <w:p>
+      <w:pPr>
+        <w:pStyle w:val="a6"/>
+      </w:pPr>
+      <w:r>
+        <w:t xml:space="preserve">        if </w:t>
+      </w:r>
+      <w:proofErr w:type="spellStart"/>
+      <w:r>
+        <w:rPr>
+          <w:u w:val="single"/>
+        </w:rPr>
+        <w:t>idc</w:t>
+      </w:r>
+      <w:r>
+        <w:t>.get_segm_name</w:t>
+      </w:r>
+      <w:proofErr w:type="spellEnd"/>
+      <w:r>
+        <w:t>(segment</w:t>
+      </w:r>
+      <w:proofErr w:type="gramStart"/>
+      <w:r>
+        <w:t>) !</w:t>
+      </w:r>
+      <w:proofErr w:type="gramEnd"/>
+      <w:r>
+        <w:t>= ".text":</w:t>
+      </w:r>
+    </w:p>
+    <w:p>
+      <w:pPr>
+        <w:pStyle w:val="a6"/>
+      </w:pPr>
+      <w:r>
+        <w:t>            continue</w:t>
+      </w:r>
+    </w:p>
+    <w:p>
+      <w:pPr>
+        <w:pStyle w:val="a6"/>
+      </w:pPr>
+    </w:p>
+    <w:p>
+      <w:pPr>
+        <w:pStyle w:val="a6"/>
+      </w:pPr>
+      <w:r>
+        <w:t xml:space="preserve">        address = </w:t>
+      </w:r>
+      <w:proofErr w:type="spellStart"/>
+      <w:r>
+        <w:rPr>
+          <w:u w:val="single"/>
+        </w:rPr>
+        <w:t>idc</w:t>
+      </w:r>
+      <w:r>
+        <w:t>.get_segm_start</w:t>
+      </w:r>
+      <w:proofErr w:type="spellEnd"/>
+      <w:r>
+        <w:t>(segment)</w:t>
+      </w:r>
+    </w:p>
+    <w:p>
+      <w:pPr>
+        <w:pStyle w:val="a6"/>
+      </w:pPr>
+      <w:r>
+        <w:t xml:space="preserve">        end = </w:t>
+      </w:r>
+      <w:proofErr w:type="spellStart"/>
+      <w:r>
+        <w:rPr>
+          <w:u w:val="single"/>
+        </w:rPr>
+        <w:t>idc</w:t>
+      </w:r>
+      <w:r>
+        <w:t>.get_segm_end</w:t>
+      </w:r>
+      <w:proofErr w:type="spellEnd"/>
+      <w:r>
+        <w:t>(segment)</w:t>
+      </w:r>
+    </w:p>
+    <w:p>
+      <w:pPr>
+        <w:pStyle w:val="a6"/>
+      </w:pPr>
+    </w:p>
+    <w:p>
+      <w:pPr>
+        <w:pStyle w:val="a6"/>
+      </w:pPr>
+      <w:r>
+        <w:t>        while address &lt; end:</w:t>
+      </w:r>
+    </w:p>
+    <w:p>
+      <w:pPr>
+        <w:pStyle w:val="a6"/>
+      </w:pPr>
+      <w:r>
+        <w:t xml:space="preserve">            if </w:t>
+      </w:r>
+      <w:proofErr w:type="spellStart"/>
+      <w:r>
+        <w:rPr>
+          <w:u w:val="single"/>
+        </w:rPr>
+        <w:t>idc</w:t>
+      </w:r>
+      <w:r>
+        <w:t>.print_insn_mnem</w:t>
+      </w:r>
+      <w:proofErr w:type="spellEnd"/>
+      <w:r>
+        <w:t>(address</w:t>
+      </w:r>
+      <w:proofErr w:type="gramStart"/>
+      <w:r>
+        <w:t>).lower</w:t>
+      </w:r>
+      <w:proofErr w:type="gramEnd"/>
+      <w:r>
+        <w:t>() == "</w:t>
+      </w:r>
+      <w:proofErr w:type="spellStart"/>
+      <w:r>
+        <w:t>rdtsc</w:t>
+      </w:r>
+      <w:proofErr w:type="spellEnd"/>
+      <w:r>
+        <w:t>":</w:t>
+      </w:r>
+    </w:p>
+    <w:p>
+      <w:pPr>
+        <w:pStyle w:val="a6"/>
+      </w:pPr>
+      <w:r>
+        <w:t xml:space="preserve">                </w:t>
+      </w:r>
+      <w:proofErr w:type="gramStart"/>
+      <w:r>
+        <w:t>print(</w:t>
+      </w:r>
+      <w:proofErr w:type="spellStart"/>
+      <w:proofErr w:type="gramEnd"/>
+      <w:r>
+        <w:rPr>
+          <w:i/>
+          <w:iCs/>
+        </w:rPr>
+        <w:t>f</w:t>
+      </w:r>
+      <w:r>
+        <w:t>"RDTSC</w:t>
+      </w:r>
+      <w:proofErr w:type="spellEnd"/>
+      <w:r>
+        <w:t xml:space="preserve"> at {hex(</w:t>
+      </w:r>
+      <w:proofErr w:type="gramStart"/>
+      <w:r>
+        <w:t>address)}</w:t>
+      </w:r>
+      <w:proofErr w:type="gramEnd"/>
+      <w:r>
+        <w:t>")</w:t>
+      </w:r>
+    </w:p>
+    <w:p>
+      <w:pPr>
+        <w:pStyle w:val="a6"/>
+      </w:pPr>
+    </w:p>
+    <w:p>
+      <w:pPr>
+        <w:pStyle w:val="a6"/>
+      </w:pPr>
+      <w:r>
+        <w:t xml:space="preserve">            address = </w:t>
+      </w:r>
+      <w:proofErr w:type="spellStart"/>
+      <w:proofErr w:type="gramStart"/>
+      <w:r>
+        <w:rPr>
+          <w:u w:val="single"/>
+        </w:rPr>
+        <w:t>idc</w:t>
+      </w:r>
+      <w:r>
+        <w:t>.next</w:t>
+      </w:r>
+      <w:proofErr w:type="gramEnd"/>
+      <w:r>
+        <w:t>_head</w:t>
+      </w:r>
+      <w:proofErr w:type="spellEnd"/>
+      <w:r>
+        <w:t>(address)</w:t>
+      </w:r>
+    </w:p>
+    <w:p>
+      <w:pPr>
+        <w:pStyle w:val="a6"/>
+      </w:pPr>
+    </w:p>
+    <w:p>
+      <w:pPr>
+        <w:pStyle w:val="a6"/>
+      </w:pPr>
+      <w:r>
+        <w:t xml:space="preserve">    for </w:t>
+      </w:r>
+      <w:proofErr w:type="spellStart"/>
+      <w:r>
+        <w:t>api</w:t>
+      </w:r>
+      <w:proofErr w:type="spellEnd"/>
+      <w:r>
+        <w:t xml:space="preserve"> in TIME_APIS:</w:t>
+      </w:r>
+    </w:p>
+    <w:p>
+      <w:pPr>
+        <w:pStyle w:val="a6"/>
+      </w:pPr>
+      <w:r>
+        <w:t xml:space="preserve">        address = </w:t>
+      </w:r>
+      <w:proofErr w:type="spellStart"/>
+      <w:r>
+        <w:rPr>
+          <w:u w:val="single"/>
+        </w:rPr>
+        <w:t>idc</w:t>
+      </w:r>
+      <w:r>
+        <w:t>.get_name_ea_simple</w:t>
+      </w:r>
+      <w:proofErr w:type="spellEnd"/>
+      <w:r>
+        <w:t>(</w:t>
+      </w:r>
+      <w:proofErr w:type="spellStart"/>
+      <w:r>
+        <w:t>api</w:t>
+      </w:r>
+      <w:proofErr w:type="spellEnd"/>
+      <w:r>
+        <w:t>)</w:t>
+      </w:r>
+    </w:p>
+    <w:p>
+      <w:pPr>
+        <w:pStyle w:val="a6"/>
+      </w:pPr>
+      <w:r>
+        <w:t xml:space="preserve">        if </w:t>
+      </w:r>
+      <w:proofErr w:type="gramStart"/>
+      <w:r>
+        <w:t>address !</w:t>
+      </w:r>
+      <w:proofErr w:type="gramEnd"/>
+      <w:r>
+        <w:t xml:space="preserve">= </w:t>
+      </w:r>
+      <w:proofErr w:type="spellStart"/>
+      <w:proofErr w:type="gramStart"/>
+      <w:r>
+        <w:rPr>
+          <w:u w:val="single"/>
+        </w:rPr>
+        <w:t>idc</w:t>
+      </w:r>
+      <w:r>
+        <w:t>.BADADDR</w:t>
+      </w:r>
+      <w:proofErr w:type="spellEnd"/>
+      <w:proofErr w:type="gramEnd"/>
+      <w:r>
+        <w:t>:</w:t>
+      </w:r>
+    </w:p>
+    <w:p>
+      <w:pPr>
+        <w:pStyle w:val="a6"/>
+      </w:pPr>
+      <w:r>
+        <w:t xml:space="preserve">            </w:t>
+      </w:r>
+      <w:proofErr w:type="gramStart"/>
+      <w:r>
+        <w:t>print(</w:t>
+      </w:r>
+      <w:proofErr w:type="spellStart"/>
+      <w:proofErr w:type="gramEnd"/>
+      <w:r>
+        <w:rPr>
+          <w:i/>
+          <w:iCs/>
+        </w:rPr>
+        <w:t>f</w:t>
+      </w:r>
+      <w:r>
+        <w:t>"TIME</w:t>
+      </w:r>
+      <w:proofErr w:type="spellEnd"/>
+      <w:r>
+        <w:t xml:space="preserve"> API {</w:t>
+      </w:r>
+      <w:proofErr w:type="spellStart"/>
+      <w:r>
+        <w:t>api</w:t>
+      </w:r>
+      <w:proofErr w:type="spellEnd"/>
+      <w:r>
+        <w:t>} at {hex(</w:t>
+      </w:r>
+      <w:proofErr w:type="gramStart"/>
+      <w:r>
+        <w:t>address)}</w:t>
+      </w:r>
+      <w:proofErr w:type="gramEnd"/>
+      <w:r>
+        <w:t>")</w:t>
+      </w:r>
+    </w:p>
+    <w:p>
+      <w:pPr>
+        <w:pStyle w:val="a6"/>
+      </w:pPr>
+    </w:p>
+    <w:p>
+      <w:pPr>
+        <w:pStyle w:val="a9"/>
+      </w:pPr>
+      <w:r>
+        <w:lastRenderedPageBreak/>
+        <w:t>       </w:t>
+      </w:r>
+      <w:r>
+        <w:t>приложение Г</w:t>
+      </w:r>
+    </w:p>
+    <w:p>
+      <w:pPr>
+        <w:rPr>
+          <w:i/>
+          <w:iCs/>
+          <w:lang w:val="en-US"/>
+        </w:rPr>
+      </w:pPr>
+      <w:r>
+        <w:rPr>
+          <w:i/>
+          <w:iCs/>
+          <w:lang w:val="en-US"/>
+        </w:rPr>
+        <w:t>PEBdetect.py</w:t>
+      </w:r>
+    </w:p>
+    <w:p>
+      <w:pPr>
+        <w:pStyle w:val="a6"/>
+      </w:pPr>
+      <w:r>
+        <w:t xml:space="preserve">import </w:t>
+      </w:r>
+      <w:proofErr w:type="spellStart"/>
+      <w:r>
+        <w:rPr>
+          <w:u w:val="single"/>
+        </w:rPr>
+        <w:t>idautils</w:t>
+      </w:r>
+      <w:proofErr w:type="spellEnd"/>
+    </w:p>
+    <w:p>
+      <w:pPr>
+        <w:pStyle w:val="a6"/>
+      </w:pPr>
+      <w:r>
+        <w:t xml:space="preserve">import </w:t>
+      </w:r>
+      <w:proofErr w:type="spellStart"/>
+      <w:r>
+        <w:rPr>
+          <w:u w:val="single"/>
+        </w:rPr>
+        <w:t>idc</w:t>
+      </w:r>
+      <w:proofErr w:type="spellEnd"/>
+    </w:p>
+    <w:p>
+      <w:pPr>
+        <w:pStyle w:val="a6"/>
+      </w:pPr>
+    </w:p>
+    <w:p>
+      <w:pPr>
+        <w:pStyle w:val="a6"/>
+      </w:pPr>
+      <w:r>
+        <w:rPr>
+          <w:i/>
+          <w:iCs/>
+        </w:rPr>
+        <w:t>def</w:t>
+      </w:r>
+      <w:r>
+        <w:t xml:space="preserve"> </w:t>
+      </w:r>
+      <w:proofErr w:type="spellStart"/>
+      <w:r>
+        <w:t>find_</w:t>
+      </w:r>
+      <w:proofErr w:type="gramStart"/>
+      <w:r>
+        <w:t>PEB</w:t>
+      </w:r>
+      <w:proofErr w:type="spellEnd"/>
+      <w:r>
+        <w:t>(</w:t>
+      </w:r>
+      <w:proofErr w:type="gramEnd"/>
+      <w:r>
+        <w:t>):</w:t>
+      </w:r>
+    </w:p>
+    <w:p>
+      <w:pPr>
+        <w:pStyle w:val="a6"/>
+      </w:pPr>
+      <w:r>
+        <w:t xml:space="preserve">    </w:t>
+      </w:r>
+      <w:proofErr w:type="gramStart"/>
+      <w:r>
+        <w:t>print(</w:t>
+      </w:r>
+      <w:proofErr w:type="gramEnd"/>
+      <w:r>
+        <w:t>"PEB DETECTION REPORT:")</w:t>
+      </w:r>
+    </w:p>
+    <w:p>
+      <w:pPr>
+        <w:pStyle w:val="a6"/>
+      </w:pPr>
+    </w:p>
+    <w:p>
+      <w:pPr>
+        <w:pStyle w:val="a6"/>
+      </w:pPr>
+      <w:r>
+        <w:t xml:space="preserve">    for segment in </w:t>
+      </w:r>
+      <w:proofErr w:type="spellStart"/>
+      <w:proofErr w:type="gramStart"/>
+      <w:r>
+        <w:rPr>
+          <w:u w:val="single"/>
+        </w:rPr>
+        <w:t>idautils</w:t>
+      </w:r>
+      <w:r>
+        <w:t>.Segments</w:t>
+      </w:r>
+      <w:proofErr w:type="spellEnd"/>
+      <w:proofErr w:type="gramEnd"/>
+      <w:r>
+        <w:t>():</w:t>
+      </w:r>
+    </w:p>
+    <w:p>
+      <w:pPr>
+        <w:pStyle w:val="a6"/>
+      </w:pPr>
+      <w:r>
+        <w:t xml:space="preserve">        if </w:t>
+      </w:r>
+      <w:proofErr w:type="spellStart"/>
+      <w:r>
+        <w:rPr>
+          <w:u w:val="single"/>
+        </w:rPr>
+        <w:t>idc</w:t>
+      </w:r>
+      <w:r>
+        <w:t>.get_segm_name</w:t>
+      </w:r>
+      <w:proofErr w:type="spellEnd"/>
+      <w:r>
+        <w:t>(segment</w:t>
+      </w:r>
+      <w:proofErr w:type="gramStart"/>
+      <w:r>
+        <w:t>) !</w:t>
+      </w:r>
+      <w:proofErr w:type="gramEnd"/>
+      <w:r>
+        <w:t>= ".text": continue</w:t>
+      </w:r>
+    </w:p>
+    <w:p>
+      <w:pPr>
+        <w:pStyle w:val="a6"/>
+      </w:pPr>
+    </w:p>
+    <w:p>
+      <w:pPr>
+        <w:pStyle w:val="a6"/>
+      </w:pPr>
+      <w:r>
+        <w:t xml:space="preserve">        address = </w:t>
+      </w:r>
+      <w:proofErr w:type="spellStart"/>
+      <w:r>
+        <w:rPr>
+          <w:u w:val="single"/>
+        </w:rPr>
+        <w:t>idc</w:t>
+      </w:r>
+      <w:r>
+        <w:t>.get_segm_start</w:t>
+      </w:r>
+      <w:proofErr w:type="spellEnd"/>
+      <w:r>
+        <w:t>(segment)</w:t>
+      </w:r>
+    </w:p>
+    <w:p>
+      <w:pPr>
+        <w:pStyle w:val="a6"/>
+      </w:pPr>
+      <w:r>
+        <w:t xml:space="preserve">        end = </w:t>
+      </w:r>
+      <w:proofErr w:type="spellStart"/>
+      <w:r>
+        <w:rPr>
+          <w:u w:val="single"/>
+        </w:rPr>
+        <w:t>idc</w:t>
+      </w:r>
+      <w:r>
+        <w:t>.get_segm_end</w:t>
+      </w:r>
+      <w:proofErr w:type="spellEnd"/>
+      <w:r>
+        <w:t>(segment)</w:t>
+      </w:r>
+    </w:p>
+    <w:p>
+      <w:pPr>
+        <w:pStyle w:val="a6"/>
+      </w:pPr>
+    </w:p>
+    <w:p>
+      <w:pPr>
+        <w:pStyle w:val="a6"/>
+      </w:pPr>
+      <w:r>
+        <w:t>        while address &lt; end:</w:t>
+      </w:r>
+    </w:p>
+    <w:p>
+      <w:pPr>
+        <w:pStyle w:val="a6"/>
+      </w:pPr>
+      <w:r>
+        <w:t xml:space="preserve">            </w:t>
+      </w:r>
+      <w:proofErr w:type="spellStart"/>
+      <w:r>
+        <w:t>disasmbled</w:t>
+      </w:r>
+      <w:proofErr w:type="spellEnd"/>
+      <w:r>
+        <w:t xml:space="preserve"> = </w:t>
+      </w:r>
+      <w:proofErr w:type="spellStart"/>
+      <w:proofErr w:type="gramStart"/>
+      <w:r>
+        <w:rPr>
+          <w:u w:val="single"/>
+        </w:rPr>
+        <w:t>idc</w:t>
+      </w:r>
+      <w:r>
+        <w:t>.GetDisasm</w:t>
+      </w:r>
+      <w:proofErr w:type="spellEnd"/>
+      <w:proofErr w:type="gramEnd"/>
+      <w:r>
+        <w:t>(address)</w:t>
+      </w:r>
+    </w:p>
+    <w:p>
+      <w:pPr>
+        <w:pStyle w:val="a6"/>
+      </w:pPr>
+    </w:p>
+    <w:p>
+      <w:pPr>
+        <w:pStyle w:val="a6"/>
+      </w:pPr>
+      <w:r>
+        <w:t xml:space="preserve">            if "fs:30h" in </w:t>
+      </w:r>
+      <w:proofErr w:type="spellStart"/>
+      <w:r>
+        <w:t>disasmbled</w:t>
+      </w:r>
+      <w:proofErr w:type="spellEnd"/>
+      <w:r>
+        <w:t xml:space="preserve"> or "gs:60h" in </w:t>
+      </w:r>
+      <w:proofErr w:type="spellStart"/>
+      <w:r>
+        <w:t>disasmbled</w:t>
+      </w:r>
+      <w:proofErr w:type="spellEnd"/>
+      <w:r>
+        <w:t>:</w:t>
+      </w:r>
+    </w:p>
+    <w:p>
+      <w:pPr>
+        <w:pStyle w:val="a6"/>
+      </w:pPr>
+      <w:r>
+        <w:t xml:space="preserve">                </w:t>
+      </w:r>
+      <w:proofErr w:type="gramStart"/>
+      <w:r>
+        <w:t>print(</w:t>
+      </w:r>
+      <w:proofErr w:type="spellStart"/>
+      <w:proofErr w:type="gramEnd"/>
+      <w:r>
+        <w:rPr>
+          <w:i/>
+          <w:iCs/>
+        </w:rPr>
+        <w:t>f</w:t>
+      </w:r>
+      <w:r>
+        <w:t>"PEB</w:t>
+      </w:r>
+      <w:proofErr w:type="spellEnd"/>
+      <w:r>
+        <w:t xml:space="preserve"> at {hex(</w:t>
+      </w:r>
+      <w:proofErr w:type="gramStart"/>
+      <w:r>
+        <w:t>address)}</w:t>
+      </w:r>
+      <w:proofErr w:type="gramEnd"/>
+      <w:r>
+        <w:t xml:space="preserve"> -&gt; {</w:t>
+      </w:r>
+      <w:proofErr w:type="spellStart"/>
+      <w:r>
+        <w:t>disasmbled</w:t>
+      </w:r>
+      <w:proofErr w:type="spellEnd"/>
+      <w:r>
+        <w:t>}")</w:t>
+      </w:r>
+    </w:p>
+    <w:p>
+      <w:pPr>
+        <w:pStyle w:val="a6"/>
+      </w:pPr>
+    </w:p>
+    <w:p>
+      <w:pPr>
+        <w:pStyle w:val="a6"/>
+      </w:pPr>
+      <w:r>
+        <w:t xml:space="preserve">            address = </w:t>
+      </w:r>
+      <w:proofErr w:type="spellStart"/>
+      <w:proofErr w:type="gramStart"/>
+      <w:r>
+        <w:rPr>
+          <w:u w:val="single"/>
+        </w:rPr>
+        <w:t>idc</w:t>
+      </w:r>
+      <w:r>
+        <w:t>.next</w:t>
+      </w:r>
+      <w:proofErr w:type="gramEnd"/>
+      <w:r>
+        <w:t>_head</w:t>
+      </w:r>
+      <w:proofErr w:type="spellEnd"/>
+      <w:r>
+        <w:t>(address)</w:t>
+      </w:r>
+    </w:p>
+    <w:p>
+      <w:pPr>
+        <w:spacing w:line="240" w:lineRule="auto"/>
+        <w:ind w:firstLine="0"/>
+        <w:rPr>
+          <w:lang w:val="en-US"/>
+        </w:rPr>
+      </w:pPr>
+      <w:r>
+        <w:rPr>
+          <w:lang w:val="en-US"/>
+        </w:rPr>
+        <w:br w:type="page"/>
+      </w:r>
+    </w:p>
+    <w:p>
+      <w:pPr>
+        <w:pStyle w:val="a9"/>
+      </w:pPr>
+      <w:r>
+        <w:lastRenderedPageBreak/>
+        <w:t>приложение Д</w:t>
+      </w:r>
+    </w:p>
+    <w:p>
+      <w:pPr>
+        <w:rPr>
+          <w:i/>
+          <w:iCs/>
+          <w:lang w:val="en-US"/>
+        </w:rPr>
+      </w:pPr>
+      <w:r>
+        <w:rPr>
+          <w:i/>
+          <w:iCs/>
+          <w:lang w:val="en-US"/>
+        </w:rPr>
+        <w:t>EXOTICdetect.py</w:t>
+      </w:r>
+    </w:p>
+    <w:p>
+      <w:pPr>
+        <w:pStyle w:val="a6"/>
+      </w:pPr>
+      <w:r>
+        <w:t xml:space="preserve">import </w:t>
+      </w:r>
+      <w:proofErr w:type="spellStart"/>
+      <w:r>
+        <w:rPr>
+          <w:u w:val="single"/>
+        </w:rPr>
+        <w:t>idautils</w:t>
+      </w:r>
+      <w:proofErr w:type="spellEnd"/>
+    </w:p>
+    <w:p>
+      <w:pPr>
+        <w:pStyle w:val="a6"/>
+      </w:pPr>
+      <w:r>
+        <w:t xml:space="preserve">import </w:t>
+      </w:r>
+      <w:proofErr w:type="spellStart"/>
+      <w:r>
+        <w:rPr>
+          <w:u w:val="single"/>
+        </w:rPr>
+        <w:t>idc</w:t>
+      </w:r>
+      <w:proofErr w:type="spellEnd"/>
+    </w:p>
+    <w:p>
+      <w:pPr>
+        <w:pStyle w:val="a6"/>
+      </w:pPr>
+    </w:p>
+    <w:p>
+      <w:pPr>
+        <w:pStyle w:val="a6"/>
+      </w:pPr>
+      <w:r>
+        <w:t>EXOTIC_SIGNATURES = [</w:t>
+      </w:r>
+    </w:p>
+    <w:p>
+      <w:pPr>
+        <w:pStyle w:val="a6"/>
+      </w:pPr>
+      <w:r>
+        <w:t>    "int",</w:t>
+      </w:r>
+    </w:p>
+    <w:p>
+      <w:pPr>
+        <w:pStyle w:val="a6"/>
+      </w:pPr>
+      <w:r>
+        <w:t>    "</w:t>
+      </w:r>
+      <w:proofErr w:type="spellStart"/>
+      <w:r>
+        <w:t>icebp</w:t>
+      </w:r>
+      <w:proofErr w:type="spellEnd"/>
+      <w:r>
+        <w:t>",</w:t>
+      </w:r>
+    </w:p>
+    <w:p>
+      <w:pPr>
+        <w:pStyle w:val="a6"/>
+      </w:pPr>
+      <w:r>
+        <w:t>    "</w:t>
+      </w:r>
+      <w:proofErr w:type="spellStart"/>
+      <w:r>
+        <w:t>cpuid</w:t>
+      </w:r>
+      <w:proofErr w:type="spellEnd"/>
+      <w:r>
+        <w:t>",</w:t>
+      </w:r>
+    </w:p>
+    <w:p>
+      <w:pPr>
+        <w:pStyle w:val="a6"/>
+      </w:pPr>
+      <w:r>
+        <w:t>    "in",</w:t>
+      </w:r>
+    </w:p>
+    <w:p>
+      <w:pPr>
+        <w:pStyle w:val="a6"/>
+      </w:pPr>
+      <w:r>
+        <w:t>    "out"</w:t>
+      </w:r>
+    </w:p>
+    <w:p>
+      <w:pPr>
+        <w:pStyle w:val="a6"/>
+      </w:pPr>
+      <w:r>
+        <w:t>]</w:t>
+      </w:r>
+    </w:p>
+    <w:p>
+      <w:pPr>
+        <w:pStyle w:val="a6"/>
+      </w:pPr>
+      <w:r>
+        <w:rPr>
+          <w:i/>
+          <w:iCs/>
+        </w:rPr>
+        <w:t>def</w:t>
+      </w:r>
+      <w:r>
+        <w:t xml:space="preserve"> </w:t>
+      </w:r>
+      <w:proofErr w:type="spellStart"/>
+      <w:r>
+        <w:t>find_</w:t>
+      </w:r>
+      <w:proofErr w:type="gramStart"/>
+      <w:r>
+        <w:t>exotic</w:t>
+      </w:r>
+      <w:proofErr w:type="spellEnd"/>
+      <w:r>
+        <w:t>(</w:t>
+      </w:r>
+      <w:proofErr w:type="gramEnd"/>
+      <w:r>
+        <w:t>):</w:t>
+      </w:r>
+    </w:p>
+    <w:p>
+      <w:pPr>
+        <w:pStyle w:val="a6"/>
+      </w:pPr>
+      <w:r>
+        <w:t xml:space="preserve">    </w:t>
+      </w:r>
+      <w:proofErr w:type="gramStart"/>
+      <w:r>
+        <w:t>print(</w:t>
+      </w:r>
+      <w:proofErr w:type="gramEnd"/>
+      <w:r>
+        <w:t>"EXOTIC INSTRUCTIONS REPORT: ")</w:t>
+      </w:r>
+    </w:p>
+    <w:p>
+      <w:pPr>
+        <w:pStyle w:val="a6"/>
+      </w:pPr>
+      <w:r>
+        <w:t xml:space="preserve">    for segment in </w:t>
+      </w:r>
+      <w:proofErr w:type="spellStart"/>
+      <w:proofErr w:type="gramStart"/>
+      <w:r>
+        <w:rPr>
+          <w:u w:val="single"/>
+        </w:rPr>
+        <w:t>idautils</w:t>
+      </w:r>
+      <w:r>
+        <w:t>.Segments</w:t>
+      </w:r>
+      <w:proofErr w:type="spellEnd"/>
+      <w:proofErr w:type="gramEnd"/>
+      <w:r>
+        <w:t>():</w:t>
+      </w:r>
+    </w:p>
+    <w:p>
+      <w:pPr>
+        <w:pStyle w:val="a6"/>
+      </w:pPr>
+      <w:r>
+        <w:t xml:space="preserve">        if </w:t>
+      </w:r>
+      <w:proofErr w:type="spellStart"/>
+      <w:r>
+        <w:rPr>
+          <w:u w:val="single"/>
+        </w:rPr>
+        <w:t>idc</w:t>
+      </w:r>
+      <w:r>
+        <w:t>.get_segm_name</w:t>
+      </w:r>
+      <w:proofErr w:type="spellEnd"/>
+      <w:r>
+        <w:t>(segment</w:t>
+      </w:r>
+      <w:proofErr w:type="gramStart"/>
+      <w:r>
+        <w:t>) !</w:t>
+      </w:r>
+      <w:proofErr w:type="gramEnd"/>
+      <w:r>
+        <w:t>= ".text": continue</w:t>
+      </w:r>
+    </w:p>
+    <w:p>
+      <w:pPr>
+        <w:pStyle w:val="a6"/>
+      </w:pPr>
+    </w:p>
+    <w:p>
+      <w:pPr>
+        <w:pStyle w:val="a6"/>
+      </w:pPr>
+      <w:r>
+        <w:t xml:space="preserve">        address = </w:t>
+      </w:r>
+      <w:proofErr w:type="spellStart"/>
+      <w:r>
+        <w:rPr>
+          <w:u w:val="single"/>
+        </w:rPr>
+        <w:t>idc</w:t>
+      </w:r>
+      <w:r>
+        <w:t>.get_segm_start</w:t>
+      </w:r>
+      <w:proofErr w:type="spellEnd"/>
+      <w:r>
+        <w:t>(segment)</w:t>
+      </w:r>
+    </w:p>
+    <w:p>
+      <w:pPr>
+        <w:pStyle w:val="a6"/>
+      </w:pPr>
+      <w:r>
+        <w:t xml:space="preserve">        end = </w:t>
+      </w:r>
+      <w:proofErr w:type="spellStart"/>
+      <w:r>
+        <w:rPr>
+          <w:u w:val="single"/>
+        </w:rPr>
+        <w:t>idc</w:t>
+      </w:r>
+      <w:r>
+        <w:t>.get_segm_end</w:t>
+      </w:r>
+      <w:proofErr w:type="spellEnd"/>
+      <w:r>
+        <w:t>(segment)</w:t>
+      </w:r>
+    </w:p>
+    <w:p>
+      <w:pPr>
+        <w:pStyle w:val="a6"/>
+      </w:pPr>
+    </w:p>
+    <w:p>
+      <w:pPr>
+        <w:pStyle w:val="a6"/>
+      </w:pPr>
+      <w:r>
+        <w:t>        while address &lt; end:</w:t>
+      </w:r>
+    </w:p>
+    <w:p>
+      <w:pPr>
+        <w:pStyle w:val="a6"/>
+      </w:pPr>
+      <w:r>
+        <w:t xml:space="preserve">            </w:t>
+      </w:r>
+      <w:proofErr w:type="spellStart"/>
+      <w:r>
+        <w:t>cur_mnemo</w:t>
+      </w:r>
+      <w:proofErr w:type="spellEnd"/>
+      <w:r>
+        <w:t xml:space="preserve"> = </w:t>
+      </w:r>
+      <w:proofErr w:type="spellStart"/>
+      <w:r>
+        <w:rPr>
+          <w:u w:val="single"/>
+        </w:rPr>
+        <w:t>idc</w:t>
+      </w:r>
+      <w:r>
+        <w:t>.print_insn_mnem</w:t>
+      </w:r>
+      <w:proofErr w:type="spellEnd"/>
+      <w:r>
+        <w:t>(address</w:t>
+      </w:r>
+      <w:proofErr w:type="gramStart"/>
+      <w:r>
+        <w:t>).lower</w:t>
+      </w:r>
+      <w:proofErr w:type="gramEnd"/>
+      <w:r>
+        <w:t>()</w:t>
+      </w:r>
+    </w:p>
+    <w:p>
+      <w:pPr>
+        <w:pStyle w:val="a6"/>
+      </w:pPr>
+      <w:r>
+        <w:t xml:space="preserve">            </w:t>
+      </w:r>
+      <w:proofErr w:type="spellStart"/>
+      <w:r>
+        <w:t>disasm</w:t>
+      </w:r>
+      <w:proofErr w:type="spellEnd"/>
+      <w:r>
+        <w:t xml:space="preserve"> = </w:t>
+      </w:r>
+      <w:proofErr w:type="spellStart"/>
+      <w:proofErr w:type="gramStart"/>
+      <w:r>
+        <w:rPr>
+          <w:u w:val="single"/>
+        </w:rPr>
+        <w:t>idc</w:t>
+      </w:r>
+      <w:r>
+        <w:t>.GetDisasm</w:t>
+      </w:r>
+      <w:proofErr w:type="spellEnd"/>
+      <w:proofErr w:type="gramEnd"/>
+      <w:r>
+        <w:t>(address)</w:t>
+      </w:r>
+    </w:p>
+    <w:p>
+      <w:pPr>
+        <w:pStyle w:val="a6"/>
+      </w:pPr>
+    </w:p>
+    <w:p>
+      <w:pPr>
+        <w:pStyle w:val="a6"/>
+      </w:pPr>
+      <w:r>
+        <w:t xml:space="preserve">            if </w:t>
+      </w:r>
+      <w:proofErr w:type="spellStart"/>
+      <w:r>
+        <w:t>cur_mnemo</w:t>
+      </w:r>
+      <w:proofErr w:type="spellEnd"/>
+      <w:r>
+        <w:t xml:space="preserve"> in EXOTIC_SIGNATURES:</w:t>
+      </w:r>
+    </w:p>
+    <w:p>
+      <w:pPr>
+        <w:pStyle w:val="a6"/>
+      </w:pPr>
+      <w:r>
+        <w:t xml:space="preserve">                if </w:t>
+      </w:r>
+      <w:proofErr w:type="spellStart"/>
+      <w:r>
+        <w:t>cur_mnemo</w:t>
+      </w:r>
+      <w:proofErr w:type="spellEnd"/>
+      <w:r>
+        <w:t xml:space="preserve"> == "int" and "2d" not in </w:t>
+      </w:r>
+      <w:proofErr w:type="spellStart"/>
+      <w:r>
+        <w:t>disasm</w:t>
+      </w:r>
+      <w:proofErr w:type="spellEnd"/>
+      <w:r>
+        <w:t>:</w:t>
+      </w:r>
+    </w:p>
+    <w:p>
+      <w:pPr>
+        <w:pStyle w:val="a6"/>
+      </w:pPr>
+      <w:r>
+        <w:t xml:space="preserve">                    address = </w:t>
+      </w:r>
+      <w:proofErr w:type="spellStart"/>
+      <w:proofErr w:type="gramStart"/>
+      <w:r>
+        <w:rPr>
+          <w:u w:val="single"/>
+        </w:rPr>
+        <w:t>idc</w:t>
+      </w:r>
+      <w:r>
+        <w:t>.next</w:t>
+      </w:r>
+      <w:proofErr w:type="gramEnd"/>
+      <w:r>
+        <w:t>_head</w:t>
+      </w:r>
+      <w:proofErr w:type="spellEnd"/>
+      <w:r>
+        <w:t>(address)</w:t>
+      </w:r>
+    </w:p>
+    <w:p>
+      <w:pPr>
+        <w:pStyle w:val="a6"/>
+      </w:pPr>
+      <w:r>
+        <w:t>                    continue</w:t>
+      </w:r>
+    </w:p>
+    <w:p>
+      <w:pPr>
+        <w:pStyle w:val="a6"/>
+      </w:pPr>
+      <w:r>
+        <w:t xml:space="preserve">                </w:t>
+      </w:r>
+    </w:p>
+    <w:p>
+      <w:pPr>
+        <w:pStyle w:val="a6"/>
+      </w:pPr>
+      <w:r>
+        <w:t>                print(</w:t>
+      </w:r>
+      <w:proofErr w:type="gramStart"/>
+      <w:r>
+        <w:rPr>
+          <w:i/>
+          <w:iCs/>
+        </w:rPr>
+        <w:t>f</w:t>
+      </w:r>
+      <w:r>
+        <w:t>"{</w:t>
+      </w:r>
+      <w:proofErr w:type="spellStart"/>
+      <w:proofErr w:type="gramEnd"/>
+      <w:r>
+        <w:t>cur_</w:t>
+      </w:r>
+      <w:proofErr w:type="gramStart"/>
+      <w:r>
+        <w:t>mnemo.upper</w:t>
+      </w:r>
+      <w:proofErr w:type="spellEnd"/>
+      <w:r>
+        <w:t>()}</w:t>
+      </w:r>
+      <w:proofErr w:type="gramEnd"/>
+      <w:r>
+        <w:t xml:space="preserve"> at {hex(</w:t>
+      </w:r>
+      <w:proofErr w:type="gramStart"/>
+      <w:r>
+        <w:t>address)}</w:t>
+      </w:r>
+      <w:proofErr w:type="gramEnd"/>
+      <w:r>
+        <w:t>")</w:t>
+      </w:r>
+    </w:p>
+    <w:p>
+      <w:pPr>
+        <w:pStyle w:val="a6"/>
+      </w:pPr>
+      <w:r>
+        <w:t xml:space="preserve">            address = </w:t>
+      </w:r>
+      <w:proofErr w:type="spellStart"/>
+      <w:proofErr w:type="gramStart"/>
+      <w:r>
+        <w:rPr>
+          <w:u w:val="single"/>
+        </w:rPr>
+        <w:t>idc</w:t>
+      </w:r>
+      <w:r>
+        <w:t>.next</w:t>
+      </w:r>
+      <w:proofErr w:type="gramEnd"/>
+      <w:r>
+        <w:t>_head</w:t>
+      </w:r>
+      <w:proofErr w:type="spellEnd"/>
+      <w:r>
+        <w:t>(address)</w:t>
+      </w:r>
+    </w:p>
+    <w:p>
+      <w:pPr>
+        <w:spacing w:line="240" w:lineRule="auto"/>
+        <w:ind w:firstLine="0"/>
+        <w:rPr>
+          <w:rFonts w:ascii="Courier New" w:eastAsia="Times New Roman" w:hAnsi="Courier New" w:cs="Times New Roman"/>
+          <w:sz w:val="24"/>
+          <w:lang w:val="en-US"/>
+        </w:rPr>
+      </w:pPr>
+      <w:r>
+        <w:br w:type="page"/>
+      </w:r>
+    </w:p>
+    <w:p>
+      <w:pPr>
+        <w:pStyle w:val="a9"/>
+      </w:pPr>
+      <w:r>
+        <w:lastRenderedPageBreak/>
+        <w:t>приложение Е</w:t>
+      </w:r>
+    </w:p>
+    <w:p>
+      <w:pPr>
+        <w:rPr>
+          <w:i/>
+          <w:iCs/>
+          <w:lang w:val="en-US"/>
+        </w:rPr>
+      </w:pPr>
+      <w:r>
+        <w:rPr>
+          <w:i/>
+          <w:iCs/>
+          <w:lang w:val="en-US"/>
+        </w:rPr>
+        <w:t>ANTIDEBUGdetect.py</w:t>
+      </w:r>
+    </w:p>
+    <w:p>
+      <w:pPr>
+        <w:rPr>
+          <w:lang w:val="en-US"/>
+        </w:rPr>
+      </w:pPr>
+    </w:p>
+    <w:p>
+      <w:pPr>
+        <w:pStyle w:val="a6"/>
+      </w:pPr>
+      <w:r>
+        <w:t xml:space="preserve">import </w:t>
+      </w:r>
+      <w:proofErr w:type="spellStart"/>
+      <w:r>
+        <w:rPr>
+          <w:u w:val="single"/>
+        </w:rPr>
+        <w:t>ida_segment</w:t>
+      </w:r>
+      <w:proofErr w:type="spellEnd"/>
+    </w:p>
+    <w:p>
+      <w:pPr>
+        <w:pStyle w:val="a6"/>
+      </w:pPr>
+      <w:r>
+        <w:t xml:space="preserve">import </w:t>
+      </w:r>
+      <w:proofErr w:type="spellStart"/>
+      <w:r>
+        <w:rPr>
+          <w:u w:val="single"/>
+        </w:rPr>
+        <w:t>idc</w:t>
+      </w:r>
+      <w:proofErr w:type="spellEnd"/>
+    </w:p>
+    <w:p>
+      <w:pPr>
+        <w:pStyle w:val="a6"/>
+      </w:pPr>
+    </w:p>
+    <w:p>
+      <w:pPr>
+        <w:pStyle w:val="a6"/>
+      </w:pPr>
+      <w:r>
+        <w:rPr>
+          <w:i/>
+          <w:iCs/>
+        </w:rPr>
+        <w:t>def</w:t>
+      </w:r>
+      <w:r>
+        <w:t xml:space="preserve"> </w:t>
+      </w:r>
+      <w:proofErr w:type="spellStart"/>
+      <w:r>
+        <w:t>find_</w:t>
+      </w:r>
+      <w:proofErr w:type="gramStart"/>
+      <w:r>
+        <w:t>antiebug</w:t>
+      </w:r>
+      <w:proofErr w:type="spellEnd"/>
+      <w:r>
+        <w:t>(</w:t>
+      </w:r>
+      <w:proofErr w:type="gramEnd"/>
+      <w:r>
+        <w:t>):</w:t>
+      </w:r>
+    </w:p>
+    <w:p>
+      <w:pPr>
+        <w:pStyle w:val="a6"/>
+      </w:pPr>
+      <w:r>
+        <w:t>    DEBUG_SIGNATURES = [</w:t>
+      </w:r>
+    </w:p>
+    <w:p>
+      <w:pPr>
+        <w:pStyle w:val="a6"/>
+      </w:pPr>
+      <w:r>
+        <w:t>        "</w:t>
+      </w:r>
+      <w:proofErr w:type="spellStart"/>
+      <w:r>
+        <w:t>IsDebuggerPresent</w:t>
+      </w:r>
+      <w:proofErr w:type="spellEnd"/>
+      <w:r>
+        <w:t>",</w:t>
+      </w:r>
+    </w:p>
+    <w:p>
+      <w:pPr>
+        <w:pStyle w:val="a6"/>
+      </w:pPr>
+      <w:r>
+        <w:t>        "</w:t>
+      </w:r>
+      <w:proofErr w:type="spellStart"/>
+      <w:r>
+        <w:t>CheckRemoteDebuggerPresent</w:t>
+      </w:r>
+      <w:proofErr w:type="spellEnd"/>
+      <w:r>
+        <w:t>",</w:t>
+      </w:r>
+    </w:p>
+    <w:p>
+      <w:pPr>
+        <w:pStyle w:val="a6"/>
+      </w:pPr>
+      <w:r>
+        <w:t>        "</w:t>
+      </w:r>
+      <w:proofErr w:type="spellStart"/>
+      <w:r>
+        <w:t>NtQueryInformationProcess</w:t>
+      </w:r>
+      <w:proofErr w:type="spellEnd"/>
+      <w:r>
+        <w:t>"</w:t>
+      </w:r>
+    </w:p>
+    <w:p>
+      <w:pPr>
+        <w:pStyle w:val="a6"/>
+      </w:pPr>
+      <w:r>
+        <w:t>    ]</w:t>
+      </w:r>
+    </w:p>
+    <w:p>
+      <w:pPr>
+        <w:pStyle w:val="a6"/>
+      </w:pPr>
+      <w:r>
+        <w:t xml:space="preserve">    </w:t>
+      </w:r>
+      <w:proofErr w:type="gramStart"/>
+      <w:r>
+        <w:t>print(</w:t>
+      </w:r>
+      <w:proofErr w:type="gramEnd"/>
+      <w:r>
+        <w:t>"DEBUG SIGNATURE DETECT REPORT:")</w:t>
+      </w:r>
+    </w:p>
+    <w:p>
+      <w:pPr>
+        <w:pStyle w:val="a6"/>
+      </w:pPr>
+      <w:r>
+        <w:t xml:space="preserve">    for </w:t>
+      </w:r>
+      <w:proofErr w:type="spellStart"/>
+      <w:r>
+        <w:t>api</w:t>
+      </w:r>
+      <w:proofErr w:type="spellEnd"/>
+      <w:r>
+        <w:t xml:space="preserve"> in DEBUG_SIGNATURES:</w:t>
+      </w:r>
+    </w:p>
+    <w:p>
+      <w:pPr>
+        <w:pStyle w:val="a6"/>
+      </w:pPr>
+      <w:r>
+        <w:t xml:space="preserve">        address = </w:t>
+      </w:r>
+      <w:proofErr w:type="spellStart"/>
+      <w:r>
+        <w:rPr>
+          <w:u w:val="single"/>
+        </w:rPr>
+        <w:t>idc</w:t>
+      </w:r>
+      <w:r>
+        <w:t>.get_name_ea_simple</w:t>
+      </w:r>
+      <w:proofErr w:type="spellEnd"/>
+      <w:r>
+        <w:t>(</w:t>
+      </w:r>
+      <w:proofErr w:type="spellStart"/>
+      <w:r>
+        <w:t>api</w:t>
+      </w:r>
+      <w:proofErr w:type="spellEnd"/>
+      <w:r>
+        <w:t>)</w:t>
+      </w:r>
+    </w:p>
+    <w:p>
+      <w:pPr>
+        <w:pStyle w:val="a6"/>
+      </w:pPr>
+      <w:r>
+        <w:t xml:space="preserve">        if </w:t>
+      </w:r>
+      <w:proofErr w:type="gramStart"/>
+      <w:r>
+        <w:t>address !</w:t>
+      </w:r>
+      <w:proofErr w:type="gramEnd"/>
+      <w:r>
+        <w:t xml:space="preserve">= </w:t>
+      </w:r>
+      <w:proofErr w:type="spellStart"/>
+      <w:proofErr w:type="gramStart"/>
+      <w:r>
+        <w:rPr>
+          <w:u w:val="single"/>
+        </w:rPr>
+        <w:t>idc</w:t>
+      </w:r>
+      <w:r>
+        <w:t>.BADADDR</w:t>
+      </w:r>
+      <w:proofErr w:type="spellEnd"/>
+      <w:proofErr w:type="gramEnd"/>
+      <w:r>
+        <w:t>:</w:t>
+      </w:r>
+    </w:p>
+    <w:p>
+      <w:pPr>
+        <w:pStyle w:val="a6"/>
+      </w:pPr>
+      <w:r>
+        <w:t xml:space="preserve">            </w:t>
+      </w:r>
+      <w:proofErr w:type="gramStart"/>
+      <w:r>
+        <w:t>print(</w:t>
+      </w:r>
+      <w:proofErr w:type="spellStart"/>
+      <w:proofErr w:type="gramEnd"/>
+      <w:r>
+        <w:rPr>
+          <w:i/>
+          <w:iCs/>
+        </w:rPr>
+        <w:t>f</w:t>
+      </w:r>
+      <w:r>
+        <w:t>"DEBUG</w:t>
+      </w:r>
+      <w:proofErr w:type="spellEnd"/>
+      <w:r>
+        <w:t xml:space="preserve"> SIGNATURE {</w:t>
+      </w:r>
+      <w:proofErr w:type="spellStart"/>
+      <w:r>
+        <w:t>api</w:t>
+      </w:r>
+      <w:proofErr w:type="spellEnd"/>
+      <w:r>
+        <w:t>} at {hex(</w:t>
+      </w:r>
+      <w:proofErr w:type="gramStart"/>
+      <w:r>
+        <w:t>address)}</w:t>
+      </w:r>
+      <w:proofErr w:type="gramEnd"/>
+      <w:r>
+        <w:t>")</w:t>
+      </w:r>
+    </w:p>
+    <w:p>
+      <w:pPr>
+        <w:spacing w:line="240" w:lineRule="auto"/>
+        <w:ind w:firstLine="0"/>
+        <w:rPr>
+          <w:rFonts w:ascii="Courier New" w:eastAsia="Times New Roman" w:hAnsi="Courier New" w:cs="Times New Roman"/>
+          <w:sz w:val="24"/>
+          <w:lang w:val="en-US"/>
+        </w:rPr>
+      </w:pPr>
+      <w:r>
+        <w:br w:type="page"/>
+      </w:r>
+    </w:p>
+    <w:p>
+      <w:pPr>
+        <w:pStyle w:val="a9"/>
+      </w:pPr>
+      <w:r>
+        <w:lastRenderedPageBreak/>
+        <w:t>приложение Ж</w:t>
+      </w:r>
+    </w:p>
+    <w:p>
+      <w:pPr>
+        <w:rPr>
+          <w:rFonts w:eastAsia="Times New Roman"/>
+          <w:i/>
+          <w:iCs/>
+          <w:lang w:val="en-US"/>
+        </w:rPr>
+      </w:pPr>
+      <w:r>
+        <w:rPr>
+          <w:rFonts w:eastAsia="Times New Roman"/>
+          <w:i/>
+          <w:iCs/>
+          <w:lang w:val="en-US"/>
+        </w:rPr>
+        <w:t>STACKPROTdetect.py</w:t>
+      </w:r>
+    </w:p>
+    <w:p>
+      <w:pPr>
+        <w:pStyle w:val="a6"/>
+      </w:pPr>
+      <w:r>
+        <w:t xml:space="preserve">import </w:t>
+      </w:r>
+      <w:proofErr w:type="spellStart"/>
+      <w:r>
+        <w:rPr>
+          <w:u w:val="single"/>
+        </w:rPr>
+        <w:t>idc</w:t>
+      </w:r>
+      <w:proofErr w:type="spellEnd"/>
+    </w:p>
+    <w:p>
+      <w:pPr>
+        <w:pStyle w:val="a6"/>
+      </w:pPr>
+    </w:p>
+    <w:p>
+      <w:pPr>
+        <w:pStyle w:val="a6"/>
+      </w:pPr>
+      <w:r>
+        <w:rPr>
+          <w:i/>
+          <w:iCs/>
+        </w:rPr>
+        <w:t>def</w:t>
+      </w:r>
+      <w:r>
+        <w:t xml:space="preserve"> </w:t>
+      </w:r>
+      <w:proofErr w:type="spellStart"/>
+      <w:r>
+        <w:t>find_</w:t>
+      </w:r>
+      <w:proofErr w:type="gramStart"/>
+      <w:r>
+        <w:t>STCKSEC</w:t>
+      </w:r>
+      <w:proofErr w:type="spellEnd"/>
+      <w:r>
+        <w:t>(</w:t>
+      </w:r>
+      <w:proofErr w:type="gramEnd"/>
+      <w:r>
+        <w:t>):</w:t>
+      </w:r>
+    </w:p>
+    <w:p>
+      <w:pPr>
+        <w:pStyle w:val="a6"/>
+      </w:pPr>
+      <w:r>
+        <w:t xml:space="preserve">    </w:t>
+      </w:r>
+      <w:proofErr w:type="gramStart"/>
+      <w:r>
+        <w:t>print(</w:t>
+      </w:r>
+      <w:proofErr w:type="gramEnd"/>
+      <w:r>
+        <w:t>"STACKSEC DETECT REPORT:")</w:t>
+      </w:r>
+    </w:p>
+    <w:p>
+      <w:pPr>
+        <w:pStyle w:val="a6"/>
+      </w:pPr>
+      <w:r>
+        <w:t>    STACK_SEC = ["__</w:t>
+      </w:r>
+      <w:proofErr w:type="spellStart"/>
+      <w:r>
+        <w:t>security_cookie</w:t>
+      </w:r>
+      <w:proofErr w:type="spellEnd"/>
+      <w:r>
+        <w:t>", "_</w:t>
+      </w:r>
+      <w:proofErr w:type="spellStart"/>
+      <w:r>
+        <w:t>security_cookie</w:t>
+      </w:r>
+      <w:proofErr w:type="spellEnd"/>
+      <w:r>
+        <w:t>",]</w:t>
+      </w:r>
+    </w:p>
+    <w:p>
+      <w:pPr>
+        <w:pStyle w:val="a6"/>
+      </w:pPr>
+    </w:p>
+    <w:p>
+      <w:pPr>
+        <w:pStyle w:val="a6"/>
+      </w:pPr>
+      <w:r>
+        <w:t>    for symbol in STACK_SEC:</w:t>
+      </w:r>
+    </w:p>
+    <w:p>
+      <w:pPr>
+        <w:pStyle w:val="a6"/>
+      </w:pPr>
+      <w:r>
+        <w:t xml:space="preserve">        address = </w:t>
+      </w:r>
+      <w:proofErr w:type="spellStart"/>
+      <w:r>
+        <w:rPr>
+          <w:u w:val="single"/>
+        </w:rPr>
+        <w:t>idc</w:t>
+      </w:r>
+      <w:r>
+        <w:t>.get_name_ea_simple</w:t>
+      </w:r>
+      <w:proofErr w:type="spellEnd"/>
+      <w:r>
+        <w:t>(symbol)</w:t>
+      </w:r>
+    </w:p>
+    <w:p>
+      <w:pPr>
+        <w:pStyle w:val="a6"/>
+      </w:pPr>
+      <w:r>
+        <w:t xml:space="preserve">        if </w:t>
+      </w:r>
+      <w:proofErr w:type="gramStart"/>
+      <w:r>
+        <w:t>address !</w:t>
+      </w:r>
+      <w:proofErr w:type="gramEnd"/>
+      <w:r>
+        <w:t xml:space="preserve">= </w:t>
+      </w:r>
+      <w:proofErr w:type="spellStart"/>
+      <w:proofErr w:type="gramStart"/>
+      <w:r>
+        <w:rPr>
+          <w:u w:val="single"/>
+        </w:rPr>
+        <w:t>idc</w:t>
+      </w:r>
+      <w:r>
+        <w:t>.BADADDR</w:t>
+      </w:r>
+      <w:proofErr w:type="spellEnd"/>
+      <w:proofErr w:type="gramEnd"/>
+      <w:r>
+        <w:t>:</w:t>
+      </w:r>
+    </w:p>
+    <w:p>
+      <w:pPr>
+        <w:pStyle w:val="a6"/>
+      </w:pPr>
+      <w:r>
+        <w:t xml:space="preserve">            </w:t>
+      </w:r>
+      <w:proofErr w:type="gramStart"/>
+      <w:r>
+        <w:t>print(</w:t>
+      </w:r>
+      <w:proofErr w:type="spellStart"/>
+      <w:proofErr w:type="gramEnd"/>
+      <w:r>
+        <w:rPr>
+          <w:i/>
+          <w:iCs/>
+        </w:rPr>
+        <w:t>f</w:t>
+      </w:r>
+      <w:r>
+        <w:t>"STACKSEC</w:t>
+      </w:r>
+      <w:proofErr w:type="spellEnd"/>
+      <w:r>
+        <w:t xml:space="preserve"> {symbol} at {hex(</w:t>
+      </w:r>
+      <w:proofErr w:type="gramStart"/>
+      <w:r>
+        <w:t>address)}</w:t>
+      </w:r>
+      <w:proofErr w:type="gramEnd"/>
+      <w:r>
+        <w:t>")</w:t>
+      </w:r>
+    </w:p>
+    <w:p>
+      <w:pPr>
+        <w:spacing w:line="240" w:lineRule="auto"/>
+        <w:ind w:firstLine="0"/>
+        <w:rPr>
+          <w:rFonts w:ascii="Courier New" w:eastAsia="Times New Roman" w:hAnsi="Courier New" w:cs="Times New Roman"/>
+          <w:sz w:val="24"/>
+          <w:lang w:val="en-US"/>
+        </w:rPr>
+      </w:pPr>
+      <w:r>
+        <w:br w:type="page"/>
+      </w:r>
+    </w:p>
+    <w:p>
+      <w:pPr>
+        <w:pStyle w:val="a9"/>
+      </w:pPr>
+      <w:r>
+        <w:lastRenderedPageBreak/>
+        <w:t>приложение З</w:t>
+      </w:r>
+    </w:p>
+    <w:p>
+      <w:pPr>
+        <w:rPr>
+          <w:rFonts w:eastAsia="Times New Roman"/>
+          <w:i/>
+          <w:iCs/>
+          <w:lang w:val="en-US"/>
+        </w:rPr>
+      </w:pPr>
+      <w:r>
+        <w:rPr>
+          <w:rFonts w:eastAsia="Times New Roman"/>
+          <w:i/>
+          <w:iCs/>
+          <w:lang w:val="en-US"/>
+        </w:rPr>
+        <w:t>TLSdetect.py</w:t>
+      </w:r>
+    </w:p>
+    <w:p>
+      <w:pPr>
+        <w:pStyle w:val="a6"/>
+      </w:pPr>
+      <w:r>
+        <w:t xml:space="preserve">import </w:t>
+      </w:r>
+      <w:proofErr w:type="spellStart"/>
+      <w:r>
+        <w:rPr>
+          <w:u w:val="single"/>
+        </w:rPr>
+        <w:t>ida_segment</w:t>
+      </w:r>
+      <w:proofErr w:type="spellEnd"/>
+    </w:p>
+    <w:p>
+      <w:pPr>
+        <w:pStyle w:val="a6"/>
+      </w:pPr>
+    </w:p>
+    <w:p>
+      <w:pPr>
+        <w:pStyle w:val="a6"/>
+      </w:pPr>
+      <w:r>
+        <w:rPr>
+          <w:i/>
+          <w:iCs/>
+        </w:rPr>
+        <w:t>def</w:t>
+      </w:r>
+      <w:r>
+        <w:t xml:space="preserve"> </w:t>
+      </w:r>
+      <w:proofErr w:type="spellStart"/>
+      <w:r>
+        <w:t>find_</w:t>
+      </w:r>
+      <w:proofErr w:type="gramStart"/>
+      <w:r>
+        <w:t>TLS</w:t>
+      </w:r>
+      <w:proofErr w:type="spellEnd"/>
+      <w:r>
+        <w:t>(</w:t>
+      </w:r>
+      <w:proofErr w:type="gramEnd"/>
+      <w:r>
+        <w:t>):</w:t>
+      </w:r>
+    </w:p>
+    <w:p>
+      <w:pPr>
+        <w:pStyle w:val="a6"/>
+      </w:pPr>
+      <w:r>
+        <w:t xml:space="preserve">    </w:t>
+      </w:r>
+      <w:proofErr w:type="gramStart"/>
+      <w:r>
+        <w:t>print(</w:t>
+      </w:r>
+      <w:proofErr w:type="gramEnd"/>
+      <w:r>
+        <w:t>"TLS DETECT REPORT:")</w:t>
+      </w:r>
+    </w:p>
+    <w:p>
+      <w:pPr>
+        <w:pStyle w:val="a6"/>
+      </w:pPr>
+      <w:r>
+        <w:t xml:space="preserve">    </w:t>
+      </w:r>
+      <w:proofErr w:type="spellStart"/>
+      <w:r>
+        <w:t>tls</w:t>
+      </w:r>
+      <w:proofErr w:type="spellEnd"/>
+      <w:r>
+        <w:t xml:space="preserve"> = </w:t>
+      </w:r>
+      <w:proofErr w:type="spellStart"/>
+      <w:r>
+        <w:rPr>
+          <w:u w:val="single"/>
+        </w:rPr>
+        <w:t>ida_segment</w:t>
+      </w:r>
+      <w:r>
+        <w:t>.get_segm_by_name</w:t>
+      </w:r>
+      <w:proofErr w:type="spellEnd"/>
+      <w:r>
+        <w:t>(</w:t>
+      </w:r>
+      <w:proofErr w:type="gramStart"/>
+      <w:r>
+        <w:t>".</w:t>
+      </w:r>
+      <w:proofErr w:type="spellStart"/>
+      <w:r>
+        <w:t>tls</w:t>
+      </w:r>
+      <w:proofErr w:type="spellEnd"/>
+      <w:proofErr w:type="gramEnd"/>
+      <w:r>
+        <w:t>")</w:t>
+      </w:r>
+    </w:p>
+    <w:p>
+      <w:pPr>
+        <w:pStyle w:val="a6"/>
+      </w:pPr>
+      <w:r>
+        <w:t xml:space="preserve">    if </w:t>
+      </w:r>
+      <w:proofErr w:type="spellStart"/>
+      <w:r>
+        <w:t>tls</w:t>
+      </w:r>
+      <w:proofErr w:type="spellEnd"/>
+      <w:r>
+        <w:t>:</w:t>
+      </w:r>
+    </w:p>
+    <w:p>
+      <w:pPr>
+        <w:pStyle w:val="a6"/>
+      </w:pPr>
+      <w:r>
+        <w:t xml:space="preserve">        </w:t>
+      </w:r>
+      <w:proofErr w:type="gramStart"/>
+      <w:r>
+        <w:t>print(</w:t>
+      </w:r>
+      <w:proofErr w:type="spellStart"/>
+      <w:proofErr w:type="gramEnd"/>
+      <w:r>
+        <w:rPr>
+          <w:i/>
+          <w:iCs/>
+        </w:rPr>
+        <w:t>f</w:t>
+      </w:r>
+      <w:r>
+        <w:t>"TLS</w:t>
+      </w:r>
+      <w:proofErr w:type="spellEnd"/>
+      <w:r>
+        <w:t xml:space="preserve"> at {hex(</w:t>
+      </w:r>
+      <w:proofErr w:type="spellStart"/>
+      <w:proofErr w:type="gramStart"/>
+      <w:r>
+        <w:t>tls.start</w:t>
+      </w:r>
+      <w:proofErr w:type="gramEnd"/>
+      <w:r>
+        <w:t>_</w:t>
+      </w:r>
+      <w:proofErr w:type="gramStart"/>
+      <w:r>
+        <w:t>ea</w:t>
+      </w:r>
+      <w:proofErr w:type="spellEnd"/>
+      <w:r>
+        <w:t>)}</w:t>
+      </w:r>
+      <w:proofErr w:type="gramEnd"/>
+      <w:r>
+        <w:t xml:space="preserve"> - {hex(</w:t>
+      </w:r>
+      <w:proofErr w:type="spellStart"/>
+      <w:r>
+        <w:t>tls.end_</w:t>
+      </w:r>
+      <w:proofErr w:type="gramStart"/>
+      <w:r>
+        <w:t>ea</w:t>
+      </w:r>
+      <w:proofErr w:type="spellEnd"/>
+      <w:r>
+        <w:t>)}</w:t>
+      </w:r>
+      <w:proofErr w:type="gramEnd"/>
+      <w:r>
+        <w:t>")</w:t>
+      </w:r>
+    </w:p>
+    <w:p>
+      <w:pPr>
+        <w:pStyle w:val="a6"/>
+      </w:pPr>
+    </w:p>
+    <w:p>
+      <w:pPr>
+        <w:spacing w:line="240" w:lineRule="auto"/>
+        <w:ind w:firstLine="0"/>
+        <w:rPr>
+          <w:rFonts w:eastAsia="Times New Roman" w:cs="Times New Roman"/>
+          <w:b/>
+          <w:bCs/>
+          <w:caps/>
+          <w:kern w:val="32"/>
+          <w:szCs w:val="32"/>
+        </w:rPr>
+      </w:pPr>
+      <w:r>
+        <w:br w:type="page"/>
+      </w:r>
+    </w:p>
+    <w:p>
+      <w:pPr>
+        <w:pStyle w:val="a9"/>
+      </w:pPr>
+      <w:r>
+        <w:lastRenderedPageBreak/>
+        <w:t>Приложение И</w:t>
+      </w:r>
+    </w:p>
+    <w:p>
+      <w:pPr>
+        <w:rPr>
+          <w:rFonts w:eastAsia="Times New Roman"/>
+          <w:i/>
+          <w:iCs/>
+          <w:lang w:val="en-US"/>
+        </w:rPr>
+      </w:pPr>
+      <w:r>
+        <w:rPr>
+          <w:rFonts w:eastAsia="Times New Roman"/>
+          <w:i/>
+          <w:iCs/>
+          <w:lang w:val="en-US"/>
+        </w:rPr>
+        <w:t>main.py</w:t>
+      </w:r>
+    </w:p>
+    <w:p>
+      <w:pPr>
+        <w:pStyle w:val="a6"/>
+      </w:pPr>
+      <w:r>
+        <w:t xml:space="preserve">from </w:t>
+      </w:r>
+      <w:r>
+        <w:rPr>
+          <w:u w:val="single"/>
+        </w:rPr>
+        <w:t>ANTIDEBUGdetect</w:t>
+      </w:r>
+      <w:r>
+        <w:t xml:space="preserve"> import find_antiebug</w:t>
+      </w:r>
+    </w:p>
+    <w:p>
+      <w:pPr>
+        <w:pStyle w:val="a6"/>
+      </w:pPr>
+      <w:r>
+        <w:t xml:space="preserve">from </w:t>
+      </w:r>
+      <w:r>
+        <w:rPr>
+          <w:u w:val="single"/>
+        </w:rPr>
+        <w:t>EXOTICdetect</w:t>
+      </w:r>
+      <w:r>
+        <w:t xml:space="preserve"> import find_exotic</w:t>
+      </w:r>
+    </w:p>
+    <w:p>
+      <w:pPr>
+        <w:pStyle w:val="a6"/>
+      </w:pPr>
+      <w:r>
+        <w:t xml:space="preserve">from </w:t>
+      </w:r>
+      <w:r>
+        <w:rPr>
+          <w:u w:val="single"/>
+        </w:rPr>
+        <w:t>PEBdetect</w:t>
+      </w:r>
+      <w:r>
+        <w:t xml:space="preserve"> import find_PEB</w:t>
+      </w:r>
+    </w:p>
+    <w:p>
+      <w:pPr>
+        <w:pStyle w:val="a6"/>
+      </w:pPr>
+      <w:r>
+        <w:t xml:space="preserve">from </w:t>
+      </w:r>
+      <w:r>
+        <w:rPr>
+          <w:u w:val="single"/>
+        </w:rPr>
+        <w:t>TIMEAPIdetect</w:t>
+      </w:r>
+      <w:r>
+        <w:t xml:space="preserve"> import find_timeAPI</w:t>
+      </w:r>
+    </w:p>
+    <w:p>
+      <w:pPr>
+        <w:pStyle w:val="a6"/>
+      </w:pPr>
+      <w:r>
+        <w:t xml:space="preserve">from </w:t>
+      </w:r>
+      <w:r>
+        <w:rPr>
+          <w:u w:val="single"/>
+        </w:rPr>
+        <w:t>XORdecrypt</w:t>
+      </w:r>
+      <w:r>
+        <w:t xml:space="preserve"> import decryptXOR</w:t>
+      </w:r>
+    </w:p>
+    <w:p>
+      <w:pPr>
+        <w:pStyle w:val="a6"/>
+      </w:pPr>
+      <w:r>
+        <w:t xml:space="preserve">from </w:t>
+      </w:r>
+      <w:r>
+        <w:rPr>
+          <w:u w:val="single"/>
+        </w:rPr>
+        <w:t>XORdetect</w:t>
+      </w:r>
+      <w:r>
+        <w:t xml:space="preserve"> import find_XOR</w:t>
+      </w:r>
+    </w:p>
+    <w:p>
+      <w:pPr>
+        <w:pStyle w:val="a6"/>
+      </w:pPr>
+      <w:r>
+        <w:t xml:space="preserve">from </w:t>
+      </w:r>
+      <w:r>
+        <w:rPr>
+          <w:u w:val="single"/>
+        </w:rPr>
+        <w:t>TLSdetect</w:t>
+      </w:r>
+      <w:r>
+        <w:t xml:space="preserve"> import find_TLS</w:t>
+      </w:r>
+    </w:p>
+    <w:p>
+      <w:pPr>
+        <w:pStyle w:val="a6"/>
+      </w:pPr>
+      <w:r>
+        <w:t xml:space="preserve">from </w:t>
+      </w:r>
+      <w:r>
+        <w:rPr>
+          <w:u w:val="single"/>
+        </w:rPr>
+        <w:t>STACKPROTdetect</w:t>
+      </w:r>
+      <w:r>
+        <w:t xml:space="preserve"> import find_STCKSEC</w:t>
+      </w:r>
+    </w:p>
+    <w:p>
+      <w:pPr>
+        <w:pStyle w:val="a6"/>
+      </w:pPr>
+    </w:p>
+    <w:p>
+      <w:pPr>
+        <w:pStyle w:val="a6"/>
+      </w:pPr>
+      <w:r>
+        <w:rPr>
+          <w:i/>
+          <w:iCs/>
+        </w:rPr>
+        <w:t>def</w:t>
+      </w:r>
+      <w:r>
+        <w:t xml:space="preserve"> </w:t>
+      </w:r>
+      <w:proofErr w:type="gramStart"/>
+      <w:r>
+        <w:t>main(</w:t>
+      </w:r>
+      <w:proofErr w:type="gramEnd"/>
+      <w:r>
+        <w:t>):</w:t>
+      </w:r>
+    </w:p>
+    <w:p>
+      <w:pPr>
+        <w:pStyle w:val="a6"/>
+      </w:pPr>
+      <w:r>
+        <w:t xml:space="preserve">    </w:t>
+      </w:r>
+      <w:proofErr w:type="gramStart"/>
+      <w:r>
+        <w:t>decryptXOR(</w:t>
+      </w:r>
+      <w:proofErr w:type="gramEnd"/>
+      <w:r>
+        <w:t>)</w:t>
+      </w:r>
+    </w:p>
+    <w:p>
+      <w:pPr>
+        <w:pStyle w:val="a6"/>
+      </w:pPr>
+      <w:r>
+        <w:t>    find_</w:t>
+      </w:r>
+      <w:proofErr w:type="gramStart"/>
+      <w:r>
+        <w:t>timeAPI(</w:t>
+      </w:r>
+      <w:proofErr w:type="gramEnd"/>
+      <w:r>
+        <w:t>)</w:t>
+      </w:r>
+    </w:p>
+    <w:p>
+      <w:pPr>
+        <w:pStyle w:val="a6"/>
+      </w:pPr>
+      <w:r>
+        <w:t>    find_</w:t>
+      </w:r>
+      <w:proofErr w:type="gramStart"/>
+      <w:r>
+        <w:t>exotic(</w:t>
+      </w:r>
+      <w:proofErr w:type="gramEnd"/>
+      <w:r>
+        <w:t>)</w:t>
+      </w:r>
+    </w:p>
+    <w:p>
+      <w:pPr>
+        <w:pStyle w:val="a6"/>
+      </w:pPr>
+      <w:r>
+        <w:t>    find_</w:t>
+      </w:r>
+      <w:proofErr w:type="gramStart"/>
+      <w:r>
+        <w:t>PEB(</w:t>
+      </w:r>
+      <w:proofErr w:type="gramEnd"/>
+      <w:r>
+        <w:t>)</w:t>
+      </w:r>
+    </w:p>
+    <w:p>
+      <w:pPr>
+        <w:pStyle w:val="a6"/>
+      </w:pPr>
+      <w:r>
+        <w:t>    find_</w:t>
+      </w:r>
+      <w:proofErr w:type="gramStart"/>
+      <w:r>
+        <w:t>XOR(</w:t>
+      </w:r>
+      <w:proofErr w:type="gramEnd"/>
+      <w:r>
+        <w:t>)</w:t>
+      </w:r>
+    </w:p>
+    <w:p>
+      <w:pPr>
+        <w:pStyle w:val="a6"/>
+      </w:pPr>
+      <w:r>
+        <w:t>    find_</w:t>
+      </w:r>
+      <w:proofErr w:type="gramStart"/>
+      <w:r>
+        <w:t>TLS(</w:t>
+      </w:r>
+      <w:proofErr w:type="gramEnd"/>
+      <w:r>
+        <w:t>)</w:t>
+      </w:r>
+    </w:p>
+    <w:p>
+      <w:pPr>
+        <w:pStyle w:val="a6"/>
+      </w:pPr>
+      <w:r>
+        <w:t>    find_</w:t>
+      </w:r>
+      <w:proofErr w:type="gramStart"/>
+      <w:r>
+        <w:t>antiebug(</w:t>
+      </w:r>
+      <w:proofErr w:type="gramEnd"/>
+      <w:r>
+        <w:t>)</w:t>
+      </w:r>
+    </w:p>
+    <w:p>
+      <w:pPr>
+        <w:pStyle w:val="a6"/>
+      </w:pPr>
+      <w:r>
+        <w:t>    find_</w:t>
+      </w:r>
+      <w:proofErr w:type="gramStart"/>
+      <w:r>
+        <w:t>STCKSEC(</w:t>
+      </w:r>
+      <w:proofErr w:type="gramEnd"/>
+      <w:r>
+        <w:t>)</w:t>
+      </w:r>
+    </w:p>
+    <w:p>
+      <w:pPr>
+        <w:pStyle w:val="a6"/>
+      </w:pPr>
+    </w:p>
+    <w:p>
+      <w:pPr>
+        <w:pStyle w:val="a6"/>
+        <w:rPr>
+          <w:lang w:val="ru-RU"/>
+        </w:rPr>
+      </w:pPr>
+      <w:r>
+        <w:rPr>
+          <w:lang w:val="ru-RU"/>
+        </w:rPr>
+        <w:t>main()</w:t>
+      </w:r>
+    </w:p>
+    <w:p>
+      <w:pPr>
+        <w:pStyle w:val="a6"/>
+      </w:pPr>
+      <w:r>
+        <w:br/>
+      </w:r>
+    </w:p>
+    <w:p>
+      <w:pPr>
+        <w:pStyle w:val="a6"/>
+      </w:pPr>
+    </w:p>
     <w:sectPr>
-      <w:headerReference w:type="even" r:id="rId36"/>
-      <w:headerReference w:type="default" r:id="rId37"/>
-      <w:footerReference w:type="even" r:id="rId38"/>
-      <w:footerReference w:type="default" r:id="rId39"/>
-      <w:headerReference w:type="first" r:id="rId40"/>
-      <w:footerReference w:type="first" r:id="rId41"/>
+      <w:headerReference w:type="even" r:id="rId51"/>
+      <w:headerReference w:type="default" r:id="rId52"/>
+      <w:footerReference w:type="even" r:id="rId53"/>
+      <w:footerReference w:type="default" r:id="rId54"/>
+      <w:headerReference w:type="first" r:id="rId55"/>
+      <w:footerReference w:type="first" r:id="rId56"/>
       <w:pgSz w:w="11906" w:h="16838"/>
       <w:pgMar w:top="1134" w:right="850" w:bottom="1134" w:left="1134" w:header="708" w:footer="708" w:gutter="0"/>
       <w:cols w:space="708"/>
@@ -7244,7 +13026,6 @@
   <w:style w:type="character" w:default="1" w:styleId="DefaultParagraphFont">
     <w:name w:val="Default Paragraph Font"/>
     <w:uiPriority w:val="1"/>
-    <w:semiHidden/>
     <w:unhideWhenUsed/>
   </w:style>
   <w:style w:type="table" w:default="1" w:styleId="TableNormal">

--- a/Five/R/Lab2/МихайличТРИПО_Лаб2.docx
+++ b/Five/R/Lab2/МихайличТРИПО_Лаб2.docx
@@ -866,14 +866,12 @@
       <w:r>
         <w:t xml:space="preserve">и </w:t>
       </w:r>
-      <w:proofErr w:type="spellStart"/>
       <w:r>
         <w:rPr>
           <w:lang w:val="en-US"/>
         </w:rPr>
         <w:t>Ghidra</w:t>
       </w:r>
-      <w:proofErr w:type="spellEnd"/>
       <w:r>
         <w:t xml:space="preserve"> </w:t>
       </w:r>
@@ -1004,36 +1002,30 @@
       <w:r>
         <w:t xml:space="preserve">Для начала надо найти все использования инструкции </w:t>
       </w:r>
-      <w:proofErr w:type="spellStart"/>
       <w:r>
         <w:rPr>
           <w:lang w:val="en-US"/>
         </w:rPr>
         <w:t>xor</w:t>
       </w:r>
-      <w:proofErr w:type="spellEnd"/>
       <w:r>
         <w:t xml:space="preserve">, которые потенциально могут использоваться в шифровании строк. Для этого был написан скрипт </w:t>
       </w:r>
-      <w:proofErr w:type="spellStart"/>
       <w:r>
         <w:rPr>
           <w:lang w:val="en-US"/>
         </w:rPr>
         <w:t>XORdetect</w:t>
       </w:r>
-      <w:proofErr w:type="spellEnd"/>
       <w:r>
         <w:t>.</w:t>
       </w:r>
-      <w:proofErr w:type="spellStart"/>
       <w:r>
         <w:rPr>
           <w:lang w:val="en-US"/>
         </w:rPr>
         <w:t>py</w:t>
       </w:r>
-      <w:proofErr w:type="spellEnd"/>
       <w:r>
         <w:t xml:space="preserve">, </w:t>
       </w:r>
@@ -1052,14 +1044,12 @@
       <w:r>
         <w:t xml:space="preserve">находит все использования </w:t>
       </w:r>
-      <w:proofErr w:type="spellStart"/>
       <w:r>
         <w:rPr>
           <w:lang w:val="en-US"/>
         </w:rPr>
         <w:t>xor</w:t>
       </w:r>
-      <w:proofErr w:type="spellEnd"/>
       <w:r>
         <w:t>, исключая обнуления</w:t>
       </w:r>
@@ -1138,38 +1128,32 @@
       <w:r>
         <w:t xml:space="preserve">Найденные использования </w:t>
       </w:r>
-      <w:proofErr w:type="spellStart"/>
       <w:r>
         <w:rPr>
           <w:lang w:val="en-US"/>
         </w:rPr>
         <w:t>xor</w:t>
       </w:r>
-      <w:proofErr w:type="spellEnd"/>
     </w:p>
     <w:p>
       <w:r>
         <w:t xml:space="preserve">Далее был разработан скрипт </w:t>
       </w:r>
-      <w:proofErr w:type="spellStart"/>
       <w:r>
         <w:rPr>
           <w:lang w:val="en-US"/>
         </w:rPr>
         <w:t>XORdecrypt</w:t>
       </w:r>
-      <w:proofErr w:type="spellEnd"/>
       <w:r>
         <w:t>.</w:t>
       </w:r>
-      <w:proofErr w:type="spellStart"/>
       <w:r>
         <w:rPr>
           <w:lang w:val="en-US"/>
         </w:rPr>
         <w:t>py</w:t>
       </w:r>
-      <w:proofErr w:type="spellEnd"/>
       <w:r>
         <w:t xml:space="preserve">, </w:t>
       </w:r>
@@ -1252,25 +1236,21 @@
       <w:r>
         <w:t xml:space="preserve">Также был реализован скрипт </w:t>
       </w:r>
-      <w:proofErr w:type="spellStart"/>
       <w:r>
         <w:rPr>
           <w:lang w:val="en-US"/>
         </w:rPr>
         <w:t>PEBdetect</w:t>
       </w:r>
-      <w:proofErr w:type="spellEnd"/>
       <w:r>
         <w:t>.</w:t>
       </w:r>
-      <w:proofErr w:type="spellStart"/>
       <w:r>
         <w:rPr>
           <w:lang w:val="en-US"/>
         </w:rPr>
         <w:t>py</w:t>
       </w:r>
-      <w:proofErr w:type="spellEnd"/>
       <w:r>
         <w:t xml:space="preserve">, находящий все обращения к </w:t>
       </w:r>
@@ -1283,14 +1263,12 @@
       <w:r>
         <w:t xml:space="preserve"> </w:t>
       </w:r>
-      <w:proofErr w:type="spellStart"/>
       <w:r>
         <w:rPr>
           <w:lang w:val="en-US"/>
         </w:rPr>
         <w:t>Enviroment</w:t>
       </w:r>
-      <w:proofErr w:type="spellEnd"/>
       <w:r>
         <w:t xml:space="preserve"> </w:t>
       </w:r>
@@ -1444,14 +1422,12 @@
       <w:r>
         <w:t>.</w:t>
       </w:r>
-      <w:proofErr w:type="spellStart"/>
       <w:r>
         <w:rPr>
           <w:lang w:val="en-US"/>
         </w:rPr>
         <w:t>py</w:t>
       </w:r>
-      <w:proofErr w:type="spellEnd"/>
       <w:r>
         <w:t xml:space="preserve">, </w:t>
       </w:r>
@@ -1464,14 +1440,12 @@
       <w:r>
         <w:t xml:space="preserve">. Также скрипт ищет вызовы функций для замера времени, такие как </w:t>
       </w:r>
-      <w:proofErr w:type="spellStart"/>
       <w:r>
         <w:rPr>
           <w:lang w:val="en-US"/>
         </w:rPr>
         <w:t>GetTickCount</w:t>
       </w:r>
-      <w:proofErr w:type="spellEnd"/>
       <w:r>
         <w:t>.</w:t>
       </w:r>
@@ -1546,25 +1520,21 @@
       <w:r>
         <w:t xml:space="preserve">Для поиска редких инструкций скрипт </w:t>
       </w:r>
-      <w:proofErr w:type="spellStart"/>
       <w:r>
         <w:rPr>
           <w:lang w:val="en-US"/>
         </w:rPr>
         <w:t>EXOTICdetect</w:t>
       </w:r>
-      <w:proofErr w:type="spellEnd"/>
       <w:r>
         <w:t>.</w:t>
       </w:r>
-      <w:proofErr w:type="spellStart"/>
       <w:r>
         <w:rPr>
           <w:lang w:val="en-US"/>
         </w:rPr>
         <w:t>py</w:t>
       </w:r>
-      <w:proofErr w:type="spellEnd"/>
       <w:r>
         <w:t xml:space="preserve"> </w:t>
       </w:r>
@@ -1670,14 +1640,12 @@
       <w:r>
         <w:t xml:space="preserve">Также были разработанны скрипты, обнаруживающие сигнатуры антиотладочных проверок, например </w:t>
       </w:r>
-      <w:proofErr w:type="spellStart"/>
       <w:r>
         <w:rPr>
           <w:lang w:val="en-US"/>
         </w:rPr>
         <w:t>IsDebuggerPresent</w:t>
       </w:r>
-      <w:proofErr w:type="spellEnd"/>
       <w:r>
         <w:t>; методы защиты стека (</w:t>
       </w:r>
@@ -1798,14 +1766,12 @@
       <w:r>
         <w:t>_</w:t>
       </w:r>
-      <w:proofErr w:type="spellStart"/>
       <w:r>
         <w:rPr>
           <w:lang w:val="en-US"/>
         </w:rPr>
         <w:t>xe</w:t>
       </w:r>
-      <w:proofErr w:type="spellEnd"/>
       <w:r>
         <w:t>.</w:t>
       </w:r>
@@ -1882,14 +1848,12 @@
       <w:r>
         <w:t xml:space="preserve">После сбора информации с помощью </w:t>
       </w:r>
-      <w:proofErr w:type="spellStart"/>
       <w:r>
         <w:rPr>
           <w:lang w:val="en-US"/>
         </w:rPr>
         <w:t>IDAPython</w:t>
       </w:r>
-      <w:proofErr w:type="spellEnd"/>
       <w:r>
         <w:t xml:space="preserve"> </w:t>
       </w:r>
@@ -1994,28 +1958,24 @@
       <w:r>
         <w:t xml:space="preserve">При анализе было опеределено, что это вызвано исключение вида </w:t>
       </w:r>
-      <w:proofErr w:type="spellStart"/>
       <w:r>
         <w:rPr>
           <w:lang w:val="en-US"/>
         </w:rPr>
         <w:t>ZeroDevisionError</w:t>
       </w:r>
-      <w:proofErr w:type="spellEnd"/>
       <w:r>
         <w:t xml:space="preserve">, </w:t>
       </w:r>
       <w:r>
         <w:t xml:space="preserve">которое используется с инструкцией </w:t>
       </w:r>
-      <w:proofErr w:type="spellStart"/>
       <w:r>
         <w:rPr>
           <w:lang w:val="en-US"/>
         </w:rPr>
         <w:t>rdtsc</w:t>
       </w:r>
-      <w:proofErr w:type="spellEnd"/>
       <w:r>
         <w:t xml:space="preserve">, измеряющей количество тактов процессора до и после вызова исключения. Если разница больше </w:t>
       </w:r>
@@ -2086,14 +2046,12 @@
       <w:r>
         <w:t xml:space="preserve">Для обхода данного метода можно удалить деление на 0, заменив его на </w:t>
       </w:r>
-      <w:proofErr w:type="spellStart"/>
       <w:r>
         <w:rPr>
           <w:lang w:val="en-US"/>
         </w:rPr>
         <w:t>nop</w:t>
       </w:r>
-      <w:proofErr w:type="spellEnd"/>
       <w:r>
         <w:t>.</w:t>
       </w:r>
@@ -2236,14 +2194,12 @@
       <w:r>
         <w:t xml:space="preserve">на </w:t>
       </w:r>
-      <w:proofErr w:type="spellStart"/>
       <w:r>
         <w:rPr>
           <w:lang w:val="en-US"/>
         </w:rPr>
         <w:t>nop</w:t>
       </w:r>
-      <w:proofErr w:type="spellEnd"/>
     </w:p>
     <w:p>
       <w:r>
@@ -2632,25 +2588,21 @@
       <w:r>
         <w:t xml:space="preserve">, что обходится изменением </w:t>
       </w:r>
-      <w:proofErr w:type="spellStart"/>
       <w:r>
         <w:rPr>
           <w:lang w:val="en-US"/>
         </w:rPr>
         <w:t>jnz</w:t>
       </w:r>
-      <w:proofErr w:type="spellEnd"/>
       <w:r>
         <w:t xml:space="preserve"> -&gt; </w:t>
       </w:r>
-      <w:proofErr w:type="spellStart"/>
       <w:r>
         <w:rPr>
           <w:lang w:val="en-US"/>
         </w:rPr>
         <w:t>jz</w:t>
       </w:r>
-      <w:proofErr w:type="spellEnd"/>
       <w:r>
         <w:t xml:space="preserve">, </w:t>
       </w:r>
@@ -3246,25 +3198,21 @@
       <w:r>
         <w:t xml:space="preserve"> было определено место записи введеных данных перед их шифрованием. После полного переноса данных в адресс </w:t>
       </w:r>
-      <w:proofErr w:type="spellStart"/>
       <w:r>
         <w:rPr>
           <w:lang w:val="en-US"/>
         </w:rPr>
         <w:t>ebp</w:t>
       </w:r>
-      <w:proofErr w:type="spellEnd"/>
       <w:r>
         <w:t>+</w:t>
       </w:r>
-      <w:proofErr w:type="spellStart"/>
       <w:r>
         <w:rPr>
           <w:lang w:val="en-US"/>
         </w:rPr>
         <w:t>ecx</w:t>
       </w:r>
-      <w:proofErr w:type="spellEnd"/>
       <w:r>
         <w:t>+</w:t>
       </w:r>
@@ -3286,14 +3234,12 @@
       <w:r>
         <w:t xml:space="preserve"> важно выполнить символизацию данных на следующей пересылке в </w:t>
       </w:r>
-      <w:proofErr w:type="spellStart"/>
       <w:r>
         <w:rPr>
           <w:lang w:val="en-US"/>
         </w:rPr>
         <w:t>ebp</w:t>
       </w:r>
-      <w:proofErr w:type="spellEnd"/>
       <w:r>
         <w:t xml:space="preserve"> </w:t>
       </w:r>
@@ -3492,13 +3438,7 @@
         <w:t>.</w:t>
       </w:r>
     </w:p>
-    <w:p>
-      <w:pPr>
-        <w:rPr>
-          <w:lang w:val="en-US"/>
-        </w:rPr>
-      </w:pPr>
-    </w:p>
+    <w:p/>
     <w:p>
       <w:r>
         <w:rPr>
@@ -3507,7 +3447,6 @@
         </w:rPr>
         <w:t xml:space="preserve">Анализ </w:t>
       </w:r>
-      <w:proofErr w:type="spellStart"/>
       <w:r>
         <w:rPr>
           <w:i/>
@@ -3516,12 +3455,10 @@
         </w:rPr>
         <w:t>crackme</w:t>
       </w:r>
-      <w:proofErr w:type="spellEnd"/>
       <w:r>
         <w:rPr>
           <w:i/>
           <w:iCs/>
-          <w:lang w:val="en-US"/>
         </w:rPr>
         <w:t xml:space="preserve"> </w:t>
       </w:r>
@@ -3537,14 +3474,12 @@
       <w:r>
         <w:t xml:space="preserve">Для решения </w:t>
       </w:r>
-      <w:proofErr w:type="spellStart"/>
       <w:r>
         <w:rPr>
           <w:lang w:val="en-US"/>
         </w:rPr>
         <w:t>crackme</w:t>
       </w:r>
-      <w:proofErr w:type="spellEnd"/>
       <w:r>
         <w:t xml:space="preserve"> </w:t>
       </w:r>
@@ -3576,6 +3511,9 @@
         <w:pStyle w:val="a8"/>
       </w:pPr>
       <w:r>
+        <w:rPr>
+          <w:noProof/>
+        </w:rPr>
         <w:drawing>
           <wp:inline distT="0" distB="0" distL="0" distR="0" wp14:anchorId="41B0D7D4" wp14:editId="3854CA0A">
             <wp:extent cx="5887272" cy="800212"/>
@@ -3620,19 +3558,11 @@
       <w:r>
         <w:t xml:space="preserve">Запуск </w:t>
       </w:r>
-      <w:proofErr w:type="spellStart"/>
-      <w:r>
-        <w:rPr>
-          <w:lang w:val="en-US"/>
-        </w:rPr>
-        <w:t>crackme</w:t>
-      </w:r>
-      <w:proofErr w:type="spellEnd"/>
-      <w:r>
-        <w:rPr>
-          <w:lang w:val="en-US"/>
-        </w:rPr>
-        <w:t xml:space="preserve"> </w:t>
+      <w:r>
+        <w:rPr>
+          <w:lang w:val="en-US"/>
+        </w:rPr>
+        <w:t xml:space="preserve">crackme </w:t>
       </w:r>
       <w:r>
         <w:t>одногруппника.</w:t>
@@ -3650,6 +3580,9 @@
         <w:pStyle w:val="a8"/>
       </w:pPr>
       <w:r>
+        <w:rPr>
+          <w:noProof/>
+        </w:rPr>
         <w:lastRenderedPageBreak/>
         <w:drawing>
           <wp:inline distT="0" distB="0" distL="0" distR="0" wp14:anchorId="26F0548A" wp14:editId="252617DE">
@@ -3729,6 +3662,9 @@
         <w:pStyle w:val="a8"/>
       </w:pPr>
       <w:r>
+        <w:rPr>
+          <w:noProof/>
+        </w:rPr>
         <w:lastRenderedPageBreak/>
         <w:drawing>
           <wp:inline distT="0" distB="0" distL="0" distR="0" wp14:anchorId="2BFBB7F6" wp14:editId="41F7CEAC">
@@ -3779,42 +3715,36 @@
       <w:r>
         <w:t xml:space="preserve">Для обхода данной защиты сначала было вяснено, сколько методов антиотладки определяются. Перед выходом из функции в </w:t>
       </w:r>
-      <w:proofErr w:type="spellStart"/>
       <w:r>
         <w:rPr>
           <w:lang w:val="en-US"/>
         </w:rPr>
         <w:t>eax</w:t>
       </w:r>
-      <w:proofErr w:type="spellEnd"/>
       <w:r>
         <w:t xml:space="preserve"> </w:t>
       </w:r>
       <w:r>
         <w:t xml:space="preserve">находилось число 4, а значит все методы засекли отладку. Зная это, можно изменить переходы к методам с </w:t>
       </w:r>
-      <w:proofErr w:type="spellStart"/>
       <w:r>
         <w:rPr>
           <w:lang w:val="en-US"/>
         </w:rPr>
         <w:t>jz</w:t>
       </w:r>
-      <w:proofErr w:type="spellEnd"/>
       <w:r>
         <w:t xml:space="preserve"> </w:t>
       </w:r>
       <w:r>
         <w:t xml:space="preserve">на </w:t>
       </w:r>
-      <w:proofErr w:type="spellStart"/>
       <w:r>
         <w:rPr>
           <w:lang w:val="en-US"/>
         </w:rPr>
         <w:t>jnz</w:t>
       </w:r>
-      <w:proofErr w:type="spellEnd"/>
       <w:r>
         <w:t>.</w:t>
       </w:r>
@@ -3829,6 +3759,7 @@
       </w:pPr>
       <w:r>
         <w:rPr>
+          <w:noProof/>
           <w:lang w:val="en-US"/>
         </w:rPr>
         <w:lastRenderedPageBreak/>
@@ -3882,14 +3813,12 @@
       <w:r>
         <w:t xml:space="preserve">В результате даже с активной отладкой </w:t>
       </w:r>
-      <w:proofErr w:type="spellStart"/>
       <w:r>
         <w:rPr>
           <w:lang w:val="en-US"/>
         </w:rPr>
         <w:t>eax</w:t>
       </w:r>
-      <w:proofErr w:type="spellEnd"/>
       <w:r>
         <w:t xml:space="preserve"> </w:t>
       </w:r>
@@ -3912,14 +3841,12 @@
       <w:r>
         <w:t xml:space="preserve">Далее была изучена функция </w:t>
       </w:r>
-      <w:proofErr w:type="spellStart"/>
       <w:r>
         <w:rPr>
           <w:lang w:val="en-US"/>
         </w:rPr>
         <w:t>xor</w:t>
       </w:r>
-      <w:proofErr w:type="spellEnd"/>
       <w:r>
         <w:t>_</w:t>
       </w:r>
@@ -3956,28 +3883,24 @@
       <w:r>
         <w:t xml:space="preserve">. Точка остановы была поставлена на </w:t>
       </w:r>
-      <w:proofErr w:type="spellStart"/>
       <w:r>
         <w:rPr>
           <w:lang w:val="en-US"/>
         </w:rPr>
         <w:t>xor</w:t>
       </w:r>
-      <w:proofErr w:type="spellEnd"/>
       <w:r>
         <w:t xml:space="preserve"> </w:t>
       </w:r>
       <w:r>
         <w:t xml:space="preserve">инструкции и на следующей от нее инструкции. Так как </w:t>
       </w:r>
-      <w:proofErr w:type="spellStart"/>
       <w:r>
         <w:rPr>
           <w:lang w:val="en-US"/>
         </w:rPr>
         <w:t>xor</w:t>
       </w:r>
-      <w:proofErr w:type="spellEnd"/>
       <w:r>
         <w:t xml:space="preserve"> </w:t>
       </w:r>
@@ -3996,14 +3919,12 @@
       <w:r>
         <w:t xml:space="preserve">с байтом по адресу </w:t>
       </w:r>
-      <w:proofErr w:type="spellStart"/>
       <w:r>
         <w:rPr>
           <w:lang w:val="en-US"/>
         </w:rPr>
         <w:t>rbp</w:t>
       </w:r>
-      <w:proofErr w:type="spellEnd"/>
       <w:r>
         <w:t xml:space="preserve">+ </w:t>
       </w:r>
@@ -4051,6 +3972,7 @@
       </w:pPr>
       <w:r>
         <w:rPr>
+          <w:noProof/>
           <w:lang w:val="en-US"/>
         </w:rPr>
         <w:drawing>
@@ -4106,28 +4028,24 @@
         <w:lastRenderedPageBreak/>
         <w:t xml:space="preserve">Это также можно проверить по символу в </w:t>
       </w:r>
-      <w:proofErr w:type="spellStart"/>
       <w:r>
         <w:rPr>
           <w:lang w:val="en-US"/>
         </w:rPr>
         <w:t>rax</w:t>
       </w:r>
-      <w:proofErr w:type="spellEnd"/>
       <w:r>
         <w:t xml:space="preserve">. </w:t>
       </w:r>
       <w:r>
         <w:t xml:space="preserve">До </w:t>
       </w:r>
-      <w:proofErr w:type="spellStart"/>
       <w:r>
         <w:rPr>
           <w:lang w:val="en-US"/>
         </w:rPr>
         <w:t>xor</w:t>
       </w:r>
-      <w:proofErr w:type="spellEnd"/>
       <w:r>
         <w:t xml:space="preserve"> </w:t>
       </w:r>
@@ -4164,14 +4082,12 @@
       <w:r>
         <w:t xml:space="preserve">Если выполнить </w:t>
       </w:r>
-      <w:proofErr w:type="spellStart"/>
       <w:r>
         <w:rPr>
           <w:lang w:val="en-US"/>
         </w:rPr>
         <w:t>xor</w:t>
       </w:r>
-      <w:proofErr w:type="spellEnd"/>
       <w:r>
         <w:t xml:space="preserve"> ‘</w:t>
       </w:r>
@@ -4225,11 +4141,6 @@
       </w:r>
     </w:p>
     <w:p>
-      <w:pPr>
-        <w:rPr>
-          <w:lang w:val="en-US"/>
-        </w:rPr>
-      </w:pPr>
       <w:r>
         <w:t xml:space="preserve">Далее в </w:t>
       </w:r>
@@ -4255,13 +4166,7 @@
         <w:t xml:space="preserve">была замечена функция </w:t>
       </w:r>
       <w:r>
-        <w:t>_</w:t>
-      </w:r>
-      <w:r>
-        <w:t>Z19exception_flow_gatei</w:t>
-      </w:r>
-      <w:r>
-        <w:t xml:space="preserve">, </w:t>
+        <w:t xml:space="preserve">_Z19exception_flow_gatei, </w:t>
       </w:r>
       <w:r>
         <w:t>вызывающее исключение.</w:t>
@@ -4276,6 +4181,7 @@
       </w:pPr>
       <w:r>
         <w:rPr>
+          <w:noProof/>
           <w:lang w:val="en-US"/>
         </w:rPr>
         <w:drawing>
@@ -4328,14 +4234,12 @@
       <w:r>
         <w:t xml:space="preserve">В нем можно увидеть, что если </w:t>
       </w:r>
-      <w:proofErr w:type="spellStart"/>
       <w:r>
         <w:rPr>
           <w:lang w:val="en-US"/>
         </w:rPr>
         <w:t>eax</w:t>
       </w:r>
-      <w:proofErr w:type="spellEnd"/>
       <w:r>
         <w:t xml:space="preserve"> </w:t>
       </w:r>
@@ -4369,28 +4273,24 @@
       <w:r>
         <w:t>_</w:t>
       </w:r>
-      <w:proofErr w:type="spellStart"/>
       <w:r>
         <w:rPr>
           <w:lang w:val="en-US"/>
         </w:rPr>
         <w:t>truei</w:t>
       </w:r>
-      <w:proofErr w:type="spellEnd"/>
       <w:r>
         <w:t xml:space="preserve">, </w:t>
       </w:r>
       <w:r>
         <w:t xml:space="preserve">то поисходит выход без вызова исключения. Во время отладки видно, что на точке останова в </w:t>
       </w:r>
-      <w:proofErr w:type="spellStart"/>
       <w:r>
         <w:rPr>
           <w:lang w:val="en-US"/>
         </w:rPr>
         <w:t>eax</w:t>
       </w:r>
-      <w:proofErr w:type="spellEnd"/>
       <w:r>
         <w:t xml:space="preserve"> </w:t>
       </w:r>
@@ -4398,18 +4298,15 @@
         <w:t>помещается ноль.</w:t>
       </w:r>
     </w:p>
-    <w:p>
-      <w:pPr>
-        <w:rPr>
-          <w:lang w:val="en-US"/>
-        </w:rPr>
-      </w:pPr>
-    </w:p>
+    <w:p/>
     <w:p>
       <w:pPr>
         <w:pStyle w:val="a8"/>
       </w:pPr>
       <w:r>
+        <w:rPr>
+          <w:noProof/>
+        </w:rPr>
         <w:drawing>
           <wp:inline distT="0" distB="0" distL="0" distR="0" wp14:anchorId="768CA770" wp14:editId="31BE6C87">
             <wp:extent cx="6300470" cy="1299210"/>
@@ -4463,37 +4360,28 @@
       </w:pPr>
     </w:p>
     <w:p>
-      <w:pPr>
-        <w:rPr>
-          <w:lang w:val="en-US"/>
-        </w:rPr>
-      </w:pPr>
       <w:r>
         <w:lastRenderedPageBreak/>
         <w:t xml:space="preserve">Выяснилось, что после патча </w:t>
       </w:r>
-      <w:proofErr w:type="spellStart"/>
       <w:r>
         <w:rPr>
           <w:lang w:val="en-US"/>
         </w:rPr>
         <w:t>jz</w:t>
       </w:r>
-      <w:proofErr w:type="spellEnd"/>
       <w:r>
         <w:t xml:space="preserve"> </w:t>
       </w:r>
       <w:r>
         <w:t xml:space="preserve">на </w:t>
       </w:r>
-      <w:proofErr w:type="spellStart"/>
       <w:r>
         <w:rPr>
           <w:lang w:val="en-US"/>
         </w:rPr>
         <w:t>jnz</w:t>
       </w:r>
-      <w:proofErr w:type="spellEnd"/>
       <w:r>
         <w:t xml:space="preserve"> </w:t>
       </w:r>
@@ -4503,28 +4391,24 @@
       <w:r>
         <w:t xml:space="preserve">ние не вызовется, но проверка на вызов исключения не проходит. Для решения данной проблемы был измена проверка вызова исключения с </w:t>
       </w:r>
-      <w:proofErr w:type="spellStart"/>
       <w:r>
         <w:rPr>
           <w:lang w:val="en-US"/>
         </w:rPr>
         <w:t>jz</w:t>
       </w:r>
-      <w:proofErr w:type="spellEnd"/>
       <w:r>
         <w:t xml:space="preserve"> </w:t>
       </w:r>
       <w:r>
         <w:t xml:space="preserve">на </w:t>
       </w:r>
-      <w:proofErr w:type="spellStart"/>
       <w:r>
         <w:rPr>
           <w:lang w:val="en-US"/>
         </w:rPr>
         <w:t>jnz</w:t>
       </w:r>
-      <w:proofErr w:type="spellEnd"/>
       <w:r>
         <w:t>.</w:t>
       </w:r>
@@ -4538,6 +4422,7 @@
       </w:pPr>
       <w:r>
         <w:rPr>
+          <w:noProof/>
           <w:lang w:val="en-US"/>
         </w:rPr>
         <w:drawing>
@@ -4587,11 +4472,6 @@
     </w:p>
     <w:p/>
     <w:p>
-      <w:pPr>
-        <w:rPr>
-          <w:lang w:val="en-US"/>
-        </w:rPr>
-      </w:pPr>
       <w:r>
         <w:t xml:space="preserve">Далее в функции </w:t>
       </w:r>
@@ -4625,53 +4505,41 @@
       <w:r>
         <w:t xml:space="preserve">в регистры </w:t>
       </w:r>
-      <w:proofErr w:type="spellStart"/>
       <w:r>
         <w:rPr>
           <w:lang w:val="en-US"/>
         </w:rPr>
         <w:t>rdx</w:t>
       </w:r>
-      <w:proofErr w:type="spellEnd"/>
       <w:r>
         <w:t xml:space="preserve"> </w:t>
       </w:r>
       <w:r>
         <w:t xml:space="preserve">и </w:t>
       </w:r>
-      <w:proofErr w:type="spellStart"/>
       <w:r>
         <w:rPr>
           <w:lang w:val="en-US"/>
         </w:rPr>
         <w:t>rcx</w:t>
       </w:r>
-      <w:proofErr w:type="spellEnd"/>
       <w:r>
         <w:t xml:space="preserve"> </w:t>
       </w:r>
       <w:r>
         <w:t xml:space="preserve">были перемещены зашифрованный пароль, а также соль. Саму соль можно увидеть в открытом виде в регистре </w:t>
       </w:r>
-      <w:proofErr w:type="spellStart"/>
       <w:r>
         <w:rPr>
           <w:lang w:val="en-US"/>
         </w:rPr>
         <w:t>rdx</w:t>
       </w:r>
-      <w:proofErr w:type="spellEnd"/>
       <w:r>
         <w:t>.</w:t>
       </w:r>
     </w:p>
-    <w:p>
-      <w:pPr>
-        <w:rPr>
-          <w:lang w:val="en-US"/>
-        </w:rPr>
-      </w:pPr>
-    </w:p>
+    <w:p/>
     <w:p>
       <w:pPr>
         <w:pStyle w:val="a8"/>
@@ -4681,6 +4549,7 @@
       </w:pPr>
       <w:r>
         <w:rPr>
+          <w:noProof/>
           <w:lang w:val="en-US"/>
         </w:rPr>
         <w:drawing>
@@ -4730,19 +4599,11 @@
       <w:r>
         <w:t xml:space="preserve">Фиксация соли в </w:t>
       </w:r>
-      <w:proofErr w:type="spellStart"/>
-      <w:r>
-        <w:rPr>
-          <w:lang w:val="en-US"/>
-        </w:rPr>
-        <w:t>rdx</w:t>
-      </w:r>
-      <w:proofErr w:type="spellEnd"/>
-      <w:r>
-        <w:rPr>
-          <w:lang w:val="en-US"/>
-        </w:rPr>
-        <w:t>.</w:t>
+      <w:r>
+        <w:rPr>
+          <w:lang w:val="en-US"/>
+        </w:rPr>
+        <w:t>rdx.</w:t>
       </w:r>
     </w:p>
     <w:p/>
@@ -4801,6 +4662,9 @@
         <w:pStyle w:val="a8"/>
       </w:pPr>
       <w:r>
+        <w:rPr>
+          <w:noProof/>
+        </w:rPr>
         <w:lastRenderedPageBreak/>
         <w:drawing>
           <wp:inline distT="0" distB="0" distL="0" distR="0" wp14:anchorId="132679C3" wp14:editId="25BEFDB2">
@@ -4852,14 +4716,12 @@
       <w:r>
         <w:t xml:space="preserve">Так как ожидаемое значение хеша лежит в открытом виде, то можно изменить значение регистра </w:t>
       </w:r>
-      <w:proofErr w:type="spellStart"/>
       <w:r>
         <w:rPr>
           <w:lang w:val="en-US"/>
         </w:rPr>
         <w:t>eax</w:t>
       </w:r>
-      <w:proofErr w:type="spellEnd"/>
       <w:r>
         <w:t xml:space="preserve"> </w:t>
       </w:r>
@@ -4873,6 +4735,9 @@
         <w:pStyle w:val="a8"/>
       </w:pPr>
       <w:r>
+        <w:rPr>
+          <w:noProof/>
+        </w:rPr>
         <w:drawing>
           <wp:inline distT="0" distB="0" distL="0" distR="0" wp14:anchorId="23F7FCD9" wp14:editId="00B90932">
             <wp:extent cx="6300470" cy="2001520"/>
@@ -5008,6 +4873,9 @@
         <w:pStyle w:val="a8"/>
       </w:pPr>
       <w:r>
+        <w:rPr>
+          <w:noProof/>
+        </w:rPr>
         <w:lastRenderedPageBreak/>
         <w:drawing>
           <wp:inline distT="0" distB="0" distL="0" distR="0" wp14:anchorId="53B4B398" wp14:editId="7B99A677">
@@ -5104,13 +4972,7 @@
         <w:t>По итогу было получено значение 547.</w:t>
       </w:r>
     </w:p>
-    <w:p>
-      <w:pPr>
-        <w:rPr>
-          <w:lang w:val="en-US"/>
-        </w:rPr>
-      </w:pPr>
-    </w:p>
+    <w:p/>
     <w:p>
       <w:pPr>
         <w:pStyle w:val="a8"/>
@@ -5120,6 +4982,7 @@
       </w:pPr>
       <w:r>
         <w:rPr>
+          <w:noProof/>
           <w:lang w:val="en-US"/>
         </w:rPr>
         <w:drawing>
@@ -5199,14 +5062,12 @@
       <w:r>
         <w:t xml:space="preserve"> через </w:t>
       </w:r>
-      <w:proofErr w:type="spellStart"/>
       <w:r>
         <w:rPr>
           <w:lang w:val="en-US"/>
         </w:rPr>
         <w:t>itertools</w:t>
       </w:r>
-      <w:proofErr w:type="spellEnd"/>
       <w:r>
         <w:t>.</w:t>
       </w:r>
@@ -5225,6 +5086,9 @@
         <w:pStyle w:val="a8"/>
       </w:pPr>
       <w:r>
+        <w:rPr>
+          <w:noProof/>
+        </w:rPr>
         <w:lastRenderedPageBreak/>
         <w:drawing>
           <wp:inline distT="0" distB="0" distL="0" distR="0" wp14:anchorId="5EF7A63F" wp14:editId="3C5FF90C">
@@ -5283,6 +5147,9 @@
         <w:pStyle w:val="a8"/>
       </w:pPr>
       <w:r>
+        <w:rPr>
+          <w:noProof/>
+        </w:rPr>
         <w:drawing>
           <wp:inline distT="0" distB="0" distL="0" distR="0" wp14:anchorId="6EF139A4" wp14:editId="34AF343F">
             <wp:extent cx="6300470" cy="627380"/>
@@ -5356,21 +5223,16 @@
     <w:p>
       <w:pPr>
         <w:pStyle w:val="a8"/>
-        <w:rPr>
-          <w:lang w:val="en-US"/>
-        </w:rPr>
       </w:pPr>
       <w:r>
         <w:rPr>
           <w:noProof/>
-          <w:lang w:val="en-US"/>
-        </w:rPr>
-        <w:lastRenderedPageBreak/>
+        </w:rPr>
         <w:drawing>
-          <wp:inline distT="0" distB="0" distL="0" distR="0" wp14:anchorId="3150D17F" wp14:editId="0481D101">
-            <wp:extent cx="5572903" cy="7649643"/>
-            <wp:effectExtent l="0" t="0" r="8890" b="8890"/>
-            <wp:docPr id="875402623" name="Picture 1"/>
+          <wp:inline distT="0" distB="0" distL="0" distR="0" wp14:anchorId="24F9D41C" wp14:editId="1F4B0A8B">
+            <wp:extent cx="5458587" cy="3000794"/>
+            <wp:effectExtent l="0" t="0" r="8890" b="9525"/>
+            <wp:docPr id="569273274" name="Picture 1"/>
             <wp:cNvGraphicFramePr>
               <a:graphicFrameLocks xmlns:a="http://schemas.openxmlformats.org/drawingml/2006/main" noChangeAspect="1"/>
             </wp:cNvGraphicFramePr>
@@ -5378,7 +5240,7 @@
               <a:graphicData uri="http://schemas.openxmlformats.org/drawingml/2006/picture">
                 <pic:pic xmlns:pic="http://schemas.openxmlformats.org/drawingml/2006/picture">
                   <pic:nvPicPr>
-                    <pic:cNvPr id="875402623" name=""/>
+                    <pic:cNvPr id="569273274" name=""/>
                     <pic:cNvPicPr/>
                   </pic:nvPicPr>
                   <pic:blipFill>
@@ -5390,7 +5252,7 @@
                   <pic:spPr>
                     <a:xfrm>
                       <a:off x="0" y="0"/>
-                      <a:ext cx="5572903" cy="7649643"/>
+                      <a:ext cx="5458587" cy="3000794"/>
                     </a:xfrm>
                     <a:prstGeom prst="rect">
                       <a:avLst/>
@@ -5423,21 +5285,23 @@
     <w:p/>
     <w:p>
       <w:r>
-        <w:t>При отладке была обнаружена ловушка для отладчика, в которой прописан вызов прерывания, используемый отладчиком в точках остановы.</w:t>
+        <w:t>При запуске, программа просит ввести флаг, и выводит результат: верный он или нет.</w:t>
       </w:r>
     </w:p>
     <w:p/>
-    <w:p/>
     <w:p>
       <w:pPr>
         <w:pStyle w:val="a8"/>
       </w:pPr>
       <w:r>
+        <w:rPr>
+          <w:noProof/>
+        </w:rPr>
         <w:drawing>
-          <wp:inline distT="0" distB="0" distL="0" distR="0" wp14:anchorId="2F423EA1" wp14:editId="31E924F0">
-            <wp:extent cx="6300470" cy="3309620"/>
-            <wp:effectExtent l="0" t="0" r="0" b="0"/>
-            <wp:docPr id="1382833668" name="Picture 1"/>
+          <wp:inline distT="0" distB="0" distL="0" distR="0" wp14:anchorId="288B3C93" wp14:editId="009F9664">
+            <wp:extent cx="4658375" cy="619211"/>
+            <wp:effectExtent l="0" t="0" r="8890" b="9525"/>
+            <wp:docPr id="368262538" name="Picture 1"/>
             <wp:cNvGraphicFramePr>
               <a:graphicFrameLocks xmlns:a="http://schemas.openxmlformats.org/drawingml/2006/main" noChangeAspect="1"/>
             </wp:cNvGraphicFramePr>
@@ -5445,7 +5309,7 @@
               <a:graphicData uri="http://schemas.openxmlformats.org/drawingml/2006/picture">
                 <pic:pic xmlns:pic="http://schemas.openxmlformats.org/drawingml/2006/picture">
                   <pic:nvPicPr>
-                    <pic:cNvPr id="1382833668" name=""/>
+                    <pic:cNvPr id="368262538" name=""/>
                     <pic:cNvPicPr/>
                   </pic:nvPicPr>
                   <pic:blipFill>
@@ -5457,7 +5321,7 @@
                   <pic:spPr>
                     <a:xfrm>
                       <a:off x="0" y="0"/>
-                      <a:ext cx="6300470" cy="3309620"/>
+                      <a:ext cx="4658375" cy="619211"/>
                     </a:xfrm>
                     <a:prstGeom prst="rect">
                       <a:avLst/>
@@ -5473,30 +5337,642 @@
     <w:p>
       <w:pPr>
         <w:pStyle w:val="a"/>
-      </w:pPr>
-      <w:r>
-        <w:t>Ловушка для отладчика</w:t>
+        <w:rPr>
+          <w:lang w:val="en-US"/>
+        </w:rPr>
+      </w:pPr>
+      <w:r>
+        <w:t xml:space="preserve">Запуск </w:t>
+      </w:r>
+      <w:r>
+        <w:rPr>
+          <w:lang w:val="en-US"/>
+        </w:rPr>
+        <w:t>crackme9.e_xe</w:t>
       </w:r>
     </w:p>
     <w:p/>
     <w:p>
       <w:r>
-        <w:t>После</w:t>
+        <w:t>При отладке программа дает добраться до места ввода флага и корректно завершает свою работу.</w:t>
+      </w:r>
+    </w:p>
+    <w:p/>
+    <w:p>
+      <w:pPr>
+        <w:pStyle w:val="a8"/>
+      </w:pPr>
+      <w:r>
+        <w:rPr>
+          <w:noProof/>
+        </w:rPr>
+        <w:lastRenderedPageBreak/>
+        <w:drawing>
+          <wp:inline distT="0" distB="0" distL="0" distR="0" wp14:anchorId="455D9348" wp14:editId="26E34D73">
+            <wp:extent cx="6300470" cy="2720340"/>
+            <wp:effectExtent l="0" t="0" r="0" b="0"/>
+            <wp:docPr id="593651529" name="Picture 1"/>
+            <wp:cNvGraphicFramePr>
+              <a:graphicFrameLocks xmlns:a="http://schemas.openxmlformats.org/drawingml/2006/main" noChangeAspect="1"/>
+            </wp:cNvGraphicFramePr>
+            <a:graphic xmlns:a="http://schemas.openxmlformats.org/drawingml/2006/main">
+              <a:graphicData uri="http://schemas.openxmlformats.org/drawingml/2006/picture">
+                <pic:pic xmlns:pic="http://schemas.openxmlformats.org/drawingml/2006/picture">
+                  <pic:nvPicPr>
+                    <pic:cNvPr id="593651529" name=""/>
+                    <pic:cNvPicPr/>
+                  </pic:nvPicPr>
+                  <pic:blipFill>
+                    <a:blip r:embed="rId51"/>
+                    <a:stretch>
+                      <a:fillRect/>
+                    </a:stretch>
+                  </pic:blipFill>
+                  <pic:spPr>
+                    <a:xfrm>
+                      <a:off x="0" y="0"/>
+                      <a:ext cx="6300470" cy="2720340"/>
+                    </a:xfrm>
+                    <a:prstGeom prst="rect">
+                      <a:avLst/>
+                    </a:prstGeom>
+                  </pic:spPr>
+                </pic:pic>
+              </a:graphicData>
+            </a:graphic>
+          </wp:inline>
+        </w:drawing>
+      </w:r>
+    </w:p>
+    <w:p>
+      <w:pPr>
+        <w:pStyle w:val="a"/>
+        <w:rPr>
+          <w:lang w:val="en-US"/>
+        </w:rPr>
+      </w:pPr>
+      <w:r>
+        <w:t xml:space="preserve">Отладка </w:t>
+      </w:r>
+      <w:r>
+        <w:rPr>
+          <w:lang w:val="en-US"/>
+        </w:rPr>
+        <w:t>crackme9.e_xe</w:t>
+      </w:r>
+    </w:p>
+    <w:p>
+      <w:pPr>
+        <w:rPr>
+          <w:lang w:val="en-US"/>
+        </w:rPr>
+      </w:pPr>
+    </w:p>
+    <w:p>
+      <w:r>
+        <w:t xml:space="preserve">В </w:t>
+      </w:r>
+      <w:r>
+        <w:rPr>
+          <w:lang w:val="en-US"/>
+        </w:rPr>
+        <w:t>main</w:t>
       </w:r>
       <w:r>
         <w:t xml:space="preserve"> </w:t>
       </w:r>
       <w:r>
-        <w:t>патчинга данного прерывания, отладчик остановился из за исключения, которое вызвано инструкцией, которая ссылается на нечитаемый участок памяти. Из-за этого было решено, что менять данное прерывание нельзя.</w:t>
-      </w:r>
-    </w:p>
-    <w:p>
-      <w:pPr>
-        <w:rPr>
-          <w:lang w:val="en-US"/>
-        </w:rPr>
-      </w:pPr>
-    </w:p>
+        <w:t xml:space="preserve">функции было обнаружено ветвление через </w:t>
+      </w:r>
+      <w:r>
+        <w:rPr>
+          <w:lang w:val="en-US"/>
+        </w:rPr>
+        <w:t>jnz</w:t>
+      </w:r>
+      <w:r>
+        <w:t xml:space="preserve">, </w:t>
+      </w:r>
+      <w:r>
+        <w:t xml:space="preserve">которое направляет поток в случае неверного/верного флага. Вследствие данный </w:t>
+      </w:r>
+      <w:r>
+        <w:rPr>
+          <w:lang w:val="en-US"/>
+        </w:rPr>
+        <w:t>jnz</w:t>
+      </w:r>
+      <w:r>
+        <w:t xml:space="preserve"> </w:t>
+      </w:r>
+      <w:r>
+        <w:t xml:space="preserve">переход был изменен на </w:t>
+      </w:r>
+      <w:r>
+        <w:rPr>
+          <w:lang w:val="en-US"/>
+        </w:rPr>
+        <w:t>jz</w:t>
+      </w:r>
+      <w:r>
+        <w:t xml:space="preserve"> </w:t>
+      </w:r>
+      <w:r>
+        <w:t>и программа выдала верный результат.</w:t>
+      </w:r>
+    </w:p>
+    <w:p/>
+    <w:p>
+      <w:pPr>
+        <w:pStyle w:val="a8"/>
+      </w:pPr>
+      <w:r>
+        <w:rPr>
+          <w:noProof/>
+        </w:rPr>
+        <w:drawing>
+          <wp:inline distT="0" distB="0" distL="0" distR="0" wp14:anchorId="487A5390" wp14:editId="621E81FD">
+            <wp:extent cx="6300470" cy="2980690"/>
+            <wp:effectExtent l="0" t="0" r="0" b="0"/>
+            <wp:docPr id="1046795994" name="Picture 1"/>
+            <wp:cNvGraphicFramePr>
+              <a:graphicFrameLocks xmlns:a="http://schemas.openxmlformats.org/drawingml/2006/main" noChangeAspect="1"/>
+            </wp:cNvGraphicFramePr>
+            <a:graphic xmlns:a="http://schemas.openxmlformats.org/drawingml/2006/main">
+              <a:graphicData uri="http://schemas.openxmlformats.org/drawingml/2006/picture">
+                <pic:pic xmlns:pic="http://schemas.openxmlformats.org/drawingml/2006/picture">
+                  <pic:nvPicPr>
+                    <pic:cNvPr id="1046795994" name=""/>
+                    <pic:cNvPicPr/>
+                  </pic:nvPicPr>
+                  <pic:blipFill>
+                    <a:blip r:embed="rId52"/>
+                    <a:stretch>
+                      <a:fillRect/>
+                    </a:stretch>
+                  </pic:blipFill>
+                  <pic:spPr>
+                    <a:xfrm>
+                      <a:off x="0" y="0"/>
+                      <a:ext cx="6300470" cy="2980690"/>
+                    </a:xfrm>
+                    <a:prstGeom prst="rect">
+                      <a:avLst/>
+                    </a:prstGeom>
+                  </pic:spPr>
+                </pic:pic>
+              </a:graphicData>
+            </a:graphic>
+          </wp:inline>
+        </w:drawing>
+      </w:r>
+    </w:p>
+    <w:p>
+      <w:pPr>
+        <w:pStyle w:val="a"/>
+      </w:pPr>
+      <w:r>
+        <w:t xml:space="preserve">Бинарный патчинг </w:t>
+      </w:r>
+      <w:r>
+        <w:rPr>
+          <w:lang w:val="en-US"/>
+        </w:rPr>
+        <w:t xml:space="preserve">jnz </w:t>
+      </w:r>
+      <w:r>
+        <w:t>перехода.</w:t>
+      </w:r>
+    </w:p>
+    <w:p/>
+    <w:p>
+      <w:r>
+        <w:t xml:space="preserve">Но этого недостаточно для поиска эталонного пароля. Проверка пароля происходит в участке с меткой </w:t>
+      </w:r>
+      <w:r>
+        <w:t>loc_971150</w:t>
+      </w:r>
+      <w:r>
+        <w:t xml:space="preserve">. В ней реализовано 54 проверки пароля </w:t>
+      </w:r>
+      <w:r>
+        <w:lastRenderedPageBreak/>
+        <w:t xml:space="preserve">и антиотладка реализована за счет подмены эталона при обнаружении отладчика через </w:t>
+      </w:r>
+      <w:r>
+        <w:rPr>
+          <w:lang w:val="en-US"/>
+        </w:rPr>
+        <w:t>PEB</w:t>
+      </w:r>
+      <w:r>
+        <w:t>.</w:t>
+      </w:r>
+    </w:p>
+    <w:p/>
+    <w:p>
+      <w:pPr>
+        <w:pStyle w:val="a8"/>
+        <w:rPr>
+          <w:lang w:val="en-US"/>
+        </w:rPr>
+      </w:pPr>
+      <w:r>
+        <w:rPr>
+          <w:noProof/>
+          <w:lang w:val="en-US"/>
+        </w:rPr>
+        <w:drawing>
+          <wp:inline distT="0" distB="0" distL="0" distR="0" wp14:anchorId="2BC9D4A5" wp14:editId="78EF7B01">
+            <wp:extent cx="5763429" cy="1419423"/>
+            <wp:effectExtent l="0" t="0" r="8890" b="9525"/>
+            <wp:docPr id="2147332997" name="Picture 1"/>
+            <wp:cNvGraphicFramePr>
+              <a:graphicFrameLocks xmlns:a="http://schemas.openxmlformats.org/drawingml/2006/main" noChangeAspect="1"/>
+            </wp:cNvGraphicFramePr>
+            <a:graphic xmlns:a="http://schemas.openxmlformats.org/drawingml/2006/main">
+              <a:graphicData uri="http://schemas.openxmlformats.org/drawingml/2006/picture">
+                <pic:pic xmlns:pic="http://schemas.openxmlformats.org/drawingml/2006/picture">
+                  <pic:nvPicPr>
+                    <pic:cNvPr id="2147332997" name=""/>
+                    <pic:cNvPicPr/>
+                  </pic:nvPicPr>
+                  <pic:blipFill>
+                    <a:blip r:embed="rId53"/>
+                    <a:stretch>
+                      <a:fillRect/>
+                    </a:stretch>
+                  </pic:blipFill>
+                  <pic:spPr>
+                    <a:xfrm>
+                      <a:off x="0" y="0"/>
+                      <a:ext cx="5763429" cy="1419423"/>
+                    </a:xfrm>
+                    <a:prstGeom prst="rect">
+                      <a:avLst/>
+                    </a:prstGeom>
+                  </pic:spPr>
+                </pic:pic>
+              </a:graphicData>
+            </a:graphic>
+          </wp:inline>
+        </w:drawing>
+      </w:r>
+    </w:p>
+    <w:p>
+      <w:pPr>
+        <w:pStyle w:val="a"/>
+        <w:rPr>
+          <w:lang w:val="en-US"/>
+        </w:rPr>
+      </w:pPr>
+      <w:r>
+        <w:t xml:space="preserve">Антиотладка через </w:t>
+      </w:r>
+      <w:r>
+        <w:rPr>
+          <w:lang w:val="en-US"/>
+        </w:rPr>
+        <w:t>PEB.</w:t>
+      </w:r>
+    </w:p>
+    <w:p>
+      <w:pPr>
+        <w:rPr>
+          <w:lang w:val="en-US"/>
+        </w:rPr>
+      </w:pPr>
+    </w:p>
+    <w:p>
+      <w:r>
+        <w:t>В ходе статического анализа было обнаружено, что в конце значения сравниваются с 49 и 54.</w:t>
+      </w:r>
+    </w:p>
+    <w:p/>
+    <w:p>
+      <w:pPr>
+        <w:pStyle w:val="a8"/>
+      </w:pPr>
+      <w:r>
+        <w:rPr>
+          <w:noProof/>
+        </w:rPr>
+        <w:drawing>
+          <wp:inline distT="0" distB="0" distL="0" distR="0" wp14:anchorId="332F337D" wp14:editId="34D717E8">
+            <wp:extent cx="4344006" cy="2133898"/>
+            <wp:effectExtent l="0" t="0" r="0" b="0"/>
+            <wp:docPr id="1057003484" name="Picture 1"/>
+            <wp:cNvGraphicFramePr>
+              <a:graphicFrameLocks xmlns:a="http://schemas.openxmlformats.org/drawingml/2006/main" noChangeAspect="1"/>
+            </wp:cNvGraphicFramePr>
+            <a:graphic xmlns:a="http://schemas.openxmlformats.org/drawingml/2006/main">
+              <a:graphicData uri="http://schemas.openxmlformats.org/drawingml/2006/picture">
+                <pic:pic xmlns:pic="http://schemas.openxmlformats.org/drawingml/2006/picture">
+                  <pic:nvPicPr>
+                    <pic:cNvPr id="1057003484" name=""/>
+                    <pic:cNvPicPr/>
+                  </pic:nvPicPr>
+                  <pic:blipFill>
+                    <a:blip r:embed="rId54"/>
+                    <a:stretch>
+                      <a:fillRect/>
+                    </a:stretch>
+                  </pic:blipFill>
+                  <pic:spPr>
+                    <a:xfrm>
+                      <a:off x="0" y="0"/>
+                      <a:ext cx="4344006" cy="2133898"/>
+                    </a:xfrm>
+                    <a:prstGeom prst="rect">
+                      <a:avLst/>
+                    </a:prstGeom>
+                  </pic:spPr>
+                </pic:pic>
+              </a:graphicData>
+            </a:graphic>
+          </wp:inline>
+        </w:drawing>
+      </w:r>
+    </w:p>
+    <w:p>
+      <w:pPr>
+        <w:pStyle w:val="a"/>
+      </w:pPr>
+      <w:r>
+        <w:t>Проверки метрик пароля.</w:t>
+      </w:r>
+    </w:p>
+    <w:p/>
+    <w:p>
+      <w:r>
+        <w:t xml:space="preserve">Далее было замечено, что после </w:t>
+      </w:r>
+      <w:r>
+        <w:rPr>
+          <w:lang w:val="en-US"/>
+        </w:rPr>
+        <w:t>jnz</w:t>
+      </w:r>
+      <w:r>
+        <w:t xml:space="preserve"> </w:t>
+      </w:r>
+      <w:r>
+        <w:t xml:space="preserve">перехода к следующему этапу проверки, выполняется инструкция </w:t>
+      </w:r>
+      <w:r>
+        <w:rPr>
+          <w:i/>
+          <w:iCs/>
+        </w:rPr>
+        <w:t>inc dword ptr [ebp-4]</w:t>
+      </w:r>
+      <w:r>
+        <w:t>, которая выполняет инкримент переменной. Так как данная переменная сравнивается с числом 54, то можно предположить, что в ней хранятся количество пройденых проверок. Другое число может быть равно длине эталонного пароля.</w:t>
+      </w:r>
+    </w:p>
+    <w:p/>
+    <w:p>
+      <w:pPr>
+        <w:rPr>
+          <w:lang w:val="en-US"/>
+        </w:rPr>
+      </w:pPr>
+      <w:r>
+        <w:lastRenderedPageBreak/>
+        <w:t xml:space="preserve">Затем было обнаружено, что во время каждой проверке символ пароля сравнивается с переменной вида </w:t>
+      </w:r>
+      <w:r>
+        <w:rPr>
+          <w:lang w:val="en-US"/>
+        </w:rPr>
+        <w:t>dword</w:t>
+      </w:r>
+      <w:r>
+        <w:t>_</w:t>
+      </w:r>
+      <w:r>
+        <w:rPr>
+          <w:lang w:val="en-US"/>
+        </w:rPr>
+        <w:t>XXX</w:t>
+      </w:r>
+      <w:r>
+        <w:t xml:space="preserve">, </w:t>
+      </w:r>
+      <w:r>
+        <w:t xml:space="preserve">список которых можно обнаружить в секции </w:t>
+      </w:r>
+      <w:r>
+        <w:t>.</w:t>
+      </w:r>
+      <w:r>
+        <w:rPr>
+          <w:lang w:val="en-US"/>
+        </w:rPr>
+        <w:t>data</w:t>
+      </w:r>
+    </w:p>
+    <w:p>
+      <w:pPr>
+        <w:rPr>
+          <w:lang w:val="en-US"/>
+        </w:rPr>
+      </w:pPr>
+    </w:p>
+    <w:p>
+      <w:pPr>
+        <w:pStyle w:val="a8"/>
+        <w:rPr>
+          <w:lang w:val="en-US"/>
+        </w:rPr>
+      </w:pPr>
+      <w:r>
+        <w:drawing>
+          <wp:inline distT="0" distB="0" distL="0" distR="0" wp14:anchorId="0C77B5CB" wp14:editId="5647E5BB">
+            <wp:extent cx="6300470" cy="7139940"/>
+            <wp:effectExtent l="0" t="0" r="0" b="0"/>
+            <wp:docPr id="86241834" name="Picture 1"/>
+            <wp:cNvGraphicFramePr>
+              <a:graphicFrameLocks xmlns:a="http://schemas.openxmlformats.org/drawingml/2006/main" noChangeAspect="1"/>
+            </wp:cNvGraphicFramePr>
+            <a:graphic xmlns:a="http://schemas.openxmlformats.org/drawingml/2006/main">
+              <a:graphicData uri="http://schemas.openxmlformats.org/drawingml/2006/picture">
+                <pic:pic xmlns:pic="http://schemas.openxmlformats.org/drawingml/2006/picture">
+                  <pic:nvPicPr>
+                    <pic:cNvPr id="86241834" name=""/>
+                    <pic:cNvPicPr/>
+                  </pic:nvPicPr>
+                  <pic:blipFill>
+                    <a:blip r:embed="rId55"/>
+                    <a:stretch>
+                      <a:fillRect/>
+                    </a:stretch>
+                  </pic:blipFill>
+                  <pic:spPr>
+                    <a:xfrm>
+                      <a:off x="0" y="0"/>
+                      <a:ext cx="6300470" cy="7139940"/>
+                    </a:xfrm>
+                    <a:prstGeom prst="rect">
+                      <a:avLst/>
+                    </a:prstGeom>
+                  </pic:spPr>
+                </pic:pic>
+              </a:graphicData>
+            </a:graphic>
+          </wp:inline>
+        </w:drawing>
+      </w:r>
+    </w:p>
+    <w:p>
+      <w:pPr>
+        <w:pStyle w:val="a"/>
+      </w:pPr>
+      <w:r>
+        <w:t>Переменные, вероятно хранящие</w:t>
+      </w:r>
+      <w:r>
+        <w:t xml:space="preserve"> </w:t>
+      </w:r>
+      <w:r>
+        <w:t>зашифрованный</w:t>
+      </w:r>
+      <w:r>
+        <w:t xml:space="preserve"> эталонный пароль.</w:t>
+      </w:r>
+    </w:p>
+    <w:p>
+      <w:r>
+        <w:lastRenderedPageBreak/>
+        <w:t xml:space="preserve">Далее был создан </w:t>
+      </w:r>
+      <w:r>
+        <w:rPr>
+          <w:lang w:val="en-US"/>
+        </w:rPr>
+        <w:t>python</w:t>
+      </w:r>
+      <w:r>
+        <w:t xml:space="preserve"> </w:t>
+      </w:r>
+      <w:r>
+        <w:t xml:space="preserve">скрипт, воссоздающий все 54 проверки и возвращающий эталонный пароль. </w:t>
+      </w:r>
+    </w:p>
+    <w:p/>
+    <w:p>
+      <w:pPr>
+        <w:pStyle w:val="a8"/>
+      </w:pPr>
+      <w:r>
+        <w:drawing>
+          <wp:inline distT="0" distB="0" distL="0" distR="0" wp14:anchorId="2B62645B" wp14:editId="4B7E9D0D">
+            <wp:extent cx="6300470" cy="1361440"/>
+            <wp:effectExtent l="0" t="0" r="0" b="0"/>
+            <wp:docPr id="1635553100" name="Picture 1"/>
+            <wp:cNvGraphicFramePr>
+              <a:graphicFrameLocks xmlns:a="http://schemas.openxmlformats.org/drawingml/2006/main" noChangeAspect="1"/>
+            </wp:cNvGraphicFramePr>
+            <a:graphic xmlns:a="http://schemas.openxmlformats.org/drawingml/2006/main">
+              <a:graphicData uri="http://schemas.openxmlformats.org/drawingml/2006/picture">
+                <pic:pic xmlns:pic="http://schemas.openxmlformats.org/drawingml/2006/picture">
+                  <pic:nvPicPr>
+                    <pic:cNvPr id="1635553100" name=""/>
+                    <pic:cNvPicPr/>
+                  </pic:nvPicPr>
+                  <pic:blipFill>
+                    <a:blip r:embed="rId56"/>
+                    <a:stretch>
+                      <a:fillRect/>
+                    </a:stretch>
+                  </pic:blipFill>
+                  <pic:spPr>
+                    <a:xfrm>
+                      <a:off x="0" y="0"/>
+                      <a:ext cx="6300470" cy="1361440"/>
+                    </a:xfrm>
+                    <a:prstGeom prst="rect">
+                      <a:avLst/>
+                    </a:prstGeom>
+                  </pic:spPr>
+                </pic:pic>
+              </a:graphicData>
+            </a:graphic>
+          </wp:inline>
+        </w:drawing>
+      </w:r>
+    </w:p>
+    <w:p>
+      <w:pPr>
+        <w:pStyle w:val="a"/>
+      </w:pPr>
+      <w:r>
+        <w:t>Получение эталонного пароля.</w:t>
+      </w:r>
+    </w:p>
+    <w:p/>
+    <w:p>
+      <w:r>
+        <w:t>Проверка данного пароля показала его корректность.</w:t>
+      </w:r>
+    </w:p>
+    <w:p/>
+    <w:p>
+      <w:pPr>
+        <w:pStyle w:val="a8"/>
+      </w:pPr>
+      <w:r>
+        <w:drawing>
+          <wp:inline distT="0" distB="0" distL="0" distR="0" wp14:anchorId="38E8773D" wp14:editId="49332033">
+            <wp:extent cx="6020640" cy="771633"/>
+            <wp:effectExtent l="0" t="0" r="0" b="9525"/>
+            <wp:docPr id="1771918175" name="Picture 1"/>
+            <wp:cNvGraphicFramePr>
+              <a:graphicFrameLocks xmlns:a="http://schemas.openxmlformats.org/drawingml/2006/main" noChangeAspect="1"/>
+            </wp:cNvGraphicFramePr>
+            <a:graphic xmlns:a="http://schemas.openxmlformats.org/drawingml/2006/main">
+              <a:graphicData uri="http://schemas.openxmlformats.org/drawingml/2006/picture">
+                <pic:pic xmlns:pic="http://schemas.openxmlformats.org/drawingml/2006/picture">
+                  <pic:nvPicPr>
+                    <pic:cNvPr id="1771918175" name=""/>
+                    <pic:cNvPicPr/>
+                  </pic:nvPicPr>
+                  <pic:blipFill>
+                    <a:blip r:embed="rId57"/>
+                    <a:stretch>
+                      <a:fillRect/>
+                    </a:stretch>
+                  </pic:blipFill>
+                  <pic:spPr>
+                    <a:xfrm>
+                      <a:off x="0" y="0"/>
+                      <a:ext cx="6020640" cy="771633"/>
+                    </a:xfrm>
+                    <a:prstGeom prst="rect">
+                      <a:avLst/>
+                    </a:prstGeom>
+                  </pic:spPr>
+                </pic:pic>
+              </a:graphicData>
+            </a:graphic>
+          </wp:inline>
+        </w:drawing>
+      </w:r>
+    </w:p>
+    <w:p>
+      <w:pPr>
+        <w:pStyle w:val="a"/>
+      </w:pPr>
+      <w:r>
+        <w:t>Корректность полученного эталона.</w:t>
+      </w:r>
+    </w:p>
+    <w:p>
+      <w:pPr>
+        <w:pStyle w:val="a8"/>
+      </w:pPr>
+    </w:p>
+    <w:p/>
     <w:p>
       <w:pPr>
         <w:spacing w:line="240" w:lineRule="auto"/>
@@ -5512,7 +5988,13 @@
       </w:pPr>
       <w:r>
         <w:lastRenderedPageBreak/>
-        <w:t>приложение А</w:t>
+        <w:t>приложение</w:t>
+      </w:r>
+      <w:r>
+        <w:t xml:space="preserve"> </w:t>
+      </w:r>
+      <w:r>
+        <w:t>А</w:t>
       </w:r>
     </w:p>
     <w:p>
@@ -5520,407 +6002,292 @@
         <w:rPr>
           <w:i/>
           <w:iCs/>
-        </w:rPr>
-        <w:t>XORdetect.py</w:t>
-      </w:r>
-    </w:p>
-    <w:p/>
-    <w:p>
-      <w:pPr>
-        <w:pStyle w:val="a6"/>
-      </w:pPr>
-      <w:r>
-        <w:t xml:space="preserve">import </w:t>
-      </w:r>
-      <w:proofErr w:type="spellStart"/>
-      <w:r>
-        <w:rPr>
-          <w:u w:val="single"/>
-        </w:rPr>
-        <w:t>idautils</w:t>
-      </w:r>
-      <w:proofErr w:type="spellEnd"/>
-    </w:p>
-    <w:p>
-      <w:pPr>
-        <w:pStyle w:val="a6"/>
-      </w:pPr>
-      <w:r>
-        <w:t xml:space="preserve">import </w:t>
-      </w:r>
-      <w:proofErr w:type="spellStart"/>
-      <w:r>
-        <w:rPr>
-          <w:u w:val="single"/>
-        </w:rPr>
-        <w:t>idc</w:t>
-      </w:r>
-      <w:proofErr w:type="spellEnd"/>
-    </w:p>
-    <w:p>
-      <w:pPr>
-        <w:pStyle w:val="a6"/>
-      </w:pPr>
+          <w:lang w:val="en-US"/>
+        </w:rPr>
+        <w:t>XORdetect</w:t>
+      </w:r>
       <w:r>
         <w:rPr>
           <w:i/>
           <w:iCs/>
         </w:rPr>
-        <w:t>def</w:t>
-      </w:r>
-      <w:r>
-        <w:t xml:space="preserve"> </w:t>
-      </w:r>
-      <w:proofErr w:type="spellStart"/>
-      <w:r>
-        <w:t>find_</w:t>
-      </w:r>
-      <w:proofErr w:type="gramStart"/>
-      <w:r>
-        <w:t>XOR</w:t>
-      </w:r>
-      <w:proofErr w:type="spellEnd"/>
-      <w:r>
-        <w:t>(</w:t>
-      </w:r>
-      <w:proofErr w:type="gramEnd"/>
-      <w:r>
-        <w:t>):</w:t>
-      </w:r>
-    </w:p>
-    <w:p>
-      <w:pPr>
-        <w:pStyle w:val="a6"/>
-      </w:pPr>
-      <w:r>
-        <w:t xml:space="preserve">    </w:t>
-      </w:r>
-      <w:proofErr w:type="gramStart"/>
-      <w:r>
-        <w:t>print(</w:t>
-      </w:r>
-      <w:proofErr w:type="gramEnd"/>
-      <w:r>
-        <w:t>"XOR DETECTION REPORT: ")</w:t>
-      </w:r>
-    </w:p>
-    <w:p>
-      <w:pPr>
-        <w:pStyle w:val="a6"/>
-      </w:pPr>
-    </w:p>
-    <w:p>
-      <w:pPr>
-        <w:pStyle w:val="a6"/>
-      </w:pPr>
-      <w:r>
-        <w:t xml:space="preserve">    for segment in </w:t>
-      </w:r>
-      <w:proofErr w:type="spellStart"/>
-      <w:proofErr w:type="gramStart"/>
-      <w:r>
-        <w:rPr>
-          <w:u w:val="single"/>
-        </w:rPr>
-        <w:t>idautils</w:t>
-      </w:r>
-      <w:r>
-        <w:t>.Segments</w:t>
-      </w:r>
-      <w:proofErr w:type="spellEnd"/>
-      <w:proofErr w:type="gramEnd"/>
-      <w:r>
-        <w:t>():</w:t>
-      </w:r>
-    </w:p>
-    <w:p>
-      <w:pPr>
-        <w:pStyle w:val="a6"/>
-      </w:pPr>
-      <w:r>
-        <w:t xml:space="preserve">        if </w:t>
-      </w:r>
-      <w:proofErr w:type="spellStart"/>
-      <w:r>
-        <w:rPr>
-          <w:u w:val="single"/>
-        </w:rPr>
-        <w:t>idc</w:t>
-      </w:r>
-      <w:r>
-        <w:t>.get_segm_name</w:t>
-      </w:r>
-      <w:proofErr w:type="spellEnd"/>
-      <w:r>
-        <w:t>(segment</w:t>
-      </w:r>
-      <w:proofErr w:type="gramStart"/>
-      <w:r>
-        <w:t>) !</w:t>
-      </w:r>
-      <w:proofErr w:type="gramEnd"/>
-      <w:r>
-        <w:t>= ".text":</w:t>
-      </w:r>
-    </w:p>
-    <w:p>
-      <w:pPr>
-        <w:pStyle w:val="a6"/>
-      </w:pPr>
-      <w:r>
-        <w:t>            continue</w:t>
-      </w:r>
-    </w:p>
-    <w:p>
-      <w:pPr>
-        <w:pStyle w:val="a6"/>
-      </w:pPr>
-    </w:p>
-    <w:p>
-      <w:pPr>
-        <w:pStyle w:val="a6"/>
-      </w:pPr>
-      <w:r>
-        <w:t xml:space="preserve">        address = </w:t>
-      </w:r>
-      <w:proofErr w:type="spellStart"/>
-      <w:r>
-        <w:rPr>
-          <w:u w:val="single"/>
-        </w:rPr>
-        <w:t>idc</w:t>
-      </w:r>
-      <w:r>
-        <w:t>.get_segm_start</w:t>
-      </w:r>
-      <w:proofErr w:type="spellEnd"/>
-      <w:r>
-        <w:t>(segment)</w:t>
-      </w:r>
-    </w:p>
-    <w:p>
-      <w:pPr>
-        <w:pStyle w:val="a6"/>
-      </w:pPr>
-      <w:r>
-        <w:t xml:space="preserve">        end = </w:t>
-      </w:r>
-      <w:proofErr w:type="spellStart"/>
-      <w:r>
-        <w:rPr>
-          <w:u w:val="single"/>
-        </w:rPr>
-        <w:t>idc</w:t>
-      </w:r>
-      <w:r>
-        <w:t>.get_segm_end</w:t>
-      </w:r>
-      <w:proofErr w:type="spellEnd"/>
-      <w:r>
-        <w:t>(segment)</w:t>
-      </w:r>
-    </w:p>
-    <w:p>
-      <w:pPr>
-        <w:pStyle w:val="a6"/>
-      </w:pPr>
-    </w:p>
-    <w:p>
-      <w:pPr>
-        <w:pStyle w:val="a6"/>
-      </w:pPr>
-      <w:r>
-        <w:t>        while address &lt; end:</w:t>
-      </w:r>
-    </w:p>
-    <w:p>
-      <w:pPr>
-        <w:pStyle w:val="a6"/>
-      </w:pPr>
-      <w:r>
-        <w:t xml:space="preserve">            if </w:t>
-      </w:r>
-      <w:proofErr w:type="spellStart"/>
-      <w:r>
-        <w:rPr>
-          <w:u w:val="single"/>
-        </w:rPr>
-        <w:t>idc</w:t>
-      </w:r>
-      <w:r>
-        <w:t>.print_insn_mnem</w:t>
-      </w:r>
-      <w:proofErr w:type="spellEnd"/>
-      <w:r>
-        <w:t>(address</w:t>
-      </w:r>
-      <w:proofErr w:type="gramStart"/>
-      <w:r>
-        <w:t>).lower</w:t>
-      </w:r>
-      <w:proofErr w:type="gramEnd"/>
-      <w:r>
-        <w:t>() == "</w:t>
-      </w:r>
-      <w:proofErr w:type="spellStart"/>
-      <w:r>
-        <w:t>xor</w:t>
-      </w:r>
-      <w:proofErr w:type="spellEnd"/>
-      <w:r>
-        <w:t>":</w:t>
-      </w:r>
-    </w:p>
-    <w:p>
-      <w:pPr>
-        <w:pStyle w:val="a6"/>
-      </w:pPr>
-      <w:r>
-        <w:t xml:space="preserve">                op1 = </w:t>
-      </w:r>
-      <w:proofErr w:type="spellStart"/>
-      <w:r>
-        <w:rPr>
-          <w:u w:val="single"/>
-        </w:rPr>
-        <w:t>idc</w:t>
-      </w:r>
-      <w:r>
-        <w:t>.print_</w:t>
-      </w:r>
-      <w:proofErr w:type="gramStart"/>
-      <w:r>
-        <w:t>operand</w:t>
-      </w:r>
-      <w:proofErr w:type="spellEnd"/>
-      <w:r>
-        <w:t>(</w:t>
-      </w:r>
-      <w:proofErr w:type="gramEnd"/>
-      <w:r>
-        <w:t>address, 0)</w:t>
-      </w:r>
-    </w:p>
-    <w:p>
-      <w:pPr>
-        <w:pStyle w:val="a6"/>
-      </w:pPr>
-      <w:r>
-        <w:t xml:space="preserve">                op2 = </w:t>
-      </w:r>
-      <w:proofErr w:type="spellStart"/>
-      <w:r>
-        <w:rPr>
-          <w:u w:val="single"/>
-        </w:rPr>
-        <w:t>idc</w:t>
-      </w:r>
-      <w:r>
-        <w:t>.print_</w:t>
-      </w:r>
-      <w:proofErr w:type="gramStart"/>
-      <w:r>
-        <w:t>operand</w:t>
-      </w:r>
-      <w:proofErr w:type="spellEnd"/>
-      <w:r>
-        <w:t>(</w:t>
-      </w:r>
-      <w:proofErr w:type="gramEnd"/>
-      <w:r>
-        <w:t>address, 1)</w:t>
-      </w:r>
-    </w:p>
-    <w:p>
-      <w:pPr>
-        <w:pStyle w:val="a6"/>
-      </w:pPr>
-      <w:r>
-        <w:t>                if op</w:t>
-      </w:r>
-      <w:proofErr w:type="gramStart"/>
-      <w:r>
-        <w:t>1 !</w:t>
-      </w:r>
-      <w:proofErr w:type="gramEnd"/>
-      <w:r>
-        <w:t>= op2:</w:t>
-      </w:r>
-    </w:p>
-    <w:p>
-      <w:pPr>
-        <w:pStyle w:val="a6"/>
-      </w:pPr>
-      <w:r>
-        <w:t>                    if "0x" in op2 or "[" in op2 or "[" in op1:</w:t>
-      </w:r>
-    </w:p>
-    <w:p>
-      <w:pPr>
-        <w:pStyle w:val="a6"/>
-      </w:pPr>
-      <w:r>
-        <w:t>                        if "[" in op1 and "[" not in op2:</w:t>
-      </w:r>
-    </w:p>
-    <w:p>
-      <w:pPr>
-        <w:pStyle w:val="a6"/>
-      </w:pPr>
-      <w:r>
-        <w:t>                            left, right = op2, op1</w:t>
-      </w:r>
-    </w:p>
-    <w:p>
-      <w:pPr>
-        <w:pStyle w:val="a6"/>
-      </w:pPr>
-      <w:r>
-        <w:t>                        else:</w:t>
-      </w:r>
-    </w:p>
-    <w:p>
-      <w:pPr>
-        <w:pStyle w:val="a6"/>
-      </w:pPr>
-      <w:r>
-        <w:t>                            right, left = op2, op1</w:t>
-      </w:r>
-    </w:p>
-    <w:p>
-      <w:pPr>
-        <w:pStyle w:val="a6"/>
-      </w:pPr>
-      <w:r>
-        <w:t xml:space="preserve">                        </w:t>
-      </w:r>
-      <w:proofErr w:type="gramStart"/>
-      <w:r>
-        <w:t>print(</w:t>
-      </w:r>
-      <w:proofErr w:type="spellStart"/>
-      <w:proofErr w:type="gramEnd"/>
+        <w:t>.</w:t>
+      </w:r>
       <w:r>
         <w:rPr>
           <w:i/>
           <w:iCs/>
+          <w:lang w:val="en-US"/>
+        </w:rPr>
+        <w:t>py</w:t>
+      </w:r>
+    </w:p>
+    <w:p/>
+    <w:p>
+      <w:pPr>
+        <w:pStyle w:val="a6"/>
+      </w:pPr>
+      <w:r>
+        <w:t xml:space="preserve">import </w:t>
+      </w:r>
+      <w:r>
+        <w:rPr>
+          <w:u w:val="single"/>
+        </w:rPr>
+        <w:t>idautils</w:t>
+      </w:r>
+    </w:p>
+    <w:p>
+      <w:pPr>
+        <w:pStyle w:val="a6"/>
+      </w:pPr>
+      <w:r>
+        <w:t xml:space="preserve">import </w:t>
+      </w:r>
+      <w:r>
+        <w:rPr>
+          <w:u w:val="single"/>
+        </w:rPr>
+        <w:t>idc</w:t>
+      </w:r>
+    </w:p>
+    <w:p>
+      <w:pPr>
+        <w:pStyle w:val="a6"/>
+      </w:pPr>
+      <w:r>
+        <w:rPr>
+          <w:i/>
+          <w:iCs/>
+        </w:rPr>
+        <w:t>def</w:t>
+      </w:r>
+      <w:r>
+        <w:t xml:space="preserve"> find_XOR():</w:t>
+      </w:r>
+    </w:p>
+    <w:p>
+      <w:pPr>
+        <w:pStyle w:val="a6"/>
+      </w:pPr>
+      <w:r>
+        <w:t>    print("XOR DETECTION REPORT: ")</w:t>
+      </w:r>
+    </w:p>
+    <w:p>
+      <w:pPr>
+        <w:pStyle w:val="a6"/>
+      </w:pPr>
+    </w:p>
+    <w:p>
+      <w:pPr>
+        <w:pStyle w:val="a6"/>
+      </w:pPr>
+      <w:r>
+        <w:t xml:space="preserve">    for segment in </w:t>
+      </w:r>
+      <w:r>
+        <w:rPr>
+          <w:u w:val="single"/>
+        </w:rPr>
+        <w:t>idautils</w:t>
+      </w:r>
+      <w:r>
+        <w:t>.Segments():</w:t>
+      </w:r>
+    </w:p>
+    <w:p>
+      <w:pPr>
+        <w:pStyle w:val="a6"/>
+      </w:pPr>
+      <w:r>
+        <w:t xml:space="preserve">        if </w:t>
+      </w:r>
+      <w:r>
+        <w:rPr>
+          <w:u w:val="single"/>
+        </w:rPr>
+        <w:t>idc</w:t>
+      </w:r>
+      <w:r>
+        <w:t>.get_segm_name(segment) != ".text":</w:t>
+      </w:r>
+    </w:p>
+    <w:p>
+      <w:pPr>
+        <w:pStyle w:val="a6"/>
+      </w:pPr>
+      <w:r>
+        <w:t>            continue</w:t>
+      </w:r>
+    </w:p>
+    <w:p>
+      <w:pPr>
+        <w:pStyle w:val="a6"/>
+      </w:pPr>
+    </w:p>
+    <w:p>
+      <w:pPr>
+        <w:pStyle w:val="a6"/>
+      </w:pPr>
+      <w:r>
+        <w:t xml:space="preserve">        address = </w:t>
+      </w:r>
+      <w:r>
+        <w:rPr>
+          <w:u w:val="single"/>
+        </w:rPr>
+        <w:t>idc</w:t>
+      </w:r>
+      <w:r>
+        <w:t>.get_segm_start(segment)</w:t>
+      </w:r>
+    </w:p>
+    <w:p>
+      <w:pPr>
+        <w:pStyle w:val="a6"/>
+      </w:pPr>
+      <w:r>
+        <w:t xml:space="preserve">        end = </w:t>
+      </w:r>
+      <w:r>
+        <w:rPr>
+          <w:u w:val="single"/>
+        </w:rPr>
+        <w:t>idc</w:t>
+      </w:r>
+      <w:r>
+        <w:t>.get_segm_end(segment)</w:t>
+      </w:r>
+    </w:p>
+    <w:p>
+      <w:pPr>
+        <w:pStyle w:val="a6"/>
+      </w:pPr>
+    </w:p>
+    <w:p>
+      <w:pPr>
+        <w:pStyle w:val="a6"/>
+      </w:pPr>
+      <w:r>
+        <w:t>        while address &lt; end:</w:t>
+      </w:r>
+    </w:p>
+    <w:p>
+      <w:pPr>
+        <w:pStyle w:val="a6"/>
+      </w:pPr>
+      <w:r>
+        <w:t xml:space="preserve">            if </w:t>
+      </w:r>
+      <w:r>
+        <w:rPr>
+          <w:u w:val="single"/>
+        </w:rPr>
+        <w:t>idc</w:t>
+      </w:r>
+      <w:r>
+        <w:t>.print_insn_mnem(address).lower() == "xor":</w:t>
+      </w:r>
+    </w:p>
+    <w:p>
+      <w:pPr>
+        <w:pStyle w:val="a6"/>
+      </w:pPr>
+      <w:r>
+        <w:t xml:space="preserve">                op1 = </w:t>
+      </w:r>
+      <w:r>
+        <w:rPr>
+          <w:u w:val="single"/>
+        </w:rPr>
+        <w:t>idc</w:t>
+      </w:r>
+      <w:r>
+        <w:t>.print_operand(address, 0)</w:t>
+      </w:r>
+    </w:p>
+    <w:p>
+      <w:pPr>
+        <w:pStyle w:val="a6"/>
+      </w:pPr>
+      <w:r>
+        <w:t xml:space="preserve">                op2 = </w:t>
+      </w:r>
+      <w:r>
+        <w:rPr>
+          <w:u w:val="single"/>
+        </w:rPr>
+        <w:t>idc</w:t>
+      </w:r>
+      <w:r>
+        <w:t>.print_operand(address, 1)</w:t>
+      </w:r>
+    </w:p>
+    <w:p>
+      <w:pPr>
+        <w:pStyle w:val="a6"/>
+      </w:pPr>
+      <w:r>
+        <w:t>                if op1 != op2:</w:t>
+      </w:r>
+    </w:p>
+    <w:p>
+      <w:pPr>
+        <w:pStyle w:val="a6"/>
+      </w:pPr>
+      <w:r>
+        <w:t>                    if "0x" in op2 or "[" in op2 or "[" in op1:</w:t>
+      </w:r>
+    </w:p>
+    <w:p>
+      <w:pPr>
+        <w:pStyle w:val="a6"/>
+      </w:pPr>
+      <w:r>
+        <w:t>                        if "[" in op1 and "[" not in op2:</w:t>
+      </w:r>
+    </w:p>
+    <w:p>
+      <w:pPr>
+        <w:pStyle w:val="a6"/>
+      </w:pPr>
+      <w:r>
+        <w:t>                            left, right = op2, op1</w:t>
+      </w:r>
+    </w:p>
+    <w:p>
+      <w:pPr>
+        <w:pStyle w:val="a6"/>
+      </w:pPr>
+      <w:r>
+        <w:t>                        else:</w:t>
+      </w:r>
+    </w:p>
+    <w:p>
+      <w:pPr>
+        <w:pStyle w:val="a6"/>
+      </w:pPr>
+      <w:r>
+        <w:t>                            right, left = op2, op1</w:t>
+      </w:r>
+    </w:p>
+    <w:p>
+      <w:pPr>
+        <w:pStyle w:val="a6"/>
+      </w:pPr>
+      <w:r>
+        <w:t>                        print(</w:t>
+      </w:r>
+      <w:r>
+        <w:rPr>
+          <w:i/>
+          <w:iCs/>
         </w:rPr>
         <w:t>f</w:t>
       </w:r>
       <w:r>
-        <w:t>"XOR</w:t>
-      </w:r>
-      <w:proofErr w:type="spellEnd"/>
-      <w:r>
-        <w:t xml:space="preserve"> at {hex(</w:t>
-      </w:r>
-      <w:proofErr w:type="gramStart"/>
-      <w:r>
-        <w:t>address)}</w:t>
-      </w:r>
-      <w:proofErr w:type="gramEnd"/>
-      <w:r>
-        <w:t>: {left} - {right};")</w:t>
+        <w:t>"XOR at {hex(address)}: {left} - {right};")</w:t>
       </w:r>
     </w:p>
     <w:p>
@@ -5930,8 +6297,6 @@
       <w:r>
         <w:t xml:space="preserve">            address = </w:t>
       </w:r>
-      <w:proofErr w:type="spellStart"/>
-      <w:proofErr w:type="gramStart"/>
       <w:r>
         <w:rPr>
           <w:u w:val="single"/>
@@ -5939,15 +6304,7 @@
         <w:t>idc</w:t>
       </w:r>
       <w:r>
-        <w:t>.next</w:t>
-      </w:r>
-      <w:proofErr w:type="gramEnd"/>
-      <w:r>
-        <w:t>_head</w:t>
-      </w:r>
-      <w:proofErr w:type="spellEnd"/>
-      <w:r>
-        <w:t>(address)</w:t>
+        <w:t>.next_head(address)</w:t>
       </w:r>
     </w:p>
     <w:p>
@@ -5969,16 +6326,31 @@
         </w:rPr>
       </w:pPr>
       <w:r>
+        <w:rPr>
+          <w:lang w:val="en-US"/>
+        </w:rPr>
         <w:br w:type="page"/>
       </w:r>
     </w:p>
     <w:p>
       <w:pPr>
         <w:pStyle w:val="a9"/>
+        <w:rPr>
+          <w:lang w:val="en-US"/>
+        </w:rPr>
       </w:pPr>
       <w:r>
         <w:lastRenderedPageBreak/>
-        <w:t>приложение Б</w:t>
+        <w:t>приложение</w:t>
+      </w:r>
+      <w:r>
+        <w:rPr>
+          <w:lang w:val="en-US"/>
+        </w:rPr>
+        <w:t xml:space="preserve"> </w:t>
+      </w:r>
+      <w:r>
+        <w:t>Б</w:t>
       </w:r>
     </w:p>
     <w:p>
@@ -6005,14 +6377,12 @@
       <w:r>
         <w:t xml:space="preserve">import </w:t>
       </w:r>
-      <w:proofErr w:type="spellStart"/>
       <w:r>
         <w:rPr>
           <w:u w:val="single"/>
         </w:rPr>
         <w:t>idautils</w:t>
       </w:r>
-      <w:proofErr w:type="spellEnd"/>
     </w:p>
     <w:p>
       <w:pPr>
@@ -6021,14 +6391,12 @@
       <w:r>
         <w:t xml:space="preserve">import </w:t>
       </w:r>
-      <w:proofErr w:type="spellStart"/>
       <w:r>
         <w:rPr>
           <w:u w:val="single"/>
         </w:rPr>
         <w:t>idc</w:t>
       </w:r>
-      <w:proofErr w:type="spellEnd"/>
     </w:p>
     <w:p>
       <w:pPr>
@@ -6037,14 +6405,12 @@
       <w:r>
         <w:t xml:space="preserve">import </w:t>
       </w:r>
-      <w:proofErr w:type="spellStart"/>
       <w:r>
         <w:rPr>
           <w:u w:val="single"/>
         </w:rPr>
         <w:t>ida_bytes</w:t>
       </w:r>
-      <w:proofErr w:type="spellEnd"/>
     </w:p>
     <w:p>
       <w:pPr>
@@ -6069,20 +6435,7 @@
         <w:t>def</w:t>
       </w:r>
       <w:r>
-        <w:t xml:space="preserve"> </w:t>
-      </w:r>
-      <w:proofErr w:type="spellStart"/>
-      <w:proofErr w:type="gramStart"/>
-      <w:r>
-        <w:t>decryptXOR</w:t>
-      </w:r>
-      <w:proofErr w:type="spellEnd"/>
-      <w:r>
-        <w:t>(</w:t>
-      </w:r>
-      <w:proofErr w:type="gramEnd"/>
-      <w:r>
-        <w:t>):</w:t>
+        <w:t xml:space="preserve"> decryptXOR():</w:t>
       </w:r>
     </w:p>
     <w:p>
@@ -6124,15 +6477,7 @@
         <w:pStyle w:val="a6"/>
       </w:pPr>
       <w:r>
-        <w:t xml:space="preserve">    </w:t>
-      </w:r>
-      <w:proofErr w:type="spellStart"/>
-      <w:r>
-        <w:t>is_ascii</w:t>
-      </w:r>
-      <w:proofErr w:type="spellEnd"/>
-      <w:r>
-        <w:t xml:space="preserve"> = </w:t>
+        <w:t xml:space="preserve">    is_ascii = </w:t>
       </w:r>
       <w:r>
         <w:rPr>
@@ -6144,7 +6489,6 @@
       <w:r>
         <w:t xml:space="preserve"> </w:t>
       </w:r>
-      <w:proofErr w:type="gramStart"/>
       <w:r>
         <w:rPr>
           <w:i/>
@@ -6153,11 +6497,7 @@
         <w:t>byte</w:t>
       </w:r>
       <w:r>
-        <w:t xml:space="preserve"> :</w:t>
-      </w:r>
-      <w:proofErr w:type="gramEnd"/>
-      <w:r>
-        <w:t xml:space="preserve"> 32 &lt;= </w:t>
+        <w:t xml:space="preserve"> : 32 &lt;= </w:t>
       </w:r>
       <w:r>
         <w:rPr>
@@ -6175,15 +6515,7 @@
         <w:pStyle w:val="a6"/>
       </w:pPr>
       <w:r>
-        <w:t xml:space="preserve">    </w:t>
-      </w:r>
-      <w:proofErr w:type="gramStart"/>
-      <w:r>
-        <w:t>print(</w:t>
-      </w:r>
-      <w:proofErr w:type="gramEnd"/>
-      <w:r>
-        <w:t>"XOR DECRYPTION REPORT: ")</w:t>
+        <w:t>    print("XOR DECRYPTION REPORT: ")</w:t>
       </w:r>
     </w:p>
     <w:p>
@@ -6193,8 +6525,6 @@
       <w:r>
         <w:t xml:space="preserve">    for segment in </w:t>
       </w:r>
-      <w:proofErr w:type="spellStart"/>
-      <w:proofErr w:type="gramStart"/>
       <w:r>
         <w:rPr>
           <w:u w:val="single"/>
@@ -6202,30 +6532,16 @@
         <w:t>idautils</w:t>
       </w:r>
       <w:r>
-        <w:t>.Segments</w:t>
-      </w:r>
-      <w:proofErr w:type="spellEnd"/>
-      <w:proofErr w:type="gramEnd"/>
-      <w:r>
-        <w:t>():</w:t>
-      </w:r>
-    </w:p>
-    <w:p>
-      <w:pPr>
-        <w:pStyle w:val="a6"/>
-      </w:pPr>
-      <w:r>
-        <w:t xml:space="preserve">        </w:t>
-      </w:r>
-      <w:proofErr w:type="spellStart"/>
-      <w:r>
-        <w:t>segment_name</w:t>
-      </w:r>
-      <w:proofErr w:type="spellEnd"/>
-      <w:r>
-        <w:t xml:space="preserve"> = </w:t>
-      </w:r>
-      <w:proofErr w:type="spellStart"/>
+        <w:t>.Segments():</w:t>
+      </w:r>
+    </w:p>
+    <w:p>
+      <w:pPr>
+        <w:pStyle w:val="a6"/>
+      </w:pPr>
+      <w:r>
+        <w:t xml:space="preserve">        segment_name = </w:t>
+      </w:r>
       <w:r>
         <w:rPr>
           <w:u w:val="single"/>
@@ -6233,66 +6549,20 @@
         <w:t>idc</w:t>
       </w:r>
       <w:r>
-        <w:t>.get_segm_name</w:t>
-      </w:r>
-      <w:proofErr w:type="spellEnd"/>
-      <w:r>
-        <w:t>(segment)</w:t>
-      </w:r>
-    </w:p>
-    <w:p>
-      <w:pPr>
-        <w:pStyle w:val="a6"/>
-      </w:pPr>
-    </w:p>
-    <w:p>
-      <w:pPr>
-        <w:pStyle w:val="a6"/>
-      </w:pPr>
-      <w:r>
-        <w:t xml:space="preserve">        if </w:t>
-      </w:r>
-      <w:proofErr w:type="spellStart"/>
-      <w:r>
-        <w:t>segment_name</w:t>
-      </w:r>
-      <w:proofErr w:type="spellEnd"/>
-      <w:r>
-        <w:t xml:space="preserve"> not in [</w:t>
-      </w:r>
-      <w:proofErr w:type="gramStart"/>
-      <w:r>
-        <w:t>".</w:t>
-      </w:r>
-      <w:proofErr w:type="gramEnd"/>
-      <w:r>
-        <w:t xml:space="preserve">data", </w:t>
-      </w:r>
-      <w:proofErr w:type="gramStart"/>
-      <w:r>
-        <w:t>".</w:t>
-      </w:r>
-      <w:proofErr w:type="spellStart"/>
-      <w:r>
-        <w:t>rdata</w:t>
-      </w:r>
-      <w:proofErr w:type="spellEnd"/>
-      <w:proofErr w:type="gramEnd"/>
-      <w:r>
-        <w:t xml:space="preserve">", </w:t>
-      </w:r>
-      <w:proofErr w:type="gramStart"/>
-      <w:r>
-        <w:t>".</w:t>
-      </w:r>
-      <w:proofErr w:type="spellStart"/>
-      <w:r>
-        <w:t>idata</w:t>
-      </w:r>
-      <w:proofErr w:type="spellEnd"/>
-      <w:proofErr w:type="gramEnd"/>
-      <w:r>
-        <w:t>"]: continue</w:t>
+        <w:t>.get_segm_name(segment)</w:t>
+      </w:r>
+    </w:p>
+    <w:p>
+      <w:pPr>
+        <w:pStyle w:val="a6"/>
+      </w:pPr>
+    </w:p>
+    <w:p>
+      <w:pPr>
+        <w:pStyle w:val="a6"/>
+      </w:pPr>
+      <w:r>
+        <w:t>        if segment_name not in [".data", ".rdata", ".idata"]: continue</w:t>
       </w:r>
     </w:p>
     <w:p>
@@ -6307,7 +6577,6 @@
       <w:r>
         <w:t xml:space="preserve">        start, end = </w:t>
       </w:r>
-      <w:proofErr w:type="spellStart"/>
       <w:r>
         <w:rPr>
           <w:u w:val="single"/>
@@ -6315,13 +6584,8 @@
         <w:t>idc</w:t>
       </w:r>
       <w:r>
-        <w:t>.get_segm_start</w:t>
-      </w:r>
-      <w:proofErr w:type="spellEnd"/>
-      <w:r>
-        <w:t xml:space="preserve">(segment), </w:t>
-      </w:r>
-      <w:proofErr w:type="spellStart"/>
+        <w:t xml:space="preserve">.get_segm_start(segment), </w:t>
+      </w:r>
       <w:r>
         <w:rPr>
           <w:u w:val="single"/>
@@ -6329,53 +6593,33 @@
         <w:t>idc</w:t>
       </w:r>
       <w:r>
-        <w:t>.get_segm_end</w:t>
-      </w:r>
-      <w:proofErr w:type="spellEnd"/>
-      <w:r>
-        <w:t>(segment)</w:t>
-      </w:r>
-    </w:p>
-    <w:p>
-      <w:pPr>
-        <w:pStyle w:val="a6"/>
-      </w:pPr>
-    </w:p>
-    <w:p>
-      <w:pPr>
-        <w:pStyle w:val="a6"/>
-      </w:pPr>
-      <w:r>
-        <w:t xml:space="preserve">        </w:t>
-      </w:r>
-      <w:proofErr w:type="spellStart"/>
-      <w:r>
-        <w:t>addr</w:t>
-      </w:r>
-      <w:proofErr w:type="spellEnd"/>
-      <w:r>
-        <w:t xml:space="preserve"> = start</w:t>
-      </w:r>
-    </w:p>
-    <w:p>
-      <w:pPr>
-        <w:pStyle w:val="a6"/>
-      </w:pPr>
-    </w:p>
-    <w:p>
-      <w:pPr>
-        <w:pStyle w:val="a6"/>
-      </w:pPr>
-      <w:r>
-        <w:t xml:space="preserve">        while </w:t>
-      </w:r>
-      <w:proofErr w:type="spellStart"/>
-      <w:r>
-        <w:t>addr</w:t>
-      </w:r>
-      <w:proofErr w:type="spellEnd"/>
-      <w:r>
-        <w:t xml:space="preserve"> &lt; end - MIN_LEN:</w:t>
+        <w:t>.get_segm_end(segment)</w:t>
+      </w:r>
+    </w:p>
+    <w:p>
+      <w:pPr>
+        <w:pStyle w:val="a6"/>
+      </w:pPr>
+    </w:p>
+    <w:p>
+      <w:pPr>
+        <w:pStyle w:val="a6"/>
+      </w:pPr>
+      <w:r>
+        <w:t>        addr = start</w:t>
+      </w:r>
+    </w:p>
+    <w:p>
+      <w:pPr>
+        <w:pStyle w:val="a6"/>
+      </w:pPr>
+    </w:p>
+    <w:p>
+      <w:pPr>
+        <w:pStyle w:val="a6"/>
+      </w:pPr>
+      <w:r>
+        <w:t>        while addr &lt; end - MIN_LEN:</w:t>
       </w:r>
     </w:p>
     <w:p>
@@ -6393,7 +6637,6 @@
       <w:r>
         <w:t xml:space="preserve">            for key in </w:t>
       </w:r>
-      <w:proofErr w:type="gramStart"/>
       <w:r>
         <w:rPr>
           <w:u w:val="single"/>
@@ -6401,11 +6644,7 @@
         <w:t>range</w:t>
       </w:r>
       <w:r>
-        <w:t>(</w:t>
-      </w:r>
-      <w:proofErr w:type="gramEnd"/>
-      <w:r>
-        <w:t>1, MAX_KEY+1):</w:t>
+        <w:t>(1, MAX_KEY+1):</w:t>
       </w:r>
     </w:p>
     <w:p>
@@ -6420,44 +6659,28 @@
       <w:r>
         <w:t xml:space="preserve">                decoded = </w:t>
       </w:r>
-      <w:proofErr w:type="spellStart"/>
-      <w:proofErr w:type="gramStart"/>
       <w:r>
         <w:rPr>
           <w:u w:val="single"/>
         </w:rPr>
         <w:t>bytearray</w:t>
       </w:r>
-      <w:proofErr w:type="spellEnd"/>
-      <w:r>
-        <w:t>(</w:t>
-      </w:r>
-      <w:proofErr w:type="gramEnd"/>
-      <w:r>
-        <w:t>)</w:t>
-      </w:r>
-    </w:p>
-    <w:p>
-      <w:pPr>
-        <w:pStyle w:val="a6"/>
-      </w:pPr>
-    </w:p>
-    <w:p>
-      <w:pPr>
-        <w:pStyle w:val="a6"/>
-      </w:pPr>
-      <w:r>
-        <w:t xml:space="preserve">                for </w:t>
-      </w:r>
-      <w:proofErr w:type="spellStart"/>
-      <w:r>
-        <w:t>i</w:t>
-      </w:r>
-      <w:proofErr w:type="spellEnd"/>
-      <w:r>
-        <w:t xml:space="preserve"> in </w:t>
-      </w:r>
-      <w:proofErr w:type="gramStart"/>
+      <w:r>
+        <w:t>()</w:t>
+      </w:r>
+    </w:p>
+    <w:p>
+      <w:pPr>
+        <w:pStyle w:val="a6"/>
+      </w:pPr>
+    </w:p>
+    <w:p>
+      <w:pPr>
+        <w:pStyle w:val="a6"/>
+      </w:pPr>
+      <w:r>
+        <w:t xml:space="preserve">                for i in </w:t>
+      </w:r>
       <w:r>
         <w:rPr>
           <w:u w:val="single"/>
@@ -6465,11 +6688,7 @@
         <w:t>range</w:t>
       </w:r>
       <w:r>
-        <w:t>(</w:t>
-      </w:r>
-      <w:proofErr w:type="gramEnd"/>
-      <w:r>
-        <w:t>MAX_LEN):</w:t>
+        <w:t>(MAX_LEN):</w:t>
       </w:r>
     </w:p>
     <w:p>
@@ -6479,7 +6698,6 @@
       <w:r>
         <w:t xml:space="preserve">                    b = </w:t>
       </w:r>
-      <w:proofErr w:type="spellStart"/>
       <w:r>
         <w:rPr>
           <w:u w:val="single"/>
@@ -6487,32 +6705,7 @@
         <w:t>ida_bytes</w:t>
       </w:r>
       <w:r>
-        <w:t>.get_</w:t>
-      </w:r>
-      <w:proofErr w:type="gramStart"/>
-      <w:r>
-        <w:t>byte</w:t>
-      </w:r>
-      <w:proofErr w:type="spellEnd"/>
-      <w:r>
-        <w:t>(</w:t>
-      </w:r>
-      <w:proofErr w:type="spellStart"/>
-      <w:proofErr w:type="gramEnd"/>
-      <w:r>
-        <w:t>addr</w:t>
-      </w:r>
-      <w:proofErr w:type="spellEnd"/>
-      <w:r>
-        <w:t xml:space="preserve"> + </w:t>
-      </w:r>
-      <w:proofErr w:type="spellStart"/>
-      <w:r>
-        <w:t>i</w:t>
-      </w:r>
-      <w:proofErr w:type="spellEnd"/>
-      <w:r>
-        <w:t>)</w:t>
+        <w:t>.get_byte(addr + i)</w:t>
       </w:r>
     </w:p>
     <w:p>
@@ -6538,104 +6731,49 @@
         <w:pStyle w:val="a6"/>
       </w:pPr>
       <w:r>
-        <w:t xml:space="preserve">                    </w:t>
-      </w:r>
-      <w:proofErr w:type="spellStart"/>
-      <w:r>
-        <w:t>decoded_byte</w:t>
-      </w:r>
-      <w:proofErr w:type="spellEnd"/>
-      <w:r>
-        <w:t xml:space="preserve"> = b ^ key</w:t>
-      </w:r>
-    </w:p>
-    <w:p>
-      <w:pPr>
-        <w:pStyle w:val="a6"/>
-      </w:pPr>
-      <w:r>
-        <w:t xml:space="preserve">                    if not </w:t>
-      </w:r>
-      <w:proofErr w:type="spellStart"/>
-      <w:r>
-        <w:t>is_ascii</w:t>
-      </w:r>
-      <w:proofErr w:type="spellEnd"/>
-      <w:r>
-        <w:t>(</w:t>
-      </w:r>
-      <w:proofErr w:type="spellStart"/>
-      <w:r>
-        <w:t>decoded_byte</w:t>
-      </w:r>
-      <w:proofErr w:type="spellEnd"/>
-      <w:r>
-        <w:t>):</w:t>
-      </w:r>
-    </w:p>
-    <w:p>
-      <w:pPr>
-        <w:pStyle w:val="a6"/>
-      </w:pPr>
-      <w:r>
-        <w:t xml:space="preserve">                        </w:t>
-      </w:r>
-      <w:proofErr w:type="gramStart"/>
-      <w:r>
-        <w:t>break</w:t>
-      </w:r>
-      <w:proofErr w:type="gramEnd"/>
-    </w:p>
-    <w:p>
-      <w:pPr>
-        <w:pStyle w:val="a6"/>
-      </w:pPr>
-    </w:p>
-    <w:p>
-      <w:pPr>
-        <w:pStyle w:val="a6"/>
-      </w:pPr>
-      <w:r>
-        <w:t xml:space="preserve">                    </w:t>
-      </w:r>
-      <w:proofErr w:type="spellStart"/>
-      <w:proofErr w:type="gramStart"/>
-      <w:r>
-        <w:t>decoded.append</w:t>
-      </w:r>
-      <w:proofErr w:type="spellEnd"/>
-      <w:proofErr w:type="gramEnd"/>
-      <w:r>
-        <w:t>(</w:t>
-      </w:r>
-      <w:proofErr w:type="spellStart"/>
-      <w:r>
-        <w:t>decoded_byte</w:t>
-      </w:r>
-      <w:proofErr w:type="spellEnd"/>
-      <w:r>
-        <w:t>)</w:t>
-      </w:r>
-    </w:p>
-    <w:p>
-      <w:pPr>
-        <w:pStyle w:val="a6"/>
-      </w:pPr>
-    </w:p>
-    <w:p>
-      <w:pPr>
-        <w:pStyle w:val="a6"/>
-      </w:pPr>
-      <w:r>
-        <w:t xml:space="preserve">                if </w:t>
-      </w:r>
-      <w:proofErr w:type="spellStart"/>
-      <w:r>
-        <w:t>len</w:t>
-      </w:r>
-      <w:proofErr w:type="spellEnd"/>
-      <w:r>
-        <w:t>(decoded) &gt;= MIN_LEN:</w:t>
+        <w:t>                    decoded_byte = b ^ key</w:t>
+      </w:r>
+    </w:p>
+    <w:p>
+      <w:pPr>
+        <w:pStyle w:val="a6"/>
+      </w:pPr>
+      <w:r>
+        <w:t>                    if not is_ascii(decoded_byte):</w:t>
+      </w:r>
+    </w:p>
+    <w:p>
+      <w:pPr>
+        <w:pStyle w:val="a6"/>
+      </w:pPr>
+      <w:r>
+        <w:t>                        break</w:t>
+      </w:r>
+    </w:p>
+    <w:p>
+      <w:pPr>
+        <w:pStyle w:val="a6"/>
+      </w:pPr>
+    </w:p>
+    <w:p>
+      <w:pPr>
+        <w:pStyle w:val="a6"/>
+      </w:pPr>
+      <w:r>
+        <w:t>                    decoded.append(decoded_byte)</w:t>
+      </w:r>
+    </w:p>
+    <w:p>
+      <w:pPr>
+        <w:pStyle w:val="a6"/>
+      </w:pPr>
+    </w:p>
+    <w:p>
+      <w:pPr>
+        <w:pStyle w:val="a6"/>
+      </w:pPr>
+      <w:r>
+        <w:t>                if len(decoded) &gt;= MIN_LEN:</w:t>
       </w:r>
     </w:p>
     <w:p>
@@ -6651,17 +6789,7 @@
         <w:pStyle w:val="a6"/>
       </w:pPr>
       <w:r>
-        <w:t xml:space="preserve">                        string = </w:t>
-      </w:r>
-      <w:proofErr w:type="spellStart"/>
-      <w:proofErr w:type="gramStart"/>
-      <w:r>
-        <w:t>decoded.decode</w:t>
-      </w:r>
-      <w:proofErr w:type="spellEnd"/>
-      <w:proofErr w:type="gramEnd"/>
-      <w:r>
-        <w:t>("ascii")</w:t>
+        <w:t>                        string = decoded.decode("ascii")</w:t>
       </w:r>
     </w:p>
     <w:p>
@@ -6685,14 +6813,8 @@
         <w:pStyle w:val="a6"/>
       </w:pPr>
       <w:r>
-        <w:t xml:space="preserve">                    </w:t>
-      </w:r>
-      <w:proofErr w:type="gramStart"/>
-      <w:r>
-        <w:t>print(</w:t>
-      </w:r>
-      <w:proofErr w:type="spellStart"/>
-      <w:proofErr w:type="gramEnd"/>
+        <w:t>                    print(</w:t>
+      </w:r>
       <w:r>
         <w:rPr>
           <w:i/>
@@ -6701,56 +6823,15 @@
         <w:t>f</w:t>
       </w:r>
       <w:r>
-        <w:t>"XOR</w:t>
-      </w:r>
-      <w:proofErr w:type="spellEnd"/>
-      <w:r>
-        <w:t xml:space="preserve"> str {hex(</w:t>
-      </w:r>
-      <w:proofErr w:type="spellStart"/>
-      <w:proofErr w:type="gramStart"/>
-      <w:r>
-        <w:t>addr</w:t>
-      </w:r>
-      <w:proofErr w:type="spellEnd"/>
-      <w:r>
-        <w:t>)}</w:t>
-      </w:r>
-      <w:proofErr w:type="gramEnd"/>
-      <w:r>
-        <w:t>: key={hex(</w:t>
-      </w:r>
-      <w:proofErr w:type="gramStart"/>
-      <w:r>
-        <w:t>key)}</w:t>
-      </w:r>
-      <w:proofErr w:type="gramEnd"/>
-      <w:r>
-        <w:t xml:space="preserve"> --&gt; {string}")</w:t>
-      </w:r>
-    </w:p>
-    <w:p>
-      <w:pPr>
-        <w:pStyle w:val="a6"/>
-      </w:pPr>
-      <w:r>
-        <w:t xml:space="preserve">                    </w:t>
-      </w:r>
-      <w:proofErr w:type="spellStart"/>
-      <w:r>
-        <w:t>addr</w:t>
-      </w:r>
-      <w:proofErr w:type="spellEnd"/>
-      <w:r>
-        <w:t xml:space="preserve"> += </w:t>
-      </w:r>
-      <w:proofErr w:type="spellStart"/>
-      <w:r>
-        <w:t>len</w:t>
-      </w:r>
-      <w:proofErr w:type="spellEnd"/>
-      <w:r>
-        <w:t>(decoded)</w:t>
+        <w:t>"XOR str {hex(addr)}: key={hex(key)} --&gt; {string}")</w:t>
+      </w:r>
+    </w:p>
+    <w:p>
+      <w:pPr>
+        <w:pStyle w:val="a6"/>
+      </w:pPr>
+      <w:r>
+        <w:t>                    addr += len(decoded)</w:t>
       </w:r>
     </w:p>
     <w:p>
@@ -6766,75 +6847,46 @@
         <w:pStyle w:val="a6"/>
       </w:pPr>
       <w:r>
-        <w:t xml:space="preserve">                    </w:t>
-      </w:r>
-      <w:proofErr w:type="gramStart"/>
-      <w:r>
-        <w:t>break</w:t>
-      </w:r>
-      <w:proofErr w:type="gramEnd"/>
-    </w:p>
-    <w:p>
-      <w:pPr>
-        <w:pStyle w:val="a6"/>
-      </w:pPr>
-    </w:p>
-    <w:p>
-      <w:pPr>
-        <w:pStyle w:val="a6"/>
-        <w:rPr>
-          <w:lang w:val="ru-RU"/>
-        </w:rPr>
+        <w:t>                    break</w:t>
+      </w:r>
+    </w:p>
+    <w:p>
+      <w:pPr>
+        <w:pStyle w:val="a6"/>
+      </w:pPr>
+    </w:p>
+    <w:p>
+      <w:pPr>
+        <w:pStyle w:val="a6"/>
       </w:pPr>
       <w:r>
         <w:t xml:space="preserve">                </w:t>
       </w:r>
       <w:r>
-        <w:rPr>
-          <w:lang w:val="ru-RU"/>
-        </w:rPr>
         <w:t>if not detected:</w:t>
       </w:r>
     </w:p>
     <w:p>
       <w:pPr>
         <w:pStyle w:val="a6"/>
-        <w:rPr>
-          <w:lang w:val="ru-RU"/>
-        </w:rPr>
-      </w:pPr>
-      <w:r>
-        <w:rPr>
-          <w:lang w:val="ru-RU"/>
-        </w:rPr>
+      </w:pPr>
+      <w:r>
         <w:t>                    addr += 1</w:t>
       </w:r>
     </w:p>
     <w:p>
       <w:pPr>
         <w:pStyle w:val="a6"/>
-        <w:rPr>
-          <w:lang w:val="ru-RU"/>
-        </w:rPr>
-      </w:pPr>
-      <w:r>
-        <w:rPr>
-          <w:lang w:val="ru-RU"/>
-        </w:rPr>
+      </w:pPr>
+      <w:r>
         <w:t xml:space="preserve">            </w:t>
       </w:r>
     </w:p>
     <w:p>
       <w:pPr>
         <w:pStyle w:val="a6"/>
-        <w:rPr>
-          <w:lang w:val="ru-RU"/>
-        </w:rPr>
-      </w:pPr>
-      <w:r>
-        <w:rPr>
-          <w:lang w:val="ru-RU"/>
-        </w:rPr>
+      </w:pPr>
+      <w:r>
         <w:br/>
       </w:r>
     </w:p>
@@ -6849,16 +6901,31 @@
         </w:rPr>
       </w:pPr>
       <w:r>
+        <w:rPr>
+          <w:lang w:val="en-US"/>
+        </w:rPr>
         <w:br w:type="page"/>
       </w:r>
     </w:p>
     <w:p>
       <w:pPr>
         <w:pStyle w:val="a9"/>
+        <w:rPr>
+          <w:lang w:val="en-US"/>
+        </w:rPr>
       </w:pPr>
       <w:r>
         <w:lastRenderedPageBreak/>
-        <w:t>приложение В</w:t>
+        <w:t>приложение</w:t>
+      </w:r>
+      <w:r>
+        <w:rPr>
+          <w:lang w:val="en-US"/>
+        </w:rPr>
+        <w:t xml:space="preserve"> </w:t>
+      </w:r>
+      <w:r>
+        <w:t>В</w:t>
       </w:r>
     </w:p>
     <w:p>
@@ -6866,17 +6933,25 @@
         <w:rPr>
           <w:i/>
           <w:iCs/>
+          <w:lang w:val="en-US"/>
         </w:rPr>
       </w:pPr>
       <w:r>
         <w:rPr>
           <w:i/>
           <w:iCs/>
+          <w:lang w:val="en-US"/>
         </w:rPr>
         <w:t>TIMEAPIdetect.py</w:t>
       </w:r>
     </w:p>
-    <w:p/>
+    <w:p>
+      <w:pPr>
+        <w:rPr>
+          <w:lang w:val="en-US"/>
+        </w:rPr>
+      </w:pPr>
+    </w:p>
     <w:p>
       <w:pPr>
         <w:pStyle w:val="a6"/>
@@ -6884,14 +6959,12 @@
       <w:r>
         <w:t xml:space="preserve">import </w:t>
       </w:r>
-      <w:proofErr w:type="spellStart"/>
       <w:r>
         <w:rPr>
           <w:u w:val="single"/>
         </w:rPr>
         <w:t>idautils</w:t>
       </w:r>
-      <w:proofErr w:type="spellEnd"/>
     </w:p>
     <w:p>
       <w:pPr>
@@ -6900,14 +6973,12 @@
       <w:r>
         <w:t xml:space="preserve">import </w:t>
       </w:r>
-      <w:proofErr w:type="spellStart"/>
       <w:r>
         <w:rPr>
           <w:u w:val="single"/>
         </w:rPr>
         <w:t>idc</w:t>
       </w:r>
-      <w:proofErr w:type="spellEnd"/>
     </w:p>
     <w:p>
       <w:pPr>
@@ -6926,39 +6997,15 @@
         <w:t>def</w:t>
       </w:r>
       <w:r>
-        <w:t xml:space="preserve"> </w:t>
-      </w:r>
-      <w:proofErr w:type="spellStart"/>
-      <w:r>
-        <w:t>find_</w:t>
-      </w:r>
-      <w:proofErr w:type="gramStart"/>
-      <w:r>
-        <w:t>timeAPI</w:t>
-      </w:r>
-      <w:proofErr w:type="spellEnd"/>
-      <w:r>
-        <w:t>(</w:t>
-      </w:r>
-      <w:proofErr w:type="gramEnd"/>
-      <w:r>
-        <w:t>):</w:t>
-      </w:r>
-    </w:p>
-    <w:p>
-      <w:pPr>
-        <w:pStyle w:val="a6"/>
-      </w:pPr>
-      <w:r>
-        <w:t xml:space="preserve">    </w:t>
-      </w:r>
-      <w:proofErr w:type="gramStart"/>
-      <w:r>
-        <w:t>print(</w:t>
-      </w:r>
-      <w:proofErr w:type="gramEnd"/>
-      <w:r>
-        <w:t>"TIME API REPORT: ")</w:t>
+        <w:t xml:space="preserve"> find_timeAPI():</w:t>
+      </w:r>
+    </w:p>
+    <w:p>
+      <w:pPr>
+        <w:pStyle w:val="a6"/>
+      </w:pPr>
+      <w:r>
+        <w:t>    print("TIME API REPORT: ")</w:t>
       </w:r>
     </w:p>
     <w:p>
@@ -6979,15 +7026,7 @@
         <w:pStyle w:val="a6"/>
       </w:pPr>
       <w:r>
-        <w:t>        "</w:t>
-      </w:r>
-      <w:proofErr w:type="spellStart"/>
-      <w:r>
-        <w:t>GetTickCount</w:t>
-      </w:r>
-      <w:proofErr w:type="spellEnd"/>
-      <w:r>
-        <w:t>",</w:t>
+        <w:t>        "GetTickCount",</w:t>
       </w:r>
     </w:p>
     <w:p>
@@ -7003,31 +7042,15 @@
         <w:pStyle w:val="a6"/>
       </w:pPr>
       <w:r>
-        <w:t>        "</w:t>
-      </w:r>
-      <w:proofErr w:type="spellStart"/>
-      <w:r>
-        <w:t>QueryPerformanceCounter</w:t>
-      </w:r>
-      <w:proofErr w:type="spellEnd"/>
-      <w:r>
-        <w:t>",</w:t>
-      </w:r>
-    </w:p>
-    <w:p>
-      <w:pPr>
-        <w:pStyle w:val="a6"/>
-      </w:pPr>
-      <w:r>
-        <w:t>        "</w:t>
-      </w:r>
-      <w:proofErr w:type="spellStart"/>
-      <w:r>
-        <w:t>timeGetTime</w:t>
-      </w:r>
-      <w:proofErr w:type="spellEnd"/>
-      <w:r>
-        <w:t>",</w:t>
+        <w:t>        "QueryPerformanceCounter",</w:t>
+      </w:r>
+    </w:p>
+    <w:p>
+      <w:pPr>
+        <w:pStyle w:val="a6"/>
+      </w:pPr>
+      <w:r>
+        <w:t>        "timeGetTime",</w:t>
       </w:r>
     </w:p>
     <w:p>
@@ -7050,8 +7073,6 @@
       <w:r>
         <w:t xml:space="preserve">    for segment in </w:t>
       </w:r>
-      <w:proofErr w:type="spellStart"/>
-      <w:proofErr w:type="gramStart"/>
       <w:r>
         <w:rPr>
           <w:u w:val="single"/>
@@ -7059,12 +7080,7 @@
         <w:t>idautils</w:t>
       </w:r>
       <w:r>
-        <w:t>.Segments</w:t>
-      </w:r>
-      <w:proofErr w:type="spellEnd"/>
-      <w:proofErr w:type="gramEnd"/>
-      <w:r>
-        <w:t>():</w:t>
+        <w:t>.Segments():</w:t>
       </w:r>
     </w:p>
     <w:p>
@@ -7079,7 +7095,6 @@
       <w:r>
         <w:t xml:space="preserve">        if </w:t>
       </w:r>
-      <w:proofErr w:type="spellStart"/>
       <w:r>
         <w:rPr>
           <w:u w:val="single"/>
@@ -7087,19 +7102,7 @@
         <w:t>idc</w:t>
       </w:r>
       <w:r>
-        <w:t>.get_segm_name</w:t>
-      </w:r>
-      <w:proofErr w:type="spellEnd"/>
-      <w:r>
-        <w:t>(segment</w:t>
-      </w:r>
-      <w:proofErr w:type="gramStart"/>
-      <w:r>
-        <w:t>) !</w:t>
-      </w:r>
-      <w:proofErr w:type="gramEnd"/>
-      <w:r>
-        <w:t>= ".text":</w:t>
+        <w:t>.get_segm_name(segment) != ".text":</w:t>
       </w:r>
     </w:p>
     <w:p>
@@ -7122,7 +7125,6 @@
       <w:r>
         <w:t xml:space="preserve">        address = </w:t>
       </w:r>
-      <w:proofErr w:type="spellStart"/>
       <w:r>
         <w:rPr>
           <w:u w:val="single"/>
@@ -7130,11 +7132,7 @@
         <w:t>idc</w:t>
       </w:r>
       <w:r>
-        <w:t>.get_segm_start</w:t>
-      </w:r>
-      <w:proofErr w:type="spellEnd"/>
-      <w:r>
-        <w:t>(segment)</w:t>
+        <w:t>.get_segm_start(segment)</w:t>
       </w:r>
     </w:p>
     <w:p>
@@ -7144,7 +7142,6 @@
       <w:r>
         <w:t xml:space="preserve">        end = </w:t>
       </w:r>
-      <w:proofErr w:type="spellStart"/>
       <w:r>
         <w:rPr>
           <w:u w:val="single"/>
@@ -7152,11 +7149,7 @@
         <w:t>idc</w:t>
       </w:r>
       <w:r>
-        <w:t>.get_segm_end</w:t>
-      </w:r>
-      <w:proofErr w:type="spellEnd"/>
-      <w:r>
-        <w:t>(segment)</w:t>
+        <w:t>.get_segm_end(segment)</w:t>
       </w:r>
     </w:p>
     <w:p>
@@ -7179,7 +7172,6 @@
       <w:r>
         <w:t xml:space="preserve">            if </w:t>
       </w:r>
-      <w:proofErr w:type="spellStart"/>
       <w:r>
         <w:rPr>
           <w:u w:val="single"/>
@@ -7187,42 +7179,16 @@
         <w:t>idc</w:t>
       </w:r>
       <w:r>
-        <w:t>.print_insn_mnem</w:t>
-      </w:r>
-      <w:proofErr w:type="spellEnd"/>
-      <w:r>
-        <w:t>(address</w:t>
-      </w:r>
-      <w:proofErr w:type="gramStart"/>
-      <w:r>
-        <w:t>).lower</w:t>
-      </w:r>
-      <w:proofErr w:type="gramEnd"/>
-      <w:r>
-        <w:t>() == "</w:t>
-      </w:r>
-      <w:proofErr w:type="spellStart"/>
-      <w:r>
-        <w:t>rdtsc</w:t>
-      </w:r>
-      <w:proofErr w:type="spellEnd"/>
-      <w:r>
-        <w:t>":</w:t>
-      </w:r>
-    </w:p>
-    <w:p>
-      <w:pPr>
-        <w:pStyle w:val="a6"/>
-      </w:pPr>
-      <w:r>
-        <w:t xml:space="preserve">                </w:t>
-      </w:r>
-      <w:proofErr w:type="gramStart"/>
-      <w:r>
-        <w:t>print(</w:t>
-      </w:r>
-      <w:proofErr w:type="spellStart"/>
-      <w:proofErr w:type="gramEnd"/>
+        <w:t>.print_insn_mnem(address).lower() == "rdtsc":</w:t>
+      </w:r>
+    </w:p>
+    <w:p>
+      <w:pPr>
+        <w:pStyle w:val="a6"/>
+      </w:pPr>
+      <w:r>
+        <w:t>                print(</w:t>
+      </w:r>
       <w:r>
         <w:rPr>
           <w:i/>
@@ -7231,19 +7197,7 @@
         <w:t>f</w:t>
       </w:r>
       <w:r>
-        <w:t>"RDTSC</w:t>
-      </w:r>
-      <w:proofErr w:type="spellEnd"/>
-      <w:r>
-        <w:t xml:space="preserve"> at {hex(</w:t>
-      </w:r>
-      <w:proofErr w:type="gramStart"/>
-      <w:r>
-        <w:t>address)}</w:t>
-      </w:r>
-      <w:proofErr w:type="gramEnd"/>
-      <w:r>
-        <w:t>")</w:t>
+        <w:t>"RDTSC at {hex(address)}")</w:t>
       </w:r>
     </w:p>
     <w:p>
@@ -7258,8 +7212,6 @@
       <w:r>
         <w:t xml:space="preserve">            address = </w:t>
       </w:r>
-      <w:proofErr w:type="spellStart"/>
-      <w:proofErr w:type="gramStart"/>
       <w:r>
         <w:rPr>
           <w:u w:val="single"/>
@@ -7267,36 +7219,20 @@
         <w:t>idc</w:t>
       </w:r>
       <w:r>
-        <w:t>.next</w:t>
-      </w:r>
-      <w:proofErr w:type="gramEnd"/>
-      <w:r>
-        <w:t>_head</w:t>
-      </w:r>
-      <w:proofErr w:type="spellEnd"/>
-      <w:r>
-        <w:t>(address)</w:t>
-      </w:r>
-    </w:p>
-    <w:p>
-      <w:pPr>
-        <w:pStyle w:val="a6"/>
-      </w:pPr>
-    </w:p>
-    <w:p>
-      <w:pPr>
-        <w:pStyle w:val="a6"/>
-      </w:pPr>
-      <w:r>
-        <w:t xml:space="preserve">    for </w:t>
-      </w:r>
-      <w:proofErr w:type="spellStart"/>
-      <w:r>
-        <w:t>api</w:t>
-      </w:r>
-      <w:proofErr w:type="spellEnd"/>
-      <w:r>
-        <w:t xml:space="preserve"> in TIME_APIS:</w:t>
+        <w:t>.next_head(address)</w:t>
+      </w:r>
+    </w:p>
+    <w:p>
+      <w:pPr>
+        <w:pStyle w:val="a6"/>
+      </w:pPr>
+    </w:p>
+    <w:p>
+      <w:pPr>
+        <w:pStyle w:val="a6"/>
+      </w:pPr>
+      <w:r>
+        <w:t>    for api in TIME_APIS:</w:t>
       </w:r>
     </w:p>
     <w:p>
@@ -7306,7 +7242,6 @@
       <w:r>
         <w:t xml:space="preserve">        address = </w:t>
       </w:r>
-      <w:proofErr w:type="spellStart"/>
       <w:r>
         <w:rPr>
           <w:u w:val="single"/>
@@ -7314,38 +7249,16 @@
         <w:t>idc</w:t>
       </w:r>
       <w:r>
-        <w:t>.get_name_ea_simple</w:t>
-      </w:r>
-      <w:proofErr w:type="spellEnd"/>
-      <w:r>
-        <w:t>(</w:t>
-      </w:r>
-      <w:proofErr w:type="spellStart"/>
-      <w:r>
-        <w:t>api</w:t>
-      </w:r>
-      <w:proofErr w:type="spellEnd"/>
-      <w:r>
-        <w:t>)</w:t>
-      </w:r>
-    </w:p>
-    <w:p>
-      <w:pPr>
-        <w:pStyle w:val="a6"/>
-      </w:pPr>
-      <w:r>
-        <w:t xml:space="preserve">        if </w:t>
-      </w:r>
-      <w:proofErr w:type="gramStart"/>
-      <w:r>
-        <w:t>address !</w:t>
-      </w:r>
-      <w:proofErr w:type="gramEnd"/>
-      <w:r>
-        <w:t xml:space="preserve">= </w:t>
-      </w:r>
-      <w:proofErr w:type="spellStart"/>
-      <w:proofErr w:type="gramStart"/>
+        <w:t>.get_name_ea_simple(api)</w:t>
+      </w:r>
+    </w:p>
+    <w:p>
+      <w:pPr>
+        <w:pStyle w:val="a6"/>
+      </w:pPr>
+      <w:r>
+        <w:t xml:space="preserve">        if address != </w:t>
+      </w:r>
       <w:r>
         <w:rPr>
           <w:u w:val="single"/>
@@ -7353,27 +7266,16 @@
         <w:t>idc</w:t>
       </w:r>
       <w:r>
-        <w:t>.BADADDR</w:t>
-      </w:r>
-      <w:proofErr w:type="spellEnd"/>
-      <w:proofErr w:type="gramEnd"/>
-      <w:r>
-        <w:t>:</w:t>
-      </w:r>
-    </w:p>
-    <w:p>
-      <w:pPr>
-        <w:pStyle w:val="a6"/>
-      </w:pPr>
-      <w:r>
-        <w:t xml:space="preserve">            </w:t>
-      </w:r>
-      <w:proofErr w:type="gramStart"/>
-      <w:r>
-        <w:t>print(</w:t>
-      </w:r>
-      <w:proofErr w:type="spellStart"/>
-      <w:proofErr w:type="gramEnd"/>
+        <w:t>.BADADDR:</w:t>
+      </w:r>
+    </w:p>
+    <w:p>
+      <w:pPr>
+        <w:pStyle w:val="a6"/>
+      </w:pPr>
+      <w:r>
+        <w:t>            print(</w:t>
+      </w:r>
       <w:r>
         <w:rPr>
           <w:i/>
@@ -7382,27 +7284,7 @@
         <w:t>f</w:t>
       </w:r>
       <w:r>
-        <w:t>"TIME</w:t>
-      </w:r>
-      <w:proofErr w:type="spellEnd"/>
-      <w:r>
-        <w:t xml:space="preserve"> API {</w:t>
-      </w:r>
-      <w:proofErr w:type="spellStart"/>
-      <w:r>
-        <w:t>api</w:t>
-      </w:r>
-      <w:proofErr w:type="spellEnd"/>
-      <w:r>
-        <w:t>} at {hex(</w:t>
-      </w:r>
-      <w:proofErr w:type="gramStart"/>
-      <w:r>
-        <w:t>address)}</w:t>
-      </w:r>
-      <w:proofErr w:type="gramEnd"/>
-      <w:r>
-        <w:t>")</w:t>
+        <w:t>"TIME API {api} at {hex(address)}")</w:t>
       </w:r>
     </w:p>
     <w:p>
@@ -7413,13 +7295,28 @@
     <w:p>
       <w:pPr>
         <w:pStyle w:val="a9"/>
-      </w:pPr>
-      <w:r>
+        <w:rPr>
+          <w:lang w:val="en-US"/>
+        </w:rPr>
+      </w:pPr>
+      <w:r>
+        <w:rPr>
+          <w:lang w:val="en-US"/>
+        </w:rPr>
         <w:lastRenderedPageBreak/>
         <w:t>       </w:t>
       </w:r>
       <w:r>
-        <w:t>приложение Г</w:t>
+        <w:t>приложение</w:t>
+      </w:r>
+      <w:r>
+        <w:rPr>
+          <w:lang w:val="en-US"/>
+        </w:rPr>
+        <w:t xml:space="preserve"> </w:t>
+      </w:r>
+      <w:r>
+        <w:t>Г</w:t>
       </w:r>
     </w:p>
     <w:p>
@@ -7446,14 +7343,12 @@
       <w:r>
         <w:t xml:space="preserve">import </w:t>
       </w:r>
-      <w:proofErr w:type="spellStart"/>
       <w:r>
         <w:rPr>
           <w:u w:val="single"/>
         </w:rPr>
         <w:t>idautils</w:t>
       </w:r>
-      <w:proofErr w:type="spellEnd"/>
     </w:p>
     <w:p>
       <w:pPr>
@@ -7462,14 +7357,12 @@
       <w:r>
         <w:t xml:space="preserve">import </w:t>
       </w:r>
-      <w:proofErr w:type="spellStart"/>
       <w:r>
         <w:rPr>
           <w:u w:val="single"/>
         </w:rPr>
         <w:t>idc</w:t>
       </w:r>
-      <w:proofErr w:type="spellEnd"/>
     </w:p>
     <w:p>
       <w:pPr>
@@ -7488,39 +7381,15 @@
         <w:t>def</w:t>
       </w:r>
       <w:r>
-        <w:t xml:space="preserve"> </w:t>
-      </w:r>
-      <w:proofErr w:type="spellStart"/>
-      <w:r>
-        <w:t>find_</w:t>
-      </w:r>
-      <w:proofErr w:type="gramStart"/>
-      <w:r>
-        <w:t>PEB</w:t>
-      </w:r>
-      <w:proofErr w:type="spellEnd"/>
-      <w:r>
-        <w:t>(</w:t>
-      </w:r>
-      <w:proofErr w:type="gramEnd"/>
-      <w:r>
-        <w:t>):</w:t>
-      </w:r>
-    </w:p>
-    <w:p>
-      <w:pPr>
-        <w:pStyle w:val="a6"/>
-      </w:pPr>
-      <w:r>
-        <w:t xml:space="preserve">    </w:t>
-      </w:r>
-      <w:proofErr w:type="gramStart"/>
-      <w:r>
-        <w:t>print(</w:t>
-      </w:r>
-      <w:proofErr w:type="gramEnd"/>
-      <w:r>
-        <w:t>"PEB DETECTION REPORT:")</w:t>
+        <w:t xml:space="preserve"> find_PEB():</w:t>
+      </w:r>
+    </w:p>
+    <w:p>
+      <w:pPr>
+        <w:pStyle w:val="a6"/>
+      </w:pPr>
+      <w:r>
+        <w:t>    print("PEB DETECTION REPORT:")</w:t>
       </w:r>
     </w:p>
     <w:p>
@@ -7535,8 +7404,6 @@
       <w:r>
         <w:t xml:space="preserve">    for segment in </w:t>
       </w:r>
-      <w:proofErr w:type="spellStart"/>
-      <w:proofErr w:type="gramStart"/>
       <w:r>
         <w:rPr>
           <w:u w:val="single"/>
@@ -7544,12 +7411,7 @@
         <w:t>idautils</w:t>
       </w:r>
       <w:r>
-        <w:t>.Segments</w:t>
-      </w:r>
-      <w:proofErr w:type="spellEnd"/>
-      <w:proofErr w:type="gramEnd"/>
-      <w:r>
-        <w:t>():</w:t>
+        <w:t>.Segments():</w:t>
       </w:r>
     </w:p>
     <w:p>
@@ -7559,7 +7421,6 @@
       <w:r>
         <w:t xml:space="preserve">        if </w:t>
       </w:r>
-      <w:proofErr w:type="spellStart"/>
       <w:r>
         <w:rPr>
           <w:u w:val="single"/>
@@ -7567,19 +7428,7 @@
         <w:t>idc</w:t>
       </w:r>
       <w:r>
-        <w:t>.get_segm_name</w:t>
-      </w:r>
-      <w:proofErr w:type="spellEnd"/>
-      <w:r>
-        <w:t>(segment</w:t>
-      </w:r>
-      <w:proofErr w:type="gramStart"/>
-      <w:r>
-        <w:t>) !</w:t>
-      </w:r>
-      <w:proofErr w:type="gramEnd"/>
-      <w:r>
-        <w:t>= ".text": continue</w:t>
+        <w:t>.get_segm_name(segment) != ".text": continue</w:t>
       </w:r>
     </w:p>
     <w:p>
@@ -7594,7 +7443,6 @@
       <w:r>
         <w:t xml:space="preserve">        address = </w:t>
       </w:r>
-      <w:proofErr w:type="spellStart"/>
       <w:r>
         <w:rPr>
           <w:u w:val="single"/>
@@ -7602,11 +7450,7 @@
         <w:t>idc</w:t>
       </w:r>
       <w:r>
-        <w:t>.get_segm_start</w:t>
-      </w:r>
-      <w:proofErr w:type="spellEnd"/>
-      <w:r>
-        <w:t>(segment)</w:t>
+        <w:t>.get_segm_start(segment)</w:t>
       </w:r>
     </w:p>
     <w:p>
@@ -7616,7 +7460,6 @@
       <w:r>
         <w:t xml:space="preserve">        end = </w:t>
       </w:r>
-      <w:proofErr w:type="spellStart"/>
       <w:r>
         <w:rPr>
           <w:u w:val="single"/>
@@ -7624,11 +7467,7 @@
         <w:t>idc</w:t>
       </w:r>
       <w:r>
-        <w:t>.get_segm_end</w:t>
-      </w:r>
-      <w:proofErr w:type="spellEnd"/>
-      <w:r>
-        <w:t>(segment)</w:t>
+        <w:t>.get_segm_end(segment)</w:t>
       </w:r>
     </w:p>
     <w:p>
@@ -7649,18 +7488,8 @@
         <w:pStyle w:val="a6"/>
       </w:pPr>
       <w:r>
-        <w:t xml:space="preserve">            </w:t>
-      </w:r>
-      <w:proofErr w:type="spellStart"/>
-      <w:r>
-        <w:t>disasmbled</w:t>
-      </w:r>
-      <w:proofErr w:type="spellEnd"/>
-      <w:r>
-        <w:t xml:space="preserve"> = </w:t>
-      </w:r>
-      <w:proofErr w:type="spellStart"/>
-      <w:proofErr w:type="gramStart"/>
+        <w:t xml:space="preserve">            disasmbled = </w:t>
+      </w:r>
       <w:r>
         <w:rPr>
           <w:u w:val="single"/>
@@ -7668,56 +7497,29 @@
         <w:t>idc</w:t>
       </w:r>
       <w:r>
-        <w:t>.GetDisasm</w:t>
-      </w:r>
-      <w:proofErr w:type="spellEnd"/>
-      <w:proofErr w:type="gramEnd"/>
-      <w:r>
-        <w:t>(address)</w:t>
-      </w:r>
-    </w:p>
-    <w:p>
-      <w:pPr>
-        <w:pStyle w:val="a6"/>
-      </w:pPr>
-    </w:p>
-    <w:p>
-      <w:pPr>
-        <w:pStyle w:val="a6"/>
-      </w:pPr>
-      <w:r>
-        <w:t xml:space="preserve">            if "fs:30h" in </w:t>
-      </w:r>
-      <w:proofErr w:type="spellStart"/>
-      <w:r>
-        <w:t>disasmbled</w:t>
-      </w:r>
-      <w:proofErr w:type="spellEnd"/>
-      <w:r>
-        <w:t xml:space="preserve"> or "gs:60h" in </w:t>
-      </w:r>
-      <w:proofErr w:type="spellStart"/>
-      <w:r>
-        <w:t>disasmbled</w:t>
-      </w:r>
-      <w:proofErr w:type="spellEnd"/>
-      <w:r>
-        <w:t>:</w:t>
-      </w:r>
-    </w:p>
-    <w:p>
-      <w:pPr>
-        <w:pStyle w:val="a6"/>
-      </w:pPr>
-      <w:r>
-        <w:t xml:space="preserve">                </w:t>
-      </w:r>
-      <w:proofErr w:type="gramStart"/>
-      <w:r>
-        <w:t>print(</w:t>
-      </w:r>
-      <w:proofErr w:type="spellStart"/>
-      <w:proofErr w:type="gramEnd"/>
+        <w:t>.GetDisasm(address)</w:t>
+      </w:r>
+    </w:p>
+    <w:p>
+      <w:pPr>
+        <w:pStyle w:val="a6"/>
+      </w:pPr>
+    </w:p>
+    <w:p>
+      <w:pPr>
+        <w:pStyle w:val="a6"/>
+      </w:pPr>
+      <w:r>
+        <w:t>            if "fs:30h" in disasmbled or "gs:60h" in disasmbled:</w:t>
+      </w:r>
+    </w:p>
+    <w:p>
+      <w:pPr>
+        <w:pStyle w:val="a6"/>
+      </w:pPr>
+      <w:r>
+        <w:t>                print(</w:t>
+      </w:r>
       <w:r>
         <w:rPr>
           <w:i/>
@@ -7726,27 +7528,7 @@
         <w:t>f</w:t>
       </w:r>
       <w:r>
-        <w:t>"PEB</w:t>
-      </w:r>
-      <w:proofErr w:type="spellEnd"/>
-      <w:r>
-        <w:t xml:space="preserve"> at {hex(</w:t>
-      </w:r>
-      <w:proofErr w:type="gramStart"/>
-      <w:r>
-        <w:t>address)}</w:t>
-      </w:r>
-      <w:proofErr w:type="gramEnd"/>
-      <w:r>
-        <w:t xml:space="preserve"> -&gt; {</w:t>
-      </w:r>
-      <w:proofErr w:type="spellStart"/>
-      <w:r>
-        <w:t>disasmbled</w:t>
-      </w:r>
-      <w:proofErr w:type="spellEnd"/>
-      <w:r>
-        <w:t>}")</w:t>
+        <w:t>"PEB at {hex(address)} -&gt; {disasmbled}")</w:t>
       </w:r>
     </w:p>
     <w:p>
@@ -7761,8 +7543,6 @@
       <w:r>
         <w:t xml:space="preserve">            address = </w:t>
       </w:r>
-      <w:proofErr w:type="spellStart"/>
-      <w:proofErr w:type="gramStart"/>
       <w:r>
         <w:rPr>
           <w:u w:val="single"/>
@@ -7770,15 +7550,7 @@
         <w:t>idc</w:t>
       </w:r>
       <w:r>
-        <w:t>.next</w:t>
-      </w:r>
-      <w:proofErr w:type="gramEnd"/>
-      <w:r>
-        <w:t>_head</w:t>
-      </w:r>
-      <w:proofErr w:type="spellEnd"/>
-      <w:r>
-        <w:t>(address)</w:t>
+        <w:t>.next_head(address)</w:t>
       </w:r>
     </w:p>
     <w:p>
@@ -7799,10 +7571,22 @@
     <w:p>
       <w:pPr>
         <w:pStyle w:val="a9"/>
+        <w:rPr>
+          <w:lang w:val="en-US"/>
+        </w:rPr>
       </w:pPr>
       <w:r>
         <w:lastRenderedPageBreak/>
-        <w:t>приложение Д</w:t>
+        <w:t>приложение</w:t>
+      </w:r>
+      <w:r>
+        <w:rPr>
+          <w:lang w:val="en-US"/>
+        </w:rPr>
+        <w:t xml:space="preserve"> </w:t>
+      </w:r>
+      <w:r>
+        <w:t>Д</w:t>
       </w:r>
     </w:p>
     <w:p>
@@ -7829,14 +7613,12 @@
       <w:r>
         <w:t xml:space="preserve">import </w:t>
       </w:r>
-      <w:proofErr w:type="spellStart"/>
       <w:r>
         <w:rPr>
           <w:u w:val="single"/>
         </w:rPr>
         <w:t>idautils</w:t>
       </w:r>
-      <w:proofErr w:type="spellEnd"/>
     </w:p>
     <w:p>
       <w:pPr>
@@ -7845,14 +7627,12 @@
       <w:r>
         <w:t xml:space="preserve">import </w:t>
       </w:r>
-      <w:proofErr w:type="spellStart"/>
       <w:r>
         <w:rPr>
           <w:u w:val="single"/>
         </w:rPr>
         <w:t>idc</w:t>
       </w:r>
-      <w:proofErr w:type="spellEnd"/>
     </w:p>
     <w:p>
       <w:pPr>
@@ -7880,31 +7660,15 @@
         <w:pStyle w:val="a6"/>
       </w:pPr>
       <w:r>
-        <w:t>    "</w:t>
-      </w:r>
-      <w:proofErr w:type="spellStart"/>
-      <w:r>
-        <w:t>icebp</w:t>
-      </w:r>
-      <w:proofErr w:type="spellEnd"/>
-      <w:r>
-        <w:t>",</w:t>
-      </w:r>
-    </w:p>
-    <w:p>
-      <w:pPr>
-        <w:pStyle w:val="a6"/>
-      </w:pPr>
-      <w:r>
-        <w:t>    "</w:t>
-      </w:r>
-      <w:proofErr w:type="spellStart"/>
-      <w:r>
-        <w:t>cpuid</w:t>
-      </w:r>
-      <w:proofErr w:type="spellEnd"/>
-      <w:r>
-        <w:t>",</w:t>
+        <w:t>    "icebp",</w:t>
+      </w:r>
+    </w:p>
+    <w:p>
+      <w:pPr>
+        <w:pStyle w:val="a6"/>
+      </w:pPr>
+      <w:r>
+        <w:t>    "cpuid",</w:t>
       </w:r>
     </w:p>
     <w:p>
@@ -7943,39 +7707,15 @@
         <w:t>def</w:t>
       </w:r>
       <w:r>
-        <w:t xml:space="preserve"> </w:t>
-      </w:r>
-      <w:proofErr w:type="spellStart"/>
-      <w:r>
-        <w:t>find_</w:t>
-      </w:r>
-      <w:proofErr w:type="gramStart"/>
-      <w:r>
-        <w:t>exotic</w:t>
-      </w:r>
-      <w:proofErr w:type="spellEnd"/>
-      <w:r>
-        <w:t>(</w:t>
-      </w:r>
-      <w:proofErr w:type="gramEnd"/>
-      <w:r>
-        <w:t>):</w:t>
-      </w:r>
-    </w:p>
-    <w:p>
-      <w:pPr>
-        <w:pStyle w:val="a6"/>
-      </w:pPr>
-      <w:r>
-        <w:t xml:space="preserve">    </w:t>
-      </w:r>
-      <w:proofErr w:type="gramStart"/>
-      <w:r>
-        <w:t>print(</w:t>
-      </w:r>
-      <w:proofErr w:type="gramEnd"/>
-      <w:r>
-        <w:t>"EXOTIC INSTRUCTIONS REPORT: ")</w:t>
+        <w:t xml:space="preserve"> find_exotic():</w:t>
+      </w:r>
+    </w:p>
+    <w:p>
+      <w:pPr>
+        <w:pStyle w:val="a6"/>
+      </w:pPr>
+      <w:r>
+        <w:t>    print("EXOTIC INSTRUCTIONS REPORT: ")</w:t>
       </w:r>
     </w:p>
     <w:p>
@@ -7985,8 +7725,6 @@
       <w:r>
         <w:t xml:space="preserve">    for segment in </w:t>
       </w:r>
-      <w:proofErr w:type="spellStart"/>
-      <w:proofErr w:type="gramStart"/>
       <w:r>
         <w:rPr>
           <w:u w:val="single"/>
@@ -7994,12 +7732,7 @@
         <w:t>idautils</w:t>
       </w:r>
       <w:r>
-        <w:t>.Segments</w:t>
-      </w:r>
-      <w:proofErr w:type="spellEnd"/>
-      <w:proofErr w:type="gramEnd"/>
-      <w:r>
-        <w:t>():</w:t>
+        <w:t>.Segments():</w:t>
       </w:r>
     </w:p>
     <w:p>
@@ -8009,7 +7742,6 @@
       <w:r>
         <w:t xml:space="preserve">        if </w:t>
       </w:r>
-      <w:proofErr w:type="spellStart"/>
       <w:r>
         <w:rPr>
           <w:u w:val="single"/>
@@ -8017,19 +7749,7 @@
         <w:t>idc</w:t>
       </w:r>
       <w:r>
-        <w:t>.get_segm_name</w:t>
-      </w:r>
-      <w:proofErr w:type="spellEnd"/>
-      <w:r>
-        <w:t>(segment</w:t>
-      </w:r>
-      <w:proofErr w:type="gramStart"/>
-      <w:r>
-        <w:t>) !</w:t>
-      </w:r>
-      <w:proofErr w:type="gramEnd"/>
-      <w:r>
-        <w:t>= ".text": continue</w:t>
+        <w:t>.get_segm_name(segment) != ".text": continue</w:t>
       </w:r>
     </w:p>
     <w:p>
@@ -8044,7 +7764,6 @@
       <w:r>
         <w:t xml:space="preserve">        address = </w:t>
       </w:r>
-      <w:proofErr w:type="spellStart"/>
       <w:r>
         <w:rPr>
           <w:u w:val="single"/>
@@ -8052,11 +7771,7 @@
         <w:t>idc</w:t>
       </w:r>
       <w:r>
-        <w:t>.get_segm_start</w:t>
-      </w:r>
-      <w:proofErr w:type="spellEnd"/>
-      <w:r>
-        <w:t>(segment)</w:t>
+        <w:t>.get_segm_start(segment)</w:t>
       </w:r>
     </w:p>
     <w:p>
@@ -8066,7 +7781,6 @@
       <w:r>
         <w:t xml:space="preserve">        end = </w:t>
       </w:r>
-      <w:proofErr w:type="spellStart"/>
       <w:r>
         <w:rPr>
           <w:u w:val="single"/>
@@ -8074,11 +7788,7 @@
         <w:t>idc</w:t>
       </w:r>
       <w:r>
-        <w:t>.get_segm_end</w:t>
-      </w:r>
-      <w:proofErr w:type="spellEnd"/>
-      <w:r>
-        <w:t>(segment)</w:t>
+        <w:t>.get_segm_end(segment)</w:t>
       </w:r>
     </w:p>
     <w:p>
@@ -8099,17 +7809,8 @@
         <w:pStyle w:val="a6"/>
       </w:pPr>
       <w:r>
-        <w:t xml:space="preserve">            </w:t>
-      </w:r>
-      <w:proofErr w:type="spellStart"/>
-      <w:r>
-        <w:t>cur_mnemo</w:t>
-      </w:r>
-      <w:proofErr w:type="spellEnd"/>
-      <w:r>
-        <w:t xml:space="preserve"> = </w:t>
-      </w:r>
-      <w:proofErr w:type="spellStart"/>
+        <w:t xml:space="preserve">            cur_mnemo = </w:t>
+      </w:r>
       <w:r>
         <w:rPr>
           <w:u w:val="single"/>
@@ -8117,38 +7818,16 @@
         <w:t>idc</w:t>
       </w:r>
       <w:r>
-        <w:t>.print_insn_mnem</w:t>
-      </w:r>
-      <w:proofErr w:type="spellEnd"/>
-      <w:r>
-        <w:t>(address</w:t>
-      </w:r>
-      <w:proofErr w:type="gramStart"/>
-      <w:r>
-        <w:t>).lower</w:t>
-      </w:r>
-      <w:proofErr w:type="gramEnd"/>
-      <w:r>
-        <w:t>()</w:t>
-      </w:r>
-    </w:p>
-    <w:p>
-      <w:pPr>
-        <w:pStyle w:val="a6"/>
-      </w:pPr>
-      <w:r>
-        <w:t xml:space="preserve">            </w:t>
-      </w:r>
-      <w:proofErr w:type="spellStart"/>
-      <w:r>
-        <w:t>disasm</w:t>
-      </w:r>
-      <w:proofErr w:type="spellEnd"/>
-      <w:r>
-        <w:t xml:space="preserve"> = </w:t>
-      </w:r>
-      <w:proofErr w:type="spellStart"/>
-      <w:proofErr w:type="gramStart"/>
+        <w:t>.print_insn_mnem(address).lower()</w:t>
+      </w:r>
+    </w:p>
+    <w:p>
+      <w:pPr>
+        <w:pStyle w:val="a6"/>
+      </w:pPr>
+      <w:r>
+        <w:t xml:space="preserve">            disasm = </w:t>
+      </w:r>
       <w:r>
         <w:rPr>
           <w:u w:val="single"/>
@@ -8156,57 +7835,28 @@
         <w:t>idc</w:t>
       </w:r>
       <w:r>
-        <w:t>.GetDisasm</w:t>
-      </w:r>
-      <w:proofErr w:type="spellEnd"/>
-      <w:proofErr w:type="gramEnd"/>
-      <w:r>
-        <w:t>(address)</w:t>
-      </w:r>
-    </w:p>
-    <w:p>
-      <w:pPr>
-        <w:pStyle w:val="a6"/>
-      </w:pPr>
-    </w:p>
-    <w:p>
-      <w:pPr>
-        <w:pStyle w:val="a6"/>
-      </w:pPr>
-      <w:r>
-        <w:t xml:space="preserve">            if </w:t>
-      </w:r>
-      <w:proofErr w:type="spellStart"/>
-      <w:r>
-        <w:t>cur_mnemo</w:t>
-      </w:r>
-      <w:proofErr w:type="spellEnd"/>
-      <w:r>
-        <w:t xml:space="preserve"> in EXOTIC_SIGNATURES:</w:t>
-      </w:r>
-    </w:p>
-    <w:p>
-      <w:pPr>
-        <w:pStyle w:val="a6"/>
-      </w:pPr>
-      <w:r>
-        <w:t xml:space="preserve">                if </w:t>
-      </w:r>
-      <w:proofErr w:type="spellStart"/>
-      <w:r>
-        <w:t>cur_mnemo</w:t>
-      </w:r>
-      <w:proofErr w:type="spellEnd"/>
-      <w:r>
-        <w:t xml:space="preserve"> == "int" and "2d" not in </w:t>
-      </w:r>
-      <w:proofErr w:type="spellStart"/>
-      <w:r>
-        <w:t>disasm</w:t>
-      </w:r>
-      <w:proofErr w:type="spellEnd"/>
-      <w:r>
-        <w:t>:</w:t>
+        <w:t>.GetDisasm(address)</w:t>
+      </w:r>
+    </w:p>
+    <w:p>
+      <w:pPr>
+        <w:pStyle w:val="a6"/>
+      </w:pPr>
+    </w:p>
+    <w:p>
+      <w:pPr>
+        <w:pStyle w:val="a6"/>
+      </w:pPr>
+      <w:r>
+        <w:t>            if cur_mnemo in EXOTIC_SIGNATURES:</w:t>
+      </w:r>
+    </w:p>
+    <w:p>
+      <w:pPr>
+        <w:pStyle w:val="a6"/>
+      </w:pPr>
+      <w:r>
+        <w:t>                if cur_mnemo == "int" and "2d" not in disasm:</w:t>
       </w:r>
     </w:p>
     <w:p>
@@ -8216,8 +7866,6 @@
       <w:r>
         <w:t xml:space="preserve">                    address = </w:t>
       </w:r>
-      <w:proofErr w:type="spellStart"/>
-      <w:proofErr w:type="gramStart"/>
       <w:r>
         <w:rPr>
           <w:u w:val="single"/>
@@ -8225,15 +7873,7 @@
         <w:t>idc</w:t>
       </w:r>
       <w:r>
-        <w:t>.next</w:t>
-      </w:r>
-      <w:proofErr w:type="gramEnd"/>
-      <w:r>
-        <w:t>_head</w:t>
-      </w:r>
-      <w:proofErr w:type="spellEnd"/>
-      <w:r>
-        <w:t>(address)</w:t>
+        <w:t>.next_head(address)</w:t>
       </w:r>
     </w:p>
     <w:p>
@@ -8259,7 +7899,6 @@
       <w:r>
         <w:t>                print(</w:t>
       </w:r>
-      <w:proofErr w:type="gramStart"/>
       <w:r>
         <w:rPr>
           <w:i/>
@@ -8268,32 +7907,7 @@
         <w:t>f</w:t>
       </w:r>
       <w:r>
-        <w:t>"{</w:t>
-      </w:r>
-      <w:proofErr w:type="spellStart"/>
-      <w:proofErr w:type="gramEnd"/>
-      <w:r>
-        <w:t>cur_</w:t>
-      </w:r>
-      <w:proofErr w:type="gramStart"/>
-      <w:r>
-        <w:t>mnemo.upper</w:t>
-      </w:r>
-      <w:proofErr w:type="spellEnd"/>
-      <w:r>
-        <w:t>()}</w:t>
-      </w:r>
-      <w:proofErr w:type="gramEnd"/>
-      <w:r>
-        <w:t xml:space="preserve"> at {hex(</w:t>
-      </w:r>
-      <w:proofErr w:type="gramStart"/>
-      <w:r>
-        <w:t>address)}</w:t>
-      </w:r>
-      <w:proofErr w:type="gramEnd"/>
-      <w:r>
-        <w:t>")</w:t>
+        <w:t>"{cur_mnemo.upper()} at {hex(address)}")</w:t>
       </w:r>
     </w:p>
     <w:p>
@@ -8303,8 +7917,6 @@
       <w:r>
         <w:t xml:space="preserve">            address = </w:t>
       </w:r>
-      <w:proofErr w:type="spellStart"/>
-      <w:proofErr w:type="gramStart"/>
       <w:r>
         <w:rPr>
           <w:u w:val="single"/>
@@ -8312,15 +7924,7 @@
         <w:t>idc</w:t>
       </w:r>
       <w:r>
-        <w:t>.next</w:t>
-      </w:r>
-      <w:proofErr w:type="gramEnd"/>
-      <w:r>
-        <w:t>_head</w:t>
-      </w:r>
-      <w:proofErr w:type="spellEnd"/>
-      <w:r>
-        <w:t>(address)</w:t>
+        <w:t>.next_head(address)</w:t>
       </w:r>
     </w:p>
     <w:p>
@@ -8334,16 +7938,31 @@
         </w:rPr>
       </w:pPr>
       <w:r>
+        <w:rPr>
+          <w:lang w:val="en-US"/>
+        </w:rPr>
         <w:br w:type="page"/>
       </w:r>
     </w:p>
     <w:p>
       <w:pPr>
         <w:pStyle w:val="a9"/>
+        <w:rPr>
+          <w:lang w:val="en-US"/>
+        </w:rPr>
       </w:pPr>
       <w:r>
         <w:lastRenderedPageBreak/>
-        <w:t>приложение Е</w:t>
+        <w:t>приложение</w:t>
+      </w:r>
+      <w:r>
+        <w:rPr>
+          <w:lang w:val="en-US"/>
+        </w:rPr>
+        <w:t xml:space="preserve"> </w:t>
+      </w:r>
+      <w:r>
+        <w:t>Е</w:t>
       </w:r>
     </w:p>
     <w:p>
@@ -8377,14 +7996,12 @@
       <w:r>
         <w:t xml:space="preserve">import </w:t>
       </w:r>
-      <w:proofErr w:type="spellStart"/>
       <w:r>
         <w:rPr>
           <w:u w:val="single"/>
         </w:rPr>
         <w:t>ida_segment</w:t>
       </w:r>
-      <w:proofErr w:type="spellEnd"/>
     </w:p>
     <w:p>
       <w:pPr>
@@ -8393,14 +8010,12 @@
       <w:r>
         <w:t xml:space="preserve">import </w:t>
       </w:r>
-      <w:proofErr w:type="spellStart"/>
       <w:r>
         <w:rPr>
           <w:u w:val="single"/>
         </w:rPr>
         <w:t>idc</w:t>
       </w:r>
-      <w:proofErr w:type="spellEnd"/>
     </w:p>
     <w:p>
       <w:pPr>
@@ -8419,23 +8034,7 @@
         <w:t>def</w:t>
       </w:r>
       <w:r>
-        <w:t xml:space="preserve"> </w:t>
-      </w:r>
-      <w:proofErr w:type="spellStart"/>
-      <w:r>
-        <w:t>find_</w:t>
-      </w:r>
-      <w:proofErr w:type="gramStart"/>
-      <w:r>
-        <w:t>antiebug</w:t>
-      </w:r>
-      <w:proofErr w:type="spellEnd"/>
-      <w:r>
-        <w:t>(</w:t>
-      </w:r>
-      <w:proofErr w:type="gramEnd"/>
-      <w:r>
-        <w:t>):</w:t>
+        <w:t xml:space="preserve"> find_antiebug():</w:t>
       </w:r>
     </w:p>
     <w:p>
@@ -8451,47 +8050,23 @@
         <w:pStyle w:val="a6"/>
       </w:pPr>
       <w:r>
-        <w:t>        "</w:t>
-      </w:r>
-      <w:proofErr w:type="spellStart"/>
-      <w:r>
-        <w:t>IsDebuggerPresent</w:t>
-      </w:r>
-      <w:proofErr w:type="spellEnd"/>
-      <w:r>
-        <w:t>",</w:t>
-      </w:r>
-    </w:p>
-    <w:p>
-      <w:pPr>
-        <w:pStyle w:val="a6"/>
-      </w:pPr>
-      <w:r>
-        <w:t>        "</w:t>
-      </w:r>
-      <w:proofErr w:type="spellStart"/>
-      <w:r>
-        <w:t>CheckRemoteDebuggerPresent</w:t>
-      </w:r>
-      <w:proofErr w:type="spellEnd"/>
-      <w:r>
-        <w:t>",</w:t>
-      </w:r>
-    </w:p>
-    <w:p>
-      <w:pPr>
-        <w:pStyle w:val="a6"/>
-      </w:pPr>
-      <w:r>
-        <w:t>        "</w:t>
-      </w:r>
-      <w:proofErr w:type="spellStart"/>
-      <w:r>
-        <w:t>NtQueryInformationProcess</w:t>
-      </w:r>
-      <w:proofErr w:type="spellEnd"/>
-      <w:r>
-        <w:t>"</w:t>
+        <w:t>        "IsDebuggerPresent",</w:t>
+      </w:r>
+    </w:p>
+    <w:p>
+      <w:pPr>
+        <w:pStyle w:val="a6"/>
+      </w:pPr>
+      <w:r>
+        <w:t>        "CheckRemoteDebuggerPresent",</w:t>
+      </w:r>
+    </w:p>
+    <w:p>
+      <w:pPr>
+        <w:pStyle w:val="a6"/>
+      </w:pPr>
+      <w:r>
+        <w:t>        "NtQueryInformationProcess"</w:t>
       </w:r>
     </w:p>
     <w:p>
@@ -8507,31 +8082,15 @@
         <w:pStyle w:val="a6"/>
       </w:pPr>
       <w:r>
-        <w:t xml:space="preserve">    </w:t>
-      </w:r>
-      <w:proofErr w:type="gramStart"/>
-      <w:r>
-        <w:t>print(</w:t>
-      </w:r>
-      <w:proofErr w:type="gramEnd"/>
-      <w:r>
-        <w:t>"DEBUG SIGNATURE DETECT REPORT:")</w:t>
-      </w:r>
-    </w:p>
-    <w:p>
-      <w:pPr>
-        <w:pStyle w:val="a6"/>
-      </w:pPr>
-      <w:r>
-        <w:t xml:space="preserve">    for </w:t>
-      </w:r>
-      <w:proofErr w:type="spellStart"/>
-      <w:r>
-        <w:t>api</w:t>
-      </w:r>
-      <w:proofErr w:type="spellEnd"/>
-      <w:r>
-        <w:t xml:space="preserve"> in DEBUG_SIGNATURES:</w:t>
+        <w:t>    print("DEBUG SIGNATURE DETECT REPORT:")</w:t>
+      </w:r>
+    </w:p>
+    <w:p>
+      <w:pPr>
+        <w:pStyle w:val="a6"/>
+      </w:pPr>
+      <w:r>
+        <w:t>    for api in DEBUG_SIGNATURES:</w:t>
       </w:r>
     </w:p>
     <w:p>
@@ -8541,7 +8100,6 @@
       <w:r>
         <w:t xml:space="preserve">        address = </w:t>
       </w:r>
-      <w:proofErr w:type="spellStart"/>
       <w:r>
         <w:rPr>
           <w:u w:val="single"/>
@@ -8549,38 +8107,16 @@
         <w:t>idc</w:t>
       </w:r>
       <w:r>
-        <w:t>.get_name_ea_simple</w:t>
-      </w:r>
-      <w:proofErr w:type="spellEnd"/>
-      <w:r>
-        <w:t>(</w:t>
-      </w:r>
-      <w:proofErr w:type="spellStart"/>
-      <w:r>
-        <w:t>api</w:t>
-      </w:r>
-      <w:proofErr w:type="spellEnd"/>
-      <w:r>
-        <w:t>)</w:t>
-      </w:r>
-    </w:p>
-    <w:p>
-      <w:pPr>
-        <w:pStyle w:val="a6"/>
-      </w:pPr>
-      <w:r>
-        <w:t xml:space="preserve">        if </w:t>
-      </w:r>
-      <w:proofErr w:type="gramStart"/>
-      <w:r>
-        <w:t>address !</w:t>
-      </w:r>
-      <w:proofErr w:type="gramEnd"/>
-      <w:r>
-        <w:t xml:space="preserve">= </w:t>
-      </w:r>
-      <w:proofErr w:type="spellStart"/>
-      <w:proofErr w:type="gramStart"/>
+        <w:t>.get_name_ea_simple(api)</w:t>
+      </w:r>
+    </w:p>
+    <w:p>
+      <w:pPr>
+        <w:pStyle w:val="a6"/>
+      </w:pPr>
+      <w:r>
+        <w:t xml:space="preserve">        if address != </w:t>
+      </w:r>
       <w:r>
         <w:rPr>
           <w:u w:val="single"/>
@@ -8588,27 +8124,16 @@
         <w:t>idc</w:t>
       </w:r>
       <w:r>
-        <w:t>.BADADDR</w:t>
-      </w:r>
-      <w:proofErr w:type="spellEnd"/>
-      <w:proofErr w:type="gramEnd"/>
-      <w:r>
-        <w:t>:</w:t>
-      </w:r>
-    </w:p>
-    <w:p>
-      <w:pPr>
-        <w:pStyle w:val="a6"/>
-      </w:pPr>
-      <w:r>
-        <w:t xml:space="preserve">            </w:t>
-      </w:r>
-      <w:proofErr w:type="gramStart"/>
-      <w:r>
-        <w:t>print(</w:t>
-      </w:r>
-      <w:proofErr w:type="spellStart"/>
-      <w:proofErr w:type="gramEnd"/>
+        <w:t>.BADADDR:</w:t>
+      </w:r>
+    </w:p>
+    <w:p>
+      <w:pPr>
+        <w:pStyle w:val="a6"/>
+      </w:pPr>
+      <w:r>
+        <w:t>            print(</w:t>
+      </w:r>
       <w:r>
         <w:rPr>
           <w:i/>
@@ -8617,27 +8142,7 @@
         <w:t>f</w:t>
       </w:r>
       <w:r>
-        <w:t>"DEBUG</w:t>
-      </w:r>
-      <w:proofErr w:type="spellEnd"/>
-      <w:r>
-        <w:t xml:space="preserve"> SIGNATURE {</w:t>
-      </w:r>
-      <w:proofErr w:type="spellStart"/>
-      <w:r>
-        <w:t>api</w:t>
-      </w:r>
-      <w:proofErr w:type="spellEnd"/>
-      <w:r>
-        <w:t>} at {hex(</w:t>
-      </w:r>
-      <w:proofErr w:type="gramStart"/>
-      <w:r>
-        <w:t>address)}</w:t>
-      </w:r>
-      <w:proofErr w:type="gramEnd"/>
-      <w:r>
-        <w:t>")</w:t>
+        <w:t>"DEBUG SIGNATURE {api} at {hex(address)}")</w:t>
       </w:r>
     </w:p>
     <w:p>
@@ -8651,16 +8156,31 @@
         </w:rPr>
       </w:pPr>
       <w:r>
+        <w:rPr>
+          <w:lang w:val="en-US"/>
+        </w:rPr>
         <w:br w:type="page"/>
       </w:r>
     </w:p>
     <w:p>
       <w:pPr>
         <w:pStyle w:val="a9"/>
+        <w:rPr>
+          <w:lang w:val="en-US"/>
+        </w:rPr>
       </w:pPr>
       <w:r>
         <w:lastRenderedPageBreak/>
-        <w:t>приложение Ж</w:t>
+        <w:t>приложение</w:t>
+      </w:r>
+      <w:r>
+        <w:rPr>
+          <w:lang w:val="en-US"/>
+        </w:rPr>
+        <w:t xml:space="preserve"> </w:t>
+      </w:r>
+      <w:r>
+        <w:t>Ж</w:t>
       </w:r>
     </w:p>
     <w:p>
@@ -8689,14 +8209,12 @@
       <w:r>
         <w:t xml:space="preserve">import </w:t>
       </w:r>
-      <w:proofErr w:type="spellStart"/>
       <w:r>
         <w:rPr>
           <w:u w:val="single"/>
         </w:rPr>
         <w:t>idc</w:t>
       </w:r>
-      <w:proofErr w:type="spellEnd"/>
     </w:p>
     <w:p>
       <w:pPr>
@@ -8715,63 +8233,23 @@
         <w:t>def</w:t>
       </w:r>
       <w:r>
-        <w:t xml:space="preserve"> </w:t>
-      </w:r>
-      <w:proofErr w:type="spellStart"/>
-      <w:r>
-        <w:t>find_</w:t>
-      </w:r>
-      <w:proofErr w:type="gramStart"/>
-      <w:r>
-        <w:t>STCKSEC</w:t>
-      </w:r>
-      <w:proofErr w:type="spellEnd"/>
-      <w:r>
-        <w:t>(</w:t>
-      </w:r>
-      <w:proofErr w:type="gramEnd"/>
-      <w:r>
-        <w:t>):</w:t>
-      </w:r>
-    </w:p>
-    <w:p>
-      <w:pPr>
-        <w:pStyle w:val="a6"/>
-      </w:pPr>
-      <w:r>
-        <w:t xml:space="preserve">    </w:t>
-      </w:r>
-      <w:proofErr w:type="gramStart"/>
-      <w:r>
-        <w:t>print(</w:t>
-      </w:r>
-      <w:proofErr w:type="gramEnd"/>
-      <w:r>
-        <w:t>"STACKSEC DETECT REPORT:")</w:t>
-      </w:r>
-    </w:p>
-    <w:p>
-      <w:pPr>
-        <w:pStyle w:val="a6"/>
-      </w:pPr>
-      <w:r>
-        <w:t>    STACK_SEC = ["__</w:t>
-      </w:r>
-      <w:proofErr w:type="spellStart"/>
-      <w:r>
-        <w:t>security_cookie</w:t>
-      </w:r>
-      <w:proofErr w:type="spellEnd"/>
-      <w:r>
-        <w:t>", "_</w:t>
-      </w:r>
-      <w:proofErr w:type="spellStart"/>
-      <w:r>
-        <w:t>security_cookie</w:t>
-      </w:r>
-      <w:proofErr w:type="spellEnd"/>
-      <w:r>
-        <w:t>",]</w:t>
+        <w:t xml:space="preserve"> find_STCKSEC():</w:t>
+      </w:r>
+    </w:p>
+    <w:p>
+      <w:pPr>
+        <w:pStyle w:val="a6"/>
+      </w:pPr>
+      <w:r>
+        <w:t>    print("STACKSEC DETECT REPORT:")</w:t>
+      </w:r>
+    </w:p>
+    <w:p>
+      <w:pPr>
+        <w:pStyle w:val="a6"/>
+      </w:pPr>
+      <w:r>
+        <w:t>    STACK_SEC = ["__security_cookie", "_security_cookie",]</w:t>
       </w:r>
     </w:p>
     <w:p>
@@ -8794,7 +8272,6 @@
       <w:r>
         <w:t xml:space="preserve">        address = </w:t>
       </w:r>
-      <w:proofErr w:type="spellStart"/>
       <w:r>
         <w:rPr>
           <w:u w:val="single"/>
@@ -8802,30 +8279,16 @@
         <w:t>idc</w:t>
       </w:r>
       <w:r>
-        <w:t>.get_name_ea_simple</w:t>
-      </w:r>
-      <w:proofErr w:type="spellEnd"/>
-      <w:r>
-        <w:t>(symbol)</w:t>
-      </w:r>
-    </w:p>
-    <w:p>
-      <w:pPr>
-        <w:pStyle w:val="a6"/>
-      </w:pPr>
-      <w:r>
-        <w:t xml:space="preserve">        if </w:t>
-      </w:r>
-      <w:proofErr w:type="gramStart"/>
-      <w:r>
-        <w:t>address !</w:t>
-      </w:r>
-      <w:proofErr w:type="gramEnd"/>
-      <w:r>
-        <w:t xml:space="preserve">= </w:t>
-      </w:r>
-      <w:proofErr w:type="spellStart"/>
-      <w:proofErr w:type="gramStart"/>
+        <w:t>.get_name_ea_simple(symbol)</w:t>
+      </w:r>
+    </w:p>
+    <w:p>
+      <w:pPr>
+        <w:pStyle w:val="a6"/>
+      </w:pPr>
+      <w:r>
+        <w:t xml:space="preserve">        if address != </w:t>
+      </w:r>
       <w:r>
         <w:rPr>
           <w:u w:val="single"/>
@@ -8833,27 +8296,16 @@
         <w:t>idc</w:t>
       </w:r>
       <w:r>
-        <w:t>.BADADDR</w:t>
-      </w:r>
-      <w:proofErr w:type="spellEnd"/>
-      <w:proofErr w:type="gramEnd"/>
-      <w:r>
-        <w:t>:</w:t>
-      </w:r>
-    </w:p>
-    <w:p>
-      <w:pPr>
-        <w:pStyle w:val="a6"/>
-      </w:pPr>
-      <w:r>
-        <w:t xml:space="preserve">            </w:t>
-      </w:r>
-      <w:proofErr w:type="gramStart"/>
-      <w:r>
-        <w:t>print(</w:t>
-      </w:r>
-      <w:proofErr w:type="spellStart"/>
-      <w:proofErr w:type="gramEnd"/>
+        <w:t>.BADADDR:</w:t>
+      </w:r>
+    </w:p>
+    <w:p>
+      <w:pPr>
+        <w:pStyle w:val="a6"/>
+      </w:pPr>
+      <w:r>
+        <w:t>            print(</w:t>
+      </w:r>
       <w:r>
         <w:rPr>
           <w:i/>
@@ -8862,19 +8314,7 @@
         <w:t>f</w:t>
       </w:r>
       <w:r>
-        <w:t>"STACKSEC</w:t>
-      </w:r>
-      <w:proofErr w:type="spellEnd"/>
-      <w:r>
-        <w:t xml:space="preserve"> {symbol} at {hex(</w:t>
-      </w:r>
-      <w:proofErr w:type="gramStart"/>
-      <w:r>
-        <w:t>address)}</w:t>
-      </w:r>
-      <w:proofErr w:type="gramEnd"/>
-      <w:r>
-        <w:t>")</w:t>
+        <w:t>"STACKSEC {symbol} at {hex(address)}")</w:t>
       </w:r>
     </w:p>
     <w:p>
@@ -8888,16 +8328,31 @@
         </w:rPr>
       </w:pPr>
       <w:r>
+        <w:rPr>
+          <w:lang w:val="en-US"/>
+        </w:rPr>
         <w:br w:type="page"/>
       </w:r>
     </w:p>
     <w:p>
       <w:pPr>
         <w:pStyle w:val="a9"/>
+        <w:rPr>
+          <w:lang w:val="en-US"/>
+        </w:rPr>
       </w:pPr>
       <w:r>
         <w:lastRenderedPageBreak/>
-        <w:t>приложение З</w:t>
+        <w:t>приложение</w:t>
+      </w:r>
+      <w:r>
+        <w:rPr>
+          <w:lang w:val="en-US"/>
+        </w:rPr>
+        <w:t xml:space="preserve"> </w:t>
+      </w:r>
+      <w:r>
+        <w:t>З</w:t>
       </w:r>
     </w:p>
     <w:p>
@@ -8926,14 +8381,12 @@
       <w:r>
         <w:t xml:space="preserve">import </w:t>
       </w:r>
-      <w:proofErr w:type="spellStart"/>
       <w:r>
         <w:rPr>
           <w:u w:val="single"/>
         </w:rPr>
         <w:t>ida_segment</w:t>
       </w:r>
-      <w:proofErr w:type="spellEnd"/>
     </w:p>
     <w:p>
       <w:pPr>
@@ -8952,57 +8405,24 @@
         <w:t>def</w:t>
       </w:r>
       <w:r>
-        <w:t xml:space="preserve"> </w:t>
-      </w:r>
-      <w:proofErr w:type="spellStart"/>
-      <w:r>
-        <w:t>find_</w:t>
-      </w:r>
-      <w:proofErr w:type="gramStart"/>
-      <w:r>
-        <w:t>TLS</w:t>
-      </w:r>
-      <w:proofErr w:type="spellEnd"/>
-      <w:r>
-        <w:t>(</w:t>
-      </w:r>
-      <w:proofErr w:type="gramEnd"/>
-      <w:r>
-        <w:t>):</w:t>
-      </w:r>
-    </w:p>
-    <w:p>
-      <w:pPr>
-        <w:pStyle w:val="a6"/>
-      </w:pPr>
-      <w:r>
-        <w:t xml:space="preserve">    </w:t>
-      </w:r>
-      <w:proofErr w:type="gramStart"/>
-      <w:r>
-        <w:t>print(</w:t>
-      </w:r>
-      <w:proofErr w:type="gramEnd"/>
-      <w:r>
-        <w:t>"TLS DETECT REPORT:")</w:t>
-      </w:r>
-    </w:p>
-    <w:p>
-      <w:pPr>
-        <w:pStyle w:val="a6"/>
-      </w:pPr>
-      <w:r>
-        <w:t xml:space="preserve">    </w:t>
-      </w:r>
-      <w:proofErr w:type="spellStart"/>
-      <w:r>
-        <w:t>tls</w:t>
-      </w:r>
-      <w:proofErr w:type="spellEnd"/>
-      <w:r>
-        <w:t xml:space="preserve"> = </w:t>
-      </w:r>
-      <w:proofErr w:type="spellStart"/>
+        <w:t xml:space="preserve"> find_TLS():</w:t>
+      </w:r>
+    </w:p>
+    <w:p>
+      <w:pPr>
+        <w:pStyle w:val="a6"/>
+      </w:pPr>
+      <w:r>
+        <w:t>    print("TLS DETECT REPORT:")</w:t>
+      </w:r>
+    </w:p>
+    <w:p>
+      <w:pPr>
+        <w:pStyle w:val="a6"/>
+      </w:pPr>
+      <w:r>
+        <w:t xml:space="preserve">    tls = </w:t>
+      </w:r>
       <w:r>
         <w:rPr>
           <w:u w:val="single"/>
@@ -9010,55 +8430,24 @@
         <w:t>ida_segment</w:t>
       </w:r>
       <w:r>
-        <w:t>.get_segm_by_name</w:t>
-      </w:r>
-      <w:proofErr w:type="spellEnd"/>
-      <w:r>
-        <w:t>(</w:t>
-      </w:r>
-      <w:proofErr w:type="gramStart"/>
-      <w:r>
-        <w:t>".</w:t>
-      </w:r>
-      <w:proofErr w:type="spellStart"/>
-      <w:r>
-        <w:t>tls</w:t>
-      </w:r>
-      <w:proofErr w:type="spellEnd"/>
-      <w:proofErr w:type="gramEnd"/>
-      <w:r>
-        <w:t>")</w:t>
-      </w:r>
-    </w:p>
-    <w:p>
-      <w:pPr>
-        <w:pStyle w:val="a6"/>
-      </w:pPr>
-      <w:r>
-        <w:t xml:space="preserve">    if </w:t>
-      </w:r>
-      <w:proofErr w:type="spellStart"/>
-      <w:r>
-        <w:t>tls</w:t>
-      </w:r>
-      <w:proofErr w:type="spellEnd"/>
-      <w:r>
-        <w:t>:</w:t>
-      </w:r>
-    </w:p>
-    <w:p>
-      <w:pPr>
-        <w:pStyle w:val="a6"/>
-      </w:pPr>
-      <w:r>
-        <w:t xml:space="preserve">        </w:t>
-      </w:r>
-      <w:proofErr w:type="gramStart"/>
-      <w:r>
-        <w:t>print(</w:t>
-      </w:r>
-      <w:proofErr w:type="spellStart"/>
-      <w:proofErr w:type="gramEnd"/>
+        <w:t>.get_segm_by_name(".tls")</w:t>
+      </w:r>
+    </w:p>
+    <w:p>
+      <w:pPr>
+        <w:pStyle w:val="a6"/>
+      </w:pPr>
+      <w:r>
+        <w:t>    if tls:</w:t>
+      </w:r>
+    </w:p>
+    <w:p>
+      <w:pPr>
+        <w:pStyle w:val="a6"/>
+      </w:pPr>
+      <w:r>
+        <w:t>        print(</w:t>
+      </w:r>
       <w:r>
         <w:rPr>
           <w:i/>
@@ -9067,48 +8456,7 @@
         <w:t>f</w:t>
       </w:r>
       <w:r>
-        <w:t>"TLS</w:t>
-      </w:r>
-      <w:proofErr w:type="spellEnd"/>
-      <w:r>
-        <w:t xml:space="preserve"> at {hex(</w:t>
-      </w:r>
-      <w:proofErr w:type="spellStart"/>
-      <w:proofErr w:type="gramStart"/>
-      <w:r>
-        <w:t>tls.start</w:t>
-      </w:r>
-      <w:proofErr w:type="gramEnd"/>
-      <w:r>
-        <w:t>_</w:t>
-      </w:r>
-      <w:proofErr w:type="gramStart"/>
-      <w:r>
-        <w:t>ea</w:t>
-      </w:r>
-      <w:proofErr w:type="spellEnd"/>
-      <w:r>
-        <w:t>)}</w:t>
-      </w:r>
-      <w:proofErr w:type="gramEnd"/>
-      <w:r>
-        <w:t xml:space="preserve"> - {hex(</w:t>
-      </w:r>
-      <w:proofErr w:type="spellStart"/>
-      <w:r>
-        <w:t>tls.end_</w:t>
-      </w:r>
-      <w:proofErr w:type="gramStart"/>
-      <w:r>
-        <w:t>ea</w:t>
-      </w:r>
-      <w:proofErr w:type="spellEnd"/>
-      <w:r>
-        <w:t>)}</w:t>
-      </w:r>
-      <w:proofErr w:type="gramEnd"/>
-      <w:r>
-        <w:t>")</w:t>
+        <w:t>"TLS at {hex(tls.start_ea)} - {hex(tls.end_ea)}")</w:t>
       </w:r>
     </w:p>
     <w:p>
@@ -9127,19 +8475,35 @@
           <w:caps/>
           <w:kern w:val="32"/>
           <w:szCs w:val="32"/>
-        </w:rPr>
-      </w:pPr>
-      <w:r>
+          <w:lang w:val="en-US"/>
+        </w:rPr>
+      </w:pPr>
+      <w:r>
+        <w:rPr>
+          <w:lang w:val="en-US"/>
+        </w:rPr>
         <w:br w:type="page"/>
       </w:r>
     </w:p>
     <w:p>
       <w:pPr>
         <w:pStyle w:val="a9"/>
+        <w:rPr>
+          <w:lang w:val="en-US"/>
+        </w:rPr>
       </w:pPr>
       <w:r>
         <w:lastRenderedPageBreak/>
-        <w:t>Приложение И</w:t>
+        <w:t>Приложение</w:t>
+      </w:r>
+      <w:r>
+        <w:rPr>
+          <w:lang w:val="en-US"/>
+        </w:rPr>
+        <w:t xml:space="preserve"> </w:t>
+      </w:r>
+      <w:r>
+        <w:t>И</w:t>
       </w:r>
     </w:p>
     <w:p>
@@ -9314,143 +8678,71 @@
         <w:t>def</w:t>
       </w:r>
       <w:r>
-        <w:t xml:space="preserve"> </w:t>
-      </w:r>
-      <w:proofErr w:type="gramStart"/>
-      <w:r>
-        <w:t>main(</w:t>
-      </w:r>
-      <w:proofErr w:type="gramEnd"/>
-      <w:r>
-        <w:t>):</w:t>
-      </w:r>
-    </w:p>
-    <w:p>
-      <w:pPr>
-        <w:pStyle w:val="a6"/>
-      </w:pPr>
-      <w:r>
-        <w:t xml:space="preserve">    </w:t>
-      </w:r>
-      <w:proofErr w:type="gramStart"/>
-      <w:r>
-        <w:t>decryptXOR(</w:t>
-      </w:r>
-      <w:proofErr w:type="gramEnd"/>
-      <w:r>
-        <w:t>)</w:t>
-      </w:r>
-    </w:p>
-    <w:p>
-      <w:pPr>
-        <w:pStyle w:val="a6"/>
-      </w:pPr>
-      <w:r>
-        <w:t>    find_</w:t>
-      </w:r>
-      <w:proofErr w:type="gramStart"/>
-      <w:r>
-        <w:t>timeAPI(</w:t>
-      </w:r>
-      <w:proofErr w:type="gramEnd"/>
-      <w:r>
-        <w:t>)</w:t>
-      </w:r>
-    </w:p>
-    <w:p>
-      <w:pPr>
-        <w:pStyle w:val="a6"/>
-      </w:pPr>
-      <w:r>
-        <w:t>    find_</w:t>
-      </w:r>
-      <w:proofErr w:type="gramStart"/>
-      <w:r>
-        <w:t>exotic(</w:t>
-      </w:r>
-      <w:proofErr w:type="gramEnd"/>
-      <w:r>
-        <w:t>)</w:t>
-      </w:r>
-    </w:p>
-    <w:p>
-      <w:pPr>
-        <w:pStyle w:val="a6"/>
-      </w:pPr>
-      <w:r>
-        <w:t>    find_</w:t>
-      </w:r>
-      <w:proofErr w:type="gramStart"/>
-      <w:r>
-        <w:t>PEB(</w:t>
-      </w:r>
-      <w:proofErr w:type="gramEnd"/>
-      <w:r>
-        <w:t>)</w:t>
-      </w:r>
-    </w:p>
-    <w:p>
-      <w:pPr>
-        <w:pStyle w:val="a6"/>
-      </w:pPr>
-      <w:r>
-        <w:t>    find_</w:t>
-      </w:r>
-      <w:proofErr w:type="gramStart"/>
-      <w:r>
-        <w:t>XOR(</w:t>
-      </w:r>
-      <w:proofErr w:type="gramEnd"/>
-      <w:r>
-        <w:t>)</w:t>
-      </w:r>
-    </w:p>
-    <w:p>
-      <w:pPr>
-        <w:pStyle w:val="a6"/>
-      </w:pPr>
-      <w:r>
-        <w:t>    find_</w:t>
-      </w:r>
-      <w:proofErr w:type="gramStart"/>
-      <w:r>
-        <w:t>TLS(</w:t>
-      </w:r>
-      <w:proofErr w:type="gramEnd"/>
-      <w:r>
-        <w:t>)</w:t>
-      </w:r>
-    </w:p>
-    <w:p>
-      <w:pPr>
-        <w:pStyle w:val="a6"/>
-      </w:pPr>
-      <w:r>
-        <w:t>    find_</w:t>
-      </w:r>
-      <w:proofErr w:type="gramStart"/>
-      <w:r>
-        <w:t>antiebug(</w:t>
-      </w:r>
-      <w:proofErr w:type="gramEnd"/>
-      <w:r>
-        <w:t>)</w:t>
-      </w:r>
-    </w:p>
-    <w:p>
-      <w:pPr>
-        <w:pStyle w:val="a6"/>
-      </w:pPr>
-      <w:r>
-        <w:t>    find_</w:t>
-      </w:r>
-      <w:proofErr w:type="gramStart"/>
-      <w:r>
-        <w:t>STCKSEC(</w:t>
-      </w:r>
-      <w:proofErr w:type="gramEnd"/>
-      <w:r>
-        <w:t>)</w:t>
+        <w:t xml:space="preserve"> main():</w:t>
+      </w:r>
+    </w:p>
+    <w:p>
+      <w:pPr>
+        <w:pStyle w:val="a6"/>
+      </w:pPr>
+      <w:r>
+        <w:t>    decryptXOR()</w:t>
+      </w:r>
+    </w:p>
+    <w:p>
+      <w:pPr>
+        <w:pStyle w:val="a6"/>
+      </w:pPr>
+      <w:r>
+        <w:t>    find_timeAPI()</w:t>
+      </w:r>
+    </w:p>
+    <w:p>
+      <w:pPr>
+        <w:pStyle w:val="a6"/>
+      </w:pPr>
+      <w:r>
+        <w:t>    find_exotic()</w:t>
+      </w:r>
+    </w:p>
+    <w:p>
+      <w:pPr>
+        <w:pStyle w:val="a6"/>
+      </w:pPr>
+      <w:r>
+        <w:t>    find_PEB()</w:t>
+      </w:r>
+    </w:p>
+    <w:p>
+      <w:pPr>
+        <w:pStyle w:val="a6"/>
+      </w:pPr>
+      <w:r>
+        <w:t>    find_XOR()</w:t>
+      </w:r>
+    </w:p>
+    <w:p>
+      <w:pPr>
+        <w:pStyle w:val="a6"/>
+      </w:pPr>
+      <w:r>
+        <w:t>    find_TLS()</w:t>
+      </w:r>
+    </w:p>
+    <w:p>
+      <w:pPr>
+        <w:pStyle w:val="a6"/>
+      </w:pPr>
+      <w:r>
+        <w:t>    find_antiebug()</w:t>
+      </w:r>
+    </w:p>
+    <w:p>
+      <w:pPr>
+        <w:pStyle w:val="a6"/>
+      </w:pPr>
+      <w:r>
+        <w:t>    find_STCKSEC()</w:t>
       </w:r>
     </w:p>
     <w:p>
@@ -9486,12 +8778,12 @@
       </w:pPr>
     </w:p>
     <w:sectPr>
-      <w:headerReference w:type="even" r:id="rId51"/>
-      <w:headerReference w:type="default" r:id="rId52"/>
-      <w:footerReference w:type="even" r:id="rId53"/>
-      <w:footerReference w:type="default" r:id="rId54"/>
-      <w:headerReference w:type="first" r:id="rId55"/>
-      <w:footerReference w:type="first" r:id="rId56"/>
+      <w:headerReference w:type="even" r:id="rId58"/>
+      <w:headerReference w:type="default" r:id="rId59"/>
+      <w:footerReference w:type="even" r:id="rId60"/>
+      <w:footerReference w:type="default" r:id="rId61"/>
+      <w:headerReference w:type="first" r:id="rId62"/>
+      <w:footerReference w:type="first" r:id="rId63"/>
       <w:pgSz w:w="11906" w:h="16838"/>
       <w:pgMar w:top="1134" w:right="850" w:bottom="1134" w:left="1134" w:header="708" w:footer="708" w:gutter="0"/>
       <w:cols w:space="708"/>
@@ -13026,6 +12318,7 @@
   <w:style w:type="character" w:default="1" w:styleId="DefaultParagraphFont">
     <w:name w:val="Default Paragraph Font"/>
     <w:uiPriority w:val="1"/>
+    <w:semiHidden/>
     <w:unhideWhenUsed/>
   </w:style>
   <w:style w:type="table" w:default="1" w:styleId="TableNormal">

--- a/Five/R/Lab2/МихайличТРИПО_Лаб2.docx
+++ b/Five/R/Lab2/МихайличТРИПО_Лаб2.docx
@@ -5282,7 +5282,13 @@
         <w:t>crackme9.e_xe</w:t>
       </w:r>
     </w:p>
-    <w:p/>
+    <w:p>
+      <w:pPr>
+        <w:rPr>
+          <w:lang w:val="en-US"/>
+        </w:rPr>
+      </w:pPr>
+    </w:p>
     <w:p>
       <w:r>
         <w:t>При запуске, программа просит ввести флаг, и выводит результат: верный он или нет.</w:t>
@@ -5732,11 +5738,6 @@
     </w:p>
     <w:p/>
     <w:p>
-      <w:pPr>
-        <w:rPr>
-          <w:lang w:val="en-US"/>
-        </w:rPr>
-      </w:pPr>
       <w:r>
         <w:lastRenderedPageBreak/>
         <w:t xml:space="preserve">Затем было обнаружено, что во время каждой проверке символ пароля сравнивается с переменной вида </w:t>
@@ -5771,14 +5772,11 @@
         </w:rPr>
         <w:t>data</w:t>
       </w:r>
-    </w:p>
-    <w:p>
-      <w:pPr>
-        <w:rPr>
-          <w:lang w:val="en-US"/>
-        </w:rPr>
-      </w:pPr>
-    </w:p>
+      <w:r>
+        <w:t>.</w:t>
+      </w:r>
+    </w:p>
+    <w:p/>
     <w:p>
       <w:pPr>
         <w:pStyle w:val="a8"/>
@@ -5787,6 +5785,9 @@
         </w:rPr>
       </w:pPr>
       <w:r>
+        <w:rPr>
+          <w:noProof/>
+        </w:rPr>
         <w:drawing>
           <wp:inline distT="0" distB="0" distL="0" distR="0" wp14:anchorId="0C77B5CB" wp14:editId="5647E5BB">
             <wp:extent cx="6300470" cy="7139940"/>
@@ -5866,10 +5867,10 @@
       </w:pPr>
       <w:r>
         <w:drawing>
-          <wp:inline distT="0" distB="0" distL="0" distR="0" wp14:anchorId="2B62645B" wp14:editId="4B7E9D0D">
-            <wp:extent cx="6300470" cy="1361440"/>
-            <wp:effectExtent l="0" t="0" r="0" b="0"/>
-            <wp:docPr id="1635553100" name="Picture 1"/>
+          <wp:inline distT="0" distB="0" distL="0" distR="0" wp14:anchorId="0BA49D0D" wp14:editId="4529BF4F">
+            <wp:extent cx="5753903" cy="1076475"/>
+            <wp:effectExtent l="0" t="0" r="0" b="9525"/>
+            <wp:docPr id="750293978" name="Picture 1"/>
             <wp:cNvGraphicFramePr>
               <a:graphicFrameLocks xmlns:a="http://schemas.openxmlformats.org/drawingml/2006/main" noChangeAspect="1"/>
             </wp:cNvGraphicFramePr>
@@ -5877,7 +5878,7 @@
               <a:graphicData uri="http://schemas.openxmlformats.org/drawingml/2006/picture">
                 <pic:pic xmlns:pic="http://schemas.openxmlformats.org/drawingml/2006/picture">
                   <pic:nvPicPr>
-                    <pic:cNvPr id="1635553100" name=""/>
+                    <pic:cNvPr id="750293978" name=""/>
                     <pic:cNvPicPr/>
                   </pic:nvPicPr>
                   <pic:blipFill>
@@ -5889,7 +5890,7 @@
                   <pic:spPr>
                     <a:xfrm>
                       <a:off x="0" y="0"/>
-                      <a:ext cx="6300470" cy="1361440"/>
+                      <a:ext cx="5753903" cy="1076475"/>
                     </a:xfrm>
                     <a:prstGeom prst="rect">
                       <a:avLst/>
@@ -5922,6 +5923,9 @@
         <w:pStyle w:val="a8"/>
       </w:pPr>
       <w:r>
+        <w:rPr>
+          <w:noProof/>
+        </w:rPr>
         <w:drawing>
           <wp:inline distT="0" distB="0" distL="0" distR="0" wp14:anchorId="38E8773D" wp14:editId="49332033">
             <wp:extent cx="6020640" cy="771633"/>
@@ -8753,14 +8757,8 @@
     <w:p>
       <w:pPr>
         <w:pStyle w:val="a6"/>
-        <w:rPr>
-          <w:lang w:val="ru-RU"/>
-        </w:rPr>
-      </w:pPr>
-      <w:r>
-        <w:rPr>
-          <w:lang w:val="ru-RU"/>
-        </w:rPr>
+      </w:pPr>
+      <w:r>
         <w:t>main()</w:t>
       </w:r>
     </w:p>
